--- a/docs/tables/whole/sec4_any_hosp.docx
+++ b/docs/tables/whole/sec4_any_hosp.docx
@@ -838,7 +838,7 @@
                 <w:szCs w:val="22"/>
                 <w:color w:val="000000"/>
               </w:rPr>
-              <w:t xml:space="preserve">323</w:t>
+              <w:t xml:space="preserve">322</w:t>
             </w:r>
           </w:p>
         </w:tc>
@@ -997,7 +997,7 @@
                 <w:szCs w:val="22"/>
                 <w:color w:val="000000"/>
               </w:rPr>
-              <w:t xml:space="preserve">0.310</w:t>
+              <w:t xml:space="preserve">0.290</w:t>
             </w:r>
           </w:p>
         </w:tc>
@@ -1050,7 +1050,7 @@
                 <w:szCs w:val="22"/>
                 <w:color w:val="000000"/>
               </w:rPr>
-              <w:t xml:space="preserve">323</w:t>
+              <w:t xml:space="preserve">322</w:t>
             </w:r>
           </w:p>
         </w:tc>
@@ -1103,7 +1103,7 @@
                 <w:szCs w:val="22"/>
                 <w:color w:val="000000"/>
               </w:rPr>
-              <w:t xml:space="preserve">1.30</w:t>
+              <w:t xml:space="preserve">1.32</w:t>
             </w:r>
           </w:p>
         </w:tc>
@@ -1156,7 +1156,7 @@
                 <w:szCs w:val="22"/>
                 <w:color w:val="000000"/>
               </w:rPr>
-              <w:t xml:space="preserve">1.05, 1.61</w:t>
+              <w:t xml:space="preserve">1.06, 1.63</w:t>
             </w:r>
           </w:p>
         </w:tc>
@@ -1209,7 +1209,7 @@
                 <w:szCs w:val="22"/>
                 <w:color w:val="000000"/>
               </w:rPr>
-              <w:t xml:space="preserve">0.016</w:t>
+              <w:t xml:space="preserve">0.012</w:t>
             </w:r>
           </w:p>
         </w:tc>
@@ -1321,7 +1321,7 @@
                 <w:szCs w:val="22"/>
                 <w:color w:val="000000"/>
               </w:rPr>
-              <w:t xml:space="preserve">323</w:t>
+              <w:t xml:space="preserve">322</w:t>
             </w:r>
           </w:p>
         </w:tc>
@@ -1480,60 +1480,60 @@
                 <w:szCs w:val="22"/>
                 <w:color w:val="000000"/>
               </w:rPr>
-              <w:t xml:space="preserve">0.440</w:t>
-            </w:r>
-          </w:p>
-        </w:tc>
-        <w:tc>
-          <w:tcPr>
-            <w:tcBorders>
-              <w:bottom w:val="none" w:sz="0" w:space="0" w:color="000000"/>
-              <w:top w:val="none" w:sz="0" w:space="0" w:color="000000"/>
-              <w:left w:val="none" w:sz="0" w:space="0" w:color="000000"/>
-              <w:right w:val="none" w:sz="0" w:space="0" w:color="000000"/>
-            </w:tcBorders>
-            <w:shd w:val="clear" w:color="auto" w:fill="FFFFFF"/>
-            <w:tcMar>
-              <w:top w:w="0" w:type="dxa"/>
-              <w:bottom w:w="0" w:type="dxa"/>
-              <w:left w:w="0" w:type="dxa"/>
-              <w:right w:w="0" w:type="dxa"/>
-            </w:tcMar>
-            <w:vAlign w:val="top"/>
-          </w:tcPr>
-          <w:p>
-            <w:pPr>
-              <w:pStyle w:val="Normal"/>
-              <w:jc w:val="center"/>
-              <w:pBdr>
-                <w:bottom w:val="none" w:sz="0" w:space="0" w:color="000000"/>
-                <w:top w:val="none" w:sz="0" w:space="0" w:color="000000"/>
-                <w:left w:val="none" w:sz="0" w:space="0" w:color="000000"/>
-                <w:right w:val="none" w:sz="0" w:space="0" w:color="000000"/>
-              </w:pBdr>
-              <w:spacing w:after="100" w:before="100" w:line="240"/>
-              <w:ind w:left="100" w:right="100" w:firstLine="0" w:firstLineChars="0"/>
-              <w:rPr>
-                <w:rFonts w:ascii="Helvetica" w:hAnsi="Helvetica" w:eastAsia="Helvetica" w:cs="Helvetica"/>
-                <w:i w:val="false"/>
-                <w:b w:val="false"/>
-                <w:u w:val="none"/>
-                <w:sz w:val="22"/>
-                <w:szCs w:val="22"/>
-                <w:color w:val="000000"/>
-              </w:rPr>
-            </w:pPr>
-            <w:r>
-              <w:rPr>
-                <w:rFonts w:ascii="Helvetica" w:hAnsi="Helvetica" w:eastAsia="Helvetica" w:cs="Helvetica"/>
-                <w:i w:val="false"/>
-                <w:b w:val="false"/>
-                <w:u w:val="none"/>
-                <w:sz w:val="22"/>
-                <w:szCs w:val="22"/>
-                <w:color w:val="000000"/>
-              </w:rPr>
-              <w:t xml:space="preserve">323</w:t>
+              <w:t xml:space="preserve">0.430</w:t>
+            </w:r>
+          </w:p>
+        </w:tc>
+        <w:tc>
+          <w:tcPr>
+            <w:tcBorders>
+              <w:bottom w:val="none" w:sz="0" w:space="0" w:color="000000"/>
+              <w:top w:val="none" w:sz="0" w:space="0" w:color="000000"/>
+              <w:left w:val="none" w:sz="0" w:space="0" w:color="000000"/>
+              <w:right w:val="none" w:sz="0" w:space="0" w:color="000000"/>
+            </w:tcBorders>
+            <w:shd w:val="clear" w:color="auto" w:fill="FFFFFF"/>
+            <w:tcMar>
+              <w:top w:w="0" w:type="dxa"/>
+              <w:bottom w:w="0" w:type="dxa"/>
+              <w:left w:w="0" w:type="dxa"/>
+              <w:right w:w="0" w:type="dxa"/>
+            </w:tcMar>
+            <w:vAlign w:val="top"/>
+          </w:tcPr>
+          <w:p>
+            <w:pPr>
+              <w:pStyle w:val="Normal"/>
+              <w:jc w:val="center"/>
+              <w:pBdr>
+                <w:bottom w:val="none" w:sz="0" w:space="0" w:color="000000"/>
+                <w:top w:val="none" w:sz="0" w:space="0" w:color="000000"/>
+                <w:left w:val="none" w:sz="0" w:space="0" w:color="000000"/>
+                <w:right w:val="none" w:sz="0" w:space="0" w:color="000000"/>
+              </w:pBdr>
+              <w:spacing w:after="100" w:before="100" w:line="240"/>
+              <w:ind w:left="100" w:right="100" w:firstLine="0" w:firstLineChars="0"/>
+              <w:rPr>
+                <w:rFonts w:ascii="Helvetica" w:hAnsi="Helvetica" w:eastAsia="Helvetica" w:cs="Helvetica"/>
+                <w:i w:val="false"/>
+                <w:b w:val="false"/>
+                <w:u w:val="none"/>
+                <w:sz w:val="22"/>
+                <w:szCs w:val="22"/>
+                <w:color w:val="000000"/>
+              </w:rPr>
+            </w:pPr>
+            <w:r>
+              <w:rPr>
+                <w:rFonts w:ascii="Helvetica" w:hAnsi="Helvetica" w:eastAsia="Helvetica" w:cs="Helvetica"/>
+                <w:i w:val="false"/>
+                <w:b w:val="false"/>
+                <w:u w:val="none"/>
+                <w:sz w:val="22"/>
+                <w:szCs w:val="22"/>
+                <w:color w:val="000000"/>
+              </w:rPr>
+              <w:t xml:space="preserve">322</w:t>
             </w:r>
           </w:p>
         </w:tc>
@@ -1692,7 +1692,7 @@
                 <w:szCs w:val="22"/>
                 <w:color w:val="000000"/>
               </w:rPr>
-              <w:t xml:space="preserve">0.900</w:t>
+              <w:t xml:space="preserve">0.870</w:t>
             </w:r>
           </w:p>
         </w:tc>
@@ -1804,7 +1804,7 @@
                 <w:szCs w:val="22"/>
                 <w:color w:val="000000"/>
               </w:rPr>
-              <w:t xml:space="preserve">323</w:t>
+              <w:t xml:space="preserve">322</w:t>
             </w:r>
           </w:p>
         </w:tc>
@@ -2016,7 +2016,7 @@
                 <w:szCs w:val="22"/>
                 <w:color w:val="000000"/>
               </w:rPr>
-              <w:t xml:space="preserve">323</w:t>
+              <w:t xml:space="preserve">322</w:t>
             </w:r>
           </w:p>
         </w:tc>
@@ -2823,113 +2823,113 @@
                 <w:szCs w:val="22"/>
                 <w:color w:val="000000"/>
               </w:rPr>
-              <w:t xml:space="preserve">1.15</w:t>
-            </w:r>
-          </w:p>
-        </w:tc>
-        <w:tc>
-          <w:tcPr>
-            <w:tcBorders>
-              <w:bottom w:val="none" w:sz="0" w:space="0" w:color="000000"/>
-              <w:top w:val="none" w:sz="0" w:space="0" w:color="000000"/>
-              <w:left w:val="none" w:sz="0" w:space="0" w:color="000000"/>
-              <w:right w:val="none" w:sz="0" w:space="0" w:color="000000"/>
-            </w:tcBorders>
-            <w:shd w:val="clear" w:color="auto" w:fill="FFFFFF"/>
-            <w:tcMar>
-              <w:top w:w="0" w:type="dxa"/>
-              <w:bottom w:w="0" w:type="dxa"/>
-              <w:left w:w="0" w:type="dxa"/>
-              <w:right w:w="0" w:type="dxa"/>
-            </w:tcMar>
-            <w:vAlign w:val="top"/>
-          </w:tcPr>
-          <w:p>
-            <w:pPr>
-              <w:pStyle w:val="Normal"/>
-              <w:jc w:val="center"/>
-              <w:pBdr>
-                <w:bottom w:val="none" w:sz="0" w:space="0" w:color="000000"/>
-                <w:top w:val="none" w:sz="0" w:space="0" w:color="000000"/>
-                <w:left w:val="none" w:sz="0" w:space="0" w:color="000000"/>
-                <w:right w:val="none" w:sz="0" w:space="0" w:color="000000"/>
-              </w:pBdr>
-              <w:spacing w:after="100" w:before="100" w:line="240"/>
-              <w:ind w:left="100" w:right="100" w:firstLine="0" w:firstLineChars="0"/>
-              <w:rPr>
-                <w:rFonts w:ascii="Helvetica" w:hAnsi="Helvetica" w:eastAsia="Helvetica" w:cs="Helvetica"/>
-                <w:i w:val="false"/>
-                <w:b w:val="false"/>
-                <w:u w:val="none"/>
-                <w:sz w:val="22"/>
-                <w:szCs w:val="22"/>
-                <w:color w:val="000000"/>
-              </w:rPr>
-            </w:pPr>
-            <w:r>
-              <w:rPr>
-                <w:rFonts w:ascii="Helvetica" w:hAnsi="Helvetica" w:eastAsia="Helvetica" w:cs="Helvetica"/>
-                <w:i w:val="false"/>
-                <w:b w:val="false"/>
-                <w:u w:val="none"/>
-                <w:sz w:val="22"/>
-                <w:szCs w:val="22"/>
-                <w:color w:val="000000"/>
-              </w:rPr>
-              <w:t xml:space="preserve">0.72, 1.86</w:t>
-            </w:r>
-          </w:p>
-        </w:tc>
-        <w:tc>
-          <w:tcPr>
-            <w:tcBorders>
-              <w:bottom w:val="none" w:sz="0" w:space="0" w:color="000000"/>
-              <w:top w:val="none" w:sz="0" w:space="0" w:color="000000"/>
-              <w:left w:val="none" w:sz="0" w:space="0" w:color="000000"/>
-              <w:right w:val="none" w:sz="0" w:space="0" w:color="000000"/>
-            </w:tcBorders>
-            <w:shd w:val="clear" w:color="auto" w:fill="FFFFFF"/>
-            <w:tcMar>
-              <w:top w:w="0" w:type="dxa"/>
-              <w:bottom w:w="0" w:type="dxa"/>
-              <w:left w:w="0" w:type="dxa"/>
-              <w:right w:w="0" w:type="dxa"/>
-            </w:tcMar>
-            <w:vAlign w:val="top"/>
-          </w:tcPr>
-          <w:p>
-            <w:pPr>
-              <w:pStyle w:val="Normal"/>
-              <w:jc w:val="center"/>
-              <w:pBdr>
-                <w:bottom w:val="none" w:sz="0" w:space="0" w:color="000000"/>
-                <w:top w:val="none" w:sz="0" w:space="0" w:color="000000"/>
-                <w:left w:val="none" w:sz="0" w:space="0" w:color="000000"/>
-                <w:right w:val="none" w:sz="0" w:space="0" w:color="000000"/>
-              </w:pBdr>
-              <w:spacing w:after="100" w:before="100" w:line="240"/>
-              <w:ind w:left="100" w:right="100" w:firstLine="0" w:firstLineChars="0"/>
-              <w:rPr>
-                <w:rFonts w:ascii="Helvetica" w:hAnsi="Helvetica" w:eastAsia="Helvetica" w:cs="Helvetica"/>
-                <w:i w:val="false"/>
-                <w:b w:val="false"/>
-                <w:u w:val="none"/>
-                <w:sz w:val="22"/>
-                <w:szCs w:val="22"/>
-                <w:color w:val="000000"/>
-              </w:rPr>
-            </w:pPr>
-            <w:r>
-              <w:rPr>
-                <w:rFonts w:ascii="Helvetica" w:hAnsi="Helvetica" w:eastAsia="Helvetica" w:cs="Helvetica"/>
-                <w:i w:val="false"/>
-                <w:b w:val="false"/>
-                <w:u w:val="none"/>
-                <w:sz w:val="22"/>
-                <w:szCs w:val="22"/>
-                <w:color w:val="000000"/>
-              </w:rPr>
-              <w:t xml:space="preserve">0.560</w:t>
+              <w:t xml:space="preserve">1.17</w:t>
+            </w:r>
+          </w:p>
+        </w:tc>
+        <w:tc>
+          <w:tcPr>
+            <w:tcBorders>
+              <w:bottom w:val="none" w:sz="0" w:space="0" w:color="000000"/>
+              <w:top w:val="none" w:sz="0" w:space="0" w:color="000000"/>
+              <w:left w:val="none" w:sz="0" w:space="0" w:color="000000"/>
+              <w:right w:val="none" w:sz="0" w:space="0" w:color="000000"/>
+            </w:tcBorders>
+            <w:shd w:val="clear" w:color="auto" w:fill="FFFFFF"/>
+            <w:tcMar>
+              <w:top w:w="0" w:type="dxa"/>
+              <w:bottom w:w="0" w:type="dxa"/>
+              <w:left w:w="0" w:type="dxa"/>
+              <w:right w:w="0" w:type="dxa"/>
+            </w:tcMar>
+            <w:vAlign w:val="top"/>
+          </w:tcPr>
+          <w:p>
+            <w:pPr>
+              <w:pStyle w:val="Normal"/>
+              <w:jc w:val="center"/>
+              <w:pBdr>
+                <w:bottom w:val="none" w:sz="0" w:space="0" w:color="000000"/>
+                <w:top w:val="none" w:sz="0" w:space="0" w:color="000000"/>
+                <w:left w:val="none" w:sz="0" w:space="0" w:color="000000"/>
+                <w:right w:val="none" w:sz="0" w:space="0" w:color="000000"/>
+              </w:pBdr>
+              <w:spacing w:after="100" w:before="100" w:line="240"/>
+              <w:ind w:left="100" w:right="100" w:firstLine="0" w:firstLineChars="0"/>
+              <w:rPr>
+                <w:rFonts w:ascii="Helvetica" w:hAnsi="Helvetica" w:eastAsia="Helvetica" w:cs="Helvetica"/>
+                <w:i w:val="false"/>
+                <w:b w:val="false"/>
+                <w:u w:val="none"/>
+                <w:sz w:val="22"/>
+                <w:szCs w:val="22"/>
+                <w:color w:val="000000"/>
+              </w:rPr>
+            </w:pPr>
+            <w:r>
+              <w:rPr>
+                <w:rFonts w:ascii="Helvetica" w:hAnsi="Helvetica" w:eastAsia="Helvetica" w:cs="Helvetica"/>
+                <w:i w:val="false"/>
+                <w:b w:val="false"/>
+                <w:u w:val="none"/>
+                <w:sz w:val="22"/>
+                <w:szCs w:val="22"/>
+                <w:color w:val="000000"/>
+              </w:rPr>
+              <w:t xml:space="preserve">0.73, 1.88</w:t>
+            </w:r>
+          </w:p>
+        </w:tc>
+        <w:tc>
+          <w:tcPr>
+            <w:tcBorders>
+              <w:bottom w:val="none" w:sz="0" w:space="0" w:color="000000"/>
+              <w:top w:val="none" w:sz="0" w:space="0" w:color="000000"/>
+              <w:left w:val="none" w:sz="0" w:space="0" w:color="000000"/>
+              <w:right w:val="none" w:sz="0" w:space="0" w:color="000000"/>
+            </w:tcBorders>
+            <w:shd w:val="clear" w:color="auto" w:fill="FFFFFF"/>
+            <w:tcMar>
+              <w:top w:w="0" w:type="dxa"/>
+              <w:bottom w:w="0" w:type="dxa"/>
+              <w:left w:w="0" w:type="dxa"/>
+              <w:right w:w="0" w:type="dxa"/>
+            </w:tcMar>
+            <w:vAlign w:val="top"/>
+          </w:tcPr>
+          <w:p>
+            <w:pPr>
+              <w:pStyle w:val="Normal"/>
+              <w:jc w:val="center"/>
+              <w:pBdr>
+                <w:bottom w:val="none" w:sz="0" w:space="0" w:color="000000"/>
+                <w:top w:val="none" w:sz="0" w:space="0" w:color="000000"/>
+                <w:left w:val="none" w:sz="0" w:space="0" w:color="000000"/>
+                <w:right w:val="none" w:sz="0" w:space="0" w:color="000000"/>
+              </w:pBdr>
+              <w:spacing w:after="100" w:before="100" w:line="240"/>
+              <w:ind w:left="100" w:right="100" w:firstLine="0" w:firstLineChars="0"/>
+              <w:rPr>
+                <w:rFonts w:ascii="Helvetica" w:hAnsi="Helvetica" w:eastAsia="Helvetica" w:cs="Helvetica"/>
+                <w:i w:val="false"/>
+                <w:b w:val="false"/>
+                <w:u w:val="none"/>
+                <w:sz w:val="22"/>
+                <w:szCs w:val="22"/>
+                <w:color w:val="000000"/>
+              </w:rPr>
+            </w:pPr>
+            <w:r>
+              <w:rPr>
+                <w:rFonts w:ascii="Helvetica" w:hAnsi="Helvetica" w:eastAsia="Helvetica" w:cs="Helvetica"/>
+                <w:i w:val="false"/>
+                <w:b w:val="false"/>
+                <w:u w:val="none"/>
+                <w:sz w:val="22"/>
+                <w:szCs w:val="22"/>
+                <w:color w:val="000000"/>
+              </w:rPr>
+              <w:t xml:space="preserve">0.520</w:t>
             </w:r>
           </w:p>
         </w:tc>
@@ -3035,113 +3035,113 @@
                 <w:szCs w:val="22"/>
                 <w:color w:val="000000"/>
               </w:rPr>
-              <w:t xml:space="preserve">0.92</w:t>
-            </w:r>
-          </w:p>
-        </w:tc>
-        <w:tc>
-          <w:tcPr>
-            <w:tcBorders>
-              <w:bottom w:val="none" w:sz="0" w:space="0" w:color="000000"/>
-              <w:top w:val="none" w:sz="0" w:space="0" w:color="000000"/>
-              <w:left w:val="none" w:sz="0" w:space="0" w:color="000000"/>
-              <w:right w:val="none" w:sz="0" w:space="0" w:color="000000"/>
-            </w:tcBorders>
-            <w:shd w:val="clear" w:color="auto" w:fill="FFFFFF"/>
-            <w:tcMar>
-              <w:top w:w="0" w:type="dxa"/>
-              <w:bottom w:w="0" w:type="dxa"/>
-              <w:left w:w="0" w:type="dxa"/>
-              <w:right w:w="0" w:type="dxa"/>
-            </w:tcMar>
-            <w:vAlign w:val="top"/>
-          </w:tcPr>
-          <w:p>
-            <w:pPr>
-              <w:pStyle w:val="Normal"/>
-              <w:jc w:val="center"/>
-              <w:pBdr>
-                <w:bottom w:val="none" w:sz="0" w:space="0" w:color="000000"/>
-                <w:top w:val="none" w:sz="0" w:space="0" w:color="000000"/>
-                <w:left w:val="none" w:sz="0" w:space="0" w:color="000000"/>
-                <w:right w:val="none" w:sz="0" w:space="0" w:color="000000"/>
-              </w:pBdr>
-              <w:spacing w:after="100" w:before="100" w:line="240"/>
-              <w:ind w:left="100" w:right="100" w:firstLine="0" w:firstLineChars="0"/>
-              <w:rPr>
-                <w:rFonts w:ascii="Helvetica" w:hAnsi="Helvetica" w:eastAsia="Helvetica" w:cs="Helvetica"/>
-                <w:i w:val="false"/>
-                <w:b w:val="false"/>
-                <w:u w:val="none"/>
-                <w:sz w:val="22"/>
-                <w:szCs w:val="22"/>
-                <w:color w:val="000000"/>
-              </w:rPr>
-            </w:pPr>
-            <w:r>
-              <w:rPr>
-                <w:rFonts w:ascii="Helvetica" w:hAnsi="Helvetica" w:eastAsia="Helvetica" w:cs="Helvetica"/>
-                <w:i w:val="false"/>
-                <w:b w:val="false"/>
-                <w:u w:val="none"/>
-                <w:sz w:val="22"/>
-                <w:szCs w:val="22"/>
-                <w:color w:val="000000"/>
-              </w:rPr>
-              <w:t xml:space="preserve">0.46, 1.87</w:t>
-            </w:r>
-          </w:p>
-        </w:tc>
-        <w:tc>
-          <w:tcPr>
-            <w:tcBorders>
-              <w:bottom w:val="none" w:sz="0" w:space="0" w:color="000000"/>
-              <w:top w:val="none" w:sz="0" w:space="0" w:color="000000"/>
-              <w:left w:val="none" w:sz="0" w:space="0" w:color="000000"/>
-              <w:right w:val="none" w:sz="0" w:space="0" w:color="000000"/>
-            </w:tcBorders>
-            <w:shd w:val="clear" w:color="auto" w:fill="FFFFFF"/>
-            <w:tcMar>
-              <w:top w:w="0" w:type="dxa"/>
-              <w:bottom w:w="0" w:type="dxa"/>
-              <w:left w:w="0" w:type="dxa"/>
-              <w:right w:w="0" w:type="dxa"/>
-            </w:tcMar>
-            <w:vAlign w:val="top"/>
-          </w:tcPr>
-          <w:p>
-            <w:pPr>
-              <w:pStyle w:val="Normal"/>
-              <w:jc w:val="center"/>
-              <w:pBdr>
-                <w:bottom w:val="none" w:sz="0" w:space="0" w:color="000000"/>
-                <w:top w:val="none" w:sz="0" w:space="0" w:color="000000"/>
-                <w:left w:val="none" w:sz="0" w:space="0" w:color="000000"/>
-                <w:right w:val="none" w:sz="0" w:space="0" w:color="000000"/>
-              </w:pBdr>
-              <w:spacing w:after="100" w:before="100" w:line="240"/>
-              <w:ind w:left="100" w:right="100" w:firstLine="0" w:firstLineChars="0"/>
-              <w:rPr>
-                <w:rFonts w:ascii="Helvetica" w:hAnsi="Helvetica" w:eastAsia="Helvetica" w:cs="Helvetica"/>
-                <w:i w:val="false"/>
-                <w:b w:val="false"/>
-                <w:u w:val="none"/>
-                <w:sz w:val="22"/>
-                <w:szCs w:val="22"/>
-                <w:color w:val="000000"/>
-              </w:rPr>
-            </w:pPr>
-            <w:r>
-              <w:rPr>
-                <w:rFonts w:ascii="Helvetica" w:hAnsi="Helvetica" w:eastAsia="Helvetica" w:cs="Helvetica"/>
-                <w:i w:val="false"/>
-                <w:b w:val="false"/>
-                <w:u w:val="none"/>
-                <w:sz w:val="22"/>
-                <w:szCs w:val="22"/>
-                <w:color w:val="000000"/>
-              </w:rPr>
-              <w:t xml:space="preserve">0.830</w:t>
+              <w:t xml:space="preserve">0.93</w:t>
+            </w:r>
+          </w:p>
+        </w:tc>
+        <w:tc>
+          <w:tcPr>
+            <w:tcBorders>
+              <w:bottom w:val="none" w:sz="0" w:space="0" w:color="000000"/>
+              <w:top w:val="none" w:sz="0" w:space="0" w:color="000000"/>
+              <w:left w:val="none" w:sz="0" w:space="0" w:color="000000"/>
+              <w:right w:val="none" w:sz="0" w:space="0" w:color="000000"/>
+            </w:tcBorders>
+            <w:shd w:val="clear" w:color="auto" w:fill="FFFFFF"/>
+            <w:tcMar>
+              <w:top w:w="0" w:type="dxa"/>
+              <w:bottom w:w="0" w:type="dxa"/>
+              <w:left w:w="0" w:type="dxa"/>
+              <w:right w:w="0" w:type="dxa"/>
+            </w:tcMar>
+            <w:vAlign w:val="top"/>
+          </w:tcPr>
+          <w:p>
+            <w:pPr>
+              <w:pStyle w:val="Normal"/>
+              <w:jc w:val="center"/>
+              <w:pBdr>
+                <w:bottom w:val="none" w:sz="0" w:space="0" w:color="000000"/>
+                <w:top w:val="none" w:sz="0" w:space="0" w:color="000000"/>
+                <w:left w:val="none" w:sz="0" w:space="0" w:color="000000"/>
+                <w:right w:val="none" w:sz="0" w:space="0" w:color="000000"/>
+              </w:pBdr>
+              <w:spacing w:after="100" w:before="100" w:line="240"/>
+              <w:ind w:left="100" w:right="100" w:firstLine="0" w:firstLineChars="0"/>
+              <w:rPr>
+                <w:rFonts w:ascii="Helvetica" w:hAnsi="Helvetica" w:eastAsia="Helvetica" w:cs="Helvetica"/>
+                <w:i w:val="false"/>
+                <w:b w:val="false"/>
+                <w:u w:val="none"/>
+                <w:sz w:val="22"/>
+                <w:szCs w:val="22"/>
+                <w:color w:val="000000"/>
+              </w:rPr>
+            </w:pPr>
+            <w:r>
+              <w:rPr>
+                <w:rFonts w:ascii="Helvetica" w:hAnsi="Helvetica" w:eastAsia="Helvetica" w:cs="Helvetica"/>
+                <w:i w:val="false"/>
+                <w:b w:val="false"/>
+                <w:u w:val="none"/>
+                <w:sz w:val="22"/>
+                <w:szCs w:val="22"/>
+                <w:color w:val="000000"/>
+              </w:rPr>
+              <w:t xml:space="preserve">0.47, 1.86</w:t>
+            </w:r>
+          </w:p>
+        </w:tc>
+        <w:tc>
+          <w:tcPr>
+            <w:tcBorders>
+              <w:bottom w:val="none" w:sz="0" w:space="0" w:color="000000"/>
+              <w:top w:val="none" w:sz="0" w:space="0" w:color="000000"/>
+              <w:left w:val="none" w:sz="0" w:space="0" w:color="000000"/>
+              <w:right w:val="none" w:sz="0" w:space="0" w:color="000000"/>
+            </w:tcBorders>
+            <w:shd w:val="clear" w:color="auto" w:fill="FFFFFF"/>
+            <w:tcMar>
+              <w:top w:w="0" w:type="dxa"/>
+              <w:bottom w:w="0" w:type="dxa"/>
+              <w:left w:w="0" w:type="dxa"/>
+              <w:right w:w="0" w:type="dxa"/>
+            </w:tcMar>
+            <w:vAlign w:val="top"/>
+          </w:tcPr>
+          <w:p>
+            <w:pPr>
+              <w:pStyle w:val="Normal"/>
+              <w:jc w:val="center"/>
+              <w:pBdr>
+                <w:bottom w:val="none" w:sz="0" w:space="0" w:color="000000"/>
+                <w:top w:val="none" w:sz="0" w:space="0" w:color="000000"/>
+                <w:left w:val="none" w:sz="0" w:space="0" w:color="000000"/>
+                <w:right w:val="none" w:sz="0" w:space="0" w:color="000000"/>
+              </w:pBdr>
+              <w:spacing w:after="100" w:before="100" w:line="240"/>
+              <w:ind w:left="100" w:right="100" w:firstLine="0" w:firstLineChars="0"/>
+              <w:rPr>
+                <w:rFonts w:ascii="Helvetica" w:hAnsi="Helvetica" w:eastAsia="Helvetica" w:cs="Helvetica"/>
+                <w:i w:val="false"/>
+                <w:b w:val="false"/>
+                <w:u w:val="none"/>
+                <w:sz w:val="22"/>
+                <w:szCs w:val="22"/>
+                <w:color w:val="000000"/>
+              </w:rPr>
+            </w:pPr>
+            <w:r>
+              <w:rPr>
+                <w:rFonts w:ascii="Helvetica" w:hAnsi="Helvetica" w:eastAsia="Helvetica" w:cs="Helvetica"/>
+                <w:i w:val="false"/>
+                <w:b w:val="false"/>
+                <w:u w:val="none"/>
+                <w:sz w:val="22"/>
+                <w:szCs w:val="22"/>
+                <w:color w:val="000000"/>
+              </w:rPr>
+              <w:t xml:space="preserve">0.840</w:t>
             </w:r>
           </w:p>
         </w:tc>
@@ -3253,7 +3253,7 @@
                 <w:szCs w:val="22"/>
                 <w:color w:val="000000"/>
               </w:rPr>
-              <w:t xml:space="preserve">323</w:t>
+              <w:t xml:space="preserve">322</w:t>
             </w:r>
           </w:p>
         </w:tc>
@@ -3412,60 +3412,60 @@
                 <w:szCs w:val="22"/>
                 <w:color w:val="000000"/>
               </w:rPr>
-              <w:t xml:space="preserve">0.024</w:t>
-            </w:r>
-          </w:p>
-        </w:tc>
-        <w:tc>
-          <w:tcPr>
-            <w:tcBorders>
-              <w:bottom w:val="none" w:sz="0" w:space="0" w:color="000000"/>
-              <w:top w:val="none" w:sz="0" w:space="0" w:color="000000"/>
-              <w:left w:val="none" w:sz="0" w:space="0" w:color="000000"/>
-              <w:right w:val="none" w:sz="0" w:space="0" w:color="000000"/>
-            </w:tcBorders>
-            <w:shd w:val="clear" w:color="auto" w:fill="FFFFFF"/>
-            <w:tcMar>
-              <w:top w:w="0" w:type="dxa"/>
-              <w:bottom w:w="0" w:type="dxa"/>
-              <w:left w:w="0" w:type="dxa"/>
-              <w:right w:w="0" w:type="dxa"/>
-            </w:tcMar>
-            <w:vAlign w:val="top"/>
-          </w:tcPr>
-          <w:p>
-            <w:pPr>
-              <w:pStyle w:val="Normal"/>
-              <w:jc w:val="center"/>
-              <w:pBdr>
-                <w:bottom w:val="none" w:sz="0" w:space="0" w:color="000000"/>
-                <w:top w:val="none" w:sz="0" w:space="0" w:color="000000"/>
-                <w:left w:val="none" w:sz="0" w:space="0" w:color="000000"/>
-                <w:right w:val="none" w:sz="0" w:space="0" w:color="000000"/>
-              </w:pBdr>
-              <w:spacing w:after="100" w:before="100" w:line="240"/>
-              <w:ind w:left="100" w:right="100" w:firstLine="0" w:firstLineChars="0"/>
-              <w:rPr>
-                <w:rFonts w:ascii="Helvetica" w:hAnsi="Helvetica" w:eastAsia="Helvetica" w:cs="Helvetica"/>
-                <w:i w:val="false"/>
-                <w:b w:val="false"/>
-                <w:u w:val="none"/>
-                <w:sz w:val="22"/>
-                <w:szCs w:val="22"/>
-                <w:color w:val="000000"/>
-              </w:rPr>
-            </w:pPr>
-            <w:r>
-              <w:rPr>
-                <w:rFonts w:ascii="Helvetica" w:hAnsi="Helvetica" w:eastAsia="Helvetica" w:cs="Helvetica"/>
-                <w:i w:val="false"/>
-                <w:b w:val="false"/>
-                <w:u w:val="none"/>
-                <w:sz w:val="22"/>
-                <w:szCs w:val="22"/>
-                <w:color w:val="000000"/>
-              </w:rPr>
-              <w:t xml:space="preserve">323</w:t>
+              <w:t xml:space="preserve">0.032</w:t>
+            </w:r>
+          </w:p>
+        </w:tc>
+        <w:tc>
+          <w:tcPr>
+            <w:tcBorders>
+              <w:bottom w:val="none" w:sz="0" w:space="0" w:color="000000"/>
+              <w:top w:val="none" w:sz="0" w:space="0" w:color="000000"/>
+              <w:left w:val="none" w:sz="0" w:space="0" w:color="000000"/>
+              <w:right w:val="none" w:sz="0" w:space="0" w:color="000000"/>
+            </w:tcBorders>
+            <w:shd w:val="clear" w:color="auto" w:fill="FFFFFF"/>
+            <w:tcMar>
+              <w:top w:w="0" w:type="dxa"/>
+              <w:bottom w:w="0" w:type="dxa"/>
+              <w:left w:w="0" w:type="dxa"/>
+              <w:right w:w="0" w:type="dxa"/>
+            </w:tcMar>
+            <w:vAlign w:val="top"/>
+          </w:tcPr>
+          <w:p>
+            <w:pPr>
+              <w:pStyle w:val="Normal"/>
+              <w:jc w:val="center"/>
+              <w:pBdr>
+                <w:bottom w:val="none" w:sz="0" w:space="0" w:color="000000"/>
+                <w:top w:val="none" w:sz="0" w:space="0" w:color="000000"/>
+                <w:left w:val="none" w:sz="0" w:space="0" w:color="000000"/>
+                <w:right w:val="none" w:sz="0" w:space="0" w:color="000000"/>
+              </w:pBdr>
+              <w:spacing w:after="100" w:before="100" w:line="240"/>
+              <w:ind w:left="100" w:right="100" w:firstLine="0" w:firstLineChars="0"/>
+              <w:rPr>
+                <w:rFonts w:ascii="Helvetica" w:hAnsi="Helvetica" w:eastAsia="Helvetica" w:cs="Helvetica"/>
+                <w:i w:val="false"/>
+                <w:b w:val="false"/>
+                <w:u w:val="none"/>
+                <w:sz w:val="22"/>
+                <w:szCs w:val="22"/>
+                <w:color w:val="000000"/>
+              </w:rPr>
+            </w:pPr>
+            <w:r>
+              <w:rPr>
+                <w:rFonts w:ascii="Helvetica" w:hAnsi="Helvetica" w:eastAsia="Helvetica" w:cs="Helvetica"/>
+                <w:i w:val="false"/>
+                <w:b w:val="false"/>
+                <w:u w:val="none"/>
+                <w:sz w:val="22"/>
+                <w:szCs w:val="22"/>
+                <w:color w:val="000000"/>
+              </w:rPr>
+              <w:t xml:space="preserve">322</w:t>
             </w:r>
           </w:p>
         </w:tc>
@@ -3571,60 +3571,60 @@
                 <w:szCs w:val="22"/>
                 <w:color w:val="000000"/>
               </w:rPr>
-              <w:t xml:space="preserve">0.96, 1.15</w:t>
-            </w:r>
-          </w:p>
-        </w:tc>
-        <w:tc>
-          <w:tcPr>
-            <w:tcBorders>
-              <w:bottom w:val="none" w:sz="0" w:space="0" w:color="000000"/>
-              <w:top w:val="none" w:sz="0" w:space="0" w:color="000000"/>
-              <w:left w:val="none" w:sz="0" w:space="0" w:color="000000"/>
-              <w:right w:val="none" w:sz="0" w:space="0" w:color="000000"/>
-            </w:tcBorders>
-            <w:shd w:val="clear" w:color="auto" w:fill="FFFFFF"/>
-            <w:tcMar>
-              <w:top w:w="0" w:type="dxa"/>
-              <w:bottom w:w="0" w:type="dxa"/>
-              <w:left w:w="0" w:type="dxa"/>
-              <w:right w:w="0" w:type="dxa"/>
-            </w:tcMar>
-            <w:vAlign w:val="top"/>
-          </w:tcPr>
-          <w:p>
-            <w:pPr>
-              <w:pStyle w:val="Normal"/>
-              <w:jc w:val="center"/>
-              <w:pBdr>
-                <w:bottom w:val="none" w:sz="0" w:space="0" w:color="000000"/>
-                <w:top w:val="none" w:sz="0" w:space="0" w:color="000000"/>
-                <w:left w:val="none" w:sz="0" w:space="0" w:color="000000"/>
-                <w:right w:val="none" w:sz="0" w:space="0" w:color="000000"/>
-              </w:pBdr>
-              <w:spacing w:after="100" w:before="100" w:line="240"/>
-              <w:ind w:left="100" w:right="100" w:firstLine="0" w:firstLineChars="0"/>
-              <w:rPr>
-                <w:rFonts w:ascii="Helvetica" w:hAnsi="Helvetica" w:eastAsia="Helvetica" w:cs="Helvetica"/>
-                <w:i w:val="false"/>
-                <w:b w:val="false"/>
-                <w:u w:val="none"/>
-                <w:sz w:val="22"/>
-                <w:szCs w:val="22"/>
-                <w:color w:val="000000"/>
-              </w:rPr>
-            </w:pPr>
-            <w:r>
-              <w:rPr>
-                <w:rFonts w:ascii="Helvetica" w:hAnsi="Helvetica" w:eastAsia="Helvetica" w:cs="Helvetica"/>
-                <w:i w:val="false"/>
-                <w:b w:val="false"/>
-                <w:u w:val="none"/>
-                <w:sz w:val="22"/>
-                <w:szCs w:val="22"/>
-                <w:color w:val="000000"/>
-              </w:rPr>
-              <w:t xml:space="preserve">0.250</w:t>
+              <w:t xml:space="preserve">0.96, 1.14</w:t>
+            </w:r>
+          </w:p>
+        </w:tc>
+        <w:tc>
+          <w:tcPr>
+            <w:tcBorders>
+              <w:bottom w:val="none" w:sz="0" w:space="0" w:color="000000"/>
+              <w:top w:val="none" w:sz="0" w:space="0" w:color="000000"/>
+              <w:left w:val="none" w:sz="0" w:space="0" w:color="000000"/>
+              <w:right w:val="none" w:sz="0" w:space="0" w:color="000000"/>
+            </w:tcBorders>
+            <w:shd w:val="clear" w:color="auto" w:fill="FFFFFF"/>
+            <w:tcMar>
+              <w:top w:w="0" w:type="dxa"/>
+              <w:bottom w:w="0" w:type="dxa"/>
+              <w:left w:w="0" w:type="dxa"/>
+              <w:right w:w="0" w:type="dxa"/>
+            </w:tcMar>
+            <w:vAlign w:val="top"/>
+          </w:tcPr>
+          <w:p>
+            <w:pPr>
+              <w:pStyle w:val="Normal"/>
+              <w:jc w:val="center"/>
+              <w:pBdr>
+                <w:bottom w:val="none" w:sz="0" w:space="0" w:color="000000"/>
+                <w:top w:val="none" w:sz="0" w:space="0" w:color="000000"/>
+                <w:left w:val="none" w:sz="0" w:space="0" w:color="000000"/>
+                <w:right w:val="none" w:sz="0" w:space="0" w:color="000000"/>
+              </w:pBdr>
+              <w:spacing w:after="100" w:before="100" w:line="240"/>
+              <w:ind w:left="100" w:right="100" w:firstLine="0" w:firstLineChars="0"/>
+              <w:rPr>
+                <w:rFonts w:ascii="Helvetica" w:hAnsi="Helvetica" w:eastAsia="Helvetica" w:cs="Helvetica"/>
+                <w:i w:val="false"/>
+                <w:b w:val="false"/>
+                <w:u w:val="none"/>
+                <w:sz w:val="22"/>
+                <w:szCs w:val="22"/>
+                <w:color w:val="000000"/>
+              </w:rPr>
+            </w:pPr>
+            <w:r>
+              <w:rPr>
+                <w:rFonts w:ascii="Helvetica" w:hAnsi="Helvetica" w:eastAsia="Helvetica" w:cs="Helvetica"/>
+                <w:i w:val="false"/>
+                <w:b w:val="false"/>
+                <w:u w:val="none"/>
+                <w:sz w:val="22"/>
+                <w:szCs w:val="22"/>
+                <w:color w:val="000000"/>
+              </w:rPr>
+              <w:t xml:space="preserve">0.320</w:t>
             </w:r>
           </w:p>
         </w:tc>
@@ -3736,7 +3736,7 @@
                 <w:szCs w:val="22"/>
                 <w:color w:val="000000"/>
               </w:rPr>
-              <w:t xml:space="preserve">323</w:t>
+              <w:t xml:space="preserve">322</w:t>
             </w:r>
           </w:p>
         </w:tc>
@@ -3948,7 +3948,7 @@
                 <w:szCs w:val="22"/>
                 <w:color w:val="000000"/>
               </w:rPr>
-              <w:t xml:space="preserve">323</w:t>
+              <w:t xml:space="preserve">322</w:t>
             </w:r>
           </w:p>
         </w:tc>
@@ -4755,113 +4755,113 @@
                 <w:szCs w:val="22"/>
                 <w:color w:val="000000"/>
               </w:rPr>
-              <w:t xml:space="preserve">1.52</w:t>
-            </w:r>
-          </w:p>
-        </w:tc>
-        <w:tc>
-          <w:tcPr>
-            <w:tcBorders>
-              <w:bottom w:val="none" w:sz="0" w:space="0" w:color="000000"/>
-              <w:top w:val="none" w:sz="0" w:space="0" w:color="000000"/>
-              <w:left w:val="none" w:sz="0" w:space="0" w:color="000000"/>
-              <w:right w:val="none" w:sz="0" w:space="0" w:color="000000"/>
-            </w:tcBorders>
-            <w:shd w:val="clear" w:color="auto" w:fill="FFFFFF"/>
-            <w:tcMar>
-              <w:top w:w="0" w:type="dxa"/>
-              <w:bottom w:w="0" w:type="dxa"/>
-              <w:left w:w="0" w:type="dxa"/>
-              <w:right w:w="0" w:type="dxa"/>
-            </w:tcMar>
-            <w:vAlign w:val="top"/>
-          </w:tcPr>
-          <w:p>
-            <w:pPr>
-              <w:pStyle w:val="Normal"/>
-              <w:jc w:val="center"/>
-              <w:pBdr>
-                <w:bottom w:val="none" w:sz="0" w:space="0" w:color="000000"/>
-                <w:top w:val="none" w:sz="0" w:space="0" w:color="000000"/>
-                <w:left w:val="none" w:sz="0" w:space="0" w:color="000000"/>
-                <w:right w:val="none" w:sz="0" w:space="0" w:color="000000"/>
-              </w:pBdr>
-              <w:spacing w:after="100" w:before="100" w:line="240"/>
-              <w:ind w:left="100" w:right="100" w:firstLine="0" w:firstLineChars="0"/>
-              <w:rPr>
-                <w:rFonts w:ascii="Helvetica" w:hAnsi="Helvetica" w:eastAsia="Helvetica" w:cs="Helvetica"/>
-                <w:i w:val="false"/>
-                <w:b w:val="false"/>
-                <w:u w:val="none"/>
-                <w:sz w:val="22"/>
-                <w:szCs w:val="22"/>
-                <w:color w:val="000000"/>
-              </w:rPr>
-            </w:pPr>
-            <w:r>
-              <w:rPr>
-                <w:rFonts w:ascii="Helvetica" w:hAnsi="Helvetica" w:eastAsia="Helvetica" w:cs="Helvetica"/>
-                <w:i w:val="false"/>
-                <w:b w:val="false"/>
-                <w:u w:val="none"/>
-                <w:sz w:val="22"/>
-                <w:szCs w:val="22"/>
-                <w:color w:val="000000"/>
-              </w:rPr>
-              <w:t xml:space="preserve">0.94, 2.45</w:t>
-            </w:r>
-          </w:p>
-        </w:tc>
-        <w:tc>
-          <w:tcPr>
-            <w:tcBorders>
-              <w:bottom w:val="none" w:sz="0" w:space="0" w:color="000000"/>
-              <w:top w:val="none" w:sz="0" w:space="0" w:color="000000"/>
-              <w:left w:val="none" w:sz="0" w:space="0" w:color="000000"/>
-              <w:right w:val="none" w:sz="0" w:space="0" w:color="000000"/>
-            </w:tcBorders>
-            <w:shd w:val="clear" w:color="auto" w:fill="FFFFFF"/>
-            <w:tcMar>
-              <w:top w:w="0" w:type="dxa"/>
-              <w:bottom w:w="0" w:type="dxa"/>
-              <w:left w:w="0" w:type="dxa"/>
-              <w:right w:w="0" w:type="dxa"/>
-            </w:tcMar>
-            <w:vAlign w:val="top"/>
-          </w:tcPr>
-          <w:p>
-            <w:pPr>
-              <w:pStyle w:val="Normal"/>
-              <w:jc w:val="center"/>
-              <w:pBdr>
-                <w:bottom w:val="none" w:sz="0" w:space="0" w:color="000000"/>
-                <w:top w:val="none" w:sz="0" w:space="0" w:color="000000"/>
-                <w:left w:val="none" w:sz="0" w:space="0" w:color="000000"/>
-                <w:right w:val="none" w:sz="0" w:space="0" w:color="000000"/>
-              </w:pBdr>
-              <w:spacing w:after="100" w:before="100" w:line="240"/>
-              <w:ind w:left="100" w:right="100" w:firstLine="0" w:firstLineChars="0"/>
-              <w:rPr>
-                <w:rFonts w:ascii="Helvetica" w:hAnsi="Helvetica" w:eastAsia="Helvetica" w:cs="Helvetica"/>
-                <w:i w:val="false"/>
-                <w:b w:val="false"/>
-                <w:u w:val="none"/>
-                <w:sz w:val="22"/>
-                <w:szCs w:val="22"/>
-                <w:color w:val="000000"/>
-              </w:rPr>
-            </w:pPr>
-            <w:r>
-              <w:rPr>
-                <w:rFonts w:ascii="Helvetica" w:hAnsi="Helvetica" w:eastAsia="Helvetica" w:cs="Helvetica"/>
-                <w:i w:val="false"/>
-                <w:b w:val="false"/>
-                <w:u w:val="none"/>
-                <w:sz w:val="22"/>
-                <w:szCs w:val="22"/>
-                <w:color w:val="000000"/>
-              </w:rPr>
-              <w:t xml:space="preserve">0.090</w:t>
+              <w:t xml:space="preserve">1.51</w:t>
+            </w:r>
+          </w:p>
+        </w:tc>
+        <w:tc>
+          <w:tcPr>
+            <w:tcBorders>
+              <w:bottom w:val="none" w:sz="0" w:space="0" w:color="000000"/>
+              <w:top w:val="none" w:sz="0" w:space="0" w:color="000000"/>
+              <w:left w:val="none" w:sz="0" w:space="0" w:color="000000"/>
+              <w:right w:val="none" w:sz="0" w:space="0" w:color="000000"/>
+            </w:tcBorders>
+            <w:shd w:val="clear" w:color="auto" w:fill="FFFFFF"/>
+            <w:tcMar>
+              <w:top w:w="0" w:type="dxa"/>
+              <w:bottom w:w="0" w:type="dxa"/>
+              <w:left w:w="0" w:type="dxa"/>
+              <w:right w:w="0" w:type="dxa"/>
+            </w:tcMar>
+            <w:vAlign w:val="top"/>
+          </w:tcPr>
+          <w:p>
+            <w:pPr>
+              <w:pStyle w:val="Normal"/>
+              <w:jc w:val="center"/>
+              <w:pBdr>
+                <w:bottom w:val="none" w:sz="0" w:space="0" w:color="000000"/>
+                <w:top w:val="none" w:sz="0" w:space="0" w:color="000000"/>
+                <w:left w:val="none" w:sz="0" w:space="0" w:color="000000"/>
+                <w:right w:val="none" w:sz="0" w:space="0" w:color="000000"/>
+              </w:pBdr>
+              <w:spacing w:after="100" w:before="100" w:line="240"/>
+              <w:ind w:left="100" w:right="100" w:firstLine="0" w:firstLineChars="0"/>
+              <w:rPr>
+                <w:rFonts w:ascii="Helvetica" w:hAnsi="Helvetica" w:eastAsia="Helvetica" w:cs="Helvetica"/>
+                <w:i w:val="false"/>
+                <w:b w:val="false"/>
+                <w:u w:val="none"/>
+                <w:sz w:val="22"/>
+                <w:szCs w:val="22"/>
+                <w:color w:val="000000"/>
+              </w:rPr>
+            </w:pPr>
+            <w:r>
+              <w:rPr>
+                <w:rFonts w:ascii="Helvetica" w:hAnsi="Helvetica" w:eastAsia="Helvetica" w:cs="Helvetica"/>
+                <w:i w:val="false"/>
+                <w:b w:val="false"/>
+                <w:u w:val="none"/>
+                <w:sz w:val="22"/>
+                <w:szCs w:val="22"/>
+                <w:color w:val="000000"/>
+              </w:rPr>
+              <w:t xml:space="preserve">0.93, 2.43</w:t>
+            </w:r>
+          </w:p>
+        </w:tc>
+        <w:tc>
+          <w:tcPr>
+            <w:tcBorders>
+              <w:bottom w:val="none" w:sz="0" w:space="0" w:color="000000"/>
+              <w:top w:val="none" w:sz="0" w:space="0" w:color="000000"/>
+              <w:left w:val="none" w:sz="0" w:space="0" w:color="000000"/>
+              <w:right w:val="none" w:sz="0" w:space="0" w:color="000000"/>
+            </w:tcBorders>
+            <w:shd w:val="clear" w:color="auto" w:fill="FFFFFF"/>
+            <w:tcMar>
+              <w:top w:w="0" w:type="dxa"/>
+              <w:bottom w:w="0" w:type="dxa"/>
+              <w:left w:w="0" w:type="dxa"/>
+              <w:right w:w="0" w:type="dxa"/>
+            </w:tcMar>
+            <w:vAlign w:val="top"/>
+          </w:tcPr>
+          <w:p>
+            <w:pPr>
+              <w:pStyle w:val="Normal"/>
+              <w:jc w:val="center"/>
+              <w:pBdr>
+                <w:bottom w:val="none" w:sz="0" w:space="0" w:color="000000"/>
+                <w:top w:val="none" w:sz="0" w:space="0" w:color="000000"/>
+                <w:left w:val="none" w:sz="0" w:space="0" w:color="000000"/>
+                <w:right w:val="none" w:sz="0" w:space="0" w:color="000000"/>
+              </w:pBdr>
+              <w:spacing w:after="100" w:before="100" w:line="240"/>
+              <w:ind w:left="100" w:right="100" w:firstLine="0" w:firstLineChars="0"/>
+              <w:rPr>
+                <w:rFonts w:ascii="Helvetica" w:hAnsi="Helvetica" w:eastAsia="Helvetica" w:cs="Helvetica"/>
+                <w:i w:val="false"/>
+                <w:b w:val="false"/>
+                <w:u w:val="none"/>
+                <w:sz w:val="22"/>
+                <w:szCs w:val="22"/>
+                <w:color w:val="000000"/>
+              </w:rPr>
+            </w:pPr>
+            <w:r>
+              <w:rPr>
+                <w:rFonts w:ascii="Helvetica" w:hAnsi="Helvetica" w:eastAsia="Helvetica" w:cs="Helvetica"/>
+                <w:i w:val="false"/>
+                <w:b w:val="false"/>
+                <w:u w:val="none"/>
+                <w:sz w:val="22"/>
+                <w:szCs w:val="22"/>
+                <w:color w:val="000000"/>
+              </w:rPr>
+              <w:t xml:space="preserve">0.093</w:t>
             </w:r>
           </w:p>
         </w:tc>
@@ -4967,113 +4967,113 @@
                 <w:szCs w:val="22"/>
                 <w:color w:val="000000"/>
               </w:rPr>
-              <w:t xml:space="preserve">1.16</w:t>
-            </w:r>
-          </w:p>
-        </w:tc>
-        <w:tc>
-          <w:tcPr>
-            <w:tcBorders>
-              <w:bottom w:val="none" w:sz="0" w:space="0" w:color="000000"/>
-              <w:top w:val="none" w:sz="0" w:space="0" w:color="000000"/>
-              <w:left w:val="none" w:sz="0" w:space="0" w:color="000000"/>
-              <w:right w:val="none" w:sz="0" w:space="0" w:color="000000"/>
-            </w:tcBorders>
-            <w:shd w:val="clear" w:color="auto" w:fill="FFFFFF"/>
-            <w:tcMar>
-              <w:top w:w="0" w:type="dxa"/>
-              <w:bottom w:w="0" w:type="dxa"/>
-              <w:left w:w="0" w:type="dxa"/>
-              <w:right w:w="0" w:type="dxa"/>
-            </w:tcMar>
-            <w:vAlign w:val="top"/>
-          </w:tcPr>
-          <w:p>
-            <w:pPr>
-              <w:pStyle w:val="Normal"/>
-              <w:jc w:val="center"/>
-              <w:pBdr>
-                <w:bottom w:val="none" w:sz="0" w:space="0" w:color="000000"/>
-                <w:top w:val="none" w:sz="0" w:space="0" w:color="000000"/>
-                <w:left w:val="none" w:sz="0" w:space="0" w:color="000000"/>
-                <w:right w:val="none" w:sz="0" w:space="0" w:color="000000"/>
-              </w:pBdr>
-              <w:spacing w:after="100" w:before="100" w:line="240"/>
-              <w:ind w:left="100" w:right="100" w:firstLine="0" w:firstLineChars="0"/>
-              <w:rPr>
-                <w:rFonts w:ascii="Helvetica" w:hAnsi="Helvetica" w:eastAsia="Helvetica" w:cs="Helvetica"/>
-                <w:i w:val="false"/>
-                <w:b w:val="false"/>
-                <w:u w:val="none"/>
-                <w:sz w:val="22"/>
-                <w:szCs w:val="22"/>
-                <w:color w:val="000000"/>
-              </w:rPr>
-            </w:pPr>
-            <w:r>
-              <w:rPr>
-                <w:rFonts w:ascii="Helvetica" w:hAnsi="Helvetica" w:eastAsia="Helvetica" w:cs="Helvetica"/>
-                <w:i w:val="false"/>
-                <w:b w:val="false"/>
-                <w:u w:val="none"/>
-                <w:sz w:val="22"/>
-                <w:szCs w:val="22"/>
-                <w:color w:val="000000"/>
-              </w:rPr>
-              <w:t xml:space="preserve">0.63, 2.15</w:t>
-            </w:r>
-          </w:p>
-        </w:tc>
-        <w:tc>
-          <w:tcPr>
-            <w:tcBorders>
-              <w:bottom w:val="none" w:sz="0" w:space="0" w:color="000000"/>
-              <w:top w:val="none" w:sz="0" w:space="0" w:color="000000"/>
-              <w:left w:val="none" w:sz="0" w:space="0" w:color="000000"/>
-              <w:right w:val="none" w:sz="0" w:space="0" w:color="000000"/>
-            </w:tcBorders>
-            <w:shd w:val="clear" w:color="auto" w:fill="FFFFFF"/>
-            <w:tcMar>
-              <w:top w:w="0" w:type="dxa"/>
-              <w:bottom w:w="0" w:type="dxa"/>
-              <w:left w:w="0" w:type="dxa"/>
-              <w:right w:w="0" w:type="dxa"/>
-            </w:tcMar>
-            <w:vAlign w:val="top"/>
-          </w:tcPr>
-          <w:p>
-            <w:pPr>
-              <w:pStyle w:val="Normal"/>
-              <w:jc w:val="center"/>
-              <w:pBdr>
-                <w:bottom w:val="none" w:sz="0" w:space="0" w:color="000000"/>
-                <w:top w:val="none" w:sz="0" w:space="0" w:color="000000"/>
-                <w:left w:val="none" w:sz="0" w:space="0" w:color="000000"/>
-                <w:right w:val="none" w:sz="0" w:space="0" w:color="000000"/>
-              </w:pBdr>
-              <w:spacing w:after="100" w:before="100" w:line="240"/>
-              <w:ind w:left="100" w:right="100" w:firstLine="0" w:firstLineChars="0"/>
-              <w:rPr>
-                <w:rFonts w:ascii="Helvetica" w:hAnsi="Helvetica" w:eastAsia="Helvetica" w:cs="Helvetica"/>
-                <w:i w:val="false"/>
-                <w:b w:val="false"/>
-                <w:u w:val="none"/>
-                <w:sz w:val="22"/>
-                <w:szCs w:val="22"/>
-                <w:color w:val="000000"/>
-              </w:rPr>
-            </w:pPr>
-            <w:r>
-              <w:rPr>
-                <w:rFonts w:ascii="Helvetica" w:hAnsi="Helvetica" w:eastAsia="Helvetica" w:cs="Helvetica"/>
-                <w:i w:val="false"/>
-                <w:b w:val="false"/>
-                <w:u w:val="none"/>
-                <w:sz w:val="22"/>
-                <w:szCs w:val="22"/>
-                <w:color w:val="000000"/>
-              </w:rPr>
-              <w:t xml:space="preserve">0.640</w:t>
+              <w:t xml:space="preserve">1.15</w:t>
+            </w:r>
+          </w:p>
+        </w:tc>
+        <w:tc>
+          <w:tcPr>
+            <w:tcBorders>
+              <w:bottom w:val="none" w:sz="0" w:space="0" w:color="000000"/>
+              <w:top w:val="none" w:sz="0" w:space="0" w:color="000000"/>
+              <w:left w:val="none" w:sz="0" w:space="0" w:color="000000"/>
+              <w:right w:val="none" w:sz="0" w:space="0" w:color="000000"/>
+            </w:tcBorders>
+            <w:shd w:val="clear" w:color="auto" w:fill="FFFFFF"/>
+            <w:tcMar>
+              <w:top w:w="0" w:type="dxa"/>
+              <w:bottom w:w="0" w:type="dxa"/>
+              <w:left w:w="0" w:type="dxa"/>
+              <w:right w:w="0" w:type="dxa"/>
+            </w:tcMar>
+            <w:vAlign w:val="top"/>
+          </w:tcPr>
+          <w:p>
+            <w:pPr>
+              <w:pStyle w:val="Normal"/>
+              <w:jc w:val="center"/>
+              <w:pBdr>
+                <w:bottom w:val="none" w:sz="0" w:space="0" w:color="000000"/>
+                <w:top w:val="none" w:sz="0" w:space="0" w:color="000000"/>
+                <w:left w:val="none" w:sz="0" w:space="0" w:color="000000"/>
+                <w:right w:val="none" w:sz="0" w:space="0" w:color="000000"/>
+              </w:pBdr>
+              <w:spacing w:after="100" w:before="100" w:line="240"/>
+              <w:ind w:left="100" w:right="100" w:firstLine="0" w:firstLineChars="0"/>
+              <w:rPr>
+                <w:rFonts w:ascii="Helvetica" w:hAnsi="Helvetica" w:eastAsia="Helvetica" w:cs="Helvetica"/>
+                <w:i w:val="false"/>
+                <w:b w:val="false"/>
+                <w:u w:val="none"/>
+                <w:sz w:val="22"/>
+                <w:szCs w:val="22"/>
+                <w:color w:val="000000"/>
+              </w:rPr>
+            </w:pPr>
+            <w:r>
+              <w:rPr>
+                <w:rFonts w:ascii="Helvetica" w:hAnsi="Helvetica" w:eastAsia="Helvetica" w:cs="Helvetica"/>
+                <w:i w:val="false"/>
+                <w:b w:val="false"/>
+                <w:u w:val="none"/>
+                <w:sz w:val="22"/>
+                <w:szCs w:val="22"/>
+                <w:color w:val="000000"/>
+              </w:rPr>
+              <w:t xml:space="preserve">0.62, 2.13</w:t>
+            </w:r>
+          </w:p>
+        </w:tc>
+        <w:tc>
+          <w:tcPr>
+            <w:tcBorders>
+              <w:bottom w:val="none" w:sz="0" w:space="0" w:color="000000"/>
+              <w:top w:val="none" w:sz="0" w:space="0" w:color="000000"/>
+              <w:left w:val="none" w:sz="0" w:space="0" w:color="000000"/>
+              <w:right w:val="none" w:sz="0" w:space="0" w:color="000000"/>
+            </w:tcBorders>
+            <w:shd w:val="clear" w:color="auto" w:fill="FFFFFF"/>
+            <w:tcMar>
+              <w:top w:w="0" w:type="dxa"/>
+              <w:bottom w:w="0" w:type="dxa"/>
+              <w:left w:w="0" w:type="dxa"/>
+              <w:right w:w="0" w:type="dxa"/>
+            </w:tcMar>
+            <w:vAlign w:val="top"/>
+          </w:tcPr>
+          <w:p>
+            <w:pPr>
+              <w:pStyle w:val="Normal"/>
+              <w:jc w:val="center"/>
+              <w:pBdr>
+                <w:bottom w:val="none" w:sz="0" w:space="0" w:color="000000"/>
+                <w:top w:val="none" w:sz="0" w:space="0" w:color="000000"/>
+                <w:left w:val="none" w:sz="0" w:space="0" w:color="000000"/>
+                <w:right w:val="none" w:sz="0" w:space="0" w:color="000000"/>
+              </w:pBdr>
+              <w:spacing w:after="100" w:before="100" w:line="240"/>
+              <w:ind w:left="100" w:right="100" w:firstLine="0" w:firstLineChars="0"/>
+              <w:rPr>
+                <w:rFonts w:ascii="Helvetica" w:hAnsi="Helvetica" w:eastAsia="Helvetica" w:cs="Helvetica"/>
+                <w:i w:val="false"/>
+                <w:b w:val="false"/>
+                <w:u w:val="none"/>
+                <w:sz w:val="22"/>
+                <w:szCs w:val="22"/>
+                <w:color w:val="000000"/>
+              </w:rPr>
+            </w:pPr>
+            <w:r>
+              <w:rPr>
+                <w:rFonts w:ascii="Helvetica" w:hAnsi="Helvetica" w:eastAsia="Helvetica" w:cs="Helvetica"/>
+                <w:i w:val="false"/>
+                <w:b w:val="false"/>
+                <w:u w:val="none"/>
+                <w:sz w:val="22"/>
+                <w:szCs w:val="22"/>
+                <w:color w:val="000000"/>
+              </w:rPr>
+              <w:t xml:space="preserve">0.650</w:t>
             </w:r>
           </w:p>
         </w:tc>
@@ -5185,7 +5185,7 @@
                 <w:szCs w:val="22"/>
                 <w:color w:val="000000"/>
               </w:rPr>
-              <w:t xml:space="preserve">323</w:t>
+              <w:t xml:space="preserve">322</w:t>
             </w:r>
           </w:p>
         </w:tc>
@@ -5397,7 +5397,7 @@
                 <w:szCs w:val="22"/>
                 <w:color w:val="000000"/>
               </w:rPr>
-              <w:t xml:space="preserve">323</w:t>
+              <w:t xml:space="preserve">322</w:t>
             </w:r>
           </w:p>
         </w:tc>
@@ -6204,113 +6204,113 @@
                 <w:szCs w:val="22"/>
                 <w:color w:val="000000"/>
               </w:rPr>
-              <w:t xml:space="preserve">0.71</w:t>
-            </w:r>
-          </w:p>
-        </w:tc>
-        <w:tc>
-          <w:tcPr>
-            <w:tcBorders>
-              <w:bottom w:val="none" w:sz="0" w:space="0" w:color="000000"/>
-              <w:top w:val="none" w:sz="0" w:space="0" w:color="000000"/>
-              <w:left w:val="none" w:sz="0" w:space="0" w:color="000000"/>
-              <w:right w:val="none" w:sz="0" w:space="0" w:color="000000"/>
-            </w:tcBorders>
-            <w:shd w:val="clear" w:color="auto" w:fill="FFFFFF"/>
-            <w:tcMar>
-              <w:top w:w="0" w:type="dxa"/>
-              <w:bottom w:w="0" w:type="dxa"/>
-              <w:left w:w="0" w:type="dxa"/>
-              <w:right w:w="0" w:type="dxa"/>
-            </w:tcMar>
-            <w:vAlign w:val="top"/>
-          </w:tcPr>
-          <w:p>
-            <w:pPr>
-              <w:pStyle w:val="Normal"/>
-              <w:jc w:val="center"/>
-              <w:pBdr>
-                <w:bottom w:val="none" w:sz="0" w:space="0" w:color="000000"/>
-                <w:top w:val="none" w:sz="0" w:space="0" w:color="000000"/>
-                <w:left w:val="none" w:sz="0" w:space="0" w:color="000000"/>
-                <w:right w:val="none" w:sz="0" w:space="0" w:color="000000"/>
-              </w:pBdr>
-              <w:spacing w:after="100" w:before="100" w:line="240"/>
-              <w:ind w:left="100" w:right="100" w:firstLine="0" w:firstLineChars="0"/>
-              <w:rPr>
-                <w:rFonts w:ascii="Helvetica" w:hAnsi="Helvetica" w:eastAsia="Helvetica" w:cs="Helvetica"/>
-                <w:i w:val="false"/>
-                <w:b w:val="false"/>
-                <w:u w:val="none"/>
-                <w:sz w:val="22"/>
-                <w:szCs w:val="22"/>
-                <w:color w:val="000000"/>
-              </w:rPr>
-            </w:pPr>
-            <w:r>
-              <w:rPr>
-                <w:rFonts w:ascii="Helvetica" w:hAnsi="Helvetica" w:eastAsia="Helvetica" w:cs="Helvetica"/>
-                <w:i w:val="false"/>
-                <w:b w:val="false"/>
-                <w:u w:val="none"/>
-                <w:sz w:val="22"/>
-                <w:szCs w:val="22"/>
-                <w:color w:val="000000"/>
-              </w:rPr>
-              <w:t xml:space="preserve">0.29, 1.72</w:t>
-            </w:r>
-          </w:p>
-        </w:tc>
-        <w:tc>
-          <w:tcPr>
-            <w:tcBorders>
-              <w:bottom w:val="none" w:sz="0" w:space="0" w:color="000000"/>
-              <w:top w:val="none" w:sz="0" w:space="0" w:color="000000"/>
-              <w:left w:val="none" w:sz="0" w:space="0" w:color="000000"/>
-              <w:right w:val="none" w:sz="0" w:space="0" w:color="000000"/>
-            </w:tcBorders>
-            <w:shd w:val="clear" w:color="auto" w:fill="FFFFFF"/>
-            <w:tcMar>
-              <w:top w:w="0" w:type="dxa"/>
-              <w:bottom w:w="0" w:type="dxa"/>
-              <w:left w:w="0" w:type="dxa"/>
-              <w:right w:w="0" w:type="dxa"/>
-            </w:tcMar>
-            <w:vAlign w:val="top"/>
-          </w:tcPr>
-          <w:p>
-            <w:pPr>
-              <w:pStyle w:val="Normal"/>
-              <w:jc w:val="center"/>
-              <w:pBdr>
-                <w:bottom w:val="none" w:sz="0" w:space="0" w:color="000000"/>
-                <w:top w:val="none" w:sz="0" w:space="0" w:color="000000"/>
-                <w:left w:val="none" w:sz="0" w:space="0" w:color="000000"/>
-                <w:right w:val="none" w:sz="0" w:space="0" w:color="000000"/>
-              </w:pBdr>
-              <w:spacing w:after="100" w:before="100" w:line="240"/>
-              <w:ind w:left="100" w:right="100" w:firstLine="0" w:firstLineChars="0"/>
-              <w:rPr>
-                <w:rFonts w:ascii="Helvetica" w:hAnsi="Helvetica" w:eastAsia="Helvetica" w:cs="Helvetica"/>
-                <w:i w:val="false"/>
-                <w:b w:val="false"/>
-                <w:u w:val="none"/>
-                <w:sz w:val="22"/>
-                <w:szCs w:val="22"/>
-                <w:color w:val="000000"/>
-              </w:rPr>
-            </w:pPr>
-            <w:r>
-              <w:rPr>
-                <w:rFonts w:ascii="Helvetica" w:hAnsi="Helvetica" w:eastAsia="Helvetica" w:cs="Helvetica"/>
-                <w:i w:val="false"/>
-                <w:b w:val="false"/>
-                <w:u w:val="none"/>
-                <w:sz w:val="22"/>
-                <w:szCs w:val="22"/>
-                <w:color w:val="000000"/>
-              </w:rPr>
-              <w:t xml:space="preserve">0.440</w:t>
+              <w:t xml:space="preserve">0.69</w:t>
+            </w:r>
+          </w:p>
+        </w:tc>
+        <w:tc>
+          <w:tcPr>
+            <w:tcBorders>
+              <w:bottom w:val="none" w:sz="0" w:space="0" w:color="000000"/>
+              <w:top w:val="none" w:sz="0" w:space="0" w:color="000000"/>
+              <w:left w:val="none" w:sz="0" w:space="0" w:color="000000"/>
+              <w:right w:val="none" w:sz="0" w:space="0" w:color="000000"/>
+            </w:tcBorders>
+            <w:shd w:val="clear" w:color="auto" w:fill="FFFFFF"/>
+            <w:tcMar>
+              <w:top w:w="0" w:type="dxa"/>
+              <w:bottom w:w="0" w:type="dxa"/>
+              <w:left w:w="0" w:type="dxa"/>
+              <w:right w:w="0" w:type="dxa"/>
+            </w:tcMar>
+            <w:vAlign w:val="top"/>
+          </w:tcPr>
+          <w:p>
+            <w:pPr>
+              <w:pStyle w:val="Normal"/>
+              <w:jc w:val="center"/>
+              <w:pBdr>
+                <w:bottom w:val="none" w:sz="0" w:space="0" w:color="000000"/>
+                <w:top w:val="none" w:sz="0" w:space="0" w:color="000000"/>
+                <w:left w:val="none" w:sz="0" w:space="0" w:color="000000"/>
+                <w:right w:val="none" w:sz="0" w:space="0" w:color="000000"/>
+              </w:pBdr>
+              <w:spacing w:after="100" w:before="100" w:line="240"/>
+              <w:ind w:left="100" w:right="100" w:firstLine="0" w:firstLineChars="0"/>
+              <w:rPr>
+                <w:rFonts w:ascii="Helvetica" w:hAnsi="Helvetica" w:eastAsia="Helvetica" w:cs="Helvetica"/>
+                <w:i w:val="false"/>
+                <w:b w:val="false"/>
+                <w:u w:val="none"/>
+                <w:sz w:val="22"/>
+                <w:szCs w:val="22"/>
+                <w:color w:val="000000"/>
+              </w:rPr>
+            </w:pPr>
+            <w:r>
+              <w:rPr>
+                <w:rFonts w:ascii="Helvetica" w:hAnsi="Helvetica" w:eastAsia="Helvetica" w:cs="Helvetica"/>
+                <w:i w:val="false"/>
+                <w:b w:val="false"/>
+                <w:u w:val="none"/>
+                <w:sz w:val="22"/>
+                <w:szCs w:val="22"/>
+                <w:color w:val="000000"/>
+              </w:rPr>
+              <w:t xml:space="preserve">0.28, 1.68</w:t>
+            </w:r>
+          </w:p>
+        </w:tc>
+        <w:tc>
+          <w:tcPr>
+            <w:tcBorders>
+              <w:bottom w:val="none" w:sz="0" w:space="0" w:color="000000"/>
+              <w:top w:val="none" w:sz="0" w:space="0" w:color="000000"/>
+              <w:left w:val="none" w:sz="0" w:space="0" w:color="000000"/>
+              <w:right w:val="none" w:sz="0" w:space="0" w:color="000000"/>
+            </w:tcBorders>
+            <w:shd w:val="clear" w:color="auto" w:fill="FFFFFF"/>
+            <w:tcMar>
+              <w:top w:w="0" w:type="dxa"/>
+              <w:bottom w:w="0" w:type="dxa"/>
+              <w:left w:w="0" w:type="dxa"/>
+              <w:right w:w="0" w:type="dxa"/>
+            </w:tcMar>
+            <w:vAlign w:val="top"/>
+          </w:tcPr>
+          <w:p>
+            <w:pPr>
+              <w:pStyle w:val="Normal"/>
+              <w:jc w:val="center"/>
+              <w:pBdr>
+                <w:bottom w:val="none" w:sz="0" w:space="0" w:color="000000"/>
+                <w:top w:val="none" w:sz="0" w:space="0" w:color="000000"/>
+                <w:left w:val="none" w:sz="0" w:space="0" w:color="000000"/>
+                <w:right w:val="none" w:sz="0" w:space="0" w:color="000000"/>
+              </w:pBdr>
+              <w:spacing w:after="100" w:before="100" w:line="240"/>
+              <w:ind w:left="100" w:right="100" w:firstLine="0" w:firstLineChars="0"/>
+              <w:rPr>
+                <w:rFonts w:ascii="Helvetica" w:hAnsi="Helvetica" w:eastAsia="Helvetica" w:cs="Helvetica"/>
+                <w:i w:val="false"/>
+                <w:b w:val="false"/>
+                <w:u w:val="none"/>
+                <w:sz w:val="22"/>
+                <w:szCs w:val="22"/>
+                <w:color w:val="000000"/>
+              </w:rPr>
+            </w:pPr>
+            <w:r>
+              <w:rPr>
+                <w:rFonts w:ascii="Helvetica" w:hAnsi="Helvetica" w:eastAsia="Helvetica" w:cs="Helvetica"/>
+                <w:i w:val="false"/>
+                <w:b w:val="false"/>
+                <w:u w:val="none"/>
+                <w:sz w:val="22"/>
+                <w:szCs w:val="22"/>
+                <w:color w:val="000000"/>
+              </w:rPr>
+              <w:t xml:space="preserve">0.410</w:t>
             </w:r>
           </w:p>
         </w:tc>
@@ -6416,113 +6416,113 @@
                 <w:szCs w:val="22"/>
                 <w:color w:val="000000"/>
               </w:rPr>
-              <w:t xml:space="preserve">0.73</w:t>
-            </w:r>
-          </w:p>
-        </w:tc>
-        <w:tc>
-          <w:tcPr>
-            <w:tcBorders>
-              <w:bottom w:val="none" w:sz="0" w:space="0" w:color="000000"/>
-              <w:top w:val="none" w:sz="0" w:space="0" w:color="000000"/>
-              <w:left w:val="none" w:sz="0" w:space="0" w:color="000000"/>
-              <w:right w:val="none" w:sz="0" w:space="0" w:color="000000"/>
-            </w:tcBorders>
-            <w:shd w:val="clear" w:color="auto" w:fill="FFFFFF"/>
-            <w:tcMar>
-              <w:top w:w="0" w:type="dxa"/>
-              <w:bottom w:w="0" w:type="dxa"/>
-              <w:left w:w="0" w:type="dxa"/>
-              <w:right w:w="0" w:type="dxa"/>
-            </w:tcMar>
-            <w:vAlign w:val="top"/>
-          </w:tcPr>
-          <w:p>
-            <w:pPr>
-              <w:pStyle w:val="Normal"/>
-              <w:jc w:val="center"/>
-              <w:pBdr>
-                <w:bottom w:val="none" w:sz="0" w:space="0" w:color="000000"/>
-                <w:top w:val="none" w:sz="0" w:space="0" w:color="000000"/>
-                <w:left w:val="none" w:sz="0" w:space="0" w:color="000000"/>
-                <w:right w:val="none" w:sz="0" w:space="0" w:color="000000"/>
-              </w:pBdr>
-              <w:spacing w:after="100" w:before="100" w:line="240"/>
-              <w:ind w:left="100" w:right="100" w:firstLine="0" w:firstLineChars="0"/>
-              <w:rPr>
-                <w:rFonts w:ascii="Helvetica" w:hAnsi="Helvetica" w:eastAsia="Helvetica" w:cs="Helvetica"/>
-                <w:i w:val="false"/>
-                <w:b w:val="false"/>
-                <w:u w:val="none"/>
-                <w:sz w:val="22"/>
-                <w:szCs w:val="22"/>
-                <w:color w:val="000000"/>
-              </w:rPr>
-            </w:pPr>
-            <w:r>
-              <w:rPr>
-                <w:rFonts w:ascii="Helvetica" w:hAnsi="Helvetica" w:eastAsia="Helvetica" w:cs="Helvetica"/>
-                <w:i w:val="false"/>
-                <w:b w:val="false"/>
-                <w:u w:val="none"/>
-                <w:sz w:val="22"/>
-                <w:szCs w:val="22"/>
-                <w:color w:val="000000"/>
-              </w:rPr>
-              <w:t xml:space="preserve">0.22, 2.48</w:t>
-            </w:r>
-          </w:p>
-        </w:tc>
-        <w:tc>
-          <w:tcPr>
-            <w:tcBorders>
-              <w:bottom w:val="none" w:sz="0" w:space="0" w:color="000000"/>
-              <w:top w:val="none" w:sz="0" w:space="0" w:color="000000"/>
-              <w:left w:val="none" w:sz="0" w:space="0" w:color="000000"/>
-              <w:right w:val="none" w:sz="0" w:space="0" w:color="000000"/>
-            </w:tcBorders>
-            <w:shd w:val="clear" w:color="auto" w:fill="FFFFFF"/>
-            <w:tcMar>
-              <w:top w:w="0" w:type="dxa"/>
-              <w:bottom w:w="0" w:type="dxa"/>
-              <w:left w:w="0" w:type="dxa"/>
-              <w:right w:w="0" w:type="dxa"/>
-            </w:tcMar>
-            <w:vAlign w:val="top"/>
-          </w:tcPr>
-          <w:p>
-            <w:pPr>
-              <w:pStyle w:val="Normal"/>
-              <w:jc w:val="center"/>
-              <w:pBdr>
-                <w:bottom w:val="none" w:sz="0" w:space="0" w:color="000000"/>
-                <w:top w:val="none" w:sz="0" w:space="0" w:color="000000"/>
-                <w:left w:val="none" w:sz="0" w:space="0" w:color="000000"/>
-                <w:right w:val="none" w:sz="0" w:space="0" w:color="000000"/>
-              </w:pBdr>
-              <w:spacing w:after="100" w:before="100" w:line="240"/>
-              <w:ind w:left="100" w:right="100" w:firstLine="0" w:firstLineChars="0"/>
-              <w:rPr>
-                <w:rFonts w:ascii="Helvetica" w:hAnsi="Helvetica" w:eastAsia="Helvetica" w:cs="Helvetica"/>
-                <w:i w:val="false"/>
-                <w:b w:val="false"/>
-                <w:u w:val="none"/>
-                <w:sz w:val="22"/>
-                <w:szCs w:val="22"/>
-                <w:color w:val="000000"/>
-              </w:rPr>
-            </w:pPr>
-            <w:r>
-              <w:rPr>
-                <w:rFonts w:ascii="Helvetica" w:hAnsi="Helvetica" w:eastAsia="Helvetica" w:cs="Helvetica"/>
-                <w:i w:val="false"/>
-                <w:b w:val="false"/>
-                <w:u w:val="none"/>
-                <w:sz w:val="22"/>
-                <w:szCs w:val="22"/>
-                <w:color w:val="000000"/>
-              </w:rPr>
-              <w:t xml:space="preserve">0.620</w:t>
+              <w:t xml:space="preserve">0.72</w:t>
+            </w:r>
+          </w:p>
+        </w:tc>
+        <w:tc>
+          <w:tcPr>
+            <w:tcBorders>
+              <w:bottom w:val="none" w:sz="0" w:space="0" w:color="000000"/>
+              <w:top w:val="none" w:sz="0" w:space="0" w:color="000000"/>
+              <w:left w:val="none" w:sz="0" w:space="0" w:color="000000"/>
+              <w:right w:val="none" w:sz="0" w:space="0" w:color="000000"/>
+            </w:tcBorders>
+            <w:shd w:val="clear" w:color="auto" w:fill="FFFFFF"/>
+            <w:tcMar>
+              <w:top w:w="0" w:type="dxa"/>
+              <w:bottom w:w="0" w:type="dxa"/>
+              <w:left w:w="0" w:type="dxa"/>
+              <w:right w:w="0" w:type="dxa"/>
+            </w:tcMar>
+            <w:vAlign w:val="top"/>
+          </w:tcPr>
+          <w:p>
+            <w:pPr>
+              <w:pStyle w:val="Normal"/>
+              <w:jc w:val="center"/>
+              <w:pBdr>
+                <w:bottom w:val="none" w:sz="0" w:space="0" w:color="000000"/>
+                <w:top w:val="none" w:sz="0" w:space="0" w:color="000000"/>
+                <w:left w:val="none" w:sz="0" w:space="0" w:color="000000"/>
+                <w:right w:val="none" w:sz="0" w:space="0" w:color="000000"/>
+              </w:pBdr>
+              <w:spacing w:after="100" w:before="100" w:line="240"/>
+              <w:ind w:left="100" w:right="100" w:firstLine="0" w:firstLineChars="0"/>
+              <w:rPr>
+                <w:rFonts w:ascii="Helvetica" w:hAnsi="Helvetica" w:eastAsia="Helvetica" w:cs="Helvetica"/>
+                <w:i w:val="false"/>
+                <w:b w:val="false"/>
+                <w:u w:val="none"/>
+                <w:sz w:val="22"/>
+                <w:szCs w:val="22"/>
+                <w:color w:val="000000"/>
+              </w:rPr>
+            </w:pPr>
+            <w:r>
+              <w:rPr>
+                <w:rFonts w:ascii="Helvetica" w:hAnsi="Helvetica" w:eastAsia="Helvetica" w:cs="Helvetica"/>
+                <w:i w:val="false"/>
+                <w:b w:val="false"/>
+                <w:u w:val="none"/>
+                <w:sz w:val="22"/>
+                <w:szCs w:val="22"/>
+                <w:color w:val="000000"/>
+              </w:rPr>
+              <w:t xml:space="preserve">0.21, 2.43</w:t>
+            </w:r>
+          </w:p>
+        </w:tc>
+        <w:tc>
+          <w:tcPr>
+            <w:tcBorders>
+              <w:bottom w:val="none" w:sz="0" w:space="0" w:color="000000"/>
+              <w:top w:val="none" w:sz="0" w:space="0" w:color="000000"/>
+              <w:left w:val="none" w:sz="0" w:space="0" w:color="000000"/>
+              <w:right w:val="none" w:sz="0" w:space="0" w:color="000000"/>
+            </w:tcBorders>
+            <w:shd w:val="clear" w:color="auto" w:fill="FFFFFF"/>
+            <w:tcMar>
+              <w:top w:w="0" w:type="dxa"/>
+              <w:bottom w:w="0" w:type="dxa"/>
+              <w:left w:w="0" w:type="dxa"/>
+              <w:right w:w="0" w:type="dxa"/>
+            </w:tcMar>
+            <w:vAlign w:val="top"/>
+          </w:tcPr>
+          <w:p>
+            <w:pPr>
+              <w:pStyle w:val="Normal"/>
+              <w:jc w:val="center"/>
+              <w:pBdr>
+                <w:bottom w:val="none" w:sz="0" w:space="0" w:color="000000"/>
+                <w:top w:val="none" w:sz="0" w:space="0" w:color="000000"/>
+                <w:left w:val="none" w:sz="0" w:space="0" w:color="000000"/>
+                <w:right w:val="none" w:sz="0" w:space="0" w:color="000000"/>
+              </w:pBdr>
+              <w:spacing w:after="100" w:before="100" w:line="240"/>
+              <w:ind w:left="100" w:right="100" w:firstLine="0" w:firstLineChars="0"/>
+              <w:rPr>
+                <w:rFonts w:ascii="Helvetica" w:hAnsi="Helvetica" w:eastAsia="Helvetica" w:cs="Helvetica"/>
+                <w:i w:val="false"/>
+                <w:b w:val="false"/>
+                <w:u w:val="none"/>
+                <w:sz w:val="22"/>
+                <w:szCs w:val="22"/>
+                <w:color w:val="000000"/>
+              </w:rPr>
+            </w:pPr>
+            <w:r>
+              <w:rPr>
+                <w:rFonts w:ascii="Helvetica" w:hAnsi="Helvetica" w:eastAsia="Helvetica" w:cs="Helvetica"/>
+                <w:i w:val="false"/>
+                <w:b w:val="false"/>
+                <w:u w:val="none"/>
+                <w:sz w:val="22"/>
+                <w:szCs w:val="22"/>
+                <w:color w:val="000000"/>
+              </w:rPr>
+              <w:t xml:space="preserve">0.600</w:t>
             </w:r>
           </w:p>
         </w:tc>
@@ -6687,113 +6687,113 @@
                 <w:szCs w:val="22"/>
                 <w:color w:val="000000"/>
               </w:rPr>
-              <w:t xml:space="preserve">1.16</w:t>
-            </w:r>
-          </w:p>
-        </w:tc>
-        <w:tc>
-          <w:tcPr>
-            <w:tcBorders>
-              <w:bottom w:val="none" w:sz="0" w:space="0" w:color="000000"/>
-              <w:top w:val="none" w:sz="0" w:space="0" w:color="000000"/>
-              <w:left w:val="none" w:sz="0" w:space="0" w:color="000000"/>
-              <w:right w:val="none" w:sz="0" w:space="0" w:color="000000"/>
-            </w:tcBorders>
-            <w:shd w:val="clear" w:color="auto" w:fill="FFFFFF"/>
-            <w:tcMar>
-              <w:top w:w="0" w:type="dxa"/>
-              <w:bottom w:w="0" w:type="dxa"/>
-              <w:left w:w="0" w:type="dxa"/>
-              <w:right w:w="0" w:type="dxa"/>
-            </w:tcMar>
-            <w:vAlign w:val="top"/>
-          </w:tcPr>
-          <w:p>
-            <w:pPr>
-              <w:pStyle w:val="Normal"/>
-              <w:jc w:val="center"/>
-              <w:pBdr>
-                <w:bottom w:val="none" w:sz="0" w:space="0" w:color="000000"/>
-                <w:top w:val="none" w:sz="0" w:space="0" w:color="000000"/>
-                <w:left w:val="none" w:sz="0" w:space="0" w:color="000000"/>
-                <w:right w:val="none" w:sz="0" w:space="0" w:color="000000"/>
-              </w:pBdr>
-              <w:spacing w:after="100" w:before="100" w:line="240"/>
-              <w:ind w:left="100" w:right="100" w:firstLine="0" w:firstLineChars="0"/>
-              <w:rPr>
-                <w:rFonts w:ascii="Helvetica" w:hAnsi="Helvetica" w:eastAsia="Helvetica" w:cs="Helvetica"/>
-                <w:i w:val="false"/>
-                <w:b w:val="false"/>
-                <w:u w:val="none"/>
-                <w:sz w:val="22"/>
-                <w:szCs w:val="22"/>
-                <w:color w:val="000000"/>
-              </w:rPr>
-            </w:pPr>
-            <w:r>
-              <w:rPr>
-                <w:rFonts w:ascii="Helvetica" w:hAnsi="Helvetica" w:eastAsia="Helvetica" w:cs="Helvetica"/>
-                <w:i w:val="false"/>
-                <w:b w:val="false"/>
-                <w:u w:val="none"/>
-                <w:sz w:val="22"/>
-                <w:szCs w:val="22"/>
-                <w:color w:val="000000"/>
-              </w:rPr>
-              <w:t xml:space="preserve">0.46, 2.91</w:t>
-            </w:r>
-          </w:p>
-        </w:tc>
-        <w:tc>
-          <w:tcPr>
-            <w:tcBorders>
-              <w:bottom w:val="none" w:sz="0" w:space="0" w:color="000000"/>
-              <w:top w:val="none" w:sz="0" w:space="0" w:color="000000"/>
-              <w:left w:val="none" w:sz="0" w:space="0" w:color="000000"/>
-              <w:right w:val="none" w:sz="0" w:space="0" w:color="000000"/>
-            </w:tcBorders>
-            <w:shd w:val="clear" w:color="auto" w:fill="FFFFFF"/>
-            <w:tcMar>
-              <w:top w:w="0" w:type="dxa"/>
-              <w:bottom w:w="0" w:type="dxa"/>
-              <w:left w:w="0" w:type="dxa"/>
-              <w:right w:w="0" w:type="dxa"/>
-            </w:tcMar>
-            <w:vAlign w:val="top"/>
-          </w:tcPr>
-          <w:p>
-            <w:pPr>
-              <w:pStyle w:val="Normal"/>
-              <w:jc w:val="center"/>
-              <w:pBdr>
-                <w:bottom w:val="none" w:sz="0" w:space="0" w:color="000000"/>
-                <w:top w:val="none" w:sz="0" w:space="0" w:color="000000"/>
-                <w:left w:val="none" w:sz="0" w:space="0" w:color="000000"/>
-                <w:right w:val="none" w:sz="0" w:space="0" w:color="000000"/>
-              </w:pBdr>
-              <w:spacing w:after="100" w:before="100" w:line="240"/>
-              <w:ind w:left="100" w:right="100" w:firstLine="0" w:firstLineChars="0"/>
-              <w:rPr>
-                <w:rFonts w:ascii="Helvetica" w:hAnsi="Helvetica" w:eastAsia="Helvetica" w:cs="Helvetica"/>
-                <w:i w:val="false"/>
-                <w:b w:val="false"/>
-                <w:u w:val="none"/>
-                <w:sz w:val="22"/>
-                <w:szCs w:val="22"/>
-                <w:color w:val="000000"/>
-              </w:rPr>
-            </w:pPr>
-            <w:r>
-              <w:rPr>
-                <w:rFonts w:ascii="Helvetica" w:hAnsi="Helvetica" w:eastAsia="Helvetica" w:cs="Helvetica"/>
-                <w:i w:val="false"/>
-                <w:b w:val="false"/>
-                <w:u w:val="none"/>
-                <w:sz w:val="22"/>
-                <w:szCs w:val="22"/>
-                <w:color w:val="000000"/>
-              </w:rPr>
-              <w:t xml:space="preserve">0.750</w:t>
+              <w:t xml:space="preserve">1.14</w:t>
+            </w:r>
+          </w:p>
+        </w:tc>
+        <w:tc>
+          <w:tcPr>
+            <w:tcBorders>
+              <w:bottom w:val="none" w:sz="0" w:space="0" w:color="000000"/>
+              <w:top w:val="none" w:sz="0" w:space="0" w:color="000000"/>
+              <w:left w:val="none" w:sz="0" w:space="0" w:color="000000"/>
+              <w:right w:val="none" w:sz="0" w:space="0" w:color="000000"/>
+            </w:tcBorders>
+            <w:shd w:val="clear" w:color="auto" w:fill="FFFFFF"/>
+            <w:tcMar>
+              <w:top w:w="0" w:type="dxa"/>
+              <w:bottom w:w="0" w:type="dxa"/>
+              <w:left w:w="0" w:type="dxa"/>
+              <w:right w:w="0" w:type="dxa"/>
+            </w:tcMar>
+            <w:vAlign w:val="top"/>
+          </w:tcPr>
+          <w:p>
+            <w:pPr>
+              <w:pStyle w:val="Normal"/>
+              <w:jc w:val="center"/>
+              <w:pBdr>
+                <w:bottom w:val="none" w:sz="0" w:space="0" w:color="000000"/>
+                <w:top w:val="none" w:sz="0" w:space="0" w:color="000000"/>
+                <w:left w:val="none" w:sz="0" w:space="0" w:color="000000"/>
+                <w:right w:val="none" w:sz="0" w:space="0" w:color="000000"/>
+              </w:pBdr>
+              <w:spacing w:after="100" w:before="100" w:line="240"/>
+              <w:ind w:left="100" w:right="100" w:firstLine="0" w:firstLineChars="0"/>
+              <w:rPr>
+                <w:rFonts w:ascii="Helvetica" w:hAnsi="Helvetica" w:eastAsia="Helvetica" w:cs="Helvetica"/>
+                <w:i w:val="false"/>
+                <w:b w:val="false"/>
+                <w:u w:val="none"/>
+                <w:sz w:val="22"/>
+                <w:szCs w:val="22"/>
+                <w:color w:val="000000"/>
+              </w:rPr>
+            </w:pPr>
+            <w:r>
+              <w:rPr>
+                <w:rFonts w:ascii="Helvetica" w:hAnsi="Helvetica" w:eastAsia="Helvetica" w:cs="Helvetica"/>
+                <w:i w:val="false"/>
+                <w:b w:val="false"/>
+                <w:u w:val="none"/>
+                <w:sz w:val="22"/>
+                <w:szCs w:val="22"/>
+                <w:color w:val="000000"/>
+              </w:rPr>
+              <w:t xml:space="preserve">0.45, 2.84</w:t>
+            </w:r>
+          </w:p>
+        </w:tc>
+        <w:tc>
+          <w:tcPr>
+            <w:tcBorders>
+              <w:bottom w:val="none" w:sz="0" w:space="0" w:color="000000"/>
+              <w:top w:val="none" w:sz="0" w:space="0" w:color="000000"/>
+              <w:left w:val="none" w:sz="0" w:space="0" w:color="000000"/>
+              <w:right w:val="none" w:sz="0" w:space="0" w:color="000000"/>
+            </w:tcBorders>
+            <w:shd w:val="clear" w:color="auto" w:fill="FFFFFF"/>
+            <w:tcMar>
+              <w:top w:w="0" w:type="dxa"/>
+              <w:bottom w:w="0" w:type="dxa"/>
+              <w:left w:w="0" w:type="dxa"/>
+              <w:right w:w="0" w:type="dxa"/>
+            </w:tcMar>
+            <w:vAlign w:val="top"/>
+          </w:tcPr>
+          <w:p>
+            <w:pPr>
+              <w:pStyle w:val="Normal"/>
+              <w:jc w:val="center"/>
+              <w:pBdr>
+                <w:bottom w:val="none" w:sz="0" w:space="0" w:color="000000"/>
+                <w:top w:val="none" w:sz="0" w:space="0" w:color="000000"/>
+                <w:left w:val="none" w:sz="0" w:space="0" w:color="000000"/>
+                <w:right w:val="none" w:sz="0" w:space="0" w:color="000000"/>
+              </w:pBdr>
+              <w:spacing w:after="100" w:before="100" w:line="240"/>
+              <w:ind w:left="100" w:right="100" w:firstLine="0" w:firstLineChars="0"/>
+              <w:rPr>
+                <w:rFonts w:ascii="Helvetica" w:hAnsi="Helvetica" w:eastAsia="Helvetica" w:cs="Helvetica"/>
+                <w:i w:val="false"/>
+                <w:b w:val="false"/>
+                <w:u w:val="none"/>
+                <w:sz w:val="22"/>
+                <w:szCs w:val="22"/>
+                <w:color w:val="000000"/>
+              </w:rPr>
+            </w:pPr>
+            <w:r>
+              <w:rPr>
+                <w:rFonts w:ascii="Helvetica" w:hAnsi="Helvetica" w:eastAsia="Helvetica" w:cs="Helvetica"/>
+                <w:i w:val="false"/>
+                <w:b w:val="false"/>
+                <w:u w:val="none"/>
+                <w:sz w:val="22"/>
+                <w:szCs w:val="22"/>
+                <w:color w:val="000000"/>
+              </w:rPr>
+              <w:t xml:space="preserve">0.780</w:t>
             </w:r>
           </w:p>
         </w:tc>
@@ -6899,113 +6899,113 @@
                 <w:szCs w:val="22"/>
                 <w:color w:val="000000"/>
               </w:rPr>
-              <w:t xml:space="preserve">1.86</w:t>
-            </w:r>
-          </w:p>
-        </w:tc>
-        <w:tc>
-          <w:tcPr>
-            <w:tcBorders>
-              <w:bottom w:val="none" w:sz="0" w:space="0" w:color="000000"/>
-              <w:top w:val="none" w:sz="0" w:space="0" w:color="000000"/>
-              <w:left w:val="none" w:sz="0" w:space="0" w:color="000000"/>
-              <w:right w:val="none" w:sz="0" w:space="0" w:color="000000"/>
-            </w:tcBorders>
-            <w:shd w:val="clear" w:color="auto" w:fill="FFFFFF"/>
-            <w:tcMar>
-              <w:top w:w="0" w:type="dxa"/>
-              <w:bottom w:w="0" w:type="dxa"/>
-              <w:left w:w="0" w:type="dxa"/>
-              <w:right w:w="0" w:type="dxa"/>
-            </w:tcMar>
-            <w:vAlign w:val="top"/>
-          </w:tcPr>
-          <w:p>
-            <w:pPr>
-              <w:pStyle w:val="Normal"/>
-              <w:jc w:val="center"/>
-              <w:pBdr>
-                <w:bottom w:val="none" w:sz="0" w:space="0" w:color="000000"/>
-                <w:top w:val="none" w:sz="0" w:space="0" w:color="000000"/>
-                <w:left w:val="none" w:sz="0" w:space="0" w:color="000000"/>
-                <w:right w:val="none" w:sz="0" w:space="0" w:color="000000"/>
-              </w:pBdr>
-              <w:spacing w:after="100" w:before="100" w:line="240"/>
-              <w:ind w:left="100" w:right="100" w:firstLine="0" w:firstLineChars="0"/>
-              <w:rPr>
-                <w:rFonts w:ascii="Helvetica" w:hAnsi="Helvetica" w:eastAsia="Helvetica" w:cs="Helvetica"/>
-                <w:i w:val="false"/>
-                <w:b w:val="false"/>
-                <w:u w:val="none"/>
-                <w:sz w:val="22"/>
-                <w:szCs w:val="22"/>
-                <w:color w:val="000000"/>
-              </w:rPr>
-            </w:pPr>
-            <w:r>
-              <w:rPr>
-                <w:rFonts w:ascii="Helvetica" w:hAnsi="Helvetica" w:eastAsia="Helvetica" w:cs="Helvetica"/>
-                <w:i w:val="false"/>
-                <w:b w:val="false"/>
-                <w:u w:val="none"/>
-                <w:sz w:val="22"/>
-                <w:szCs w:val="22"/>
-                <w:color w:val="000000"/>
-              </w:rPr>
-              <w:t xml:space="preserve">0.53, 6.59</w:t>
-            </w:r>
-          </w:p>
-        </w:tc>
-        <w:tc>
-          <w:tcPr>
-            <w:tcBorders>
-              <w:bottom w:val="none" w:sz="0" w:space="0" w:color="000000"/>
-              <w:top w:val="none" w:sz="0" w:space="0" w:color="000000"/>
-              <w:left w:val="none" w:sz="0" w:space="0" w:color="000000"/>
-              <w:right w:val="none" w:sz="0" w:space="0" w:color="000000"/>
-            </w:tcBorders>
-            <w:shd w:val="clear" w:color="auto" w:fill="FFFFFF"/>
-            <w:tcMar>
-              <w:top w:w="0" w:type="dxa"/>
-              <w:bottom w:w="0" w:type="dxa"/>
-              <w:left w:w="0" w:type="dxa"/>
-              <w:right w:w="0" w:type="dxa"/>
-            </w:tcMar>
-            <w:vAlign w:val="top"/>
-          </w:tcPr>
-          <w:p>
-            <w:pPr>
-              <w:pStyle w:val="Normal"/>
-              <w:jc w:val="center"/>
-              <w:pBdr>
-                <w:bottom w:val="none" w:sz="0" w:space="0" w:color="000000"/>
-                <w:top w:val="none" w:sz="0" w:space="0" w:color="000000"/>
-                <w:left w:val="none" w:sz="0" w:space="0" w:color="000000"/>
-                <w:right w:val="none" w:sz="0" w:space="0" w:color="000000"/>
-              </w:pBdr>
-              <w:spacing w:after="100" w:before="100" w:line="240"/>
-              <w:ind w:left="100" w:right="100" w:firstLine="0" w:firstLineChars="0"/>
-              <w:rPr>
-                <w:rFonts w:ascii="Helvetica" w:hAnsi="Helvetica" w:eastAsia="Helvetica" w:cs="Helvetica"/>
-                <w:i w:val="false"/>
-                <w:b w:val="false"/>
-                <w:u w:val="none"/>
-                <w:sz w:val="22"/>
-                <w:szCs w:val="22"/>
-                <w:color w:val="000000"/>
-              </w:rPr>
-            </w:pPr>
-            <w:r>
-              <w:rPr>
-                <w:rFonts w:ascii="Helvetica" w:hAnsi="Helvetica" w:eastAsia="Helvetica" w:cs="Helvetica"/>
-                <w:i w:val="false"/>
-                <w:b w:val="false"/>
-                <w:u w:val="none"/>
-                <w:sz w:val="22"/>
-                <w:szCs w:val="22"/>
-                <w:color w:val="000000"/>
-              </w:rPr>
-              <w:t xml:space="preserve">0.330</w:t>
+              <w:t xml:space="preserve">1.83</w:t>
+            </w:r>
+          </w:p>
+        </w:tc>
+        <w:tc>
+          <w:tcPr>
+            <w:tcBorders>
+              <w:bottom w:val="none" w:sz="0" w:space="0" w:color="000000"/>
+              <w:top w:val="none" w:sz="0" w:space="0" w:color="000000"/>
+              <w:left w:val="none" w:sz="0" w:space="0" w:color="000000"/>
+              <w:right w:val="none" w:sz="0" w:space="0" w:color="000000"/>
+            </w:tcBorders>
+            <w:shd w:val="clear" w:color="auto" w:fill="FFFFFF"/>
+            <w:tcMar>
+              <w:top w:w="0" w:type="dxa"/>
+              <w:bottom w:w="0" w:type="dxa"/>
+              <w:left w:w="0" w:type="dxa"/>
+              <w:right w:w="0" w:type="dxa"/>
+            </w:tcMar>
+            <w:vAlign w:val="top"/>
+          </w:tcPr>
+          <w:p>
+            <w:pPr>
+              <w:pStyle w:val="Normal"/>
+              <w:jc w:val="center"/>
+              <w:pBdr>
+                <w:bottom w:val="none" w:sz="0" w:space="0" w:color="000000"/>
+                <w:top w:val="none" w:sz="0" w:space="0" w:color="000000"/>
+                <w:left w:val="none" w:sz="0" w:space="0" w:color="000000"/>
+                <w:right w:val="none" w:sz="0" w:space="0" w:color="000000"/>
+              </w:pBdr>
+              <w:spacing w:after="100" w:before="100" w:line="240"/>
+              <w:ind w:left="100" w:right="100" w:firstLine="0" w:firstLineChars="0"/>
+              <w:rPr>
+                <w:rFonts w:ascii="Helvetica" w:hAnsi="Helvetica" w:eastAsia="Helvetica" w:cs="Helvetica"/>
+                <w:i w:val="false"/>
+                <w:b w:val="false"/>
+                <w:u w:val="none"/>
+                <w:sz w:val="22"/>
+                <w:szCs w:val="22"/>
+                <w:color w:val="000000"/>
+              </w:rPr>
+            </w:pPr>
+            <w:r>
+              <w:rPr>
+                <w:rFonts w:ascii="Helvetica" w:hAnsi="Helvetica" w:eastAsia="Helvetica" w:cs="Helvetica"/>
+                <w:i w:val="false"/>
+                <w:b w:val="false"/>
+                <w:u w:val="none"/>
+                <w:sz w:val="22"/>
+                <w:szCs w:val="22"/>
+                <w:color w:val="000000"/>
+              </w:rPr>
+              <w:t xml:space="preserve">0.51, 6.52</w:t>
+            </w:r>
+          </w:p>
+        </w:tc>
+        <w:tc>
+          <w:tcPr>
+            <w:tcBorders>
+              <w:bottom w:val="none" w:sz="0" w:space="0" w:color="000000"/>
+              <w:top w:val="none" w:sz="0" w:space="0" w:color="000000"/>
+              <w:left w:val="none" w:sz="0" w:space="0" w:color="000000"/>
+              <w:right w:val="none" w:sz="0" w:space="0" w:color="000000"/>
+            </w:tcBorders>
+            <w:shd w:val="clear" w:color="auto" w:fill="FFFFFF"/>
+            <w:tcMar>
+              <w:top w:w="0" w:type="dxa"/>
+              <w:bottom w:w="0" w:type="dxa"/>
+              <w:left w:w="0" w:type="dxa"/>
+              <w:right w:w="0" w:type="dxa"/>
+            </w:tcMar>
+            <w:vAlign w:val="top"/>
+          </w:tcPr>
+          <w:p>
+            <w:pPr>
+              <w:pStyle w:val="Normal"/>
+              <w:jc w:val="center"/>
+              <w:pBdr>
+                <w:bottom w:val="none" w:sz="0" w:space="0" w:color="000000"/>
+                <w:top w:val="none" w:sz="0" w:space="0" w:color="000000"/>
+                <w:left w:val="none" w:sz="0" w:space="0" w:color="000000"/>
+                <w:right w:val="none" w:sz="0" w:space="0" w:color="000000"/>
+              </w:pBdr>
+              <w:spacing w:after="100" w:before="100" w:line="240"/>
+              <w:ind w:left="100" w:right="100" w:firstLine="0" w:firstLineChars="0"/>
+              <w:rPr>
+                <w:rFonts w:ascii="Helvetica" w:hAnsi="Helvetica" w:eastAsia="Helvetica" w:cs="Helvetica"/>
+                <w:i w:val="false"/>
+                <w:b w:val="false"/>
+                <w:u w:val="none"/>
+                <w:sz w:val="22"/>
+                <w:szCs w:val="22"/>
+                <w:color w:val="000000"/>
+              </w:rPr>
+            </w:pPr>
+            <w:r>
+              <w:rPr>
+                <w:rFonts w:ascii="Helvetica" w:hAnsi="Helvetica" w:eastAsia="Helvetica" w:cs="Helvetica"/>
+                <w:i w:val="false"/>
+                <w:b w:val="false"/>
+                <w:u w:val="none"/>
+                <w:sz w:val="22"/>
+                <w:szCs w:val="22"/>
+                <w:color w:val="000000"/>
+              </w:rPr>
+              <w:t xml:space="preserve">0.350</w:t>
             </w:r>
           </w:p>
         </w:tc>
@@ -7170,113 +7170,113 @@
                 <w:szCs w:val="22"/>
                 <w:color w:val="000000"/>
               </w:rPr>
-              <w:t xml:space="preserve">0.76</w:t>
-            </w:r>
-          </w:p>
-        </w:tc>
-        <w:tc>
-          <w:tcPr>
-            <w:tcBorders>
-              <w:bottom w:val="none" w:sz="0" w:space="0" w:color="000000"/>
-              <w:top w:val="none" w:sz="0" w:space="0" w:color="000000"/>
-              <w:left w:val="none" w:sz="0" w:space="0" w:color="000000"/>
-              <w:right w:val="none" w:sz="0" w:space="0" w:color="000000"/>
-            </w:tcBorders>
-            <w:shd w:val="clear" w:color="auto" w:fill="FFFFFF"/>
-            <w:tcMar>
-              <w:top w:w="0" w:type="dxa"/>
-              <w:bottom w:w="0" w:type="dxa"/>
-              <w:left w:w="0" w:type="dxa"/>
-              <w:right w:w="0" w:type="dxa"/>
-            </w:tcMar>
-            <w:vAlign w:val="top"/>
-          </w:tcPr>
-          <w:p>
-            <w:pPr>
-              <w:pStyle w:val="Normal"/>
-              <w:jc w:val="center"/>
-              <w:pBdr>
-                <w:bottom w:val="none" w:sz="0" w:space="0" w:color="000000"/>
-                <w:top w:val="none" w:sz="0" w:space="0" w:color="000000"/>
-                <w:left w:val="none" w:sz="0" w:space="0" w:color="000000"/>
-                <w:right w:val="none" w:sz="0" w:space="0" w:color="000000"/>
-              </w:pBdr>
-              <w:spacing w:after="100" w:before="100" w:line="240"/>
-              <w:ind w:left="100" w:right="100" w:firstLine="0" w:firstLineChars="0"/>
-              <w:rPr>
-                <w:rFonts w:ascii="Helvetica" w:hAnsi="Helvetica" w:eastAsia="Helvetica" w:cs="Helvetica"/>
-                <w:i w:val="false"/>
-                <w:b w:val="false"/>
-                <w:u w:val="none"/>
-                <w:sz w:val="22"/>
-                <w:szCs w:val="22"/>
-                <w:color w:val="000000"/>
-              </w:rPr>
-            </w:pPr>
-            <w:r>
-              <w:rPr>
-                <w:rFonts w:ascii="Helvetica" w:hAnsi="Helvetica" w:eastAsia="Helvetica" w:cs="Helvetica"/>
-                <w:i w:val="false"/>
-                <w:b w:val="false"/>
-                <w:u w:val="none"/>
-                <w:sz w:val="22"/>
-                <w:szCs w:val="22"/>
-                <w:color w:val="000000"/>
-              </w:rPr>
-              <w:t xml:space="preserve">0.30, 1.92</w:t>
-            </w:r>
-          </w:p>
-        </w:tc>
-        <w:tc>
-          <w:tcPr>
-            <w:tcBorders>
-              <w:bottom w:val="none" w:sz="0" w:space="0" w:color="000000"/>
-              <w:top w:val="none" w:sz="0" w:space="0" w:color="000000"/>
-              <w:left w:val="none" w:sz="0" w:space="0" w:color="000000"/>
-              <w:right w:val="none" w:sz="0" w:space="0" w:color="000000"/>
-            </w:tcBorders>
-            <w:shd w:val="clear" w:color="auto" w:fill="FFFFFF"/>
-            <w:tcMar>
-              <w:top w:w="0" w:type="dxa"/>
-              <w:bottom w:w="0" w:type="dxa"/>
-              <w:left w:w="0" w:type="dxa"/>
-              <w:right w:w="0" w:type="dxa"/>
-            </w:tcMar>
-            <w:vAlign w:val="top"/>
-          </w:tcPr>
-          <w:p>
-            <w:pPr>
-              <w:pStyle w:val="Normal"/>
-              <w:jc w:val="center"/>
-              <w:pBdr>
-                <w:bottom w:val="none" w:sz="0" w:space="0" w:color="000000"/>
-                <w:top w:val="none" w:sz="0" w:space="0" w:color="000000"/>
-                <w:left w:val="none" w:sz="0" w:space="0" w:color="000000"/>
-                <w:right w:val="none" w:sz="0" w:space="0" w:color="000000"/>
-              </w:pBdr>
-              <w:spacing w:after="100" w:before="100" w:line="240"/>
-              <w:ind w:left="100" w:right="100" w:firstLine="0" w:firstLineChars="0"/>
-              <w:rPr>
-                <w:rFonts w:ascii="Helvetica" w:hAnsi="Helvetica" w:eastAsia="Helvetica" w:cs="Helvetica"/>
-                <w:i w:val="false"/>
-                <w:b w:val="false"/>
-                <w:u w:val="none"/>
-                <w:sz w:val="22"/>
-                <w:szCs w:val="22"/>
-                <w:color w:val="000000"/>
-              </w:rPr>
-            </w:pPr>
-            <w:r>
-              <w:rPr>
-                <w:rFonts w:ascii="Helvetica" w:hAnsi="Helvetica" w:eastAsia="Helvetica" w:cs="Helvetica"/>
-                <w:i w:val="false"/>
-                <w:b w:val="false"/>
-                <w:u w:val="none"/>
-                <w:sz w:val="22"/>
-                <w:szCs w:val="22"/>
-                <w:color w:val="000000"/>
-              </w:rPr>
-              <w:t xml:space="preserve">0.570</w:t>
+              <w:t xml:space="preserve">0.75</w:t>
+            </w:r>
+          </w:p>
+        </w:tc>
+        <w:tc>
+          <w:tcPr>
+            <w:tcBorders>
+              <w:bottom w:val="none" w:sz="0" w:space="0" w:color="000000"/>
+              <w:top w:val="none" w:sz="0" w:space="0" w:color="000000"/>
+              <w:left w:val="none" w:sz="0" w:space="0" w:color="000000"/>
+              <w:right w:val="none" w:sz="0" w:space="0" w:color="000000"/>
+            </w:tcBorders>
+            <w:shd w:val="clear" w:color="auto" w:fill="FFFFFF"/>
+            <w:tcMar>
+              <w:top w:w="0" w:type="dxa"/>
+              <w:bottom w:w="0" w:type="dxa"/>
+              <w:left w:w="0" w:type="dxa"/>
+              <w:right w:w="0" w:type="dxa"/>
+            </w:tcMar>
+            <w:vAlign w:val="top"/>
+          </w:tcPr>
+          <w:p>
+            <w:pPr>
+              <w:pStyle w:val="Normal"/>
+              <w:jc w:val="center"/>
+              <w:pBdr>
+                <w:bottom w:val="none" w:sz="0" w:space="0" w:color="000000"/>
+                <w:top w:val="none" w:sz="0" w:space="0" w:color="000000"/>
+                <w:left w:val="none" w:sz="0" w:space="0" w:color="000000"/>
+                <w:right w:val="none" w:sz="0" w:space="0" w:color="000000"/>
+              </w:pBdr>
+              <w:spacing w:after="100" w:before="100" w:line="240"/>
+              <w:ind w:left="100" w:right="100" w:firstLine="0" w:firstLineChars="0"/>
+              <w:rPr>
+                <w:rFonts w:ascii="Helvetica" w:hAnsi="Helvetica" w:eastAsia="Helvetica" w:cs="Helvetica"/>
+                <w:i w:val="false"/>
+                <w:b w:val="false"/>
+                <w:u w:val="none"/>
+                <w:sz w:val="22"/>
+                <w:szCs w:val="22"/>
+                <w:color w:val="000000"/>
+              </w:rPr>
+            </w:pPr>
+            <w:r>
+              <w:rPr>
+                <w:rFonts w:ascii="Helvetica" w:hAnsi="Helvetica" w:eastAsia="Helvetica" w:cs="Helvetica"/>
+                <w:i w:val="false"/>
+                <w:b w:val="false"/>
+                <w:u w:val="none"/>
+                <w:sz w:val="22"/>
+                <w:szCs w:val="22"/>
+                <w:color w:val="000000"/>
+              </w:rPr>
+              <w:t xml:space="preserve">0.30, 1.88</w:t>
+            </w:r>
+          </w:p>
+        </w:tc>
+        <w:tc>
+          <w:tcPr>
+            <w:tcBorders>
+              <w:bottom w:val="none" w:sz="0" w:space="0" w:color="000000"/>
+              <w:top w:val="none" w:sz="0" w:space="0" w:color="000000"/>
+              <w:left w:val="none" w:sz="0" w:space="0" w:color="000000"/>
+              <w:right w:val="none" w:sz="0" w:space="0" w:color="000000"/>
+            </w:tcBorders>
+            <w:shd w:val="clear" w:color="auto" w:fill="FFFFFF"/>
+            <w:tcMar>
+              <w:top w:w="0" w:type="dxa"/>
+              <w:bottom w:w="0" w:type="dxa"/>
+              <w:left w:w="0" w:type="dxa"/>
+              <w:right w:w="0" w:type="dxa"/>
+            </w:tcMar>
+            <w:vAlign w:val="top"/>
+          </w:tcPr>
+          <w:p>
+            <w:pPr>
+              <w:pStyle w:val="Normal"/>
+              <w:jc w:val="center"/>
+              <w:pBdr>
+                <w:bottom w:val="none" w:sz="0" w:space="0" w:color="000000"/>
+                <w:top w:val="none" w:sz="0" w:space="0" w:color="000000"/>
+                <w:left w:val="none" w:sz="0" w:space="0" w:color="000000"/>
+                <w:right w:val="none" w:sz="0" w:space="0" w:color="000000"/>
+              </w:pBdr>
+              <w:spacing w:after="100" w:before="100" w:line="240"/>
+              <w:ind w:left="100" w:right="100" w:firstLine="0" w:firstLineChars="0"/>
+              <w:rPr>
+                <w:rFonts w:ascii="Helvetica" w:hAnsi="Helvetica" w:eastAsia="Helvetica" w:cs="Helvetica"/>
+                <w:i w:val="false"/>
+                <w:b w:val="false"/>
+                <w:u w:val="none"/>
+                <w:sz w:val="22"/>
+                <w:szCs w:val="22"/>
+                <w:color w:val="000000"/>
+              </w:rPr>
+            </w:pPr>
+            <w:r>
+              <w:rPr>
+                <w:rFonts w:ascii="Helvetica" w:hAnsi="Helvetica" w:eastAsia="Helvetica" w:cs="Helvetica"/>
+                <w:i w:val="false"/>
+                <w:b w:val="false"/>
+                <w:u w:val="none"/>
+                <w:sz w:val="22"/>
+                <w:szCs w:val="22"/>
+                <w:color w:val="000000"/>
+              </w:rPr>
+              <w:t xml:space="preserve">0.530</w:t>
             </w:r>
           </w:p>
         </w:tc>
@@ -7382,113 +7382,113 @@
                 <w:szCs w:val="22"/>
                 <w:color w:val="000000"/>
               </w:rPr>
-              <w:t xml:space="preserve">0.90</w:t>
-            </w:r>
-          </w:p>
-        </w:tc>
-        <w:tc>
-          <w:tcPr>
-            <w:tcBorders>
-              <w:bottom w:val="none" w:sz="0" w:space="0" w:color="000000"/>
-              <w:top w:val="none" w:sz="0" w:space="0" w:color="000000"/>
-              <w:left w:val="none" w:sz="0" w:space="0" w:color="000000"/>
-              <w:right w:val="none" w:sz="0" w:space="0" w:color="000000"/>
-            </w:tcBorders>
-            <w:shd w:val="clear" w:color="auto" w:fill="FFFFFF"/>
-            <w:tcMar>
-              <w:top w:w="0" w:type="dxa"/>
-              <w:bottom w:w="0" w:type="dxa"/>
-              <w:left w:w="0" w:type="dxa"/>
-              <w:right w:w="0" w:type="dxa"/>
-            </w:tcMar>
-            <w:vAlign w:val="top"/>
-          </w:tcPr>
-          <w:p>
-            <w:pPr>
-              <w:pStyle w:val="Normal"/>
-              <w:jc w:val="center"/>
-              <w:pBdr>
-                <w:bottom w:val="none" w:sz="0" w:space="0" w:color="000000"/>
-                <w:top w:val="none" w:sz="0" w:space="0" w:color="000000"/>
-                <w:left w:val="none" w:sz="0" w:space="0" w:color="000000"/>
-                <w:right w:val="none" w:sz="0" w:space="0" w:color="000000"/>
-              </w:pBdr>
-              <w:spacing w:after="100" w:before="100" w:line="240"/>
-              <w:ind w:left="100" w:right="100" w:firstLine="0" w:firstLineChars="0"/>
-              <w:rPr>
-                <w:rFonts w:ascii="Helvetica" w:hAnsi="Helvetica" w:eastAsia="Helvetica" w:cs="Helvetica"/>
-                <w:i w:val="false"/>
-                <w:b w:val="false"/>
-                <w:u w:val="none"/>
-                <w:sz w:val="22"/>
-                <w:szCs w:val="22"/>
-                <w:color w:val="000000"/>
-              </w:rPr>
-            </w:pPr>
-            <w:r>
-              <w:rPr>
-                <w:rFonts w:ascii="Helvetica" w:hAnsi="Helvetica" w:eastAsia="Helvetica" w:cs="Helvetica"/>
-                <w:i w:val="false"/>
-                <w:b w:val="false"/>
-                <w:u w:val="none"/>
-                <w:sz w:val="22"/>
-                <w:szCs w:val="22"/>
-                <w:color w:val="000000"/>
-              </w:rPr>
-              <w:t xml:space="preserve">0.24, 3.45</w:t>
-            </w:r>
-          </w:p>
-        </w:tc>
-        <w:tc>
-          <w:tcPr>
-            <w:tcBorders>
-              <w:bottom w:val="none" w:sz="0" w:space="0" w:color="000000"/>
-              <w:top w:val="none" w:sz="0" w:space="0" w:color="000000"/>
-              <w:left w:val="none" w:sz="0" w:space="0" w:color="000000"/>
-              <w:right w:val="none" w:sz="0" w:space="0" w:color="000000"/>
-            </w:tcBorders>
-            <w:shd w:val="clear" w:color="auto" w:fill="FFFFFF"/>
-            <w:tcMar>
-              <w:top w:w="0" w:type="dxa"/>
-              <w:bottom w:w="0" w:type="dxa"/>
-              <w:left w:w="0" w:type="dxa"/>
-              <w:right w:w="0" w:type="dxa"/>
-            </w:tcMar>
-            <w:vAlign w:val="top"/>
-          </w:tcPr>
-          <w:p>
-            <w:pPr>
-              <w:pStyle w:val="Normal"/>
-              <w:jc w:val="center"/>
-              <w:pBdr>
-                <w:bottom w:val="none" w:sz="0" w:space="0" w:color="000000"/>
-                <w:top w:val="none" w:sz="0" w:space="0" w:color="000000"/>
-                <w:left w:val="none" w:sz="0" w:space="0" w:color="000000"/>
-                <w:right w:val="none" w:sz="0" w:space="0" w:color="000000"/>
-              </w:pBdr>
-              <w:spacing w:after="100" w:before="100" w:line="240"/>
-              <w:ind w:left="100" w:right="100" w:firstLine="0" w:firstLineChars="0"/>
-              <w:rPr>
-                <w:rFonts w:ascii="Helvetica" w:hAnsi="Helvetica" w:eastAsia="Helvetica" w:cs="Helvetica"/>
-                <w:i w:val="false"/>
-                <w:b w:val="false"/>
-                <w:u w:val="none"/>
-                <w:sz w:val="22"/>
-                <w:szCs w:val="22"/>
-                <w:color w:val="000000"/>
-              </w:rPr>
-            </w:pPr>
-            <w:r>
-              <w:rPr>
-                <w:rFonts w:ascii="Helvetica" w:hAnsi="Helvetica" w:eastAsia="Helvetica" w:cs="Helvetica"/>
-                <w:i w:val="false"/>
-                <w:b w:val="false"/>
-                <w:u w:val="none"/>
-                <w:sz w:val="22"/>
-                <w:szCs w:val="22"/>
-                <w:color w:val="000000"/>
-              </w:rPr>
-              <w:t xml:space="preserve">0.880</w:t>
+              <w:t xml:space="preserve">0.86</w:t>
+            </w:r>
+          </w:p>
+        </w:tc>
+        <w:tc>
+          <w:tcPr>
+            <w:tcBorders>
+              <w:bottom w:val="none" w:sz="0" w:space="0" w:color="000000"/>
+              <w:top w:val="none" w:sz="0" w:space="0" w:color="000000"/>
+              <w:left w:val="none" w:sz="0" w:space="0" w:color="000000"/>
+              <w:right w:val="none" w:sz="0" w:space="0" w:color="000000"/>
+            </w:tcBorders>
+            <w:shd w:val="clear" w:color="auto" w:fill="FFFFFF"/>
+            <w:tcMar>
+              <w:top w:w="0" w:type="dxa"/>
+              <w:bottom w:w="0" w:type="dxa"/>
+              <w:left w:w="0" w:type="dxa"/>
+              <w:right w:w="0" w:type="dxa"/>
+            </w:tcMar>
+            <w:vAlign w:val="top"/>
+          </w:tcPr>
+          <w:p>
+            <w:pPr>
+              <w:pStyle w:val="Normal"/>
+              <w:jc w:val="center"/>
+              <w:pBdr>
+                <w:bottom w:val="none" w:sz="0" w:space="0" w:color="000000"/>
+                <w:top w:val="none" w:sz="0" w:space="0" w:color="000000"/>
+                <w:left w:val="none" w:sz="0" w:space="0" w:color="000000"/>
+                <w:right w:val="none" w:sz="0" w:space="0" w:color="000000"/>
+              </w:pBdr>
+              <w:spacing w:after="100" w:before="100" w:line="240"/>
+              <w:ind w:left="100" w:right="100" w:firstLine="0" w:firstLineChars="0"/>
+              <w:rPr>
+                <w:rFonts w:ascii="Helvetica" w:hAnsi="Helvetica" w:eastAsia="Helvetica" w:cs="Helvetica"/>
+                <w:i w:val="false"/>
+                <w:b w:val="false"/>
+                <w:u w:val="none"/>
+                <w:sz w:val="22"/>
+                <w:szCs w:val="22"/>
+                <w:color w:val="000000"/>
+              </w:rPr>
+            </w:pPr>
+            <w:r>
+              <w:rPr>
+                <w:rFonts w:ascii="Helvetica" w:hAnsi="Helvetica" w:eastAsia="Helvetica" w:cs="Helvetica"/>
+                <w:i w:val="false"/>
+                <w:b w:val="false"/>
+                <w:u w:val="none"/>
+                <w:sz w:val="22"/>
+                <w:szCs w:val="22"/>
+                <w:color w:val="000000"/>
+              </w:rPr>
+              <w:t xml:space="preserve">0.23, 3.28</w:t>
+            </w:r>
+          </w:p>
+        </w:tc>
+        <w:tc>
+          <w:tcPr>
+            <w:tcBorders>
+              <w:bottom w:val="none" w:sz="0" w:space="0" w:color="000000"/>
+              <w:top w:val="none" w:sz="0" w:space="0" w:color="000000"/>
+              <w:left w:val="none" w:sz="0" w:space="0" w:color="000000"/>
+              <w:right w:val="none" w:sz="0" w:space="0" w:color="000000"/>
+            </w:tcBorders>
+            <w:shd w:val="clear" w:color="auto" w:fill="FFFFFF"/>
+            <w:tcMar>
+              <w:top w:w="0" w:type="dxa"/>
+              <w:bottom w:w="0" w:type="dxa"/>
+              <w:left w:w="0" w:type="dxa"/>
+              <w:right w:w="0" w:type="dxa"/>
+            </w:tcMar>
+            <w:vAlign w:val="top"/>
+          </w:tcPr>
+          <w:p>
+            <w:pPr>
+              <w:pStyle w:val="Normal"/>
+              <w:jc w:val="center"/>
+              <w:pBdr>
+                <w:bottom w:val="none" w:sz="0" w:space="0" w:color="000000"/>
+                <w:top w:val="none" w:sz="0" w:space="0" w:color="000000"/>
+                <w:left w:val="none" w:sz="0" w:space="0" w:color="000000"/>
+                <w:right w:val="none" w:sz="0" w:space="0" w:color="000000"/>
+              </w:pBdr>
+              <w:spacing w:after="100" w:before="100" w:line="240"/>
+              <w:ind w:left="100" w:right="100" w:firstLine="0" w:firstLineChars="0"/>
+              <w:rPr>
+                <w:rFonts w:ascii="Helvetica" w:hAnsi="Helvetica" w:eastAsia="Helvetica" w:cs="Helvetica"/>
+                <w:i w:val="false"/>
+                <w:b w:val="false"/>
+                <w:u w:val="none"/>
+                <w:sz w:val="22"/>
+                <w:szCs w:val="22"/>
+                <w:color w:val="000000"/>
+              </w:rPr>
+            </w:pPr>
+            <w:r>
+              <w:rPr>
+                <w:rFonts w:ascii="Helvetica" w:hAnsi="Helvetica" w:eastAsia="Helvetica" w:cs="Helvetica"/>
+                <w:i w:val="false"/>
+                <w:b w:val="false"/>
+                <w:u w:val="none"/>
+                <w:sz w:val="22"/>
+                <w:szCs w:val="22"/>
+                <w:color w:val="000000"/>
+              </w:rPr>
+              <w:t xml:space="preserve">0.830</w:t>
             </w:r>
           </w:p>
         </w:tc>
@@ -7653,113 +7653,113 @@
                 <w:szCs w:val="22"/>
                 <w:color w:val="000000"/>
               </w:rPr>
-              <w:t xml:space="preserve">0.75</w:t>
-            </w:r>
-          </w:p>
-        </w:tc>
-        <w:tc>
-          <w:tcPr>
-            <w:tcBorders>
-              <w:bottom w:val="none" w:sz="0" w:space="0" w:color="000000"/>
-              <w:top w:val="none" w:sz="0" w:space="0" w:color="000000"/>
-              <w:left w:val="none" w:sz="0" w:space="0" w:color="000000"/>
-              <w:right w:val="none" w:sz="0" w:space="0" w:color="000000"/>
-            </w:tcBorders>
-            <w:shd w:val="clear" w:color="auto" w:fill="FFFFFF"/>
-            <w:tcMar>
-              <w:top w:w="0" w:type="dxa"/>
-              <w:bottom w:w="0" w:type="dxa"/>
-              <w:left w:w="0" w:type="dxa"/>
-              <w:right w:w="0" w:type="dxa"/>
-            </w:tcMar>
-            <w:vAlign w:val="top"/>
-          </w:tcPr>
-          <w:p>
-            <w:pPr>
-              <w:pStyle w:val="Normal"/>
-              <w:jc w:val="center"/>
-              <w:pBdr>
-                <w:bottom w:val="none" w:sz="0" w:space="0" w:color="000000"/>
-                <w:top w:val="none" w:sz="0" w:space="0" w:color="000000"/>
-                <w:left w:val="none" w:sz="0" w:space="0" w:color="000000"/>
-                <w:right w:val="none" w:sz="0" w:space="0" w:color="000000"/>
-              </w:pBdr>
-              <w:spacing w:after="100" w:before="100" w:line="240"/>
-              <w:ind w:left="100" w:right="100" w:firstLine="0" w:firstLineChars="0"/>
-              <w:rPr>
-                <w:rFonts w:ascii="Helvetica" w:hAnsi="Helvetica" w:eastAsia="Helvetica" w:cs="Helvetica"/>
-                <w:i w:val="false"/>
-                <w:b w:val="false"/>
-                <w:u w:val="none"/>
-                <w:sz w:val="22"/>
-                <w:szCs w:val="22"/>
-                <w:color w:val="000000"/>
-              </w:rPr>
-            </w:pPr>
-            <w:r>
-              <w:rPr>
-                <w:rFonts w:ascii="Helvetica" w:hAnsi="Helvetica" w:eastAsia="Helvetica" w:cs="Helvetica"/>
-                <w:i w:val="false"/>
-                <w:b w:val="false"/>
-                <w:u w:val="none"/>
-                <w:sz w:val="22"/>
-                <w:szCs w:val="22"/>
-                <w:color w:val="000000"/>
-              </w:rPr>
-              <w:t xml:space="preserve">0.35, 1.63</w:t>
-            </w:r>
-          </w:p>
-        </w:tc>
-        <w:tc>
-          <w:tcPr>
-            <w:tcBorders>
-              <w:bottom w:val="none" w:sz="0" w:space="0" w:color="000000"/>
-              <w:top w:val="none" w:sz="0" w:space="0" w:color="000000"/>
-              <w:left w:val="none" w:sz="0" w:space="0" w:color="000000"/>
-              <w:right w:val="none" w:sz="0" w:space="0" w:color="000000"/>
-            </w:tcBorders>
-            <w:shd w:val="clear" w:color="auto" w:fill="FFFFFF"/>
-            <w:tcMar>
-              <w:top w:w="0" w:type="dxa"/>
-              <w:bottom w:w="0" w:type="dxa"/>
-              <w:left w:w="0" w:type="dxa"/>
-              <w:right w:w="0" w:type="dxa"/>
-            </w:tcMar>
-            <w:vAlign w:val="top"/>
-          </w:tcPr>
-          <w:p>
-            <w:pPr>
-              <w:pStyle w:val="Normal"/>
-              <w:jc w:val="center"/>
-              <w:pBdr>
-                <w:bottom w:val="none" w:sz="0" w:space="0" w:color="000000"/>
-                <w:top w:val="none" w:sz="0" w:space="0" w:color="000000"/>
-                <w:left w:val="none" w:sz="0" w:space="0" w:color="000000"/>
-                <w:right w:val="none" w:sz="0" w:space="0" w:color="000000"/>
-              </w:pBdr>
-              <w:spacing w:after="100" w:before="100" w:line="240"/>
-              <w:ind w:left="100" w:right="100" w:firstLine="0" w:firstLineChars="0"/>
-              <w:rPr>
-                <w:rFonts w:ascii="Helvetica" w:hAnsi="Helvetica" w:eastAsia="Helvetica" w:cs="Helvetica"/>
-                <w:i w:val="false"/>
-                <w:b w:val="false"/>
-                <w:u w:val="none"/>
-                <w:sz w:val="22"/>
-                <w:szCs w:val="22"/>
-                <w:color w:val="000000"/>
-              </w:rPr>
-            </w:pPr>
-            <w:r>
-              <w:rPr>
-                <w:rFonts w:ascii="Helvetica" w:hAnsi="Helvetica" w:eastAsia="Helvetica" w:cs="Helvetica"/>
-                <w:i w:val="false"/>
-                <w:b w:val="false"/>
-                <w:u w:val="none"/>
-                <w:sz w:val="22"/>
-                <w:szCs w:val="22"/>
-                <w:color w:val="000000"/>
-              </w:rPr>
-              <w:t xml:space="preserve">0.470</w:t>
+              <w:t xml:space="preserve">0.74</w:t>
+            </w:r>
+          </w:p>
+        </w:tc>
+        <w:tc>
+          <w:tcPr>
+            <w:tcBorders>
+              <w:bottom w:val="none" w:sz="0" w:space="0" w:color="000000"/>
+              <w:top w:val="none" w:sz="0" w:space="0" w:color="000000"/>
+              <w:left w:val="none" w:sz="0" w:space="0" w:color="000000"/>
+              <w:right w:val="none" w:sz="0" w:space="0" w:color="000000"/>
+            </w:tcBorders>
+            <w:shd w:val="clear" w:color="auto" w:fill="FFFFFF"/>
+            <w:tcMar>
+              <w:top w:w="0" w:type="dxa"/>
+              <w:bottom w:w="0" w:type="dxa"/>
+              <w:left w:w="0" w:type="dxa"/>
+              <w:right w:w="0" w:type="dxa"/>
+            </w:tcMar>
+            <w:vAlign w:val="top"/>
+          </w:tcPr>
+          <w:p>
+            <w:pPr>
+              <w:pStyle w:val="Normal"/>
+              <w:jc w:val="center"/>
+              <w:pBdr>
+                <w:bottom w:val="none" w:sz="0" w:space="0" w:color="000000"/>
+                <w:top w:val="none" w:sz="0" w:space="0" w:color="000000"/>
+                <w:left w:val="none" w:sz="0" w:space="0" w:color="000000"/>
+                <w:right w:val="none" w:sz="0" w:space="0" w:color="000000"/>
+              </w:pBdr>
+              <w:spacing w:after="100" w:before="100" w:line="240"/>
+              <w:ind w:left="100" w:right="100" w:firstLine="0" w:firstLineChars="0"/>
+              <w:rPr>
+                <w:rFonts w:ascii="Helvetica" w:hAnsi="Helvetica" w:eastAsia="Helvetica" w:cs="Helvetica"/>
+                <w:i w:val="false"/>
+                <w:b w:val="false"/>
+                <w:u w:val="none"/>
+                <w:sz w:val="22"/>
+                <w:szCs w:val="22"/>
+                <w:color w:val="000000"/>
+              </w:rPr>
+            </w:pPr>
+            <w:r>
+              <w:rPr>
+                <w:rFonts w:ascii="Helvetica" w:hAnsi="Helvetica" w:eastAsia="Helvetica" w:cs="Helvetica"/>
+                <w:i w:val="false"/>
+                <w:b w:val="false"/>
+                <w:u w:val="none"/>
+                <w:sz w:val="22"/>
+                <w:szCs w:val="22"/>
+                <w:color w:val="000000"/>
+              </w:rPr>
+              <w:t xml:space="preserve">0.34, 1.60</w:t>
+            </w:r>
+          </w:p>
+        </w:tc>
+        <w:tc>
+          <w:tcPr>
+            <w:tcBorders>
+              <w:bottom w:val="none" w:sz="0" w:space="0" w:color="000000"/>
+              <w:top w:val="none" w:sz="0" w:space="0" w:color="000000"/>
+              <w:left w:val="none" w:sz="0" w:space="0" w:color="000000"/>
+              <w:right w:val="none" w:sz="0" w:space="0" w:color="000000"/>
+            </w:tcBorders>
+            <w:shd w:val="clear" w:color="auto" w:fill="FFFFFF"/>
+            <w:tcMar>
+              <w:top w:w="0" w:type="dxa"/>
+              <w:bottom w:w="0" w:type="dxa"/>
+              <w:left w:w="0" w:type="dxa"/>
+              <w:right w:w="0" w:type="dxa"/>
+            </w:tcMar>
+            <w:vAlign w:val="top"/>
+          </w:tcPr>
+          <w:p>
+            <w:pPr>
+              <w:pStyle w:val="Normal"/>
+              <w:jc w:val="center"/>
+              <w:pBdr>
+                <w:bottom w:val="none" w:sz="0" w:space="0" w:color="000000"/>
+                <w:top w:val="none" w:sz="0" w:space="0" w:color="000000"/>
+                <w:left w:val="none" w:sz="0" w:space="0" w:color="000000"/>
+                <w:right w:val="none" w:sz="0" w:space="0" w:color="000000"/>
+              </w:pBdr>
+              <w:spacing w:after="100" w:before="100" w:line="240"/>
+              <w:ind w:left="100" w:right="100" w:firstLine="0" w:firstLineChars="0"/>
+              <w:rPr>
+                <w:rFonts w:ascii="Helvetica" w:hAnsi="Helvetica" w:eastAsia="Helvetica" w:cs="Helvetica"/>
+                <w:i w:val="false"/>
+                <w:b w:val="false"/>
+                <w:u w:val="none"/>
+                <w:sz w:val="22"/>
+                <w:szCs w:val="22"/>
+                <w:color w:val="000000"/>
+              </w:rPr>
+            </w:pPr>
+            <w:r>
+              <w:rPr>
+                <w:rFonts w:ascii="Helvetica" w:hAnsi="Helvetica" w:eastAsia="Helvetica" w:cs="Helvetica"/>
+                <w:i w:val="false"/>
+                <w:b w:val="false"/>
+                <w:u w:val="none"/>
+                <w:sz w:val="22"/>
+                <w:szCs w:val="22"/>
+                <w:color w:val="000000"/>
+              </w:rPr>
+              <w:t xml:space="preserve">0.440</w:t>
             </w:r>
           </w:p>
         </w:tc>
@@ -7865,113 +7865,113 @@
                 <w:szCs w:val="22"/>
                 <w:color w:val="000000"/>
               </w:rPr>
-              <w:t xml:space="preserve">0.78</w:t>
-            </w:r>
-          </w:p>
-        </w:tc>
-        <w:tc>
-          <w:tcPr>
-            <w:tcBorders>
-              <w:bottom w:val="none" w:sz="0" w:space="0" w:color="000000"/>
-              <w:top w:val="none" w:sz="0" w:space="0" w:color="000000"/>
-              <w:left w:val="none" w:sz="0" w:space="0" w:color="000000"/>
-              <w:right w:val="none" w:sz="0" w:space="0" w:color="000000"/>
-            </w:tcBorders>
-            <w:shd w:val="clear" w:color="auto" w:fill="FFFFFF"/>
-            <w:tcMar>
-              <w:top w:w="0" w:type="dxa"/>
-              <w:bottom w:w="0" w:type="dxa"/>
-              <w:left w:w="0" w:type="dxa"/>
-              <w:right w:w="0" w:type="dxa"/>
-            </w:tcMar>
-            <w:vAlign w:val="top"/>
-          </w:tcPr>
-          <w:p>
-            <w:pPr>
-              <w:pStyle w:val="Normal"/>
-              <w:jc w:val="center"/>
-              <w:pBdr>
-                <w:bottom w:val="none" w:sz="0" w:space="0" w:color="000000"/>
-                <w:top w:val="none" w:sz="0" w:space="0" w:color="000000"/>
-                <w:left w:val="none" w:sz="0" w:space="0" w:color="000000"/>
-                <w:right w:val="none" w:sz="0" w:space="0" w:color="000000"/>
-              </w:pBdr>
-              <w:spacing w:after="100" w:before="100" w:line="240"/>
-              <w:ind w:left="100" w:right="100" w:firstLine="0" w:firstLineChars="0"/>
-              <w:rPr>
-                <w:rFonts w:ascii="Helvetica" w:hAnsi="Helvetica" w:eastAsia="Helvetica" w:cs="Helvetica"/>
-                <w:i w:val="false"/>
-                <w:b w:val="false"/>
-                <w:u w:val="none"/>
-                <w:sz w:val="22"/>
-                <w:szCs w:val="22"/>
-                <w:color w:val="000000"/>
-              </w:rPr>
-            </w:pPr>
-            <w:r>
-              <w:rPr>
-                <w:rFonts w:ascii="Helvetica" w:hAnsi="Helvetica" w:eastAsia="Helvetica" w:cs="Helvetica"/>
-                <w:i w:val="false"/>
-                <w:b w:val="false"/>
-                <w:u w:val="none"/>
-                <w:sz w:val="22"/>
-                <w:szCs w:val="22"/>
-                <w:color w:val="000000"/>
-              </w:rPr>
-              <w:t xml:space="preserve">0.24, 2.53</w:t>
-            </w:r>
-          </w:p>
-        </w:tc>
-        <w:tc>
-          <w:tcPr>
-            <w:tcBorders>
-              <w:bottom w:val="none" w:sz="0" w:space="0" w:color="000000"/>
-              <w:top w:val="none" w:sz="0" w:space="0" w:color="000000"/>
-              <w:left w:val="none" w:sz="0" w:space="0" w:color="000000"/>
-              <w:right w:val="none" w:sz="0" w:space="0" w:color="000000"/>
-            </w:tcBorders>
-            <w:shd w:val="clear" w:color="auto" w:fill="FFFFFF"/>
-            <w:tcMar>
-              <w:top w:w="0" w:type="dxa"/>
-              <w:bottom w:w="0" w:type="dxa"/>
-              <w:left w:w="0" w:type="dxa"/>
-              <w:right w:w="0" w:type="dxa"/>
-            </w:tcMar>
-            <w:vAlign w:val="top"/>
-          </w:tcPr>
-          <w:p>
-            <w:pPr>
-              <w:pStyle w:val="Normal"/>
-              <w:jc w:val="center"/>
-              <w:pBdr>
-                <w:bottom w:val="none" w:sz="0" w:space="0" w:color="000000"/>
-                <w:top w:val="none" w:sz="0" w:space="0" w:color="000000"/>
-                <w:left w:val="none" w:sz="0" w:space="0" w:color="000000"/>
-                <w:right w:val="none" w:sz="0" w:space="0" w:color="000000"/>
-              </w:pBdr>
-              <w:spacing w:after="100" w:before="100" w:line="240"/>
-              <w:ind w:left="100" w:right="100" w:firstLine="0" w:firstLineChars="0"/>
-              <w:rPr>
-                <w:rFonts w:ascii="Helvetica" w:hAnsi="Helvetica" w:eastAsia="Helvetica" w:cs="Helvetica"/>
-                <w:i w:val="false"/>
-                <w:b w:val="false"/>
-                <w:u w:val="none"/>
-                <w:sz w:val="22"/>
-                <w:szCs w:val="22"/>
-                <w:color w:val="000000"/>
-              </w:rPr>
-            </w:pPr>
-            <w:r>
-              <w:rPr>
-                <w:rFonts w:ascii="Helvetica" w:hAnsi="Helvetica" w:eastAsia="Helvetica" w:cs="Helvetica"/>
-                <w:i w:val="false"/>
-                <w:b w:val="false"/>
-                <w:u w:val="none"/>
-                <w:sz w:val="22"/>
-                <w:szCs w:val="22"/>
-                <w:color w:val="000000"/>
-              </w:rPr>
-              <w:t xml:space="preserve">0.680</w:t>
+              <w:t xml:space="preserve">0.77</w:t>
+            </w:r>
+          </w:p>
+        </w:tc>
+        <w:tc>
+          <w:tcPr>
+            <w:tcBorders>
+              <w:bottom w:val="none" w:sz="0" w:space="0" w:color="000000"/>
+              <w:top w:val="none" w:sz="0" w:space="0" w:color="000000"/>
+              <w:left w:val="none" w:sz="0" w:space="0" w:color="000000"/>
+              <w:right w:val="none" w:sz="0" w:space="0" w:color="000000"/>
+            </w:tcBorders>
+            <w:shd w:val="clear" w:color="auto" w:fill="FFFFFF"/>
+            <w:tcMar>
+              <w:top w:w="0" w:type="dxa"/>
+              <w:bottom w:w="0" w:type="dxa"/>
+              <w:left w:w="0" w:type="dxa"/>
+              <w:right w:w="0" w:type="dxa"/>
+            </w:tcMar>
+            <w:vAlign w:val="top"/>
+          </w:tcPr>
+          <w:p>
+            <w:pPr>
+              <w:pStyle w:val="Normal"/>
+              <w:jc w:val="center"/>
+              <w:pBdr>
+                <w:bottom w:val="none" w:sz="0" w:space="0" w:color="000000"/>
+                <w:top w:val="none" w:sz="0" w:space="0" w:color="000000"/>
+                <w:left w:val="none" w:sz="0" w:space="0" w:color="000000"/>
+                <w:right w:val="none" w:sz="0" w:space="0" w:color="000000"/>
+              </w:pBdr>
+              <w:spacing w:after="100" w:before="100" w:line="240"/>
+              <w:ind w:left="100" w:right="100" w:firstLine="0" w:firstLineChars="0"/>
+              <w:rPr>
+                <w:rFonts w:ascii="Helvetica" w:hAnsi="Helvetica" w:eastAsia="Helvetica" w:cs="Helvetica"/>
+                <w:i w:val="false"/>
+                <w:b w:val="false"/>
+                <w:u w:val="none"/>
+                <w:sz w:val="22"/>
+                <w:szCs w:val="22"/>
+                <w:color w:val="000000"/>
+              </w:rPr>
+            </w:pPr>
+            <w:r>
+              <w:rPr>
+                <w:rFonts w:ascii="Helvetica" w:hAnsi="Helvetica" w:eastAsia="Helvetica" w:cs="Helvetica"/>
+                <w:i w:val="false"/>
+                <w:b w:val="false"/>
+                <w:u w:val="none"/>
+                <w:sz w:val="22"/>
+                <w:szCs w:val="22"/>
+                <w:color w:val="000000"/>
+              </w:rPr>
+              <w:t xml:space="preserve">0.24, 2.50</w:t>
+            </w:r>
+          </w:p>
+        </w:tc>
+        <w:tc>
+          <w:tcPr>
+            <w:tcBorders>
+              <w:bottom w:val="none" w:sz="0" w:space="0" w:color="000000"/>
+              <w:top w:val="none" w:sz="0" w:space="0" w:color="000000"/>
+              <w:left w:val="none" w:sz="0" w:space="0" w:color="000000"/>
+              <w:right w:val="none" w:sz="0" w:space="0" w:color="000000"/>
+            </w:tcBorders>
+            <w:shd w:val="clear" w:color="auto" w:fill="FFFFFF"/>
+            <w:tcMar>
+              <w:top w:w="0" w:type="dxa"/>
+              <w:bottom w:w="0" w:type="dxa"/>
+              <w:left w:w="0" w:type="dxa"/>
+              <w:right w:w="0" w:type="dxa"/>
+            </w:tcMar>
+            <w:vAlign w:val="top"/>
+          </w:tcPr>
+          <w:p>
+            <w:pPr>
+              <w:pStyle w:val="Normal"/>
+              <w:jc w:val="center"/>
+              <w:pBdr>
+                <w:bottom w:val="none" w:sz="0" w:space="0" w:color="000000"/>
+                <w:top w:val="none" w:sz="0" w:space="0" w:color="000000"/>
+                <w:left w:val="none" w:sz="0" w:space="0" w:color="000000"/>
+                <w:right w:val="none" w:sz="0" w:space="0" w:color="000000"/>
+              </w:pBdr>
+              <w:spacing w:after="100" w:before="100" w:line="240"/>
+              <w:ind w:left="100" w:right="100" w:firstLine="0" w:firstLineChars="0"/>
+              <w:rPr>
+                <w:rFonts w:ascii="Helvetica" w:hAnsi="Helvetica" w:eastAsia="Helvetica" w:cs="Helvetica"/>
+                <w:i w:val="false"/>
+                <w:b w:val="false"/>
+                <w:u w:val="none"/>
+                <w:sz w:val="22"/>
+                <w:szCs w:val="22"/>
+                <w:color w:val="000000"/>
+              </w:rPr>
+            </w:pPr>
+            <w:r>
+              <w:rPr>
+                <w:rFonts w:ascii="Helvetica" w:hAnsi="Helvetica" w:eastAsia="Helvetica" w:cs="Helvetica"/>
+                <w:i w:val="false"/>
+                <w:b w:val="false"/>
+                <w:u w:val="none"/>
+                <w:sz w:val="22"/>
+                <w:szCs w:val="22"/>
+                <w:color w:val="000000"/>
+              </w:rPr>
+              <w:t xml:space="preserve">0.660</w:t>
             </w:r>
           </w:p>
         </w:tc>
@@ -8136,113 +8136,113 @@
                 <w:szCs w:val="22"/>
                 <w:color w:val="000000"/>
               </w:rPr>
-              <w:t xml:space="preserve">1.06</w:t>
-            </w:r>
-          </w:p>
-        </w:tc>
-        <w:tc>
-          <w:tcPr>
-            <w:tcBorders>
-              <w:bottom w:val="none" w:sz="0" w:space="0" w:color="000000"/>
-              <w:top w:val="none" w:sz="0" w:space="0" w:color="000000"/>
-              <w:left w:val="none" w:sz="0" w:space="0" w:color="000000"/>
-              <w:right w:val="none" w:sz="0" w:space="0" w:color="000000"/>
-            </w:tcBorders>
-            <w:shd w:val="clear" w:color="auto" w:fill="FFFFFF"/>
-            <w:tcMar>
-              <w:top w:w="0" w:type="dxa"/>
-              <w:bottom w:w="0" w:type="dxa"/>
-              <w:left w:w="0" w:type="dxa"/>
-              <w:right w:w="0" w:type="dxa"/>
-            </w:tcMar>
-            <w:vAlign w:val="top"/>
-          </w:tcPr>
-          <w:p>
-            <w:pPr>
-              <w:pStyle w:val="Normal"/>
-              <w:jc w:val="center"/>
-              <w:pBdr>
-                <w:bottom w:val="none" w:sz="0" w:space="0" w:color="000000"/>
-                <w:top w:val="none" w:sz="0" w:space="0" w:color="000000"/>
-                <w:left w:val="none" w:sz="0" w:space="0" w:color="000000"/>
-                <w:right w:val="none" w:sz="0" w:space="0" w:color="000000"/>
-              </w:pBdr>
-              <w:spacing w:after="100" w:before="100" w:line="240"/>
-              <w:ind w:left="100" w:right="100" w:firstLine="0" w:firstLineChars="0"/>
-              <w:rPr>
-                <w:rFonts w:ascii="Helvetica" w:hAnsi="Helvetica" w:eastAsia="Helvetica" w:cs="Helvetica"/>
-                <w:i w:val="false"/>
-                <w:b w:val="false"/>
-                <w:u w:val="none"/>
-                <w:sz w:val="22"/>
-                <w:szCs w:val="22"/>
-                <w:color w:val="000000"/>
-              </w:rPr>
-            </w:pPr>
-            <w:r>
-              <w:rPr>
-                <w:rFonts w:ascii="Helvetica" w:hAnsi="Helvetica" w:eastAsia="Helvetica" w:cs="Helvetica"/>
-                <w:i w:val="false"/>
-                <w:b w:val="false"/>
-                <w:u w:val="none"/>
-                <w:sz w:val="22"/>
-                <w:szCs w:val="22"/>
-                <w:color w:val="000000"/>
-              </w:rPr>
-              <w:t xml:space="preserve">0.49, 2.30</w:t>
-            </w:r>
-          </w:p>
-        </w:tc>
-        <w:tc>
-          <w:tcPr>
-            <w:tcBorders>
-              <w:bottom w:val="none" w:sz="0" w:space="0" w:color="000000"/>
-              <w:top w:val="none" w:sz="0" w:space="0" w:color="000000"/>
-              <w:left w:val="none" w:sz="0" w:space="0" w:color="000000"/>
-              <w:right w:val="none" w:sz="0" w:space="0" w:color="000000"/>
-            </w:tcBorders>
-            <w:shd w:val="clear" w:color="auto" w:fill="FFFFFF"/>
-            <w:tcMar>
-              <w:top w:w="0" w:type="dxa"/>
-              <w:bottom w:w="0" w:type="dxa"/>
-              <w:left w:w="0" w:type="dxa"/>
-              <w:right w:w="0" w:type="dxa"/>
-            </w:tcMar>
-            <w:vAlign w:val="top"/>
-          </w:tcPr>
-          <w:p>
-            <w:pPr>
-              <w:pStyle w:val="Normal"/>
-              <w:jc w:val="center"/>
-              <w:pBdr>
-                <w:bottom w:val="none" w:sz="0" w:space="0" w:color="000000"/>
-                <w:top w:val="none" w:sz="0" w:space="0" w:color="000000"/>
-                <w:left w:val="none" w:sz="0" w:space="0" w:color="000000"/>
-                <w:right w:val="none" w:sz="0" w:space="0" w:color="000000"/>
-              </w:pBdr>
-              <w:spacing w:after="100" w:before="100" w:line="240"/>
-              <w:ind w:left="100" w:right="100" w:firstLine="0" w:firstLineChars="0"/>
-              <w:rPr>
-                <w:rFonts w:ascii="Helvetica" w:hAnsi="Helvetica" w:eastAsia="Helvetica" w:cs="Helvetica"/>
-                <w:i w:val="false"/>
-                <w:b w:val="false"/>
-                <w:u w:val="none"/>
-                <w:sz w:val="22"/>
-                <w:szCs w:val="22"/>
-                <w:color w:val="000000"/>
-              </w:rPr>
-            </w:pPr>
-            <w:r>
-              <w:rPr>
-                <w:rFonts w:ascii="Helvetica" w:hAnsi="Helvetica" w:eastAsia="Helvetica" w:cs="Helvetica"/>
-                <w:i w:val="false"/>
-                <w:b w:val="false"/>
-                <w:u w:val="none"/>
-                <w:sz w:val="22"/>
-                <w:szCs w:val="22"/>
-                <w:color w:val="000000"/>
-              </w:rPr>
-              <w:t xml:space="preserve">0.880</w:t>
+              <w:t xml:space="preserve">1.10</w:t>
+            </w:r>
+          </w:p>
+        </w:tc>
+        <w:tc>
+          <w:tcPr>
+            <w:tcBorders>
+              <w:bottom w:val="none" w:sz="0" w:space="0" w:color="000000"/>
+              <w:top w:val="none" w:sz="0" w:space="0" w:color="000000"/>
+              <w:left w:val="none" w:sz="0" w:space="0" w:color="000000"/>
+              <w:right w:val="none" w:sz="0" w:space="0" w:color="000000"/>
+            </w:tcBorders>
+            <w:shd w:val="clear" w:color="auto" w:fill="FFFFFF"/>
+            <w:tcMar>
+              <w:top w:w="0" w:type="dxa"/>
+              <w:bottom w:w="0" w:type="dxa"/>
+              <w:left w:w="0" w:type="dxa"/>
+              <w:right w:w="0" w:type="dxa"/>
+            </w:tcMar>
+            <w:vAlign w:val="top"/>
+          </w:tcPr>
+          <w:p>
+            <w:pPr>
+              <w:pStyle w:val="Normal"/>
+              <w:jc w:val="center"/>
+              <w:pBdr>
+                <w:bottom w:val="none" w:sz="0" w:space="0" w:color="000000"/>
+                <w:top w:val="none" w:sz="0" w:space="0" w:color="000000"/>
+                <w:left w:val="none" w:sz="0" w:space="0" w:color="000000"/>
+                <w:right w:val="none" w:sz="0" w:space="0" w:color="000000"/>
+              </w:pBdr>
+              <w:spacing w:after="100" w:before="100" w:line="240"/>
+              <w:ind w:left="100" w:right="100" w:firstLine="0" w:firstLineChars="0"/>
+              <w:rPr>
+                <w:rFonts w:ascii="Helvetica" w:hAnsi="Helvetica" w:eastAsia="Helvetica" w:cs="Helvetica"/>
+                <w:i w:val="false"/>
+                <w:b w:val="false"/>
+                <w:u w:val="none"/>
+                <w:sz w:val="22"/>
+                <w:szCs w:val="22"/>
+                <w:color w:val="000000"/>
+              </w:rPr>
+            </w:pPr>
+            <w:r>
+              <w:rPr>
+                <w:rFonts w:ascii="Helvetica" w:hAnsi="Helvetica" w:eastAsia="Helvetica" w:cs="Helvetica"/>
+                <w:i w:val="false"/>
+                <w:b w:val="false"/>
+                <w:u w:val="none"/>
+                <w:sz w:val="22"/>
+                <w:szCs w:val="22"/>
+                <w:color w:val="000000"/>
+              </w:rPr>
+              <w:t xml:space="preserve">0.51, 2.36</w:t>
+            </w:r>
+          </w:p>
+        </w:tc>
+        <w:tc>
+          <w:tcPr>
+            <w:tcBorders>
+              <w:bottom w:val="none" w:sz="0" w:space="0" w:color="000000"/>
+              <w:top w:val="none" w:sz="0" w:space="0" w:color="000000"/>
+              <w:left w:val="none" w:sz="0" w:space="0" w:color="000000"/>
+              <w:right w:val="none" w:sz="0" w:space="0" w:color="000000"/>
+            </w:tcBorders>
+            <w:shd w:val="clear" w:color="auto" w:fill="FFFFFF"/>
+            <w:tcMar>
+              <w:top w:w="0" w:type="dxa"/>
+              <w:bottom w:w="0" w:type="dxa"/>
+              <w:left w:w="0" w:type="dxa"/>
+              <w:right w:w="0" w:type="dxa"/>
+            </w:tcMar>
+            <w:vAlign w:val="top"/>
+          </w:tcPr>
+          <w:p>
+            <w:pPr>
+              <w:pStyle w:val="Normal"/>
+              <w:jc w:val="center"/>
+              <w:pBdr>
+                <w:bottom w:val="none" w:sz="0" w:space="0" w:color="000000"/>
+                <w:top w:val="none" w:sz="0" w:space="0" w:color="000000"/>
+                <w:left w:val="none" w:sz="0" w:space="0" w:color="000000"/>
+                <w:right w:val="none" w:sz="0" w:space="0" w:color="000000"/>
+              </w:pBdr>
+              <w:spacing w:after="100" w:before="100" w:line="240"/>
+              <w:ind w:left="100" w:right="100" w:firstLine="0" w:firstLineChars="0"/>
+              <w:rPr>
+                <w:rFonts w:ascii="Helvetica" w:hAnsi="Helvetica" w:eastAsia="Helvetica" w:cs="Helvetica"/>
+                <w:i w:val="false"/>
+                <w:b w:val="false"/>
+                <w:u w:val="none"/>
+                <w:sz w:val="22"/>
+                <w:szCs w:val="22"/>
+                <w:color w:val="000000"/>
+              </w:rPr>
+            </w:pPr>
+            <w:r>
+              <w:rPr>
+                <w:rFonts w:ascii="Helvetica" w:hAnsi="Helvetica" w:eastAsia="Helvetica" w:cs="Helvetica"/>
+                <w:i w:val="false"/>
+                <w:b w:val="false"/>
+                <w:u w:val="none"/>
+                <w:sz w:val="22"/>
+                <w:szCs w:val="22"/>
+                <w:color w:val="000000"/>
+              </w:rPr>
+              <w:t xml:space="preserve">0.810</w:t>
             </w:r>
           </w:p>
         </w:tc>
@@ -8348,113 +8348,113 @@
                 <w:szCs w:val="22"/>
                 <w:color w:val="000000"/>
               </w:rPr>
-              <w:t xml:space="preserve">1.40</w:t>
-            </w:r>
-          </w:p>
-        </w:tc>
-        <w:tc>
-          <w:tcPr>
-            <w:tcBorders>
-              <w:bottom w:val="none" w:sz="0" w:space="0" w:color="000000"/>
-              <w:top w:val="none" w:sz="0" w:space="0" w:color="000000"/>
-              <w:left w:val="none" w:sz="0" w:space="0" w:color="000000"/>
-              <w:right w:val="none" w:sz="0" w:space="0" w:color="000000"/>
-            </w:tcBorders>
-            <w:shd w:val="clear" w:color="auto" w:fill="FFFFFF"/>
-            <w:tcMar>
-              <w:top w:w="0" w:type="dxa"/>
-              <w:bottom w:w="0" w:type="dxa"/>
-              <w:left w:w="0" w:type="dxa"/>
-              <w:right w:w="0" w:type="dxa"/>
-            </w:tcMar>
-            <w:vAlign w:val="top"/>
-          </w:tcPr>
-          <w:p>
-            <w:pPr>
-              <w:pStyle w:val="Normal"/>
-              <w:jc w:val="center"/>
-              <w:pBdr>
-                <w:bottom w:val="none" w:sz="0" w:space="0" w:color="000000"/>
-                <w:top w:val="none" w:sz="0" w:space="0" w:color="000000"/>
-                <w:left w:val="none" w:sz="0" w:space="0" w:color="000000"/>
-                <w:right w:val="none" w:sz="0" w:space="0" w:color="000000"/>
-              </w:pBdr>
-              <w:spacing w:after="100" w:before="100" w:line="240"/>
-              <w:ind w:left="100" w:right="100" w:firstLine="0" w:firstLineChars="0"/>
-              <w:rPr>
-                <w:rFonts w:ascii="Helvetica" w:hAnsi="Helvetica" w:eastAsia="Helvetica" w:cs="Helvetica"/>
-                <w:i w:val="false"/>
-                <w:b w:val="false"/>
-                <w:u w:val="none"/>
-                <w:sz w:val="22"/>
-                <w:szCs w:val="22"/>
-                <w:color w:val="000000"/>
-              </w:rPr>
-            </w:pPr>
-            <w:r>
-              <w:rPr>
-                <w:rFonts w:ascii="Helvetica" w:hAnsi="Helvetica" w:eastAsia="Helvetica" w:cs="Helvetica"/>
-                <w:i w:val="false"/>
-                <w:b w:val="false"/>
-                <w:u w:val="none"/>
-                <w:sz w:val="22"/>
-                <w:szCs w:val="22"/>
-                <w:color w:val="000000"/>
-              </w:rPr>
-              <w:t xml:space="preserve">0.42, 4.64</w:t>
-            </w:r>
-          </w:p>
-        </w:tc>
-        <w:tc>
-          <w:tcPr>
-            <w:tcBorders>
-              <w:bottom w:val="none" w:sz="0" w:space="0" w:color="000000"/>
-              <w:top w:val="none" w:sz="0" w:space="0" w:color="000000"/>
-              <w:left w:val="none" w:sz="0" w:space="0" w:color="000000"/>
-              <w:right w:val="none" w:sz="0" w:space="0" w:color="000000"/>
-            </w:tcBorders>
-            <w:shd w:val="clear" w:color="auto" w:fill="FFFFFF"/>
-            <w:tcMar>
-              <w:top w:w="0" w:type="dxa"/>
-              <w:bottom w:w="0" w:type="dxa"/>
-              <w:left w:w="0" w:type="dxa"/>
-              <w:right w:w="0" w:type="dxa"/>
-            </w:tcMar>
-            <w:vAlign w:val="top"/>
-          </w:tcPr>
-          <w:p>
-            <w:pPr>
-              <w:pStyle w:val="Normal"/>
-              <w:jc w:val="center"/>
-              <w:pBdr>
-                <w:bottom w:val="none" w:sz="0" w:space="0" w:color="000000"/>
-                <w:top w:val="none" w:sz="0" w:space="0" w:color="000000"/>
-                <w:left w:val="none" w:sz="0" w:space="0" w:color="000000"/>
-                <w:right w:val="none" w:sz="0" w:space="0" w:color="000000"/>
-              </w:pBdr>
-              <w:spacing w:after="100" w:before="100" w:line="240"/>
-              <w:ind w:left="100" w:right="100" w:firstLine="0" w:firstLineChars="0"/>
-              <w:rPr>
-                <w:rFonts w:ascii="Helvetica" w:hAnsi="Helvetica" w:eastAsia="Helvetica" w:cs="Helvetica"/>
-                <w:i w:val="false"/>
-                <w:b w:val="false"/>
-                <w:u w:val="none"/>
-                <w:sz w:val="22"/>
-                <w:szCs w:val="22"/>
-                <w:color w:val="000000"/>
-              </w:rPr>
-            </w:pPr>
-            <w:r>
-              <w:rPr>
-                <w:rFonts w:ascii="Helvetica" w:hAnsi="Helvetica" w:eastAsia="Helvetica" w:cs="Helvetica"/>
-                <w:i w:val="false"/>
-                <w:b w:val="false"/>
-                <w:u w:val="none"/>
-                <w:sz w:val="22"/>
-                <w:szCs w:val="22"/>
-                <w:color w:val="000000"/>
-              </w:rPr>
-              <w:t xml:space="preserve">0.590</w:t>
+              <w:t xml:space="preserve">1.46</w:t>
+            </w:r>
+          </w:p>
+        </w:tc>
+        <w:tc>
+          <w:tcPr>
+            <w:tcBorders>
+              <w:bottom w:val="none" w:sz="0" w:space="0" w:color="000000"/>
+              <w:top w:val="none" w:sz="0" w:space="0" w:color="000000"/>
+              <w:left w:val="none" w:sz="0" w:space="0" w:color="000000"/>
+              <w:right w:val="none" w:sz="0" w:space="0" w:color="000000"/>
+            </w:tcBorders>
+            <w:shd w:val="clear" w:color="auto" w:fill="FFFFFF"/>
+            <w:tcMar>
+              <w:top w:w="0" w:type="dxa"/>
+              <w:bottom w:w="0" w:type="dxa"/>
+              <w:left w:w="0" w:type="dxa"/>
+              <w:right w:w="0" w:type="dxa"/>
+            </w:tcMar>
+            <w:vAlign w:val="top"/>
+          </w:tcPr>
+          <w:p>
+            <w:pPr>
+              <w:pStyle w:val="Normal"/>
+              <w:jc w:val="center"/>
+              <w:pBdr>
+                <w:bottom w:val="none" w:sz="0" w:space="0" w:color="000000"/>
+                <w:top w:val="none" w:sz="0" w:space="0" w:color="000000"/>
+                <w:left w:val="none" w:sz="0" w:space="0" w:color="000000"/>
+                <w:right w:val="none" w:sz="0" w:space="0" w:color="000000"/>
+              </w:pBdr>
+              <w:spacing w:after="100" w:before="100" w:line="240"/>
+              <w:ind w:left="100" w:right="100" w:firstLine="0" w:firstLineChars="0"/>
+              <w:rPr>
+                <w:rFonts w:ascii="Helvetica" w:hAnsi="Helvetica" w:eastAsia="Helvetica" w:cs="Helvetica"/>
+                <w:i w:val="false"/>
+                <w:b w:val="false"/>
+                <w:u w:val="none"/>
+                <w:sz w:val="22"/>
+                <w:szCs w:val="22"/>
+                <w:color w:val="000000"/>
+              </w:rPr>
+            </w:pPr>
+            <w:r>
+              <w:rPr>
+                <w:rFonts w:ascii="Helvetica" w:hAnsi="Helvetica" w:eastAsia="Helvetica" w:cs="Helvetica"/>
+                <w:i w:val="false"/>
+                <w:b w:val="false"/>
+                <w:u w:val="none"/>
+                <w:sz w:val="22"/>
+                <w:szCs w:val="22"/>
+                <w:color w:val="000000"/>
+              </w:rPr>
+              <w:t xml:space="preserve">0.45, 4.74</w:t>
+            </w:r>
+          </w:p>
+        </w:tc>
+        <w:tc>
+          <w:tcPr>
+            <w:tcBorders>
+              <w:bottom w:val="none" w:sz="0" w:space="0" w:color="000000"/>
+              <w:top w:val="none" w:sz="0" w:space="0" w:color="000000"/>
+              <w:left w:val="none" w:sz="0" w:space="0" w:color="000000"/>
+              <w:right w:val="none" w:sz="0" w:space="0" w:color="000000"/>
+            </w:tcBorders>
+            <w:shd w:val="clear" w:color="auto" w:fill="FFFFFF"/>
+            <w:tcMar>
+              <w:top w:w="0" w:type="dxa"/>
+              <w:bottom w:w="0" w:type="dxa"/>
+              <w:left w:w="0" w:type="dxa"/>
+              <w:right w:w="0" w:type="dxa"/>
+            </w:tcMar>
+            <w:vAlign w:val="top"/>
+          </w:tcPr>
+          <w:p>
+            <w:pPr>
+              <w:pStyle w:val="Normal"/>
+              <w:jc w:val="center"/>
+              <w:pBdr>
+                <w:bottom w:val="none" w:sz="0" w:space="0" w:color="000000"/>
+                <w:top w:val="none" w:sz="0" w:space="0" w:color="000000"/>
+                <w:left w:val="none" w:sz="0" w:space="0" w:color="000000"/>
+                <w:right w:val="none" w:sz="0" w:space="0" w:color="000000"/>
+              </w:pBdr>
+              <w:spacing w:after="100" w:before="100" w:line="240"/>
+              <w:ind w:left="100" w:right="100" w:firstLine="0" w:firstLineChars="0"/>
+              <w:rPr>
+                <w:rFonts w:ascii="Helvetica" w:hAnsi="Helvetica" w:eastAsia="Helvetica" w:cs="Helvetica"/>
+                <w:i w:val="false"/>
+                <w:b w:val="false"/>
+                <w:u w:val="none"/>
+                <w:sz w:val="22"/>
+                <w:szCs w:val="22"/>
+                <w:color w:val="000000"/>
+              </w:rPr>
+            </w:pPr>
+            <w:r>
+              <w:rPr>
+                <w:rFonts w:ascii="Helvetica" w:hAnsi="Helvetica" w:eastAsia="Helvetica" w:cs="Helvetica"/>
+                <w:i w:val="false"/>
+                <w:b w:val="false"/>
+                <w:u w:val="none"/>
+                <w:sz w:val="22"/>
+                <w:szCs w:val="22"/>
+                <w:color w:val="000000"/>
+              </w:rPr>
+              <w:t xml:space="preserve">0.530</w:t>
             </w:r>
           </w:p>
         </w:tc>
@@ -8619,113 +8619,113 @@
                 <w:szCs w:val="22"/>
                 <w:color w:val="000000"/>
               </w:rPr>
-              <w:t xml:space="preserve">1.48</w:t>
-            </w:r>
-          </w:p>
-        </w:tc>
-        <w:tc>
-          <w:tcPr>
-            <w:tcBorders>
-              <w:bottom w:val="none" w:sz="0" w:space="0" w:color="000000"/>
-              <w:top w:val="none" w:sz="0" w:space="0" w:color="000000"/>
-              <w:left w:val="none" w:sz="0" w:space="0" w:color="000000"/>
-              <w:right w:val="none" w:sz="0" w:space="0" w:color="000000"/>
-            </w:tcBorders>
-            <w:shd w:val="clear" w:color="auto" w:fill="FFFFFF"/>
-            <w:tcMar>
-              <w:top w:w="0" w:type="dxa"/>
-              <w:bottom w:w="0" w:type="dxa"/>
-              <w:left w:w="0" w:type="dxa"/>
-              <w:right w:w="0" w:type="dxa"/>
-            </w:tcMar>
-            <w:vAlign w:val="top"/>
-          </w:tcPr>
-          <w:p>
-            <w:pPr>
-              <w:pStyle w:val="Normal"/>
-              <w:jc w:val="center"/>
-              <w:pBdr>
-                <w:bottom w:val="none" w:sz="0" w:space="0" w:color="000000"/>
-                <w:top w:val="none" w:sz="0" w:space="0" w:color="000000"/>
-                <w:left w:val="none" w:sz="0" w:space="0" w:color="000000"/>
-                <w:right w:val="none" w:sz="0" w:space="0" w:color="000000"/>
-              </w:pBdr>
-              <w:spacing w:after="100" w:before="100" w:line="240"/>
-              <w:ind w:left="100" w:right="100" w:firstLine="0" w:firstLineChars="0"/>
-              <w:rPr>
-                <w:rFonts w:ascii="Helvetica" w:hAnsi="Helvetica" w:eastAsia="Helvetica" w:cs="Helvetica"/>
-                <w:i w:val="false"/>
-                <w:b w:val="false"/>
-                <w:u w:val="none"/>
-                <w:sz w:val="22"/>
-                <w:szCs w:val="22"/>
-                <w:color w:val="000000"/>
-              </w:rPr>
-            </w:pPr>
-            <w:r>
-              <w:rPr>
-                <w:rFonts w:ascii="Helvetica" w:hAnsi="Helvetica" w:eastAsia="Helvetica" w:cs="Helvetica"/>
-                <w:i w:val="false"/>
-                <w:b w:val="false"/>
-                <w:u w:val="none"/>
-                <w:sz w:val="22"/>
-                <w:szCs w:val="22"/>
-                <w:color w:val="000000"/>
-              </w:rPr>
-              <w:t xml:space="preserve">0.54, 4.08</w:t>
-            </w:r>
-          </w:p>
-        </w:tc>
-        <w:tc>
-          <w:tcPr>
-            <w:tcBorders>
-              <w:bottom w:val="none" w:sz="0" w:space="0" w:color="000000"/>
-              <w:top w:val="none" w:sz="0" w:space="0" w:color="000000"/>
-              <w:left w:val="none" w:sz="0" w:space="0" w:color="000000"/>
-              <w:right w:val="none" w:sz="0" w:space="0" w:color="000000"/>
-            </w:tcBorders>
-            <w:shd w:val="clear" w:color="auto" w:fill="FFFFFF"/>
-            <w:tcMar>
-              <w:top w:w="0" w:type="dxa"/>
-              <w:bottom w:w="0" w:type="dxa"/>
-              <w:left w:w="0" w:type="dxa"/>
-              <w:right w:w="0" w:type="dxa"/>
-            </w:tcMar>
-            <w:vAlign w:val="top"/>
-          </w:tcPr>
-          <w:p>
-            <w:pPr>
-              <w:pStyle w:val="Normal"/>
-              <w:jc w:val="center"/>
-              <w:pBdr>
-                <w:bottom w:val="none" w:sz="0" w:space="0" w:color="000000"/>
-                <w:top w:val="none" w:sz="0" w:space="0" w:color="000000"/>
-                <w:left w:val="none" w:sz="0" w:space="0" w:color="000000"/>
-                <w:right w:val="none" w:sz="0" w:space="0" w:color="000000"/>
-              </w:pBdr>
-              <w:spacing w:after="100" w:before="100" w:line="240"/>
-              <w:ind w:left="100" w:right="100" w:firstLine="0" w:firstLineChars="0"/>
-              <w:rPr>
-                <w:rFonts w:ascii="Helvetica" w:hAnsi="Helvetica" w:eastAsia="Helvetica" w:cs="Helvetica"/>
-                <w:i w:val="false"/>
-                <w:b w:val="false"/>
-                <w:u w:val="none"/>
-                <w:sz w:val="22"/>
-                <w:szCs w:val="22"/>
-                <w:color w:val="000000"/>
-              </w:rPr>
-            </w:pPr>
-            <w:r>
-              <w:rPr>
-                <w:rFonts w:ascii="Helvetica" w:hAnsi="Helvetica" w:eastAsia="Helvetica" w:cs="Helvetica"/>
-                <w:i w:val="false"/>
-                <w:b w:val="false"/>
-                <w:u w:val="none"/>
-                <w:sz w:val="22"/>
-                <w:szCs w:val="22"/>
-                <w:color w:val="000000"/>
-              </w:rPr>
-              <w:t xml:space="preserve">0.450</w:t>
+              <w:t xml:space="preserve">1.34</w:t>
+            </w:r>
+          </w:p>
+        </w:tc>
+        <w:tc>
+          <w:tcPr>
+            <w:tcBorders>
+              <w:bottom w:val="none" w:sz="0" w:space="0" w:color="000000"/>
+              <w:top w:val="none" w:sz="0" w:space="0" w:color="000000"/>
+              <w:left w:val="none" w:sz="0" w:space="0" w:color="000000"/>
+              <w:right w:val="none" w:sz="0" w:space="0" w:color="000000"/>
+            </w:tcBorders>
+            <w:shd w:val="clear" w:color="auto" w:fill="FFFFFF"/>
+            <w:tcMar>
+              <w:top w:w="0" w:type="dxa"/>
+              <w:bottom w:w="0" w:type="dxa"/>
+              <w:left w:w="0" w:type="dxa"/>
+              <w:right w:w="0" w:type="dxa"/>
+            </w:tcMar>
+            <w:vAlign w:val="top"/>
+          </w:tcPr>
+          <w:p>
+            <w:pPr>
+              <w:pStyle w:val="Normal"/>
+              <w:jc w:val="center"/>
+              <w:pBdr>
+                <w:bottom w:val="none" w:sz="0" w:space="0" w:color="000000"/>
+                <w:top w:val="none" w:sz="0" w:space="0" w:color="000000"/>
+                <w:left w:val="none" w:sz="0" w:space="0" w:color="000000"/>
+                <w:right w:val="none" w:sz="0" w:space="0" w:color="000000"/>
+              </w:pBdr>
+              <w:spacing w:after="100" w:before="100" w:line="240"/>
+              <w:ind w:left="100" w:right="100" w:firstLine="0" w:firstLineChars="0"/>
+              <w:rPr>
+                <w:rFonts w:ascii="Helvetica" w:hAnsi="Helvetica" w:eastAsia="Helvetica" w:cs="Helvetica"/>
+                <w:i w:val="false"/>
+                <w:b w:val="false"/>
+                <w:u w:val="none"/>
+                <w:sz w:val="22"/>
+                <w:szCs w:val="22"/>
+                <w:color w:val="000000"/>
+              </w:rPr>
+            </w:pPr>
+            <w:r>
+              <w:rPr>
+                <w:rFonts w:ascii="Helvetica" w:hAnsi="Helvetica" w:eastAsia="Helvetica" w:cs="Helvetica"/>
+                <w:i w:val="false"/>
+                <w:b w:val="false"/>
+                <w:u w:val="none"/>
+                <w:sz w:val="22"/>
+                <w:szCs w:val="22"/>
+                <w:color w:val="000000"/>
+              </w:rPr>
+              <w:t xml:space="preserve">0.49, 3.71</w:t>
+            </w:r>
+          </w:p>
+        </w:tc>
+        <w:tc>
+          <w:tcPr>
+            <w:tcBorders>
+              <w:bottom w:val="none" w:sz="0" w:space="0" w:color="000000"/>
+              <w:top w:val="none" w:sz="0" w:space="0" w:color="000000"/>
+              <w:left w:val="none" w:sz="0" w:space="0" w:color="000000"/>
+              <w:right w:val="none" w:sz="0" w:space="0" w:color="000000"/>
+            </w:tcBorders>
+            <w:shd w:val="clear" w:color="auto" w:fill="FFFFFF"/>
+            <w:tcMar>
+              <w:top w:w="0" w:type="dxa"/>
+              <w:bottom w:w="0" w:type="dxa"/>
+              <w:left w:w="0" w:type="dxa"/>
+              <w:right w:w="0" w:type="dxa"/>
+            </w:tcMar>
+            <w:vAlign w:val="top"/>
+          </w:tcPr>
+          <w:p>
+            <w:pPr>
+              <w:pStyle w:val="Normal"/>
+              <w:jc w:val="center"/>
+              <w:pBdr>
+                <w:bottom w:val="none" w:sz="0" w:space="0" w:color="000000"/>
+                <w:top w:val="none" w:sz="0" w:space="0" w:color="000000"/>
+                <w:left w:val="none" w:sz="0" w:space="0" w:color="000000"/>
+                <w:right w:val="none" w:sz="0" w:space="0" w:color="000000"/>
+              </w:pBdr>
+              <w:spacing w:after="100" w:before="100" w:line="240"/>
+              <w:ind w:left="100" w:right="100" w:firstLine="0" w:firstLineChars="0"/>
+              <w:rPr>
+                <w:rFonts w:ascii="Helvetica" w:hAnsi="Helvetica" w:eastAsia="Helvetica" w:cs="Helvetica"/>
+                <w:i w:val="false"/>
+                <w:b w:val="false"/>
+                <w:u w:val="none"/>
+                <w:sz w:val="22"/>
+                <w:szCs w:val="22"/>
+                <w:color w:val="000000"/>
+              </w:rPr>
+            </w:pPr>
+            <w:r>
+              <w:rPr>
+                <w:rFonts w:ascii="Helvetica" w:hAnsi="Helvetica" w:eastAsia="Helvetica" w:cs="Helvetica"/>
+                <w:i w:val="false"/>
+                <w:b w:val="false"/>
+                <w:u w:val="none"/>
+                <w:sz w:val="22"/>
+                <w:szCs w:val="22"/>
+                <w:color w:val="000000"/>
+              </w:rPr>
+              <w:t xml:space="preserve">0.570</w:t>
             </w:r>
           </w:p>
         </w:tc>
@@ -8831,113 +8831,113 @@
                 <w:szCs w:val="22"/>
                 <w:color w:val="000000"/>
               </w:rPr>
-              <w:t xml:space="preserve">1.50</w:t>
-            </w:r>
-          </w:p>
-        </w:tc>
-        <w:tc>
-          <w:tcPr>
-            <w:tcBorders>
-              <w:bottom w:val="none" w:sz="0" w:space="0" w:color="000000"/>
-              <w:top w:val="none" w:sz="0" w:space="0" w:color="000000"/>
-              <w:left w:val="none" w:sz="0" w:space="0" w:color="000000"/>
-              <w:right w:val="none" w:sz="0" w:space="0" w:color="000000"/>
-            </w:tcBorders>
-            <w:shd w:val="clear" w:color="auto" w:fill="FFFFFF"/>
-            <w:tcMar>
-              <w:top w:w="0" w:type="dxa"/>
-              <w:bottom w:w="0" w:type="dxa"/>
-              <w:left w:w="0" w:type="dxa"/>
-              <w:right w:w="0" w:type="dxa"/>
-            </w:tcMar>
-            <w:vAlign w:val="top"/>
-          </w:tcPr>
-          <w:p>
-            <w:pPr>
-              <w:pStyle w:val="Normal"/>
-              <w:jc w:val="center"/>
-              <w:pBdr>
-                <w:bottom w:val="none" w:sz="0" w:space="0" w:color="000000"/>
-                <w:top w:val="none" w:sz="0" w:space="0" w:color="000000"/>
-                <w:left w:val="none" w:sz="0" w:space="0" w:color="000000"/>
-                <w:right w:val="none" w:sz="0" w:space="0" w:color="000000"/>
-              </w:pBdr>
-              <w:spacing w:after="100" w:before="100" w:line="240"/>
-              <w:ind w:left="100" w:right="100" w:firstLine="0" w:firstLineChars="0"/>
-              <w:rPr>
-                <w:rFonts w:ascii="Helvetica" w:hAnsi="Helvetica" w:eastAsia="Helvetica" w:cs="Helvetica"/>
-                <w:i w:val="false"/>
-                <w:b w:val="false"/>
-                <w:u w:val="none"/>
-                <w:sz w:val="22"/>
-                <w:szCs w:val="22"/>
-                <w:color w:val="000000"/>
-              </w:rPr>
-            </w:pPr>
-            <w:r>
-              <w:rPr>
-                <w:rFonts w:ascii="Helvetica" w:hAnsi="Helvetica" w:eastAsia="Helvetica" w:cs="Helvetica"/>
-                <w:i w:val="false"/>
-                <w:b w:val="false"/>
-                <w:u w:val="none"/>
-                <w:sz w:val="22"/>
-                <w:szCs w:val="22"/>
-                <w:color w:val="000000"/>
-              </w:rPr>
-              <w:t xml:space="preserve">0.41, 5.54</w:t>
-            </w:r>
-          </w:p>
-        </w:tc>
-        <w:tc>
-          <w:tcPr>
-            <w:tcBorders>
-              <w:bottom w:val="none" w:sz="0" w:space="0" w:color="000000"/>
-              <w:top w:val="none" w:sz="0" w:space="0" w:color="000000"/>
-              <w:left w:val="none" w:sz="0" w:space="0" w:color="000000"/>
-              <w:right w:val="none" w:sz="0" w:space="0" w:color="000000"/>
-            </w:tcBorders>
-            <w:shd w:val="clear" w:color="auto" w:fill="FFFFFF"/>
-            <w:tcMar>
-              <w:top w:w="0" w:type="dxa"/>
-              <w:bottom w:w="0" w:type="dxa"/>
-              <w:left w:w="0" w:type="dxa"/>
-              <w:right w:w="0" w:type="dxa"/>
-            </w:tcMar>
-            <w:vAlign w:val="top"/>
-          </w:tcPr>
-          <w:p>
-            <w:pPr>
-              <w:pStyle w:val="Normal"/>
-              <w:jc w:val="center"/>
-              <w:pBdr>
-                <w:bottom w:val="none" w:sz="0" w:space="0" w:color="000000"/>
-                <w:top w:val="none" w:sz="0" w:space="0" w:color="000000"/>
-                <w:left w:val="none" w:sz="0" w:space="0" w:color="000000"/>
-                <w:right w:val="none" w:sz="0" w:space="0" w:color="000000"/>
-              </w:pBdr>
-              <w:spacing w:after="100" w:before="100" w:line="240"/>
-              <w:ind w:left="100" w:right="100" w:firstLine="0" w:firstLineChars="0"/>
-              <w:rPr>
-                <w:rFonts w:ascii="Helvetica" w:hAnsi="Helvetica" w:eastAsia="Helvetica" w:cs="Helvetica"/>
-                <w:i w:val="false"/>
-                <w:b w:val="false"/>
-                <w:u w:val="none"/>
-                <w:sz w:val="22"/>
-                <w:szCs w:val="22"/>
-                <w:color w:val="000000"/>
-              </w:rPr>
-            </w:pPr>
-            <w:r>
-              <w:rPr>
-                <w:rFonts w:ascii="Helvetica" w:hAnsi="Helvetica" w:eastAsia="Helvetica" w:cs="Helvetica"/>
-                <w:i w:val="false"/>
-                <w:b w:val="false"/>
-                <w:u w:val="none"/>
-                <w:sz w:val="22"/>
-                <w:szCs w:val="22"/>
-                <w:color w:val="000000"/>
-              </w:rPr>
-              <w:t xml:space="preserve">0.540</w:t>
+              <w:t xml:space="preserve">1.37</w:t>
+            </w:r>
+          </w:p>
+        </w:tc>
+        <w:tc>
+          <w:tcPr>
+            <w:tcBorders>
+              <w:bottom w:val="none" w:sz="0" w:space="0" w:color="000000"/>
+              <w:top w:val="none" w:sz="0" w:space="0" w:color="000000"/>
+              <w:left w:val="none" w:sz="0" w:space="0" w:color="000000"/>
+              <w:right w:val="none" w:sz="0" w:space="0" w:color="000000"/>
+            </w:tcBorders>
+            <w:shd w:val="clear" w:color="auto" w:fill="FFFFFF"/>
+            <w:tcMar>
+              <w:top w:w="0" w:type="dxa"/>
+              <w:bottom w:w="0" w:type="dxa"/>
+              <w:left w:w="0" w:type="dxa"/>
+              <w:right w:w="0" w:type="dxa"/>
+            </w:tcMar>
+            <w:vAlign w:val="top"/>
+          </w:tcPr>
+          <w:p>
+            <w:pPr>
+              <w:pStyle w:val="Normal"/>
+              <w:jc w:val="center"/>
+              <w:pBdr>
+                <w:bottom w:val="none" w:sz="0" w:space="0" w:color="000000"/>
+                <w:top w:val="none" w:sz="0" w:space="0" w:color="000000"/>
+                <w:left w:val="none" w:sz="0" w:space="0" w:color="000000"/>
+                <w:right w:val="none" w:sz="0" w:space="0" w:color="000000"/>
+              </w:pBdr>
+              <w:spacing w:after="100" w:before="100" w:line="240"/>
+              <w:ind w:left="100" w:right="100" w:firstLine="0" w:firstLineChars="0"/>
+              <w:rPr>
+                <w:rFonts w:ascii="Helvetica" w:hAnsi="Helvetica" w:eastAsia="Helvetica" w:cs="Helvetica"/>
+                <w:i w:val="false"/>
+                <w:b w:val="false"/>
+                <w:u w:val="none"/>
+                <w:sz w:val="22"/>
+                <w:szCs w:val="22"/>
+                <w:color w:val="000000"/>
+              </w:rPr>
+            </w:pPr>
+            <w:r>
+              <w:rPr>
+                <w:rFonts w:ascii="Helvetica" w:hAnsi="Helvetica" w:eastAsia="Helvetica" w:cs="Helvetica"/>
+                <w:i w:val="false"/>
+                <w:b w:val="false"/>
+                <w:u w:val="none"/>
+                <w:sz w:val="22"/>
+                <w:szCs w:val="22"/>
+                <w:color w:val="000000"/>
+              </w:rPr>
+              <w:t xml:space="preserve">0.37, 5.09</w:t>
+            </w:r>
+          </w:p>
+        </w:tc>
+        <w:tc>
+          <w:tcPr>
+            <w:tcBorders>
+              <w:bottom w:val="none" w:sz="0" w:space="0" w:color="000000"/>
+              <w:top w:val="none" w:sz="0" w:space="0" w:color="000000"/>
+              <w:left w:val="none" w:sz="0" w:space="0" w:color="000000"/>
+              <w:right w:val="none" w:sz="0" w:space="0" w:color="000000"/>
+            </w:tcBorders>
+            <w:shd w:val="clear" w:color="auto" w:fill="FFFFFF"/>
+            <w:tcMar>
+              <w:top w:w="0" w:type="dxa"/>
+              <w:bottom w:w="0" w:type="dxa"/>
+              <w:left w:w="0" w:type="dxa"/>
+              <w:right w:w="0" w:type="dxa"/>
+            </w:tcMar>
+            <w:vAlign w:val="top"/>
+          </w:tcPr>
+          <w:p>
+            <w:pPr>
+              <w:pStyle w:val="Normal"/>
+              <w:jc w:val="center"/>
+              <w:pBdr>
+                <w:bottom w:val="none" w:sz="0" w:space="0" w:color="000000"/>
+                <w:top w:val="none" w:sz="0" w:space="0" w:color="000000"/>
+                <w:left w:val="none" w:sz="0" w:space="0" w:color="000000"/>
+                <w:right w:val="none" w:sz="0" w:space="0" w:color="000000"/>
+              </w:pBdr>
+              <w:spacing w:after="100" w:before="100" w:line="240"/>
+              <w:ind w:left="100" w:right="100" w:firstLine="0" w:firstLineChars="0"/>
+              <w:rPr>
+                <w:rFonts w:ascii="Helvetica" w:hAnsi="Helvetica" w:eastAsia="Helvetica" w:cs="Helvetica"/>
+                <w:i w:val="false"/>
+                <w:b w:val="false"/>
+                <w:u w:val="none"/>
+                <w:sz w:val="22"/>
+                <w:szCs w:val="22"/>
+                <w:color w:val="000000"/>
+              </w:rPr>
+            </w:pPr>
+            <w:r>
+              <w:rPr>
+                <w:rFonts w:ascii="Helvetica" w:hAnsi="Helvetica" w:eastAsia="Helvetica" w:cs="Helvetica"/>
+                <w:i w:val="false"/>
+                <w:b w:val="false"/>
+                <w:u w:val="none"/>
+                <w:sz w:val="22"/>
+                <w:szCs w:val="22"/>
+                <w:color w:val="000000"/>
+              </w:rPr>
+              <w:t xml:space="preserve">0.640</w:t>
             </w:r>
           </w:p>
         </w:tc>
@@ -9049,7 +9049,7 @@
                 <w:szCs w:val="22"/>
                 <w:color w:val="000000"/>
               </w:rPr>
-              <w:t xml:space="preserve">323</w:t>
+              <w:t xml:space="preserve">322</w:t>
             </w:r>
           </w:p>
         </w:tc>
@@ -9261,7 +9261,7 @@
                 <w:szCs w:val="22"/>
                 <w:color w:val="000000"/>
               </w:rPr>
-              <w:t xml:space="preserve">323</w:t>
+              <w:t xml:space="preserve">322</w:t>
             </w:r>
           </w:p>
         </w:tc>
@@ -10068,113 +10068,113 @@
                 <w:szCs w:val="22"/>
                 <w:color w:val="000000"/>
               </w:rPr>
-              <w:t xml:space="preserve">1.35</w:t>
-            </w:r>
-          </w:p>
-        </w:tc>
-        <w:tc>
-          <w:tcPr>
-            <w:tcBorders>
-              <w:bottom w:val="none" w:sz="0" w:space="0" w:color="000000"/>
-              <w:top w:val="none" w:sz="0" w:space="0" w:color="000000"/>
-              <w:left w:val="none" w:sz="0" w:space="0" w:color="000000"/>
-              <w:right w:val="none" w:sz="0" w:space="0" w:color="000000"/>
-            </w:tcBorders>
-            <w:shd w:val="clear" w:color="auto" w:fill="FFFFFF"/>
-            <w:tcMar>
-              <w:top w:w="0" w:type="dxa"/>
-              <w:bottom w:w="0" w:type="dxa"/>
-              <w:left w:w="0" w:type="dxa"/>
-              <w:right w:w="0" w:type="dxa"/>
-            </w:tcMar>
-            <w:vAlign w:val="top"/>
-          </w:tcPr>
-          <w:p>
-            <w:pPr>
-              <w:pStyle w:val="Normal"/>
-              <w:jc w:val="center"/>
-              <w:pBdr>
-                <w:bottom w:val="none" w:sz="0" w:space="0" w:color="000000"/>
-                <w:top w:val="none" w:sz="0" w:space="0" w:color="000000"/>
-                <w:left w:val="none" w:sz="0" w:space="0" w:color="000000"/>
-                <w:right w:val="none" w:sz="0" w:space="0" w:color="000000"/>
-              </w:pBdr>
-              <w:spacing w:after="100" w:before="100" w:line="240"/>
-              <w:ind w:left="100" w:right="100" w:firstLine="0" w:firstLineChars="0"/>
-              <w:rPr>
-                <w:rFonts w:ascii="Helvetica" w:hAnsi="Helvetica" w:eastAsia="Helvetica" w:cs="Helvetica"/>
-                <w:i w:val="false"/>
-                <w:b w:val="false"/>
-                <w:u w:val="none"/>
-                <w:sz w:val="22"/>
-                <w:szCs w:val="22"/>
-                <w:color w:val="000000"/>
-              </w:rPr>
-            </w:pPr>
-            <w:r>
-              <w:rPr>
-                <w:rFonts w:ascii="Helvetica" w:hAnsi="Helvetica" w:eastAsia="Helvetica" w:cs="Helvetica"/>
-                <w:i w:val="false"/>
-                <w:b w:val="false"/>
-                <w:u w:val="none"/>
-                <w:sz w:val="22"/>
-                <w:szCs w:val="22"/>
-                <w:color w:val="000000"/>
-              </w:rPr>
-              <w:t xml:space="preserve">0.84, 2.18</w:t>
-            </w:r>
-          </w:p>
-        </w:tc>
-        <w:tc>
-          <w:tcPr>
-            <w:tcBorders>
-              <w:bottom w:val="none" w:sz="0" w:space="0" w:color="000000"/>
-              <w:top w:val="none" w:sz="0" w:space="0" w:color="000000"/>
-              <w:left w:val="none" w:sz="0" w:space="0" w:color="000000"/>
-              <w:right w:val="none" w:sz="0" w:space="0" w:color="000000"/>
-            </w:tcBorders>
-            <w:shd w:val="clear" w:color="auto" w:fill="FFFFFF"/>
-            <w:tcMar>
-              <w:top w:w="0" w:type="dxa"/>
-              <w:bottom w:w="0" w:type="dxa"/>
-              <w:left w:w="0" w:type="dxa"/>
-              <w:right w:w="0" w:type="dxa"/>
-            </w:tcMar>
-            <w:vAlign w:val="top"/>
-          </w:tcPr>
-          <w:p>
-            <w:pPr>
-              <w:pStyle w:val="Normal"/>
-              <w:jc w:val="center"/>
-              <w:pBdr>
-                <w:bottom w:val="none" w:sz="0" w:space="0" w:color="000000"/>
-                <w:top w:val="none" w:sz="0" w:space="0" w:color="000000"/>
-                <w:left w:val="none" w:sz="0" w:space="0" w:color="000000"/>
-                <w:right w:val="none" w:sz="0" w:space="0" w:color="000000"/>
-              </w:pBdr>
-              <w:spacing w:after="100" w:before="100" w:line="240"/>
-              <w:ind w:left="100" w:right="100" w:firstLine="0" w:firstLineChars="0"/>
-              <w:rPr>
-                <w:rFonts w:ascii="Helvetica" w:hAnsi="Helvetica" w:eastAsia="Helvetica" w:cs="Helvetica"/>
-                <w:i w:val="false"/>
-                <w:b w:val="false"/>
-                <w:u w:val="none"/>
-                <w:sz w:val="22"/>
-                <w:szCs w:val="22"/>
-                <w:color w:val="000000"/>
-              </w:rPr>
-            </w:pPr>
-            <w:r>
-              <w:rPr>
-                <w:rFonts w:ascii="Helvetica" w:hAnsi="Helvetica" w:eastAsia="Helvetica" w:cs="Helvetica"/>
-                <w:i w:val="false"/>
-                <w:b w:val="false"/>
-                <w:u w:val="none"/>
-                <w:sz w:val="22"/>
-                <w:szCs w:val="22"/>
-                <w:color w:val="000000"/>
-              </w:rPr>
-              <w:t xml:space="preserve">0.210</w:t>
+              <w:t xml:space="preserve">1.37</w:t>
+            </w:r>
+          </w:p>
+        </w:tc>
+        <w:tc>
+          <w:tcPr>
+            <w:tcBorders>
+              <w:bottom w:val="none" w:sz="0" w:space="0" w:color="000000"/>
+              <w:top w:val="none" w:sz="0" w:space="0" w:color="000000"/>
+              <w:left w:val="none" w:sz="0" w:space="0" w:color="000000"/>
+              <w:right w:val="none" w:sz="0" w:space="0" w:color="000000"/>
+            </w:tcBorders>
+            <w:shd w:val="clear" w:color="auto" w:fill="FFFFFF"/>
+            <w:tcMar>
+              <w:top w:w="0" w:type="dxa"/>
+              <w:bottom w:w="0" w:type="dxa"/>
+              <w:left w:w="0" w:type="dxa"/>
+              <w:right w:w="0" w:type="dxa"/>
+            </w:tcMar>
+            <w:vAlign w:val="top"/>
+          </w:tcPr>
+          <w:p>
+            <w:pPr>
+              <w:pStyle w:val="Normal"/>
+              <w:jc w:val="center"/>
+              <w:pBdr>
+                <w:bottom w:val="none" w:sz="0" w:space="0" w:color="000000"/>
+                <w:top w:val="none" w:sz="0" w:space="0" w:color="000000"/>
+                <w:left w:val="none" w:sz="0" w:space="0" w:color="000000"/>
+                <w:right w:val="none" w:sz="0" w:space="0" w:color="000000"/>
+              </w:pBdr>
+              <w:spacing w:after="100" w:before="100" w:line="240"/>
+              <w:ind w:left="100" w:right="100" w:firstLine="0" w:firstLineChars="0"/>
+              <w:rPr>
+                <w:rFonts w:ascii="Helvetica" w:hAnsi="Helvetica" w:eastAsia="Helvetica" w:cs="Helvetica"/>
+                <w:i w:val="false"/>
+                <w:b w:val="false"/>
+                <w:u w:val="none"/>
+                <w:sz w:val="22"/>
+                <w:szCs w:val="22"/>
+                <w:color w:val="000000"/>
+              </w:rPr>
+            </w:pPr>
+            <w:r>
+              <w:rPr>
+                <w:rFonts w:ascii="Helvetica" w:hAnsi="Helvetica" w:eastAsia="Helvetica" w:cs="Helvetica"/>
+                <w:i w:val="false"/>
+                <w:b w:val="false"/>
+                <w:u w:val="none"/>
+                <w:sz w:val="22"/>
+                <w:szCs w:val="22"/>
+                <w:color w:val="000000"/>
+              </w:rPr>
+              <w:t xml:space="preserve">0.86, 2.19</w:t>
+            </w:r>
+          </w:p>
+        </w:tc>
+        <w:tc>
+          <w:tcPr>
+            <w:tcBorders>
+              <w:bottom w:val="none" w:sz="0" w:space="0" w:color="000000"/>
+              <w:top w:val="none" w:sz="0" w:space="0" w:color="000000"/>
+              <w:left w:val="none" w:sz="0" w:space="0" w:color="000000"/>
+              <w:right w:val="none" w:sz="0" w:space="0" w:color="000000"/>
+            </w:tcBorders>
+            <w:shd w:val="clear" w:color="auto" w:fill="FFFFFF"/>
+            <w:tcMar>
+              <w:top w:w="0" w:type="dxa"/>
+              <w:bottom w:w="0" w:type="dxa"/>
+              <w:left w:w="0" w:type="dxa"/>
+              <w:right w:w="0" w:type="dxa"/>
+            </w:tcMar>
+            <w:vAlign w:val="top"/>
+          </w:tcPr>
+          <w:p>
+            <w:pPr>
+              <w:pStyle w:val="Normal"/>
+              <w:jc w:val="center"/>
+              <w:pBdr>
+                <w:bottom w:val="none" w:sz="0" w:space="0" w:color="000000"/>
+                <w:top w:val="none" w:sz="0" w:space="0" w:color="000000"/>
+                <w:left w:val="none" w:sz="0" w:space="0" w:color="000000"/>
+                <w:right w:val="none" w:sz="0" w:space="0" w:color="000000"/>
+              </w:pBdr>
+              <w:spacing w:after="100" w:before="100" w:line="240"/>
+              <w:ind w:left="100" w:right="100" w:firstLine="0" w:firstLineChars="0"/>
+              <w:rPr>
+                <w:rFonts w:ascii="Helvetica" w:hAnsi="Helvetica" w:eastAsia="Helvetica" w:cs="Helvetica"/>
+                <w:i w:val="false"/>
+                <w:b w:val="false"/>
+                <w:u w:val="none"/>
+                <w:sz w:val="22"/>
+                <w:szCs w:val="22"/>
+                <w:color w:val="000000"/>
+              </w:rPr>
+            </w:pPr>
+            <w:r>
+              <w:rPr>
+                <w:rFonts w:ascii="Helvetica" w:hAnsi="Helvetica" w:eastAsia="Helvetica" w:cs="Helvetica"/>
+                <w:i w:val="false"/>
+                <w:b w:val="false"/>
+                <w:u w:val="none"/>
+                <w:sz w:val="22"/>
+                <w:szCs w:val="22"/>
+                <w:color w:val="000000"/>
+              </w:rPr>
+              <w:t xml:space="preserve">0.190</w:t>
             </w:r>
           </w:p>
         </w:tc>
@@ -10280,60 +10280,60 @@
                 <w:szCs w:val="22"/>
                 <w:color w:val="000000"/>
               </w:rPr>
-              <w:t xml:space="preserve">2.10</w:t>
-            </w:r>
-          </w:p>
-        </w:tc>
-        <w:tc>
-          <w:tcPr>
-            <w:tcBorders>
-              <w:bottom w:val="none" w:sz="0" w:space="0" w:color="000000"/>
-              <w:top w:val="none" w:sz="0" w:space="0" w:color="000000"/>
-              <w:left w:val="none" w:sz="0" w:space="0" w:color="000000"/>
-              <w:right w:val="none" w:sz="0" w:space="0" w:color="000000"/>
-            </w:tcBorders>
-            <w:shd w:val="clear" w:color="auto" w:fill="FFFFFF"/>
-            <w:tcMar>
-              <w:top w:w="0" w:type="dxa"/>
-              <w:bottom w:w="0" w:type="dxa"/>
-              <w:left w:w="0" w:type="dxa"/>
-              <w:right w:w="0" w:type="dxa"/>
-            </w:tcMar>
-            <w:vAlign w:val="top"/>
-          </w:tcPr>
-          <w:p>
-            <w:pPr>
-              <w:pStyle w:val="Normal"/>
-              <w:jc w:val="center"/>
-              <w:pBdr>
-                <w:bottom w:val="none" w:sz="0" w:space="0" w:color="000000"/>
-                <w:top w:val="none" w:sz="0" w:space="0" w:color="000000"/>
-                <w:left w:val="none" w:sz="0" w:space="0" w:color="000000"/>
-                <w:right w:val="none" w:sz="0" w:space="0" w:color="000000"/>
-              </w:pBdr>
-              <w:spacing w:after="100" w:before="100" w:line="240"/>
-              <w:ind w:left="100" w:right="100" w:firstLine="0" w:firstLineChars="0"/>
-              <w:rPr>
-                <w:rFonts w:ascii="Helvetica" w:hAnsi="Helvetica" w:eastAsia="Helvetica" w:cs="Helvetica"/>
-                <w:i w:val="false"/>
-                <w:b w:val="false"/>
-                <w:u w:val="none"/>
-                <w:sz w:val="22"/>
-                <w:szCs w:val="22"/>
-                <w:color w:val="000000"/>
-              </w:rPr>
-            </w:pPr>
-            <w:r>
-              <w:rPr>
-                <w:rFonts w:ascii="Helvetica" w:hAnsi="Helvetica" w:eastAsia="Helvetica" w:cs="Helvetica"/>
-                <w:i w:val="false"/>
-                <w:b w:val="false"/>
-                <w:u w:val="none"/>
-                <w:sz w:val="22"/>
-                <w:szCs w:val="22"/>
-                <w:color w:val="000000"/>
-              </w:rPr>
-              <w:t xml:space="preserve">0.81, 5.43</w:t>
+              <w:t xml:space="preserve">2.11</w:t>
+            </w:r>
+          </w:p>
+        </w:tc>
+        <w:tc>
+          <w:tcPr>
+            <w:tcBorders>
+              <w:bottom w:val="none" w:sz="0" w:space="0" w:color="000000"/>
+              <w:top w:val="none" w:sz="0" w:space="0" w:color="000000"/>
+              <w:left w:val="none" w:sz="0" w:space="0" w:color="000000"/>
+              <w:right w:val="none" w:sz="0" w:space="0" w:color="000000"/>
+            </w:tcBorders>
+            <w:shd w:val="clear" w:color="auto" w:fill="FFFFFF"/>
+            <w:tcMar>
+              <w:top w:w="0" w:type="dxa"/>
+              <w:bottom w:w="0" w:type="dxa"/>
+              <w:left w:w="0" w:type="dxa"/>
+              <w:right w:w="0" w:type="dxa"/>
+            </w:tcMar>
+            <w:vAlign w:val="top"/>
+          </w:tcPr>
+          <w:p>
+            <w:pPr>
+              <w:pStyle w:val="Normal"/>
+              <w:jc w:val="center"/>
+              <w:pBdr>
+                <w:bottom w:val="none" w:sz="0" w:space="0" w:color="000000"/>
+                <w:top w:val="none" w:sz="0" w:space="0" w:color="000000"/>
+                <w:left w:val="none" w:sz="0" w:space="0" w:color="000000"/>
+                <w:right w:val="none" w:sz="0" w:space="0" w:color="000000"/>
+              </w:pBdr>
+              <w:spacing w:after="100" w:before="100" w:line="240"/>
+              <w:ind w:left="100" w:right="100" w:firstLine="0" w:firstLineChars="0"/>
+              <w:rPr>
+                <w:rFonts w:ascii="Helvetica" w:hAnsi="Helvetica" w:eastAsia="Helvetica" w:cs="Helvetica"/>
+                <w:i w:val="false"/>
+                <w:b w:val="false"/>
+                <w:u w:val="none"/>
+                <w:sz w:val="22"/>
+                <w:szCs w:val="22"/>
+                <w:color w:val="000000"/>
+              </w:rPr>
+            </w:pPr>
+            <w:r>
+              <w:rPr>
+                <w:rFonts w:ascii="Helvetica" w:hAnsi="Helvetica" w:eastAsia="Helvetica" w:cs="Helvetica"/>
+                <w:i w:val="false"/>
+                <w:b w:val="false"/>
+                <w:u w:val="none"/>
+                <w:sz w:val="22"/>
+                <w:szCs w:val="22"/>
+                <w:color w:val="000000"/>
+              </w:rPr>
+              <w:t xml:space="preserve">0.82, 5.46</w:t>
             </w:r>
           </w:p>
         </w:tc>
@@ -10498,7 +10498,7 @@
                 <w:szCs w:val="22"/>
                 <w:color w:val="000000"/>
               </w:rPr>
-              <w:t xml:space="preserve">323</w:t>
+              <w:t xml:space="preserve">322</w:t>
             </w:r>
           </w:p>
         </w:tc>
@@ -10710,7 +10710,7 @@
                 <w:szCs w:val="22"/>
                 <w:color w:val="000000"/>
               </w:rPr>
-              <w:t xml:space="preserve">323</w:t>
+              <w:t xml:space="preserve">322</w:t>
             </w:r>
           </w:p>
         </w:tc>
@@ -11517,113 +11517,113 @@
                 <w:szCs w:val="22"/>
                 <w:color w:val="000000"/>
               </w:rPr>
-              <w:t xml:space="preserve">0.83</w:t>
-            </w:r>
-          </w:p>
-        </w:tc>
-        <w:tc>
-          <w:tcPr>
-            <w:tcBorders>
-              <w:bottom w:val="none" w:sz="0" w:space="0" w:color="000000"/>
-              <w:top w:val="none" w:sz="0" w:space="0" w:color="000000"/>
-              <w:left w:val="none" w:sz="0" w:space="0" w:color="000000"/>
-              <w:right w:val="none" w:sz="0" w:space="0" w:color="000000"/>
-            </w:tcBorders>
-            <w:shd w:val="clear" w:color="auto" w:fill="FFFFFF"/>
-            <w:tcMar>
-              <w:top w:w="0" w:type="dxa"/>
-              <w:bottom w:w="0" w:type="dxa"/>
-              <w:left w:w="0" w:type="dxa"/>
-              <w:right w:w="0" w:type="dxa"/>
-            </w:tcMar>
-            <w:vAlign w:val="top"/>
-          </w:tcPr>
-          <w:p>
-            <w:pPr>
-              <w:pStyle w:val="Normal"/>
-              <w:jc w:val="center"/>
-              <w:pBdr>
-                <w:bottom w:val="none" w:sz="0" w:space="0" w:color="000000"/>
-                <w:top w:val="none" w:sz="0" w:space="0" w:color="000000"/>
-                <w:left w:val="none" w:sz="0" w:space="0" w:color="000000"/>
-                <w:right w:val="none" w:sz="0" w:space="0" w:color="000000"/>
-              </w:pBdr>
-              <w:spacing w:after="100" w:before="100" w:line="240"/>
-              <w:ind w:left="100" w:right="100" w:firstLine="0" w:firstLineChars="0"/>
-              <w:rPr>
-                <w:rFonts w:ascii="Helvetica" w:hAnsi="Helvetica" w:eastAsia="Helvetica" w:cs="Helvetica"/>
-                <w:i w:val="false"/>
-                <w:b w:val="false"/>
-                <w:u w:val="none"/>
-                <w:sz w:val="22"/>
-                <w:szCs w:val="22"/>
-                <w:color w:val="000000"/>
-              </w:rPr>
-            </w:pPr>
-            <w:r>
-              <w:rPr>
-                <w:rFonts w:ascii="Helvetica" w:hAnsi="Helvetica" w:eastAsia="Helvetica" w:cs="Helvetica"/>
-                <w:i w:val="false"/>
-                <w:b w:val="false"/>
-                <w:u w:val="none"/>
-                <w:sz w:val="22"/>
-                <w:szCs w:val="22"/>
-                <w:color w:val="000000"/>
-              </w:rPr>
-              <w:t xml:space="preserve">0.52, 1.33</w:t>
-            </w:r>
-          </w:p>
-        </w:tc>
-        <w:tc>
-          <w:tcPr>
-            <w:tcBorders>
-              <w:bottom w:val="none" w:sz="0" w:space="0" w:color="000000"/>
-              <w:top w:val="none" w:sz="0" w:space="0" w:color="000000"/>
-              <w:left w:val="none" w:sz="0" w:space="0" w:color="000000"/>
-              <w:right w:val="none" w:sz="0" w:space="0" w:color="000000"/>
-            </w:tcBorders>
-            <w:shd w:val="clear" w:color="auto" w:fill="FFFFFF"/>
-            <w:tcMar>
-              <w:top w:w="0" w:type="dxa"/>
-              <w:bottom w:w="0" w:type="dxa"/>
-              <w:left w:w="0" w:type="dxa"/>
-              <w:right w:w="0" w:type="dxa"/>
-            </w:tcMar>
-            <w:vAlign w:val="top"/>
-          </w:tcPr>
-          <w:p>
-            <w:pPr>
-              <w:pStyle w:val="Normal"/>
-              <w:jc w:val="center"/>
-              <w:pBdr>
-                <w:bottom w:val="none" w:sz="0" w:space="0" w:color="000000"/>
-                <w:top w:val="none" w:sz="0" w:space="0" w:color="000000"/>
-                <w:left w:val="none" w:sz="0" w:space="0" w:color="000000"/>
-                <w:right w:val="none" w:sz="0" w:space="0" w:color="000000"/>
-              </w:pBdr>
-              <w:spacing w:after="100" w:before="100" w:line="240"/>
-              <w:ind w:left="100" w:right="100" w:firstLine="0" w:firstLineChars="0"/>
-              <w:rPr>
-                <w:rFonts w:ascii="Helvetica" w:hAnsi="Helvetica" w:eastAsia="Helvetica" w:cs="Helvetica"/>
-                <w:i w:val="false"/>
-                <w:b w:val="false"/>
-                <w:u w:val="none"/>
-                <w:sz w:val="22"/>
-                <w:szCs w:val="22"/>
-                <w:color w:val="000000"/>
-              </w:rPr>
-            </w:pPr>
-            <w:r>
-              <w:rPr>
-                <w:rFonts w:ascii="Helvetica" w:hAnsi="Helvetica" w:eastAsia="Helvetica" w:cs="Helvetica"/>
-                <w:i w:val="false"/>
-                <w:b w:val="false"/>
-                <w:u w:val="none"/>
-                <w:sz w:val="22"/>
-                <w:szCs w:val="22"/>
-                <w:color w:val="000000"/>
-              </w:rPr>
-              <w:t xml:space="preserve">0.440</w:t>
+              <w:t xml:space="preserve">0.81</w:t>
+            </w:r>
+          </w:p>
+        </w:tc>
+        <w:tc>
+          <w:tcPr>
+            <w:tcBorders>
+              <w:bottom w:val="none" w:sz="0" w:space="0" w:color="000000"/>
+              <w:top w:val="none" w:sz="0" w:space="0" w:color="000000"/>
+              <w:left w:val="none" w:sz="0" w:space="0" w:color="000000"/>
+              <w:right w:val="none" w:sz="0" w:space="0" w:color="000000"/>
+            </w:tcBorders>
+            <w:shd w:val="clear" w:color="auto" w:fill="FFFFFF"/>
+            <w:tcMar>
+              <w:top w:w="0" w:type="dxa"/>
+              <w:bottom w:w="0" w:type="dxa"/>
+              <w:left w:w="0" w:type="dxa"/>
+              <w:right w:w="0" w:type="dxa"/>
+            </w:tcMar>
+            <w:vAlign w:val="top"/>
+          </w:tcPr>
+          <w:p>
+            <w:pPr>
+              <w:pStyle w:val="Normal"/>
+              <w:jc w:val="center"/>
+              <w:pBdr>
+                <w:bottom w:val="none" w:sz="0" w:space="0" w:color="000000"/>
+                <w:top w:val="none" w:sz="0" w:space="0" w:color="000000"/>
+                <w:left w:val="none" w:sz="0" w:space="0" w:color="000000"/>
+                <w:right w:val="none" w:sz="0" w:space="0" w:color="000000"/>
+              </w:pBdr>
+              <w:spacing w:after="100" w:before="100" w:line="240"/>
+              <w:ind w:left="100" w:right="100" w:firstLine="0" w:firstLineChars="0"/>
+              <w:rPr>
+                <w:rFonts w:ascii="Helvetica" w:hAnsi="Helvetica" w:eastAsia="Helvetica" w:cs="Helvetica"/>
+                <w:i w:val="false"/>
+                <w:b w:val="false"/>
+                <w:u w:val="none"/>
+                <w:sz w:val="22"/>
+                <w:szCs w:val="22"/>
+                <w:color w:val="000000"/>
+              </w:rPr>
+            </w:pPr>
+            <w:r>
+              <w:rPr>
+                <w:rFonts w:ascii="Helvetica" w:hAnsi="Helvetica" w:eastAsia="Helvetica" w:cs="Helvetica"/>
+                <w:i w:val="false"/>
+                <w:b w:val="false"/>
+                <w:u w:val="none"/>
+                <w:sz w:val="22"/>
+                <w:szCs w:val="22"/>
+                <w:color w:val="000000"/>
+              </w:rPr>
+              <w:t xml:space="preserve">0.51, 1.30</w:t>
+            </w:r>
+          </w:p>
+        </w:tc>
+        <w:tc>
+          <w:tcPr>
+            <w:tcBorders>
+              <w:bottom w:val="none" w:sz="0" w:space="0" w:color="000000"/>
+              <w:top w:val="none" w:sz="0" w:space="0" w:color="000000"/>
+              <w:left w:val="none" w:sz="0" w:space="0" w:color="000000"/>
+              <w:right w:val="none" w:sz="0" w:space="0" w:color="000000"/>
+            </w:tcBorders>
+            <w:shd w:val="clear" w:color="auto" w:fill="FFFFFF"/>
+            <w:tcMar>
+              <w:top w:w="0" w:type="dxa"/>
+              <w:bottom w:w="0" w:type="dxa"/>
+              <w:left w:w="0" w:type="dxa"/>
+              <w:right w:w="0" w:type="dxa"/>
+            </w:tcMar>
+            <w:vAlign w:val="top"/>
+          </w:tcPr>
+          <w:p>
+            <w:pPr>
+              <w:pStyle w:val="Normal"/>
+              <w:jc w:val="center"/>
+              <w:pBdr>
+                <w:bottom w:val="none" w:sz="0" w:space="0" w:color="000000"/>
+                <w:top w:val="none" w:sz="0" w:space="0" w:color="000000"/>
+                <w:left w:val="none" w:sz="0" w:space="0" w:color="000000"/>
+                <w:right w:val="none" w:sz="0" w:space="0" w:color="000000"/>
+              </w:pBdr>
+              <w:spacing w:after="100" w:before="100" w:line="240"/>
+              <w:ind w:left="100" w:right="100" w:firstLine="0" w:firstLineChars="0"/>
+              <w:rPr>
+                <w:rFonts w:ascii="Helvetica" w:hAnsi="Helvetica" w:eastAsia="Helvetica" w:cs="Helvetica"/>
+                <w:i w:val="false"/>
+                <w:b w:val="false"/>
+                <w:u w:val="none"/>
+                <w:sz w:val="22"/>
+                <w:szCs w:val="22"/>
+                <w:color w:val="000000"/>
+              </w:rPr>
+            </w:pPr>
+            <w:r>
+              <w:rPr>
+                <w:rFonts w:ascii="Helvetica" w:hAnsi="Helvetica" w:eastAsia="Helvetica" w:cs="Helvetica"/>
+                <w:i w:val="false"/>
+                <w:b w:val="false"/>
+                <w:u w:val="none"/>
+                <w:sz w:val="22"/>
+                <w:szCs w:val="22"/>
+                <w:color w:val="000000"/>
+              </w:rPr>
+              <w:t xml:space="preserve">0.380</w:t>
             </w:r>
           </w:p>
         </w:tc>
@@ -11729,60 +11729,60 @@
                 <w:szCs w:val="22"/>
                 <w:color w:val="000000"/>
               </w:rPr>
-              <w:t xml:space="preserve">1.84</w:t>
-            </w:r>
-          </w:p>
-        </w:tc>
-        <w:tc>
-          <w:tcPr>
-            <w:tcBorders>
-              <w:bottom w:val="none" w:sz="0" w:space="0" w:color="000000"/>
-              <w:top w:val="none" w:sz="0" w:space="0" w:color="000000"/>
-              <w:left w:val="none" w:sz="0" w:space="0" w:color="000000"/>
-              <w:right w:val="none" w:sz="0" w:space="0" w:color="000000"/>
-            </w:tcBorders>
-            <w:shd w:val="clear" w:color="auto" w:fill="FFFFFF"/>
-            <w:tcMar>
-              <w:top w:w="0" w:type="dxa"/>
-              <w:bottom w:w="0" w:type="dxa"/>
-              <w:left w:w="0" w:type="dxa"/>
-              <w:right w:w="0" w:type="dxa"/>
-            </w:tcMar>
-            <w:vAlign w:val="top"/>
-          </w:tcPr>
-          <w:p>
-            <w:pPr>
-              <w:pStyle w:val="Normal"/>
-              <w:jc w:val="center"/>
-              <w:pBdr>
-                <w:bottom w:val="none" w:sz="0" w:space="0" w:color="000000"/>
-                <w:top w:val="none" w:sz="0" w:space="0" w:color="000000"/>
-                <w:left w:val="none" w:sz="0" w:space="0" w:color="000000"/>
-                <w:right w:val="none" w:sz="0" w:space="0" w:color="000000"/>
-              </w:pBdr>
-              <w:spacing w:after="100" w:before="100" w:line="240"/>
-              <w:ind w:left="100" w:right="100" w:firstLine="0" w:firstLineChars="0"/>
-              <w:rPr>
-                <w:rFonts w:ascii="Helvetica" w:hAnsi="Helvetica" w:eastAsia="Helvetica" w:cs="Helvetica"/>
-                <w:i w:val="false"/>
-                <w:b w:val="false"/>
-                <w:u w:val="none"/>
-                <w:sz w:val="22"/>
-                <w:szCs w:val="22"/>
-                <w:color w:val="000000"/>
-              </w:rPr>
-            </w:pPr>
-            <w:r>
-              <w:rPr>
-                <w:rFonts w:ascii="Helvetica" w:hAnsi="Helvetica" w:eastAsia="Helvetica" w:cs="Helvetica"/>
-                <w:i w:val="false"/>
-                <w:b w:val="false"/>
-                <w:u w:val="none"/>
-                <w:sz w:val="22"/>
-                <w:szCs w:val="22"/>
-                <w:color w:val="000000"/>
-              </w:rPr>
-              <w:t xml:space="preserve">0.65, 5.20</w:t>
+              <w:t xml:space="preserve">1.85</w:t>
+            </w:r>
+          </w:p>
+        </w:tc>
+        <w:tc>
+          <w:tcPr>
+            <w:tcBorders>
+              <w:bottom w:val="none" w:sz="0" w:space="0" w:color="000000"/>
+              <w:top w:val="none" w:sz="0" w:space="0" w:color="000000"/>
+              <w:left w:val="none" w:sz="0" w:space="0" w:color="000000"/>
+              <w:right w:val="none" w:sz="0" w:space="0" w:color="000000"/>
+            </w:tcBorders>
+            <w:shd w:val="clear" w:color="auto" w:fill="FFFFFF"/>
+            <w:tcMar>
+              <w:top w:w="0" w:type="dxa"/>
+              <w:bottom w:w="0" w:type="dxa"/>
+              <w:left w:w="0" w:type="dxa"/>
+              <w:right w:w="0" w:type="dxa"/>
+            </w:tcMar>
+            <w:vAlign w:val="top"/>
+          </w:tcPr>
+          <w:p>
+            <w:pPr>
+              <w:pStyle w:val="Normal"/>
+              <w:jc w:val="center"/>
+              <w:pBdr>
+                <w:bottom w:val="none" w:sz="0" w:space="0" w:color="000000"/>
+                <w:top w:val="none" w:sz="0" w:space="0" w:color="000000"/>
+                <w:left w:val="none" w:sz="0" w:space="0" w:color="000000"/>
+                <w:right w:val="none" w:sz="0" w:space="0" w:color="000000"/>
+              </w:pBdr>
+              <w:spacing w:after="100" w:before="100" w:line="240"/>
+              <w:ind w:left="100" w:right="100" w:firstLine="0" w:firstLineChars="0"/>
+              <w:rPr>
+                <w:rFonts w:ascii="Helvetica" w:hAnsi="Helvetica" w:eastAsia="Helvetica" w:cs="Helvetica"/>
+                <w:i w:val="false"/>
+                <w:b w:val="false"/>
+                <w:u w:val="none"/>
+                <w:sz w:val="22"/>
+                <w:szCs w:val="22"/>
+                <w:color w:val="000000"/>
+              </w:rPr>
+            </w:pPr>
+            <w:r>
+              <w:rPr>
+                <w:rFonts w:ascii="Helvetica" w:hAnsi="Helvetica" w:eastAsia="Helvetica" w:cs="Helvetica"/>
+                <w:i w:val="false"/>
+                <w:b w:val="false"/>
+                <w:u w:val="none"/>
+                <w:sz w:val="22"/>
+                <w:szCs w:val="22"/>
+                <w:color w:val="000000"/>
+              </w:rPr>
+              <w:t xml:space="preserve">0.65, 5.26</w:t>
             </w:r>
           </w:p>
         </w:tc>
@@ -11947,378 +11947,378 @@
                 <w:szCs w:val="22"/>
                 <w:color w:val="000000"/>
               </w:rPr>
-              <w:t xml:space="preserve">323</w:t>
-            </w:r>
-          </w:p>
-        </w:tc>
-        <w:tc>
-          <w:tcPr>
-            <w:tcBorders>
-              <w:bottom w:val="none" w:sz="0" w:space="0" w:color="000000"/>
-              <w:top w:val="none" w:sz="0" w:space="0" w:color="000000"/>
-              <w:left w:val="none" w:sz="0" w:space="0" w:color="000000"/>
-              <w:right w:val="none" w:sz="0" w:space="0" w:color="000000"/>
-            </w:tcBorders>
-            <w:shd w:val="clear" w:color="auto" w:fill="FFFFFF"/>
-            <w:tcMar>
-              <w:top w:w="0" w:type="dxa"/>
-              <w:bottom w:w="0" w:type="dxa"/>
-              <w:left w:w="0" w:type="dxa"/>
-              <w:right w:w="0" w:type="dxa"/>
-            </w:tcMar>
-            <w:vAlign w:val="top"/>
-          </w:tcPr>
-          <w:p>
-            <w:pPr>
-              <w:pStyle w:val="Normal"/>
-              <w:jc w:val="center"/>
-              <w:pBdr>
-                <w:bottom w:val="none" w:sz="0" w:space="0" w:color="000000"/>
-                <w:top w:val="none" w:sz="0" w:space="0" w:color="000000"/>
-                <w:left w:val="none" w:sz="0" w:space="0" w:color="000000"/>
-                <w:right w:val="none" w:sz="0" w:space="0" w:color="000000"/>
-              </w:pBdr>
-              <w:spacing w:after="100" w:before="100" w:line="240"/>
-              <w:ind w:left="100" w:right="100" w:firstLine="0" w:firstLineChars="0"/>
-              <w:rPr>
-                <w:rFonts w:ascii="Helvetica" w:hAnsi="Helvetica" w:eastAsia="Helvetica" w:cs="Helvetica"/>
-                <w:i w:val="false"/>
-                <w:b w:val="false"/>
-                <w:u w:val="none"/>
-                <w:sz w:val="22"/>
-                <w:szCs w:val="22"/>
-                <w:color w:val="000000"/>
-              </w:rPr>
-            </w:pPr>
-            <w:r>
-              <w:rPr>
-                <w:rFonts w:ascii="Helvetica" w:hAnsi="Helvetica" w:eastAsia="Helvetica" w:cs="Helvetica"/>
-                <w:i w:val="false"/>
-                <w:b w:val="false"/>
-                <w:u w:val="none"/>
-                <w:sz w:val="22"/>
-                <w:szCs w:val="22"/>
-                <w:color w:val="000000"/>
-              </w:rPr>
-              <w:t xml:space="preserve">0.93</w:t>
-            </w:r>
-          </w:p>
-        </w:tc>
-        <w:tc>
-          <w:tcPr>
-            <w:tcBorders>
-              <w:bottom w:val="none" w:sz="0" w:space="0" w:color="000000"/>
-              <w:top w:val="none" w:sz="0" w:space="0" w:color="000000"/>
-              <w:left w:val="none" w:sz="0" w:space="0" w:color="000000"/>
-              <w:right w:val="none" w:sz="0" w:space="0" w:color="000000"/>
-            </w:tcBorders>
-            <w:shd w:val="clear" w:color="auto" w:fill="FFFFFF"/>
-            <w:tcMar>
-              <w:top w:w="0" w:type="dxa"/>
-              <w:bottom w:w="0" w:type="dxa"/>
-              <w:left w:w="0" w:type="dxa"/>
-              <w:right w:w="0" w:type="dxa"/>
-            </w:tcMar>
-            <w:vAlign w:val="top"/>
-          </w:tcPr>
-          <w:p>
-            <w:pPr>
-              <w:pStyle w:val="Normal"/>
-              <w:jc w:val="center"/>
-              <w:pBdr>
-                <w:bottom w:val="none" w:sz="0" w:space="0" w:color="000000"/>
-                <w:top w:val="none" w:sz="0" w:space="0" w:color="000000"/>
-                <w:left w:val="none" w:sz="0" w:space="0" w:color="000000"/>
-                <w:right w:val="none" w:sz="0" w:space="0" w:color="000000"/>
-              </w:pBdr>
-              <w:spacing w:after="100" w:before="100" w:line="240"/>
-              <w:ind w:left="100" w:right="100" w:firstLine="0" w:firstLineChars="0"/>
-              <w:rPr>
-                <w:rFonts w:ascii="Helvetica" w:hAnsi="Helvetica" w:eastAsia="Helvetica" w:cs="Helvetica"/>
-                <w:i w:val="false"/>
-                <w:b w:val="false"/>
-                <w:u w:val="none"/>
-                <w:sz w:val="22"/>
-                <w:szCs w:val="22"/>
-                <w:color w:val="000000"/>
-              </w:rPr>
-            </w:pPr>
-            <w:r>
-              <w:rPr>
-                <w:rFonts w:ascii="Helvetica" w:hAnsi="Helvetica" w:eastAsia="Helvetica" w:cs="Helvetica"/>
-                <w:i w:val="false"/>
-                <w:b w:val="false"/>
-                <w:u w:val="none"/>
-                <w:sz w:val="22"/>
-                <w:szCs w:val="22"/>
-                <w:color w:val="000000"/>
-              </w:rPr>
-              <w:t xml:space="preserve">0.57, 1.52</w:t>
-            </w:r>
-          </w:p>
-        </w:tc>
-        <w:tc>
-          <w:tcPr>
-            <w:tcBorders>
-              <w:bottom w:val="none" w:sz="0" w:space="0" w:color="000000"/>
-              <w:top w:val="none" w:sz="0" w:space="0" w:color="000000"/>
-              <w:left w:val="none" w:sz="0" w:space="0" w:color="000000"/>
-              <w:right w:val="none" w:sz="0" w:space="0" w:color="000000"/>
-            </w:tcBorders>
-            <w:shd w:val="clear" w:color="auto" w:fill="FFFFFF"/>
-            <w:tcMar>
-              <w:top w:w="0" w:type="dxa"/>
-              <w:bottom w:w="0" w:type="dxa"/>
-              <w:left w:w="0" w:type="dxa"/>
-              <w:right w:w="0" w:type="dxa"/>
-            </w:tcMar>
-            <w:vAlign w:val="top"/>
-          </w:tcPr>
-          <w:p>
-            <w:pPr>
-              <w:pStyle w:val="Normal"/>
-              <w:jc w:val="center"/>
-              <w:pBdr>
-                <w:bottom w:val="none" w:sz="0" w:space="0" w:color="000000"/>
-                <w:top w:val="none" w:sz="0" w:space="0" w:color="000000"/>
-                <w:left w:val="none" w:sz="0" w:space="0" w:color="000000"/>
-                <w:right w:val="none" w:sz="0" w:space="0" w:color="000000"/>
-              </w:pBdr>
-              <w:spacing w:after="100" w:before="100" w:line="240"/>
-              <w:ind w:left="100" w:right="100" w:firstLine="0" w:firstLineChars="0"/>
-              <w:rPr>
-                <w:rFonts w:ascii="Helvetica" w:hAnsi="Helvetica" w:eastAsia="Helvetica" w:cs="Helvetica"/>
-                <w:i w:val="false"/>
-                <w:b w:val="false"/>
-                <w:u w:val="none"/>
-                <w:sz w:val="22"/>
-                <w:szCs w:val="22"/>
-                <w:color w:val="000000"/>
-              </w:rPr>
-            </w:pPr>
-            <w:r>
-              <w:rPr>
-                <w:rFonts w:ascii="Helvetica" w:hAnsi="Helvetica" w:eastAsia="Helvetica" w:cs="Helvetica"/>
-                <w:i w:val="false"/>
-                <w:b w:val="false"/>
-                <w:u w:val="none"/>
-                <w:sz w:val="22"/>
-                <w:szCs w:val="22"/>
-                <w:color w:val="000000"/>
-              </w:rPr>
-              <w:t xml:space="preserve">0.780</w:t>
-            </w:r>
-          </w:p>
-        </w:tc>
-        <w:tc>
-          <w:tcPr>
-            <w:tcBorders>
-              <w:bottom w:val="none" w:sz="0" w:space="0" w:color="000000"/>
-              <w:top w:val="none" w:sz="0" w:space="0" w:color="000000"/>
-              <w:left w:val="none" w:sz="0" w:space="0" w:color="000000"/>
-              <w:right w:val="none" w:sz="0" w:space="0" w:color="000000"/>
-            </w:tcBorders>
-            <w:shd w:val="clear" w:color="auto" w:fill="FFFFFF"/>
-            <w:tcMar>
-              <w:top w:w="0" w:type="dxa"/>
-              <w:bottom w:w="0" w:type="dxa"/>
-              <w:left w:w="0" w:type="dxa"/>
-              <w:right w:w="0" w:type="dxa"/>
-            </w:tcMar>
-            <w:vAlign w:val="top"/>
-          </w:tcPr>
-          <w:p>
-            <w:pPr>
-              <w:pStyle w:val="Normal"/>
-              <w:jc w:val="center"/>
-              <w:pBdr>
-                <w:bottom w:val="none" w:sz="0" w:space="0" w:color="000000"/>
-                <w:top w:val="none" w:sz="0" w:space="0" w:color="000000"/>
-                <w:left w:val="none" w:sz="0" w:space="0" w:color="000000"/>
-                <w:right w:val="none" w:sz="0" w:space="0" w:color="000000"/>
-              </w:pBdr>
-              <w:spacing w:after="100" w:before="100" w:line="240"/>
-              <w:ind w:left="100" w:right="100" w:firstLine="0" w:firstLineChars="0"/>
-              <w:rPr>
-                <w:rFonts w:ascii="Helvetica" w:hAnsi="Helvetica" w:eastAsia="Helvetica" w:cs="Helvetica"/>
-                <w:i w:val="false"/>
-                <w:b w:val="false"/>
-                <w:u w:val="none"/>
-                <w:sz w:val="22"/>
-                <w:szCs w:val="22"/>
-                <w:color w:val="000000"/>
-              </w:rPr>
-            </w:pPr>
-            <w:r>
-              <w:rPr>
-                <w:rFonts w:ascii="Helvetica" w:hAnsi="Helvetica" w:eastAsia="Helvetica" w:cs="Helvetica"/>
-                <w:i w:val="false"/>
-                <w:b w:val="false"/>
-                <w:u w:val="none"/>
-                <w:sz w:val="22"/>
-                <w:szCs w:val="22"/>
-                <w:color w:val="000000"/>
-              </w:rPr>
-              <w:t xml:space="preserve">323</w:t>
-            </w:r>
-          </w:p>
-        </w:tc>
-        <w:tc>
-          <w:tcPr>
-            <w:tcBorders>
-              <w:bottom w:val="none" w:sz="0" w:space="0" w:color="000000"/>
-              <w:top w:val="none" w:sz="0" w:space="0" w:color="000000"/>
-              <w:left w:val="none" w:sz="0" w:space="0" w:color="000000"/>
-              <w:right w:val="none" w:sz="0" w:space="0" w:color="000000"/>
-            </w:tcBorders>
-            <w:shd w:val="clear" w:color="auto" w:fill="FFFFFF"/>
-            <w:tcMar>
-              <w:top w:w="0" w:type="dxa"/>
-              <w:bottom w:w="0" w:type="dxa"/>
-              <w:left w:w="0" w:type="dxa"/>
-              <w:right w:w="0" w:type="dxa"/>
-            </w:tcMar>
-            <w:vAlign w:val="top"/>
-          </w:tcPr>
-          <w:p>
-            <w:pPr>
-              <w:pStyle w:val="Normal"/>
-              <w:jc w:val="center"/>
-              <w:pBdr>
-                <w:bottom w:val="none" w:sz="0" w:space="0" w:color="000000"/>
-                <w:top w:val="none" w:sz="0" w:space="0" w:color="000000"/>
-                <w:left w:val="none" w:sz="0" w:space="0" w:color="000000"/>
-                <w:right w:val="none" w:sz="0" w:space="0" w:color="000000"/>
-              </w:pBdr>
-              <w:spacing w:after="100" w:before="100" w:line="240"/>
-              <w:ind w:left="100" w:right="100" w:firstLine="0" w:firstLineChars="0"/>
-              <w:rPr>
-                <w:rFonts w:ascii="Helvetica" w:hAnsi="Helvetica" w:eastAsia="Helvetica" w:cs="Helvetica"/>
-                <w:i w:val="false"/>
-                <w:b w:val="false"/>
-                <w:u w:val="none"/>
-                <w:sz w:val="22"/>
-                <w:szCs w:val="22"/>
-                <w:color w:val="000000"/>
-              </w:rPr>
-            </w:pPr>
-            <w:r>
-              <w:rPr>
-                <w:rFonts w:ascii="Helvetica" w:hAnsi="Helvetica" w:eastAsia="Helvetica" w:cs="Helvetica"/>
-                <w:i w:val="false"/>
-                <w:b w:val="false"/>
-                <w:u w:val="none"/>
-                <w:sz w:val="22"/>
-                <w:szCs w:val="22"/>
-                <w:color w:val="000000"/>
-              </w:rPr>
-              <w:t xml:space="preserve">1.11</w:t>
-            </w:r>
-          </w:p>
-        </w:tc>
-        <w:tc>
-          <w:tcPr>
-            <w:tcBorders>
-              <w:bottom w:val="none" w:sz="0" w:space="0" w:color="000000"/>
-              <w:top w:val="none" w:sz="0" w:space="0" w:color="000000"/>
-              <w:left w:val="none" w:sz="0" w:space="0" w:color="000000"/>
-              <w:right w:val="none" w:sz="0" w:space="0" w:color="000000"/>
-            </w:tcBorders>
-            <w:shd w:val="clear" w:color="auto" w:fill="FFFFFF"/>
-            <w:tcMar>
-              <w:top w:w="0" w:type="dxa"/>
-              <w:bottom w:w="0" w:type="dxa"/>
-              <w:left w:w="0" w:type="dxa"/>
-              <w:right w:w="0" w:type="dxa"/>
-            </w:tcMar>
-            <w:vAlign w:val="top"/>
-          </w:tcPr>
-          <w:p>
-            <w:pPr>
-              <w:pStyle w:val="Normal"/>
-              <w:jc w:val="center"/>
-              <w:pBdr>
-                <w:bottom w:val="none" w:sz="0" w:space="0" w:color="000000"/>
-                <w:top w:val="none" w:sz="0" w:space="0" w:color="000000"/>
-                <w:left w:val="none" w:sz="0" w:space="0" w:color="000000"/>
-                <w:right w:val="none" w:sz="0" w:space="0" w:color="000000"/>
-              </w:pBdr>
-              <w:spacing w:after="100" w:before="100" w:line="240"/>
-              <w:ind w:left="100" w:right="100" w:firstLine="0" w:firstLineChars="0"/>
-              <w:rPr>
-                <w:rFonts w:ascii="Helvetica" w:hAnsi="Helvetica" w:eastAsia="Helvetica" w:cs="Helvetica"/>
-                <w:i w:val="false"/>
-                <w:b w:val="false"/>
-                <w:u w:val="none"/>
-                <w:sz w:val="22"/>
-                <w:szCs w:val="22"/>
-                <w:color w:val="000000"/>
-              </w:rPr>
-            </w:pPr>
-            <w:r>
-              <w:rPr>
-                <w:rFonts w:ascii="Helvetica" w:hAnsi="Helvetica" w:eastAsia="Helvetica" w:cs="Helvetica"/>
-                <w:i w:val="false"/>
-                <w:b w:val="false"/>
-                <w:u w:val="none"/>
-                <w:sz w:val="22"/>
-                <w:szCs w:val="22"/>
-                <w:color w:val="000000"/>
-              </w:rPr>
-              <w:t xml:space="preserve">0.44, 2.84</w:t>
-            </w:r>
-          </w:p>
-        </w:tc>
-        <w:tc>
-          <w:tcPr>
-            <w:tcBorders>
-              <w:bottom w:val="none" w:sz="0" w:space="0" w:color="000000"/>
-              <w:top w:val="none" w:sz="0" w:space="0" w:color="000000"/>
-              <w:left w:val="none" w:sz="0" w:space="0" w:color="000000"/>
-              <w:right w:val="none" w:sz="0" w:space="0" w:color="000000"/>
-            </w:tcBorders>
-            <w:shd w:val="clear" w:color="auto" w:fill="FFFFFF"/>
-            <w:tcMar>
-              <w:top w:w="0" w:type="dxa"/>
-              <w:bottom w:w="0" w:type="dxa"/>
-              <w:left w:w="0" w:type="dxa"/>
-              <w:right w:w="0" w:type="dxa"/>
-            </w:tcMar>
-            <w:vAlign w:val="top"/>
-          </w:tcPr>
-          <w:p>
-            <w:pPr>
-              <w:pStyle w:val="Normal"/>
-              <w:jc w:val="center"/>
-              <w:pBdr>
-                <w:bottom w:val="none" w:sz="0" w:space="0" w:color="000000"/>
-                <w:top w:val="none" w:sz="0" w:space="0" w:color="000000"/>
-                <w:left w:val="none" w:sz="0" w:space="0" w:color="000000"/>
-                <w:right w:val="none" w:sz="0" w:space="0" w:color="000000"/>
-              </w:pBdr>
-              <w:spacing w:after="100" w:before="100" w:line="240"/>
-              <w:ind w:left="100" w:right="100" w:firstLine="0" w:firstLineChars="0"/>
-              <w:rPr>
-                <w:rFonts w:ascii="Helvetica" w:hAnsi="Helvetica" w:eastAsia="Helvetica" w:cs="Helvetica"/>
-                <w:i w:val="false"/>
-                <w:b w:val="false"/>
-                <w:u w:val="none"/>
-                <w:sz w:val="22"/>
-                <w:szCs w:val="22"/>
-                <w:color w:val="000000"/>
-              </w:rPr>
-            </w:pPr>
-            <w:r>
-              <w:rPr>
-                <w:rFonts w:ascii="Helvetica" w:hAnsi="Helvetica" w:eastAsia="Helvetica" w:cs="Helvetica"/>
-                <w:i w:val="false"/>
-                <w:b w:val="false"/>
-                <w:u w:val="none"/>
-                <w:sz w:val="22"/>
-                <w:szCs w:val="22"/>
-                <w:color w:val="000000"/>
-              </w:rPr>
-              <w:t xml:space="preserve">0.820</w:t>
+              <w:t xml:space="preserve">322</w:t>
+            </w:r>
+          </w:p>
+        </w:tc>
+        <w:tc>
+          <w:tcPr>
+            <w:tcBorders>
+              <w:bottom w:val="none" w:sz="0" w:space="0" w:color="000000"/>
+              <w:top w:val="none" w:sz="0" w:space="0" w:color="000000"/>
+              <w:left w:val="none" w:sz="0" w:space="0" w:color="000000"/>
+              <w:right w:val="none" w:sz="0" w:space="0" w:color="000000"/>
+            </w:tcBorders>
+            <w:shd w:val="clear" w:color="auto" w:fill="FFFFFF"/>
+            <w:tcMar>
+              <w:top w:w="0" w:type="dxa"/>
+              <w:bottom w:w="0" w:type="dxa"/>
+              <w:left w:w="0" w:type="dxa"/>
+              <w:right w:w="0" w:type="dxa"/>
+            </w:tcMar>
+            <w:vAlign w:val="top"/>
+          </w:tcPr>
+          <w:p>
+            <w:pPr>
+              <w:pStyle w:val="Normal"/>
+              <w:jc w:val="center"/>
+              <w:pBdr>
+                <w:bottom w:val="none" w:sz="0" w:space="0" w:color="000000"/>
+                <w:top w:val="none" w:sz="0" w:space="0" w:color="000000"/>
+                <w:left w:val="none" w:sz="0" w:space="0" w:color="000000"/>
+                <w:right w:val="none" w:sz="0" w:space="0" w:color="000000"/>
+              </w:pBdr>
+              <w:spacing w:after="100" w:before="100" w:line="240"/>
+              <w:ind w:left="100" w:right="100" w:firstLine="0" w:firstLineChars="0"/>
+              <w:rPr>
+                <w:rFonts w:ascii="Helvetica" w:hAnsi="Helvetica" w:eastAsia="Helvetica" w:cs="Helvetica"/>
+                <w:i w:val="false"/>
+                <w:b w:val="false"/>
+                <w:u w:val="none"/>
+                <w:sz w:val="22"/>
+                <w:szCs w:val="22"/>
+                <w:color w:val="000000"/>
+              </w:rPr>
+            </w:pPr>
+            <w:r>
+              <w:rPr>
+                <w:rFonts w:ascii="Helvetica" w:hAnsi="Helvetica" w:eastAsia="Helvetica" w:cs="Helvetica"/>
+                <w:i w:val="false"/>
+                <w:b w:val="false"/>
+                <w:u w:val="none"/>
+                <w:sz w:val="22"/>
+                <w:szCs w:val="22"/>
+                <w:color w:val="000000"/>
+              </w:rPr>
+              <w:t xml:space="preserve">0.91</w:t>
+            </w:r>
+          </w:p>
+        </w:tc>
+        <w:tc>
+          <w:tcPr>
+            <w:tcBorders>
+              <w:bottom w:val="none" w:sz="0" w:space="0" w:color="000000"/>
+              <w:top w:val="none" w:sz="0" w:space="0" w:color="000000"/>
+              <w:left w:val="none" w:sz="0" w:space="0" w:color="000000"/>
+              <w:right w:val="none" w:sz="0" w:space="0" w:color="000000"/>
+            </w:tcBorders>
+            <w:shd w:val="clear" w:color="auto" w:fill="FFFFFF"/>
+            <w:tcMar>
+              <w:top w:w="0" w:type="dxa"/>
+              <w:bottom w:w="0" w:type="dxa"/>
+              <w:left w:w="0" w:type="dxa"/>
+              <w:right w:w="0" w:type="dxa"/>
+            </w:tcMar>
+            <w:vAlign w:val="top"/>
+          </w:tcPr>
+          <w:p>
+            <w:pPr>
+              <w:pStyle w:val="Normal"/>
+              <w:jc w:val="center"/>
+              <w:pBdr>
+                <w:bottom w:val="none" w:sz="0" w:space="0" w:color="000000"/>
+                <w:top w:val="none" w:sz="0" w:space="0" w:color="000000"/>
+                <w:left w:val="none" w:sz="0" w:space="0" w:color="000000"/>
+                <w:right w:val="none" w:sz="0" w:space="0" w:color="000000"/>
+              </w:pBdr>
+              <w:spacing w:after="100" w:before="100" w:line="240"/>
+              <w:ind w:left="100" w:right="100" w:firstLine="0" w:firstLineChars="0"/>
+              <w:rPr>
+                <w:rFonts w:ascii="Helvetica" w:hAnsi="Helvetica" w:eastAsia="Helvetica" w:cs="Helvetica"/>
+                <w:i w:val="false"/>
+                <w:b w:val="false"/>
+                <w:u w:val="none"/>
+                <w:sz w:val="22"/>
+                <w:szCs w:val="22"/>
+                <w:color w:val="000000"/>
+              </w:rPr>
+            </w:pPr>
+            <w:r>
+              <w:rPr>
+                <w:rFonts w:ascii="Helvetica" w:hAnsi="Helvetica" w:eastAsia="Helvetica" w:cs="Helvetica"/>
+                <w:i w:val="false"/>
+                <w:b w:val="false"/>
+                <w:u w:val="none"/>
+                <w:sz w:val="22"/>
+                <w:szCs w:val="22"/>
+                <w:color w:val="000000"/>
+              </w:rPr>
+              <w:t xml:space="preserve">0.56, 1.49</w:t>
+            </w:r>
+          </w:p>
+        </w:tc>
+        <w:tc>
+          <w:tcPr>
+            <w:tcBorders>
+              <w:bottom w:val="none" w:sz="0" w:space="0" w:color="000000"/>
+              <w:top w:val="none" w:sz="0" w:space="0" w:color="000000"/>
+              <w:left w:val="none" w:sz="0" w:space="0" w:color="000000"/>
+              <w:right w:val="none" w:sz="0" w:space="0" w:color="000000"/>
+            </w:tcBorders>
+            <w:shd w:val="clear" w:color="auto" w:fill="FFFFFF"/>
+            <w:tcMar>
+              <w:top w:w="0" w:type="dxa"/>
+              <w:bottom w:w="0" w:type="dxa"/>
+              <w:left w:w="0" w:type="dxa"/>
+              <w:right w:w="0" w:type="dxa"/>
+            </w:tcMar>
+            <w:vAlign w:val="top"/>
+          </w:tcPr>
+          <w:p>
+            <w:pPr>
+              <w:pStyle w:val="Normal"/>
+              <w:jc w:val="center"/>
+              <w:pBdr>
+                <w:bottom w:val="none" w:sz="0" w:space="0" w:color="000000"/>
+                <w:top w:val="none" w:sz="0" w:space="0" w:color="000000"/>
+                <w:left w:val="none" w:sz="0" w:space="0" w:color="000000"/>
+                <w:right w:val="none" w:sz="0" w:space="0" w:color="000000"/>
+              </w:pBdr>
+              <w:spacing w:after="100" w:before="100" w:line="240"/>
+              <w:ind w:left="100" w:right="100" w:firstLine="0" w:firstLineChars="0"/>
+              <w:rPr>
+                <w:rFonts w:ascii="Helvetica" w:hAnsi="Helvetica" w:eastAsia="Helvetica" w:cs="Helvetica"/>
+                <w:i w:val="false"/>
+                <w:b w:val="false"/>
+                <w:u w:val="none"/>
+                <w:sz w:val="22"/>
+                <w:szCs w:val="22"/>
+                <w:color w:val="000000"/>
+              </w:rPr>
+            </w:pPr>
+            <w:r>
+              <w:rPr>
+                <w:rFonts w:ascii="Helvetica" w:hAnsi="Helvetica" w:eastAsia="Helvetica" w:cs="Helvetica"/>
+                <w:i w:val="false"/>
+                <w:b w:val="false"/>
+                <w:u w:val="none"/>
+                <w:sz w:val="22"/>
+                <w:szCs w:val="22"/>
+                <w:color w:val="000000"/>
+              </w:rPr>
+              <w:t xml:space="preserve">0.710</w:t>
+            </w:r>
+          </w:p>
+        </w:tc>
+        <w:tc>
+          <w:tcPr>
+            <w:tcBorders>
+              <w:bottom w:val="none" w:sz="0" w:space="0" w:color="000000"/>
+              <w:top w:val="none" w:sz="0" w:space="0" w:color="000000"/>
+              <w:left w:val="none" w:sz="0" w:space="0" w:color="000000"/>
+              <w:right w:val="none" w:sz="0" w:space="0" w:color="000000"/>
+            </w:tcBorders>
+            <w:shd w:val="clear" w:color="auto" w:fill="FFFFFF"/>
+            <w:tcMar>
+              <w:top w:w="0" w:type="dxa"/>
+              <w:bottom w:w="0" w:type="dxa"/>
+              <w:left w:w="0" w:type="dxa"/>
+              <w:right w:w="0" w:type="dxa"/>
+            </w:tcMar>
+            <w:vAlign w:val="top"/>
+          </w:tcPr>
+          <w:p>
+            <w:pPr>
+              <w:pStyle w:val="Normal"/>
+              <w:jc w:val="center"/>
+              <w:pBdr>
+                <w:bottom w:val="none" w:sz="0" w:space="0" w:color="000000"/>
+                <w:top w:val="none" w:sz="0" w:space="0" w:color="000000"/>
+                <w:left w:val="none" w:sz="0" w:space="0" w:color="000000"/>
+                <w:right w:val="none" w:sz="0" w:space="0" w:color="000000"/>
+              </w:pBdr>
+              <w:spacing w:after="100" w:before="100" w:line="240"/>
+              <w:ind w:left="100" w:right="100" w:firstLine="0" w:firstLineChars="0"/>
+              <w:rPr>
+                <w:rFonts w:ascii="Helvetica" w:hAnsi="Helvetica" w:eastAsia="Helvetica" w:cs="Helvetica"/>
+                <w:i w:val="false"/>
+                <w:b w:val="false"/>
+                <w:u w:val="none"/>
+                <w:sz w:val="22"/>
+                <w:szCs w:val="22"/>
+                <w:color w:val="000000"/>
+              </w:rPr>
+            </w:pPr>
+            <w:r>
+              <w:rPr>
+                <w:rFonts w:ascii="Helvetica" w:hAnsi="Helvetica" w:eastAsia="Helvetica" w:cs="Helvetica"/>
+                <w:i w:val="false"/>
+                <w:b w:val="false"/>
+                <w:u w:val="none"/>
+                <w:sz w:val="22"/>
+                <w:szCs w:val="22"/>
+                <w:color w:val="000000"/>
+              </w:rPr>
+              <w:t xml:space="preserve">322</w:t>
+            </w:r>
+          </w:p>
+        </w:tc>
+        <w:tc>
+          <w:tcPr>
+            <w:tcBorders>
+              <w:bottom w:val="none" w:sz="0" w:space="0" w:color="000000"/>
+              <w:top w:val="none" w:sz="0" w:space="0" w:color="000000"/>
+              <w:left w:val="none" w:sz="0" w:space="0" w:color="000000"/>
+              <w:right w:val="none" w:sz="0" w:space="0" w:color="000000"/>
+            </w:tcBorders>
+            <w:shd w:val="clear" w:color="auto" w:fill="FFFFFF"/>
+            <w:tcMar>
+              <w:top w:w="0" w:type="dxa"/>
+              <w:bottom w:w="0" w:type="dxa"/>
+              <w:left w:w="0" w:type="dxa"/>
+              <w:right w:w="0" w:type="dxa"/>
+            </w:tcMar>
+            <w:vAlign w:val="top"/>
+          </w:tcPr>
+          <w:p>
+            <w:pPr>
+              <w:pStyle w:val="Normal"/>
+              <w:jc w:val="center"/>
+              <w:pBdr>
+                <w:bottom w:val="none" w:sz="0" w:space="0" w:color="000000"/>
+                <w:top w:val="none" w:sz="0" w:space="0" w:color="000000"/>
+                <w:left w:val="none" w:sz="0" w:space="0" w:color="000000"/>
+                <w:right w:val="none" w:sz="0" w:space="0" w:color="000000"/>
+              </w:pBdr>
+              <w:spacing w:after="100" w:before="100" w:line="240"/>
+              <w:ind w:left="100" w:right="100" w:firstLine="0" w:firstLineChars="0"/>
+              <w:rPr>
+                <w:rFonts w:ascii="Helvetica" w:hAnsi="Helvetica" w:eastAsia="Helvetica" w:cs="Helvetica"/>
+                <w:i w:val="false"/>
+                <w:b w:val="false"/>
+                <w:u w:val="none"/>
+                <w:sz w:val="22"/>
+                <w:szCs w:val="22"/>
+                <w:color w:val="000000"/>
+              </w:rPr>
+            </w:pPr>
+            <w:r>
+              <w:rPr>
+                <w:rFonts w:ascii="Helvetica" w:hAnsi="Helvetica" w:eastAsia="Helvetica" w:cs="Helvetica"/>
+                <w:i w:val="false"/>
+                <w:b w:val="false"/>
+                <w:u w:val="none"/>
+                <w:sz w:val="22"/>
+                <w:szCs w:val="22"/>
+                <w:color w:val="000000"/>
+              </w:rPr>
+              <w:t xml:space="preserve">1.10</w:t>
+            </w:r>
+          </w:p>
+        </w:tc>
+        <w:tc>
+          <w:tcPr>
+            <w:tcBorders>
+              <w:bottom w:val="none" w:sz="0" w:space="0" w:color="000000"/>
+              <w:top w:val="none" w:sz="0" w:space="0" w:color="000000"/>
+              <w:left w:val="none" w:sz="0" w:space="0" w:color="000000"/>
+              <w:right w:val="none" w:sz="0" w:space="0" w:color="000000"/>
+            </w:tcBorders>
+            <w:shd w:val="clear" w:color="auto" w:fill="FFFFFF"/>
+            <w:tcMar>
+              <w:top w:w="0" w:type="dxa"/>
+              <w:bottom w:w="0" w:type="dxa"/>
+              <w:left w:w="0" w:type="dxa"/>
+              <w:right w:w="0" w:type="dxa"/>
+            </w:tcMar>
+            <w:vAlign w:val="top"/>
+          </w:tcPr>
+          <w:p>
+            <w:pPr>
+              <w:pStyle w:val="Normal"/>
+              <w:jc w:val="center"/>
+              <w:pBdr>
+                <w:bottom w:val="none" w:sz="0" w:space="0" w:color="000000"/>
+                <w:top w:val="none" w:sz="0" w:space="0" w:color="000000"/>
+                <w:left w:val="none" w:sz="0" w:space="0" w:color="000000"/>
+                <w:right w:val="none" w:sz="0" w:space="0" w:color="000000"/>
+              </w:pBdr>
+              <w:spacing w:after="100" w:before="100" w:line="240"/>
+              <w:ind w:left="100" w:right="100" w:firstLine="0" w:firstLineChars="0"/>
+              <w:rPr>
+                <w:rFonts w:ascii="Helvetica" w:hAnsi="Helvetica" w:eastAsia="Helvetica" w:cs="Helvetica"/>
+                <w:i w:val="false"/>
+                <w:b w:val="false"/>
+                <w:u w:val="none"/>
+                <w:sz w:val="22"/>
+                <w:szCs w:val="22"/>
+                <w:color w:val="000000"/>
+              </w:rPr>
+            </w:pPr>
+            <w:r>
+              <w:rPr>
+                <w:rFonts w:ascii="Helvetica" w:hAnsi="Helvetica" w:eastAsia="Helvetica" w:cs="Helvetica"/>
+                <w:i w:val="false"/>
+                <w:b w:val="false"/>
+                <w:u w:val="none"/>
+                <w:sz w:val="22"/>
+                <w:szCs w:val="22"/>
+                <w:color w:val="000000"/>
+              </w:rPr>
+              <w:t xml:space="preserve">0.44, 2.79</w:t>
+            </w:r>
+          </w:p>
+        </w:tc>
+        <w:tc>
+          <w:tcPr>
+            <w:tcBorders>
+              <w:bottom w:val="none" w:sz="0" w:space="0" w:color="000000"/>
+              <w:top w:val="none" w:sz="0" w:space="0" w:color="000000"/>
+              <w:left w:val="none" w:sz="0" w:space="0" w:color="000000"/>
+              <w:right w:val="none" w:sz="0" w:space="0" w:color="000000"/>
+            </w:tcBorders>
+            <w:shd w:val="clear" w:color="auto" w:fill="FFFFFF"/>
+            <w:tcMar>
+              <w:top w:w="0" w:type="dxa"/>
+              <w:bottom w:w="0" w:type="dxa"/>
+              <w:left w:w="0" w:type="dxa"/>
+              <w:right w:w="0" w:type="dxa"/>
+            </w:tcMar>
+            <w:vAlign w:val="top"/>
+          </w:tcPr>
+          <w:p>
+            <w:pPr>
+              <w:pStyle w:val="Normal"/>
+              <w:jc w:val="center"/>
+              <w:pBdr>
+                <w:bottom w:val="none" w:sz="0" w:space="0" w:color="000000"/>
+                <w:top w:val="none" w:sz="0" w:space="0" w:color="000000"/>
+                <w:left w:val="none" w:sz="0" w:space="0" w:color="000000"/>
+                <w:right w:val="none" w:sz="0" w:space="0" w:color="000000"/>
+              </w:pBdr>
+              <w:spacing w:after="100" w:before="100" w:line="240"/>
+              <w:ind w:left="100" w:right="100" w:firstLine="0" w:firstLineChars="0"/>
+              <w:rPr>
+                <w:rFonts w:ascii="Helvetica" w:hAnsi="Helvetica" w:eastAsia="Helvetica" w:cs="Helvetica"/>
+                <w:i w:val="false"/>
+                <w:b w:val="false"/>
+                <w:u w:val="none"/>
+                <w:sz w:val="22"/>
+                <w:szCs w:val="22"/>
+                <w:color w:val="000000"/>
+              </w:rPr>
+            </w:pPr>
+            <w:r>
+              <w:rPr>
+                <w:rFonts w:ascii="Helvetica" w:hAnsi="Helvetica" w:eastAsia="Helvetica" w:cs="Helvetica"/>
+                <w:i w:val="false"/>
+                <w:b w:val="false"/>
+                <w:u w:val="none"/>
+                <w:sz w:val="22"/>
+                <w:szCs w:val="22"/>
+                <w:color w:val="000000"/>
+              </w:rPr>
+              <w:t xml:space="preserve">0.840</w:t>
             </w:r>
           </w:p>
         </w:tc>
@@ -12430,219 +12430,219 @@
                 <w:szCs w:val="22"/>
                 <w:color w:val="000000"/>
               </w:rPr>
-              <w:t xml:space="preserve">323</w:t>
-            </w:r>
-          </w:p>
-        </w:tc>
-        <w:tc>
-          <w:tcPr>
-            <w:tcBorders>
-              <w:bottom w:val="none" w:sz="0" w:space="0" w:color="000000"/>
-              <w:top w:val="none" w:sz="0" w:space="0" w:color="000000"/>
-              <w:left w:val="none" w:sz="0" w:space="0" w:color="000000"/>
-              <w:right w:val="none" w:sz="0" w:space="0" w:color="000000"/>
-            </w:tcBorders>
-            <w:shd w:val="clear" w:color="auto" w:fill="FFFFFF"/>
-            <w:tcMar>
-              <w:top w:w="0" w:type="dxa"/>
-              <w:bottom w:w="0" w:type="dxa"/>
-              <w:left w:w="0" w:type="dxa"/>
-              <w:right w:w="0" w:type="dxa"/>
-            </w:tcMar>
-            <w:vAlign w:val="top"/>
-          </w:tcPr>
-          <w:p>
-            <w:pPr>
-              <w:pStyle w:val="Normal"/>
-              <w:jc w:val="center"/>
-              <w:pBdr>
-                <w:bottom w:val="none" w:sz="0" w:space="0" w:color="000000"/>
-                <w:top w:val="none" w:sz="0" w:space="0" w:color="000000"/>
-                <w:left w:val="none" w:sz="0" w:space="0" w:color="000000"/>
-                <w:right w:val="none" w:sz="0" w:space="0" w:color="000000"/>
-              </w:pBdr>
-              <w:spacing w:after="100" w:before="100" w:line="240"/>
-              <w:ind w:left="100" w:right="100" w:firstLine="0" w:firstLineChars="0"/>
-              <w:rPr>
-                <w:rFonts w:ascii="Helvetica" w:hAnsi="Helvetica" w:eastAsia="Helvetica" w:cs="Helvetica"/>
-                <w:i w:val="false"/>
-                <w:b w:val="false"/>
-                <w:u w:val="none"/>
-                <w:sz w:val="22"/>
-                <w:szCs w:val="22"/>
-                <w:color w:val="000000"/>
-              </w:rPr>
-            </w:pPr>
-            <w:r>
-              <w:rPr>
-                <w:rFonts w:ascii="Helvetica" w:hAnsi="Helvetica" w:eastAsia="Helvetica" w:cs="Helvetica"/>
-                <w:i w:val="false"/>
-                <w:b w:val="false"/>
-                <w:u w:val="none"/>
-                <w:sz w:val="22"/>
-                <w:szCs w:val="22"/>
-                <w:color w:val="000000"/>
-              </w:rPr>
-              <w:t xml:space="preserve">0.71</w:t>
-            </w:r>
-          </w:p>
-        </w:tc>
-        <w:tc>
-          <w:tcPr>
-            <w:tcBorders>
-              <w:bottom w:val="none" w:sz="0" w:space="0" w:color="000000"/>
-              <w:top w:val="none" w:sz="0" w:space="0" w:color="000000"/>
-              <w:left w:val="none" w:sz="0" w:space="0" w:color="000000"/>
-              <w:right w:val="none" w:sz="0" w:space="0" w:color="000000"/>
-            </w:tcBorders>
-            <w:shd w:val="clear" w:color="auto" w:fill="FFFFFF"/>
-            <w:tcMar>
-              <w:top w:w="0" w:type="dxa"/>
-              <w:bottom w:w="0" w:type="dxa"/>
-              <w:left w:w="0" w:type="dxa"/>
-              <w:right w:w="0" w:type="dxa"/>
-            </w:tcMar>
-            <w:vAlign w:val="top"/>
-          </w:tcPr>
-          <w:p>
-            <w:pPr>
-              <w:pStyle w:val="Normal"/>
-              <w:jc w:val="center"/>
-              <w:pBdr>
-                <w:bottom w:val="none" w:sz="0" w:space="0" w:color="000000"/>
-                <w:top w:val="none" w:sz="0" w:space="0" w:color="000000"/>
-                <w:left w:val="none" w:sz="0" w:space="0" w:color="000000"/>
-                <w:right w:val="none" w:sz="0" w:space="0" w:color="000000"/>
-              </w:pBdr>
-              <w:spacing w:after="100" w:before="100" w:line="240"/>
-              <w:ind w:left="100" w:right="100" w:firstLine="0" w:firstLineChars="0"/>
-              <w:rPr>
-                <w:rFonts w:ascii="Helvetica" w:hAnsi="Helvetica" w:eastAsia="Helvetica" w:cs="Helvetica"/>
-                <w:i w:val="false"/>
-                <w:b w:val="false"/>
-                <w:u w:val="none"/>
-                <w:sz w:val="22"/>
-                <w:szCs w:val="22"/>
-                <w:color w:val="000000"/>
-              </w:rPr>
-            </w:pPr>
-            <w:r>
-              <w:rPr>
-                <w:rFonts w:ascii="Helvetica" w:hAnsi="Helvetica" w:eastAsia="Helvetica" w:cs="Helvetica"/>
-                <w:i w:val="false"/>
-                <w:b w:val="false"/>
-                <w:u w:val="none"/>
-                <w:sz w:val="22"/>
-                <w:szCs w:val="22"/>
-                <w:color w:val="000000"/>
-              </w:rPr>
-              <w:t xml:space="preserve">0.28, 1.80</w:t>
-            </w:r>
-          </w:p>
-        </w:tc>
-        <w:tc>
-          <w:tcPr>
-            <w:tcBorders>
-              <w:bottom w:val="none" w:sz="0" w:space="0" w:color="000000"/>
-              <w:top w:val="none" w:sz="0" w:space="0" w:color="000000"/>
-              <w:left w:val="none" w:sz="0" w:space="0" w:color="000000"/>
-              <w:right w:val="none" w:sz="0" w:space="0" w:color="000000"/>
-            </w:tcBorders>
-            <w:shd w:val="clear" w:color="auto" w:fill="FFFFFF"/>
-            <w:tcMar>
-              <w:top w:w="0" w:type="dxa"/>
-              <w:bottom w:w="0" w:type="dxa"/>
-              <w:left w:w="0" w:type="dxa"/>
-              <w:right w:w="0" w:type="dxa"/>
-            </w:tcMar>
-            <w:vAlign w:val="top"/>
-          </w:tcPr>
-          <w:p>
-            <w:pPr>
-              <w:pStyle w:val="Normal"/>
-              <w:jc w:val="center"/>
-              <w:pBdr>
-                <w:bottom w:val="none" w:sz="0" w:space="0" w:color="000000"/>
-                <w:top w:val="none" w:sz="0" w:space="0" w:color="000000"/>
-                <w:left w:val="none" w:sz="0" w:space="0" w:color="000000"/>
-                <w:right w:val="none" w:sz="0" w:space="0" w:color="000000"/>
-              </w:pBdr>
-              <w:spacing w:after="100" w:before="100" w:line="240"/>
-              <w:ind w:left="100" w:right="100" w:firstLine="0" w:firstLineChars="0"/>
-              <w:rPr>
-                <w:rFonts w:ascii="Helvetica" w:hAnsi="Helvetica" w:eastAsia="Helvetica" w:cs="Helvetica"/>
-                <w:i w:val="false"/>
-                <w:b w:val="false"/>
-                <w:u w:val="none"/>
-                <w:sz w:val="22"/>
-                <w:szCs w:val="22"/>
-                <w:color w:val="000000"/>
-              </w:rPr>
-            </w:pPr>
-            <w:r>
-              <w:rPr>
-                <w:rFonts w:ascii="Helvetica" w:hAnsi="Helvetica" w:eastAsia="Helvetica" w:cs="Helvetica"/>
-                <w:i w:val="false"/>
-                <w:b w:val="false"/>
-                <w:u w:val="none"/>
-                <w:sz w:val="22"/>
-                <w:szCs w:val="22"/>
-                <w:color w:val="000000"/>
-              </w:rPr>
-              <w:t xml:space="preserve">0.470</w:t>
-            </w:r>
-          </w:p>
-        </w:tc>
-        <w:tc>
-          <w:tcPr>
-            <w:tcBorders>
-              <w:bottom w:val="none" w:sz="0" w:space="0" w:color="000000"/>
-              <w:top w:val="none" w:sz="0" w:space="0" w:color="000000"/>
-              <w:left w:val="none" w:sz="0" w:space="0" w:color="000000"/>
-              <w:right w:val="none" w:sz="0" w:space="0" w:color="000000"/>
-            </w:tcBorders>
-            <w:shd w:val="clear" w:color="auto" w:fill="FFFFFF"/>
-            <w:tcMar>
-              <w:top w:w="0" w:type="dxa"/>
-              <w:bottom w:w="0" w:type="dxa"/>
-              <w:left w:w="0" w:type="dxa"/>
-              <w:right w:w="0" w:type="dxa"/>
-            </w:tcMar>
-            <w:vAlign w:val="top"/>
-          </w:tcPr>
-          <w:p>
-            <w:pPr>
-              <w:pStyle w:val="Normal"/>
-              <w:jc w:val="center"/>
-              <w:pBdr>
-                <w:bottom w:val="none" w:sz="0" w:space="0" w:color="000000"/>
-                <w:top w:val="none" w:sz="0" w:space="0" w:color="000000"/>
-                <w:left w:val="none" w:sz="0" w:space="0" w:color="000000"/>
-                <w:right w:val="none" w:sz="0" w:space="0" w:color="000000"/>
-              </w:pBdr>
-              <w:spacing w:after="100" w:before="100" w:line="240"/>
-              <w:ind w:left="100" w:right="100" w:firstLine="0" w:firstLineChars="0"/>
-              <w:rPr>
-                <w:rFonts w:ascii="Helvetica" w:hAnsi="Helvetica" w:eastAsia="Helvetica" w:cs="Helvetica"/>
-                <w:i w:val="false"/>
-                <w:b w:val="false"/>
-                <w:u w:val="none"/>
-                <w:sz w:val="22"/>
-                <w:szCs w:val="22"/>
-                <w:color w:val="000000"/>
-              </w:rPr>
-            </w:pPr>
-            <w:r>
-              <w:rPr>
-                <w:rFonts w:ascii="Helvetica" w:hAnsi="Helvetica" w:eastAsia="Helvetica" w:cs="Helvetica"/>
-                <w:i w:val="false"/>
-                <w:b w:val="false"/>
-                <w:u w:val="none"/>
-                <w:sz w:val="22"/>
-                <w:szCs w:val="22"/>
-                <w:color w:val="000000"/>
-              </w:rPr>
-              <w:t xml:space="preserve">323</w:t>
+              <w:t xml:space="preserve">322</w:t>
+            </w:r>
+          </w:p>
+        </w:tc>
+        <w:tc>
+          <w:tcPr>
+            <w:tcBorders>
+              <w:bottom w:val="none" w:sz="0" w:space="0" w:color="000000"/>
+              <w:top w:val="none" w:sz="0" w:space="0" w:color="000000"/>
+              <w:left w:val="none" w:sz="0" w:space="0" w:color="000000"/>
+              <w:right w:val="none" w:sz="0" w:space="0" w:color="000000"/>
+            </w:tcBorders>
+            <w:shd w:val="clear" w:color="auto" w:fill="FFFFFF"/>
+            <w:tcMar>
+              <w:top w:w="0" w:type="dxa"/>
+              <w:bottom w:w="0" w:type="dxa"/>
+              <w:left w:w="0" w:type="dxa"/>
+              <w:right w:w="0" w:type="dxa"/>
+            </w:tcMar>
+            <w:vAlign w:val="top"/>
+          </w:tcPr>
+          <w:p>
+            <w:pPr>
+              <w:pStyle w:val="Normal"/>
+              <w:jc w:val="center"/>
+              <w:pBdr>
+                <w:bottom w:val="none" w:sz="0" w:space="0" w:color="000000"/>
+                <w:top w:val="none" w:sz="0" w:space="0" w:color="000000"/>
+                <w:left w:val="none" w:sz="0" w:space="0" w:color="000000"/>
+                <w:right w:val="none" w:sz="0" w:space="0" w:color="000000"/>
+              </w:pBdr>
+              <w:spacing w:after="100" w:before="100" w:line="240"/>
+              <w:ind w:left="100" w:right="100" w:firstLine="0" w:firstLineChars="0"/>
+              <w:rPr>
+                <w:rFonts w:ascii="Helvetica" w:hAnsi="Helvetica" w:eastAsia="Helvetica" w:cs="Helvetica"/>
+                <w:i w:val="false"/>
+                <w:b w:val="false"/>
+                <w:u w:val="none"/>
+                <w:sz w:val="22"/>
+                <w:szCs w:val="22"/>
+                <w:color w:val="000000"/>
+              </w:rPr>
+            </w:pPr>
+            <w:r>
+              <w:rPr>
+                <w:rFonts w:ascii="Helvetica" w:hAnsi="Helvetica" w:eastAsia="Helvetica" w:cs="Helvetica"/>
+                <w:i w:val="false"/>
+                <w:b w:val="false"/>
+                <w:u w:val="none"/>
+                <w:sz w:val="22"/>
+                <w:szCs w:val="22"/>
+                <w:color w:val="000000"/>
+              </w:rPr>
+              <w:t xml:space="preserve">0.73</w:t>
+            </w:r>
+          </w:p>
+        </w:tc>
+        <w:tc>
+          <w:tcPr>
+            <w:tcBorders>
+              <w:bottom w:val="none" w:sz="0" w:space="0" w:color="000000"/>
+              <w:top w:val="none" w:sz="0" w:space="0" w:color="000000"/>
+              <w:left w:val="none" w:sz="0" w:space="0" w:color="000000"/>
+              <w:right w:val="none" w:sz="0" w:space="0" w:color="000000"/>
+            </w:tcBorders>
+            <w:shd w:val="clear" w:color="auto" w:fill="FFFFFF"/>
+            <w:tcMar>
+              <w:top w:w="0" w:type="dxa"/>
+              <w:bottom w:w="0" w:type="dxa"/>
+              <w:left w:w="0" w:type="dxa"/>
+              <w:right w:w="0" w:type="dxa"/>
+            </w:tcMar>
+            <w:vAlign w:val="top"/>
+          </w:tcPr>
+          <w:p>
+            <w:pPr>
+              <w:pStyle w:val="Normal"/>
+              <w:jc w:val="center"/>
+              <w:pBdr>
+                <w:bottom w:val="none" w:sz="0" w:space="0" w:color="000000"/>
+                <w:top w:val="none" w:sz="0" w:space="0" w:color="000000"/>
+                <w:left w:val="none" w:sz="0" w:space="0" w:color="000000"/>
+                <w:right w:val="none" w:sz="0" w:space="0" w:color="000000"/>
+              </w:pBdr>
+              <w:spacing w:after="100" w:before="100" w:line="240"/>
+              <w:ind w:left="100" w:right="100" w:firstLine="0" w:firstLineChars="0"/>
+              <w:rPr>
+                <w:rFonts w:ascii="Helvetica" w:hAnsi="Helvetica" w:eastAsia="Helvetica" w:cs="Helvetica"/>
+                <w:i w:val="false"/>
+                <w:b w:val="false"/>
+                <w:u w:val="none"/>
+                <w:sz w:val="22"/>
+                <w:szCs w:val="22"/>
+                <w:color w:val="000000"/>
+              </w:rPr>
+            </w:pPr>
+            <w:r>
+              <w:rPr>
+                <w:rFonts w:ascii="Helvetica" w:hAnsi="Helvetica" w:eastAsia="Helvetica" w:cs="Helvetica"/>
+                <w:i w:val="false"/>
+                <w:b w:val="false"/>
+                <w:u w:val="none"/>
+                <w:sz w:val="22"/>
+                <w:szCs w:val="22"/>
+                <w:color w:val="000000"/>
+              </w:rPr>
+              <w:t xml:space="preserve">0.29, 1.85</w:t>
+            </w:r>
+          </w:p>
+        </w:tc>
+        <w:tc>
+          <w:tcPr>
+            <w:tcBorders>
+              <w:bottom w:val="none" w:sz="0" w:space="0" w:color="000000"/>
+              <w:top w:val="none" w:sz="0" w:space="0" w:color="000000"/>
+              <w:left w:val="none" w:sz="0" w:space="0" w:color="000000"/>
+              <w:right w:val="none" w:sz="0" w:space="0" w:color="000000"/>
+            </w:tcBorders>
+            <w:shd w:val="clear" w:color="auto" w:fill="FFFFFF"/>
+            <w:tcMar>
+              <w:top w:w="0" w:type="dxa"/>
+              <w:bottom w:w="0" w:type="dxa"/>
+              <w:left w:w="0" w:type="dxa"/>
+              <w:right w:w="0" w:type="dxa"/>
+            </w:tcMar>
+            <w:vAlign w:val="top"/>
+          </w:tcPr>
+          <w:p>
+            <w:pPr>
+              <w:pStyle w:val="Normal"/>
+              <w:jc w:val="center"/>
+              <w:pBdr>
+                <w:bottom w:val="none" w:sz="0" w:space="0" w:color="000000"/>
+                <w:top w:val="none" w:sz="0" w:space="0" w:color="000000"/>
+                <w:left w:val="none" w:sz="0" w:space="0" w:color="000000"/>
+                <w:right w:val="none" w:sz="0" w:space="0" w:color="000000"/>
+              </w:pBdr>
+              <w:spacing w:after="100" w:before="100" w:line="240"/>
+              <w:ind w:left="100" w:right="100" w:firstLine="0" w:firstLineChars="0"/>
+              <w:rPr>
+                <w:rFonts w:ascii="Helvetica" w:hAnsi="Helvetica" w:eastAsia="Helvetica" w:cs="Helvetica"/>
+                <w:i w:val="false"/>
+                <w:b w:val="false"/>
+                <w:u w:val="none"/>
+                <w:sz w:val="22"/>
+                <w:szCs w:val="22"/>
+                <w:color w:val="000000"/>
+              </w:rPr>
+            </w:pPr>
+            <w:r>
+              <w:rPr>
+                <w:rFonts w:ascii="Helvetica" w:hAnsi="Helvetica" w:eastAsia="Helvetica" w:cs="Helvetica"/>
+                <w:i w:val="false"/>
+                <w:b w:val="false"/>
+                <w:u w:val="none"/>
+                <w:sz w:val="22"/>
+                <w:szCs w:val="22"/>
+                <w:color w:val="000000"/>
+              </w:rPr>
+              <w:t xml:space="preserve">0.510</w:t>
+            </w:r>
+          </w:p>
+        </w:tc>
+        <w:tc>
+          <w:tcPr>
+            <w:tcBorders>
+              <w:bottom w:val="none" w:sz="0" w:space="0" w:color="000000"/>
+              <w:top w:val="none" w:sz="0" w:space="0" w:color="000000"/>
+              <w:left w:val="none" w:sz="0" w:space="0" w:color="000000"/>
+              <w:right w:val="none" w:sz="0" w:space="0" w:color="000000"/>
+            </w:tcBorders>
+            <w:shd w:val="clear" w:color="auto" w:fill="FFFFFF"/>
+            <w:tcMar>
+              <w:top w:w="0" w:type="dxa"/>
+              <w:bottom w:w="0" w:type="dxa"/>
+              <w:left w:w="0" w:type="dxa"/>
+              <w:right w:w="0" w:type="dxa"/>
+            </w:tcMar>
+            <w:vAlign w:val="top"/>
+          </w:tcPr>
+          <w:p>
+            <w:pPr>
+              <w:pStyle w:val="Normal"/>
+              <w:jc w:val="center"/>
+              <w:pBdr>
+                <w:bottom w:val="none" w:sz="0" w:space="0" w:color="000000"/>
+                <w:top w:val="none" w:sz="0" w:space="0" w:color="000000"/>
+                <w:left w:val="none" w:sz="0" w:space="0" w:color="000000"/>
+                <w:right w:val="none" w:sz="0" w:space="0" w:color="000000"/>
+              </w:pBdr>
+              <w:spacing w:after="100" w:before="100" w:line="240"/>
+              <w:ind w:left="100" w:right="100" w:firstLine="0" w:firstLineChars="0"/>
+              <w:rPr>
+                <w:rFonts w:ascii="Helvetica" w:hAnsi="Helvetica" w:eastAsia="Helvetica" w:cs="Helvetica"/>
+                <w:i w:val="false"/>
+                <w:b w:val="false"/>
+                <w:u w:val="none"/>
+                <w:sz w:val="22"/>
+                <w:szCs w:val="22"/>
+                <w:color w:val="000000"/>
+              </w:rPr>
+            </w:pPr>
+            <w:r>
+              <w:rPr>
+                <w:rFonts w:ascii="Helvetica" w:hAnsi="Helvetica" w:eastAsia="Helvetica" w:cs="Helvetica"/>
+                <w:i w:val="false"/>
+                <w:b w:val="false"/>
+                <w:u w:val="none"/>
+                <w:sz w:val="22"/>
+                <w:szCs w:val="22"/>
+                <w:color w:val="000000"/>
+              </w:rPr>
+              <w:t xml:space="preserve">322</w:t>
             </w:r>
           </w:p>
         </w:tc>
@@ -12748,60 +12748,60 @@
                 <w:szCs w:val="22"/>
                 <w:color w:val="000000"/>
               </w:rPr>
-              <w:t xml:space="preserve">0.09, 1.10</w:t>
-            </w:r>
-          </w:p>
-        </w:tc>
-        <w:tc>
-          <w:tcPr>
-            <w:tcBorders>
-              <w:bottom w:val="none" w:sz="0" w:space="0" w:color="000000"/>
-              <w:top w:val="none" w:sz="0" w:space="0" w:color="000000"/>
-              <w:left w:val="none" w:sz="0" w:space="0" w:color="000000"/>
-              <w:right w:val="none" w:sz="0" w:space="0" w:color="000000"/>
-            </w:tcBorders>
-            <w:shd w:val="clear" w:color="auto" w:fill="FFFFFF"/>
-            <w:tcMar>
-              <w:top w:w="0" w:type="dxa"/>
-              <w:bottom w:w="0" w:type="dxa"/>
-              <w:left w:w="0" w:type="dxa"/>
-              <w:right w:w="0" w:type="dxa"/>
-            </w:tcMar>
-            <w:vAlign w:val="top"/>
-          </w:tcPr>
-          <w:p>
-            <w:pPr>
-              <w:pStyle w:val="Normal"/>
-              <w:jc w:val="center"/>
-              <w:pBdr>
-                <w:bottom w:val="none" w:sz="0" w:space="0" w:color="000000"/>
-                <w:top w:val="none" w:sz="0" w:space="0" w:color="000000"/>
-                <w:left w:val="none" w:sz="0" w:space="0" w:color="000000"/>
-                <w:right w:val="none" w:sz="0" w:space="0" w:color="000000"/>
-              </w:pBdr>
-              <w:spacing w:after="100" w:before="100" w:line="240"/>
-              <w:ind w:left="100" w:right="100" w:firstLine="0" w:firstLineChars="0"/>
-              <w:rPr>
-                <w:rFonts w:ascii="Helvetica" w:hAnsi="Helvetica" w:eastAsia="Helvetica" w:cs="Helvetica"/>
-                <w:i w:val="false"/>
-                <w:b w:val="false"/>
-                <w:u w:val="none"/>
-                <w:sz w:val="22"/>
-                <w:szCs w:val="22"/>
-                <w:color w:val="000000"/>
-              </w:rPr>
-            </w:pPr>
-            <w:r>
-              <w:rPr>
-                <w:rFonts w:ascii="Helvetica" w:hAnsi="Helvetica" w:eastAsia="Helvetica" w:cs="Helvetica"/>
-                <w:i w:val="false"/>
-                <w:b w:val="false"/>
-                <w:u w:val="none"/>
-                <w:sz w:val="22"/>
-                <w:szCs w:val="22"/>
-                <w:color w:val="000000"/>
-              </w:rPr>
-              <w:t xml:space="preserve">0.070</w:t>
+              <w:t xml:space="preserve">0.09, 1.12</w:t>
+            </w:r>
+          </w:p>
+        </w:tc>
+        <w:tc>
+          <w:tcPr>
+            <w:tcBorders>
+              <w:bottom w:val="none" w:sz="0" w:space="0" w:color="000000"/>
+              <w:top w:val="none" w:sz="0" w:space="0" w:color="000000"/>
+              <w:left w:val="none" w:sz="0" w:space="0" w:color="000000"/>
+              <w:right w:val="none" w:sz="0" w:space="0" w:color="000000"/>
+            </w:tcBorders>
+            <w:shd w:val="clear" w:color="auto" w:fill="FFFFFF"/>
+            <w:tcMar>
+              <w:top w:w="0" w:type="dxa"/>
+              <w:bottom w:w="0" w:type="dxa"/>
+              <w:left w:w="0" w:type="dxa"/>
+              <w:right w:w="0" w:type="dxa"/>
+            </w:tcMar>
+            <w:vAlign w:val="top"/>
+          </w:tcPr>
+          <w:p>
+            <w:pPr>
+              <w:pStyle w:val="Normal"/>
+              <w:jc w:val="center"/>
+              <w:pBdr>
+                <w:bottom w:val="none" w:sz="0" w:space="0" w:color="000000"/>
+                <w:top w:val="none" w:sz="0" w:space="0" w:color="000000"/>
+                <w:left w:val="none" w:sz="0" w:space="0" w:color="000000"/>
+                <w:right w:val="none" w:sz="0" w:space="0" w:color="000000"/>
+              </w:pBdr>
+              <w:spacing w:after="100" w:before="100" w:line="240"/>
+              <w:ind w:left="100" w:right="100" w:firstLine="0" w:firstLineChars="0"/>
+              <w:rPr>
+                <w:rFonts w:ascii="Helvetica" w:hAnsi="Helvetica" w:eastAsia="Helvetica" w:cs="Helvetica"/>
+                <w:i w:val="false"/>
+                <w:b w:val="false"/>
+                <w:u w:val="none"/>
+                <w:sz w:val="22"/>
+                <w:szCs w:val="22"/>
+                <w:color w:val="000000"/>
+              </w:rPr>
+            </w:pPr>
+            <w:r>
+              <w:rPr>
+                <w:rFonts w:ascii="Helvetica" w:hAnsi="Helvetica" w:eastAsia="Helvetica" w:cs="Helvetica"/>
+                <w:i w:val="false"/>
+                <w:b w:val="false"/>
+                <w:u w:val="none"/>
+                <w:sz w:val="22"/>
+                <w:szCs w:val="22"/>
+                <w:color w:val="000000"/>
+              </w:rPr>
+              <w:t xml:space="preserve">0.074</w:t>
             </w:r>
           </w:p>
         </w:tc>
@@ -12913,378 +12913,378 @@
                 <w:szCs w:val="22"/>
                 <w:color w:val="000000"/>
               </w:rPr>
-              <w:t xml:space="preserve">323</w:t>
-            </w:r>
-          </w:p>
-        </w:tc>
-        <w:tc>
-          <w:tcPr>
-            <w:tcBorders>
-              <w:bottom w:val="none" w:sz="0" w:space="0" w:color="000000"/>
-              <w:top w:val="none" w:sz="0" w:space="0" w:color="000000"/>
-              <w:left w:val="none" w:sz="0" w:space="0" w:color="000000"/>
-              <w:right w:val="none" w:sz="0" w:space="0" w:color="000000"/>
-            </w:tcBorders>
-            <w:shd w:val="clear" w:color="auto" w:fill="FFFFFF"/>
-            <w:tcMar>
-              <w:top w:w="0" w:type="dxa"/>
-              <w:bottom w:w="0" w:type="dxa"/>
-              <w:left w:w="0" w:type="dxa"/>
-              <w:right w:w="0" w:type="dxa"/>
-            </w:tcMar>
-            <w:vAlign w:val="top"/>
-          </w:tcPr>
-          <w:p>
-            <w:pPr>
-              <w:pStyle w:val="Normal"/>
-              <w:jc w:val="center"/>
-              <w:pBdr>
-                <w:bottom w:val="none" w:sz="0" w:space="0" w:color="000000"/>
-                <w:top w:val="none" w:sz="0" w:space="0" w:color="000000"/>
-                <w:left w:val="none" w:sz="0" w:space="0" w:color="000000"/>
-                <w:right w:val="none" w:sz="0" w:space="0" w:color="000000"/>
-              </w:pBdr>
-              <w:spacing w:after="100" w:before="100" w:line="240"/>
-              <w:ind w:left="100" w:right="100" w:firstLine="0" w:firstLineChars="0"/>
-              <w:rPr>
-                <w:rFonts w:ascii="Helvetica" w:hAnsi="Helvetica" w:eastAsia="Helvetica" w:cs="Helvetica"/>
-                <w:i w:val="false"/>
-                <w:b w:val="false"/>
-                <w:u w:val="none"/>
-                <w:sz w:val="22"/>
-                <w:szCs w:val="22"/>
-                <w:color w:val="000000"/>
-              </w:rPr>
-            </w:pPr>
-            <w:r>
-              <w:rPr>
-                <w:rFonts w:ascii="Helvetica" w:hAnsi="Helvetica" w:eastAsia="Helvetica" w:cs="Helvetica"/>
-                <w:i w:val="false"/>
-                <w:b w:val="false"/>
-                <w:u w:val="none"/>
-                <w:sz w:val="22"/>
-                <w:szCs w:val="22"/>
-                <w:color w:val="000000"/>
-              </w:rPr>
-              <w:t xml:space="preserve">1.13</w:t>
-            </w:r>
-          </w:p>
-        </w:tc>
-        <w:tc>
-          <w:tcPr>
-            <w:tcBorders>
-              <w:bottom w:val="none" w:sz="0" w:space="0" w:color="000000"/>
-              <w:top w:val="none" w:sz="0" w:space="0" w:color="000000"/>
-              <w:left w:val="none" w:sz="0" w:space="0" w:color="000000"/>
-              <w:right w:val="none" w:sz="0" w:space="0" w:color="000000"/>
-            </w:tcBorders>
-            <w:shd w:val="clear" w:color="auto" w:fill="FFFFFF"/>
-            <w:tcMar>
-              <w:top w:w="0" w:type="dxa"/>
-              <w:bottom w:w="0" w:type="dxa"/>
-              <w:left w:w="0" w:type="dxa"/>
-              <w:right w:w="0" w:type="dxa"/>
-            </w:tcMar>
-            <w:vAlign w:val="top"/>
-          </w:tcPr>
-          <w:p>
-            <w:pPr>
-              <w:pStyle w:val="Normal"/>
-              <w:jc w:val="center"/>
-              <w:pBdr>
-                <w:bottom w:val="none" w:sz="0" w:space="0" w:color="000000"/>
-                <w:top w:val="none" w:sz="0" w:space="0" w:color="000000"/>
-                <w:left w:val="none" w:sz="0" w:space="0" w:color="000000"/>
-                <w:right w:val="none" w:sz="0" w:space="0" w:color="000000"/>
-              </w:pBdr>
-              <w:spacing w:after="100" w:before="100" w:line="240"/>
-              <w:ind w:left="100" w:right="100" w:firstLine="0" w:firstLineChars="0"/>
-              <w:rPr>
-                <w:rFonts w:ascii="Helvetica" w:hAnsi="Helvetica" w:eastAsia="Helvetica" w:cs="Helvetica"/>
-                <w:i w:val="false"/>
-                <w:b w:val="false"/>
-                <w:u w:val="none"/>
-                <w:sz w:val="22"/>
-                <w:szCs w:val="22"/>
-                <w:color w:val="000000"/>
-              </w:rPr>
-            </w:pPr>
-            <w:r>
-              <w:rPr>
-                <w:rFonts w:ascii="Helvetica" w:hAnsi="Helvetica" w:eastAsia="Helvetica" w:cs="Helvetica"/>
-                <w:i w:val="false"/>
-                <w:b w:val="false"/>
-                <w:u w:val="none"/>
-                <w:sz w:val="22"/>
-                <w:szCs w:val="22"/>
-                <w:color w:val="000000"/>
-              </w:rPr>
-              <w:t xml:space="preserve">0.55, 2.34</w:t>
-            </w:r>
-          </w:p>
-        </w:tc>
-        <w:tc>
-          <w:tcPr>
-            <w:tcBorders>
-              <w:bottom w:val="none" w:sz="0" w:space="0" w:color="000000"/>
-              <w:top w:val="none" w:sz="0" w:space="0" w:color="000000"/>
-              <w:left w:val="none" w:sz="0" w:space="0" w:color="000000"/>
-              <w:right w:val="none" w:sz="0" w:space="0" w:color="000000"/>
-            </w:tcBorders>
-            <w:shd w:val="clear" w:color="auto" w:fill="FFFFFF"/>
-            <w:tcMar>
-              <w:top w:w="0" w:type="dxa"/>
-              <w:bottom w:w="0" w:type="dxa"/>
-              <w:left w:w="0" w:type="dxa"/>
-              <w:right w:w="0" w:type="dxa"/>
-            </w:tcMar>
-            <w:vAlign w:val="top"/>
-          </w:tcPr>
-          <w:p>
-            <w:pPr>
-              <w:pStyle w:val="Normal"/>
-              <w:jc w:val="center"/>
-              <w:pBdr>
-                <w:bottom w:val="none" w:sz="0" w:space="0" w:color="000000"/>
-                <w:top w:val="none" w:sz="0" w:space="0" w:color="000000"/>
-                <w:left w:val="none" w:sz="0" w:space="0" w:color="000000"/>
-                <w:right w:val="none" w:sz="0" w:space="0" w:color="000000"/>
-              </w:pBdr>
-              <w:spacing w:after="100" w:before="100" w:line="240"/>
-              <w:ind w:left="100" w:right="100" w:firstLine="0" w:firstLineChars="0"/>
-              <w:rPr>
-                <w:rFonts w:ascii="Helvetica" w:hAnsi="Helvetica" w:eastAsia="Helvetica" w:cs="Helvetica"/>
-                <w:i w:val="false"/>
-                <w:b w:val="false"/>
-                <w:u w:val="none"/>
-                <w:sz w:val="22"/>
-                <w:szCs w:val="22"/>
-                <w:color w:val="000000"/>
-              </w:rPr>
-            </w:pPr>
-            <w:r>
-              <w:rPr>
-                <w:rFonts w:ascii="Helvetica" w:hAnsi="Helvetica" w:eastAsia="Helvetica" w:cs="Helvetica"/>
-                <w:i w:val="false"/>
-                <w:b w:val="false"/>
-                <w:u w:val="none"/>
-                <w:sz w:val="22"/>
-                <w:szCs w:val="22"/>
-                <w:color w:val="000000"/>
-              </w:rPr>
-              <w:t xml:space="preserve">0.740</w:t>
-            </w:r>
-          </w:p>
-        </w:tc>
-        <w:tc>
-          <w:tcPr>
-            <w:tcBorders>
-              <w:bottom w:val="none" w:sz="0" w:space="0" w:color="000000"/>
-              <w:top w:val="none" w:sz="0" w:space="0" w:color="000000"/>
-              <w:left w:val="none" w:sz="0" w:space="0" w:color="000000"/>
-              <w:right w:val="none" w:sz="0" w:space="0" w:color="000000"/>
-            </w:tcBorders>
-            <w:shd w:val="clear" w:color="auto" w:fill="FFFFFF"/>
-            <w:tcMar>
-              <w:top w:w="0" w:type="dxa"/>
-              <w:bottom w:w="0" w:type="dxa"/>
-              <w:left w:w="0" w:type="dxa"/>
-              <w:right w:w="0" w:type="dxa"/>
-            </w:tcMar>
-            <w:vAlign w:val="top"/>
-          </w:tcPr>
-          <w:p>
-            <w:pPr>
-              <w:pStyle w:val="Normal"/>
-              <w:jc w:val="center"/>
-              <w:pBdr>
-                <w:bottom w:val="none" w:sz="0" w:space="0" w:color="000000"/>
-                <w:top w:val="none" w:sz="0" w:space="0" w:color="000000"/>
-                <w:left w:val="none" w:sz="0" w:space="0" w:color="000000"/>
-                <w:right w:val="none" w:sz="0" w:space="0" w:color="000000"/>
-              </w:pBdr>
-              <w:spacing w:after="100" w:before="100" w:line="240"/>
-              <w:ind w:left="100" w:right="100" w:firstLine="0" w:firstLineChars="0"/>
-              <w:rPr>
-                <w:rFonts w:ascii="Helvetica" w:hAnsi="Helvetica" w:eastAsia="Helvetica" w:cs="Helvetica"/>
-                <w:i w:val="false"/>
-                <w:b w:val="false"/>
-                <w:u w:val="none"/>
-                <w:sz w:val="22"/>
-                <w:szCs w:val="22"/>
-                <w:color w:val="000000"/>
-              </w:rPr>
-            </w:pPr>
-            <w:r>
-              <w:rPr>
-                <w:rFonts w:ascii="Helvetica" w:hAnsi="Helvetica" w:eastAsia="Helvetica" w:cs="Helvetica"/>
-                <w:i w:val="false"/>
-                <w:b w:val="false"/>
-                <w:u w:val="none"/>
-                <w:sz w:val="22"/>
-                <w:szCs w:val="22"/>
-                <w:color w:val="000000"/>
-              </w:rPr>
-              <w:t xml:space="preserve">323</w:t>
-            </w:r>
-          </w:p>
-        </w:tc>
-        <w:tc>
-          <w:tcPr>
-            <w:tcBorders>
-              <w:bottom w:val="none" w:sz="0" w:space="0" w:color="000000"/>
-              <w:top w:val="none" w:sz="0" w:space="0" w:color="000000"/>
-              <w:left w:val="none" w:sz="0" w:space="0" w:color="000000"/>
-              <w:right w:val="none" w:sz="0" w:space="0" w:color="000000"/>
-            </w:tcBorders>
-            <w:shd w:val="clear" w:color="auto" w:fill="FFFFFF"/>
-            <w:tcMar>
-              <w:top w:w="0" w:type="dxa"/>
-              <w:bottom w:w="0" w:type="dxa"/>
-              <w:left w:w="0" w:type="dxa"/>
-              <w:right w:w="0" w:type="dxa"/>
-            </w:tcMar>
-            <w:vAlign w:val="top"/>
-          </w:tcPr>
-          <w:p>
-            <w:pPr>
-              <w:pStyle w:val="Normal"/>
-              <w:jc w:val="center"/>
-              <w:pBdr>
-                <w:bottom w:val="none" w:sz="0" w:space="0" w:color="000000"/>
-                <w:top w:val="none" w:sz="0" w:space="0" w:color="000000"/>
-                <w:left w:val="none" w:sz="0" w:space="0" w:color="000000"/>
-                <w:right w:val="none" w:sz="0" w:space="0" w:color="000000"/>
-              </w:pBdr>
-              <w:spacing w:after="100" w:before="100" w:line="240"/>
-              <w:ind w:left="100" w:right="100" w:firstLine="0" w:firstLineChars="0"/>
-              <w:rPr>
-                <w:rFonts w:ascii="Helvetica" w:hAnsi="Helvetica" w:eastAsia="Helvetica" w:cs="Helvetica"/>
-                <w:i w:val="false"/>
-                <w:b w:val="false"/>
-                <w:u w:val="none"/>
-                <w:sz w:val="22"/>
-                <w:szCs w:val="22"/>
-                <w:color w:val="000000"/>
-              </w:rPr>
-            </w:pPr>
-            <w:r>
-              <w:rPr>
-                <w:rFonts w:ascii="Helvetica" w:hAnsi="Helvetica" w:eastAsia="Helvetica" w:cs="Helvetica"/>
-                <w:i w:val="false"/>
-                <w:b w:val="false"/>
-                <w:u w:val="none"/>
-                <w:sz w:val="22"/>
-                <w:szCs w:val="22"/>
-                <w:color w:val="000000"/>
-              </w:rPr>
-              <w:t xml:space="preserve">0.70</w:t>
-            </w:r>
-          </w:p>
-        </w:tc>
-        <w:tc>
-          <w:tcPr>
-            <w:tcBorders>
-              <w:bottom w:val="none" w:sz="0" w:space="0" w:color="000000"/>
-              <w:top w:val="none" w:sz="0" w:space="0" w:color="000000"/>
-              <w:left w:val="none" w:sz="0" w:space="0" w:color="000000"/>
-              <w:right w:val="none" w:sz="0" w:space="0" w:color="000000"/>
-            </w:tcBorders>
-            <w:shd w:val="clear" w:color="auto" w:fill="FFFFFF"/>
-            <w:tcMar>
-              <w:top w:w="0" w:type="dxa"/>
-              <w:bottom w:w="0" w:type="dxa"/>
-              <w:left w:w="0" w:type="dxa"/>
-              <w:right w:w="0" w:type="dxa"/>
-            </w:tcMar>
-            <w:vAlign w:val="top"/>
-          </w:tcPr>
-          <w:p>
-            <w:pPr>
-              <w:pStyle w:val="Normal"/>
-              <w:jc w:val="center"/>
-              <w:pBdr>
-                <w:bottom w:val="none" w:sz="0" w:space="0" w:color="000000"/>
-                <w:top w:val="none" w:sz="0" w:space="0" w:color="000000"/>
-                <w:left w:val="none" w:sz="0" w:space="0" w:color="000000"/>
-                <w:right w:val="none" w:sz="0" w:space="0" w:color="000000"/>
-              </w:pBdr>
-              <w:spacing w:after="100" w:before="100" w:line="240"/>
-              <w:ind w:left="100" w:right="100" w:firstLine="0" w:firstLineChars="0"/>
-              <w:rPr>
-                <w:rFonts w:ascii="Helvetica" w:hAnsi="Helvetica" w:eastAsia="Helvetica" w:cs="Helvetica"/>
-                <w:i w:val="false"/>
-                <w:b w:val="false"/>
-                <w:u w:val="none"/>
-                <w:sz w:val="22"/>
-                <w:szCs w:val="22"/>
-                <w:color w:val="000000"/>
-              </w:rPr>
-            </w:pPr>
-            <w:r>
-              <w:rPr>
-                <w:rFonts w:ascii="Helvetica" w:hAnsi="Helvetica" w:eastAsia="Helvetica" w:cs="Helvetica"/>
-                <w:i w:val="false"/>
-                <w:b w:val="false"/>
-                <w:u w:val="none"/>
-                <w:sz w:val="22"/>
-                <w:szCs w:val="22"/>
-                <w:color w:val="000000"/>
-              </w:rPr>
-              <w:t xml:space="preserve">0.17, 2.83</w:t>
-            </w:r>
-          </w:p>
-        </w:tc>
-        <w:tc>
-          <w:tcPr>
-            <w:tcBorders>
-              <w:bottom w:val="none" w:sz="0" w:space="0" w:color="000000"/>
-              <w:top w:val="none" w:sz="0" w:space="0" w:color="000000"/>
-              <w:left w:val="none" w:sz="0" w:space="0" w:color="000000"/>
-              <w:right w:val="none" w:sz="0" w:space="0" w:color="000000"/>
-            </w:tcBorders>
-            <w:shd w:val="clear" w:color="auto" w:fill="FFFFFF"/>
-            <w:tcMar>
-              <w:top w:w="0" w:type="dxa"/>
-              <w:bottom w:w="0" w:type="dxa"/>
-              <w:left w:w="0" w:type="dxa"/>
-              <w:right w:w="0" w:type="dxa"/>
-            </w:tcMar>
-            <w:vAlign w:val="top"/>
-          </w:tcPr>
-          <w:p>
-            <w:pPr>
-              <w:pStyle w:val="Normal"/>
-              <w:jc w:val="center"/>
-              <w:pBdr>
-                <w:bottom w:val="none" w:sz="0" w:space="0" w:color="000000"/>
-                <w:top w:val="none" w:sz="0" w:space="0" w:color="000000"/>
-                <w:left w:val="none" w:sz="0" w:space="0" w:color="000000"/>
-                <w:right w:val="none" w:sz="0" w:space="0" w:color="000000"/>
-              </w:pBdr>
-              <w:spacing w:after="100" w:before="100" w:line="240"/>
-              <w:ind w:left="100" w:right="100" w:firstLine="0" w:firstLineChars="0"/>
-              <w:rPr>
-                <w:rFonts w:ascii="Helvetica" w:hAnsi="Helvetica" w:eastAsia="Helvetica" w:cs="Helvetica"/>
-                <w:i w:val="false"/>
-                <w:b w:val="false"/>
-                <w:u w:val="none"/>
-                <w:sz w:val="22"/>
-                <w:szCs w:val="22"/>
-                <w:color w:val="000000"/>
-              </w:rPr>
-            </w:pPr>
-            <w:r>
-              <w:rPr>
-                <w:rFonts w:ascii="Helvetica" w:hAnsi="Helvetica" w:eastAsia="Helvetica" w:cs="Helvetica"/>
-                <w:i w:val="false"/>
-                <w:b w:val="false"/>
-                <w:u w:val="none"/>
-                <w:sz w:val="22"/>
-                <w:szCs w:val="22"/>
-                <w:color w:val="000000"/>
-              </w:rPr>
-              <w:t xml:space="preserve">0.620</w:t>
+              <w:t xml:space="preserve">322</w:t>
+            </w:r>
+          </w:p>
+        </w:tc>
+        <w:tc>
+          <w:tcPr>
+            <w:tcBorders>
+              <w:bottom w:val="none" w:sz="0" w:space="0" w:color="000000"/>
+              <w:top w:val="none" w:sz="0" w:space="0" w:color="000000"/>
+              <w:left w:val="none" w:sz="0" w:space="0" w:color="000000"/>
+              <w:right w:val="none" w:sz="0" w:space="0" w:color="000000"/>
+            </w:tcBorders>
+            <w:shd w:val="clear" w:color="auto" w:fill="FFFFFF"/>
+            <w:tcMar>
+              <w:top w:w="0" w:type="dxa"/>
+              <w:bottom w:w="0" w:type="dxa"/>
+              <w:left w:w="0" w:type="dxa"/>
+              <w:right w:w="0" w:type="dxa"/>
+            </w:tcMar>
+            <w:vAlign w:val="top"/>
+          </w:tcPr>
+          <w:p>
+            <w:pPr>
+              <w:pStyle w:val="Normal"/>
+              <w:jc w:val="center"/>
+              <w:pBdr>
+                <w:bottom w:val="none" w:sz="0" w:space="0" w:color="000000"/>
+                <w:top w:val="none" w:sz="0" w:space="0" w:color="000000"/>
+                <w:left w:val="none" w:sz="0" w:space="0" w:color="000000"/>
+                <w:right w:val="none" w:sz="0" w:space="0" w:color="000000"/>
+              </w:pBdr>
+              <w:spacing w:after="100" w:before="100" w:line="240"/>
+              <w:ind w:left="100" w:right="100" w:firstLine="0" w:firstLineChars="0"/>
+              <w:rPr>
+                <w:rFonts w:ascii="Helvetica" w:hAnsi="Helvetica" w:eastAsia="Helvetica" w:cs="Helvetica"/>
+                <w:i w:val="false"/>
+                <w:b w:val="false"/>
+                <w:u w:val="none"/>
+                <w:sz w:val="22"/>
+                <w:szCs w:val="22"/>
+                <w:color w:val="000000"/>
+              </w:rPr>
+            </w:pPr>
+            <w:r>
+              <w:rPr>
+                <w:rFonts w:ascii="Helvetica" w:hAnsi="Helvetica" w:eastAsia="Helvetica" w:cs="Helvetica"/>
+                <w:i w:val="false"/>
+                <w:b w:val="false"/>
+                <w:u w:val="none"/>
+                <w:sz w:val="22"/>
+                <w:szCs w:val="22"/>
+                <w:color w:val="000000"/>
+              </w:rPr>
+              <w:t xml:space="preserve">1.11</w:t>
+            </w:r>
+          </w:p>
+        </w:tc>
+        <w:tc>
+          <w:tcPr>
+            <w:tcBorders>
+              <w:bottom w:val="none" w:sz="0" w:space="0" w:color="000000"/>
+              <w:top w:val="none" w:sz="0" w:space="0" w:color="000000"/>
+              <w:left w:val="none" w:sz="0" w:space="0" w:color="000000"/>
+              <w:right w:val="none" w:sz="0" w:space="0" w:color="000000"/>
+            </w:tcBorders>
+            <w:shd w:val="clear" w:color="auto" w:fill="FFFFFF"/>
+            <w:tcMar>
+              <w:top w:w="0" w:type="dxa"/>
+              <w:bottom w:w="0" w:type="dxa"/>
+              <w:left w:w="0" w:type="dxa"/>
+              <w:right w:w="0" w:type="dxa"/>
+            </w:tcMar>
+            <w:vAlign w:val="top"/>
+          </w:tcPr>
+          <w:p>
+            <w:pPr>
+              <w:pStyle w:val="Normal"/>
+              <w:jc w:val="center"/>
+              <w:pBdr>
+                <w:bottom w:val="none" w:sz="0" w:space="0" w:color="000000"/>
+                <w:top w:val="none" w:sz="0" w:space="0" w:color="000000"/>
+                <w:left w:val="none" w:sz="0" w:space="0" w:color="000000"/>
+                <w:right w:val="none" w:sz="0" w:space="0" w:color="000000"/>
+              </w:pBdr>
+              <w:spacing w:after="100" w:before="100" w:line="240"/>
+              <w:ind w:left="100" w:right="100" w:firstLine="0" w:firstLineChars="0"/>
+              <w:rPr>
+                <w:rFonts w:ascii="Helvetica" w:hAnsi="Helvetica" w:eastAsia="Helvetica" w:cs="Helvetica"/>
+                <w:i w:val="false"/>
+                <w:b w:val="false"/>
+                <w:u w:val="none"/>
+                <w:sz w:val="22"/>
+                <w:szCs w:val="22"/>
+                <w:color w:val="000000"/>
+              </w:rPr>
+            </w:pPr>
+            <w:r>
+              <w:rPr>
+                <w:rFonts w:ascii="Helvetica" w:hAnsi="Helvetica" w:eastAsia="Helvetica" w:cs="Helvetica"/>
+                <w:i w:val="false"/>
+                <w:b w:val="false"/>
+                <w:u w:val="none"/>
+                <w:sz w:val="22"/>
+                <w:szCs w:val="22"/>
+                <w:color w:val="000000"/>
+              </w:rPr>
+              <w:t xml:space="preserve">0.54, 2.31</w:t>
+            </w:r>
+          </w:p>
+        </w:tc>
+        <w:tc>
+          <w:tcPr>
+            <w:tcBorders>
+              <w:bottom w:val="none" w:sz="0" w:space="0" w:color="000000"/>
+              <w:top w:val="none" w:sz="0" w:space="0" w:color="000000"/>
+              <w:left w:val="none" w:sz="0" w:space="0" w:color="000000"/>
+              <w:right w:val="none" w:sz="0" w:space="0" w:color="000000"/>
+            </w:tcBorders>
+            <w:shd w:val="clear" w:color="auto" w:fill="FFFFFF"/>
+            <w:tcMar>
+              <w:top w:w="0" w:type="dxa"/>
+              <w:bottom w:w="0" w:type="dxa"/>
+              <w:left w:w="0" w:type="dxa"/>
+              <w:right w:w="0" w:type="dxa"/>
+            </w:tcMar>
+            <w:vAlign w:val="top"/>
+          </w:tcPr>
+          <w:p>
+            <w:pPr>
+              <w:pStyle w:val="Normal"/>
+              <w:jc w:val="center"/>
+              <w:pBdr>
+                <w:bottom w:val="none" w:sz="0" w:space="0" w:color="000000"/>
+                <w:top w:val="none" w:sz="0" w:space="0" w:color="000000"/>
+                <w:left w:val="none" w:sz="0" w:space="0" w:color="000000"/>
+                <w:right w:val="none" w:sz="0" w:space="0" w:color="000000"/>
+              </w:pBdr>
+              <w:spacing w:after="100" w:before="100" w:line="240"/>
+              <w:ind w:left="100" w:right="100" w:firstLine="0" w:firstLineChars="0"/>
+              <w:rPr>
+                <w:rFonts w:ascii="Helvetica" w:hAnsi="Helvetica" w:eastAsia="Helvetica" w:cs="Helvetica"/>
+                <w:i w:val="false"/>
+                <w:b w:val="false"/>
+                <w:u w:val="none"/>
+                <w:sz w:val="22"/>
+                <w:szCs w:val="22"/>
+                <w:color w:val="000000"/>
+              </w:rPr>
+            </w:pPr>
+            <w:r>
+              <w:rPr>
+                <w:rFonts w:ascii="Helvetica" w:hAnsi="Helvetica" w:eastAsia="Helvetica" w:cs="Helvetica"/>
+                <w:i w:val="false"/>
+                <w:b w:val="false"/>
+                <w:u w:val="none"/>
+                <w:sz w:val="22"/>
+                <w:szCs w:val="22"/>
+                <w:color w:val="000000"/>
+              </w:rPr>
+              <w:t xml:space="preserve">0.770</w:t>
+            </w:r>
+          </w:p>
+        </w:tc>
+        <w:tc>
+          <w:tcPr>
+            <w:tcBorders>
+              <w:bottom w:val="none" w:sz="0" w:space="0" w:color="000000"/>
+              <w:top w:val="none" w:sz="0" w:space="0" w:color="000000"/>
+              <w:left w:val="none" w:sz="0" w:space="0" w:color="000000"/>
+              <w:right w:val="none" w:sz="0" w:space="0" w:color="000000"/>
+            </w:tcBorders>
+            <w:shd w:val="clear" w:color="auto" w:fill="FFFFFF"/>
+            <w:tcMar>
+              <w:top w:w="0" w:type="dxa"/>
+              <w:bottom w:w="0" w:type="dxa"/>
+              <w:left w:w="0" w:type="dxa"/>
+              <w:right w:w="0" w:type="dxa"/>
+            </w:tcMar>
+            <w:vAlign w:val="top"/>
+          </w:tcPr>
+          <w:p>
+            <w:pPr>
+              <w:pStyle w:val="Normal"/>
+              <w:jc w:val="center"/>
+              <w:pBdr>
+                <w:bottom w:val="none" w:sz="0" w:space="0" w:color="000000"/>
+                <w:top w:val="none" w:sz="0" w:space="0" w:color="000000"/>
+                <w:left w:val="none" w:sz="0" w:space="0" w:color="000000"/>
+                <w:right w:val="none" w:sz="0" w:space="0" w:color="000000"/>
+              </w:pBdr>
+              <w:spacing w:after="100" w:before="100" w:line="240"/>
+              <w:ind w:left="100" w:right="100" w:firstLine="0" w:firstLineChars="0"/>
+              <w:rPr>
+                <w:rFonts w:ascii="Helvetica" w:hAnsi="Helvetica" w:eastAsia="Helvetica" w:cs="Helvetica"/>
+                <w:i w:val="false"/>
+                <w:b w:val="false"/>
+                <w:u w:val="none"/>
+                <w:sz w:val="22"/>
+                <w:szCs w:val="22"/>
+                <w:color w:val="000000"/>
+              </w:rPr>
+            </w:pPr>
+            <w:r>
+              <w:rPr>
+                <w:rFonts w:ascii="Helvetica" w:hAnsi="Helvetica" w:eastAsia="Helvetica" w:cs="Helvetica"/>
+                <w:i w:val="false"/>
+                <w:b w:val="false"/>
+                <w:u w:val="none"/>
+                <w:sz w:val="22"/>
+                <w:szCs w:val="22"/>
+                <w:color w:val="000000"/>
+              </w:rPr>
+              <w:t xml:space="preserve">322</w:t>
+            </w:r>
+          </w:p>
+        </w:tc>
+        <w:tc>
+          <w:tcPr>
+            <w:tcBorders>
+              <w:bottom w:val="none" w:sz="0" w:space="0" w:color="000000"/>
+              <w:top w:val="none" w:sz="0" w:space="0" w:color="000000"/>
+              <w:left w:val="none" w:sz="0" w:space="0" w:color="000000"/>
+              <w:right w:val="none" w:sz="0" w:space="0" w:color="000000"/>
+            </w:tcBorders>
+            <w:shd w:val="clear" w:color="auto" w:fill="FFFFFF"/>
+            <w:tcMar>
+              <w:top w:w="0" w:type="dxa"/>
+              <w:bottom w:w="0" w:type="dxa"/>
+              <w:left w:w="0" w:type="dxa"/>
+              <w:right w:w="0" w:type="dxa"/>
+            </w:tcMar>
+            <w:vAlign w:val="top"/>
+          </w:tcPr>
+          <w:p>
+            <w:pPr>
+              <w:pStyle w:val="Normal"/>
+              <w:jc w:val="center"/>
+              <w:pBdr>
+                <w:bottom w:val="none" w:sz="0" w:space="0" w:color="000000"/>
+                <w:top w:val="none" w:sz="0" w:space="0" w:color="000000"/>
+                <w:left w:val="none" w:sz="0" w:space="0" w:color="000000"/>
+                <w:right w:val="none" w:sz="0" w:space="0" w:color="000000"/>
+              </w:pBdr>
+              <w:spacing w:after="100" w:before="100" w:line="240"/>
+              <w:ind w:left="100" w:right="100" w:firstLine="0" w:firstLineChars="0"/>
+              <w:rPr>
+                <w:rFonts w:ascii="Helvetica" w:hAnsi="Helvetica" w:eastAsia="Helvetica" w:cs="Helvetica"/>
+                <w:i w:val="false"/>
+                <w:b w:val="false"/>
+                <w:u w:val="none"/>
+                <w:sz w:val="22"/>
+                <w:szCs w:val="22"/>
+                <w:color w:val="000000"/>
+              </w:rPr>
+            </w:pPr>
+            <w:r>
+              <w:rPr>
+                <w:rFonts w:ascii="Helvetica" w:hAnsi="Helvetica" w:eastAsia="Helvetica" w:cs="Helvetica"/>
+                <w:i w:val="false"/>
+                <w:b w:val="false"/>
+                <w:u w:val="none"/>
+                <w:sz w:val="22"/>
+                <w:szCs w:val="22"/>
+                <w:color w:val="000000"/>
+              </w:rPr>
+              <w:t xml:space="preserve">0.71</w:t>
+            </w:r>
+          </w:p>
+        </w:tc>
+        <w:tc>
+          <w:tcPr>
+            <w:tcBorders>
+              <w:bottom w:val="none" w:sz="0" w:space="0" w:color="000000"/>
+              <w:top w:val="none" w:sz="0" w:space="0" w:color="000000"/>
+              <w:left w:val="none" w:sz="0" w:space="0" w:color="000000"/>
+              <w:right w:val="none" w:sz="0" w:space="0" w:color="000000"/>
+            </w:tcBorders>
+            <w:shd w:val="clear" w:color="auto" w:fill="FFFFFF"/>
+            <w:tcMar>
+              <w:top w:w="0" w:type="dxa"/>
+              <w:bottom w:w="0" w:type="dxa"/>
+              <w:left w:w="0" w:type="dxa"/>
+              <w:right w:w="0" w:type="dxa"/>
+            </w:tcMar>
+            <w:vAlign w:val="top"/>
+          </w:tcPr>
+          <w:p>
+            <w:pPr>
+              <w:pStyle w:val="Normal"/>
+              <w:jc w:val="center"/>
+              <w:pBdr>
+                <w:bottom w:val="none" w:sz="0" w:space="0" w:color="000000"/>
+                <w:top w:val="none" w:sz="0" w:space="0" w:color="000000"/>
+                <w:left w:val="none" w:sz="0" w:space="0" w:color="000000"/>
+                <w:right w:val="none" w:sz="0" w:space="0" w:color="000000"/>
+              </w:pBdr>
+              <w:spacing w:after="100" w:before="100" w:line="240"/>
+              <w:ind w:left="100" w:right="100" w:firstLine="0" w:firstLineChars="0"/>
+              <w:rPr>
+                <w:rFonts w:ascii="Helvetica" w:hAnsi="Helvetica" w:eastAsia="Helvetica" w:cs="Helvetica"/>
+                <w:i w:val="false"/>
+                <w:b w:val="false"/>
+                <w:u w:val="none"/>
+                <w:sz w:val="22"/>
+                <w:szCs w:val="22"/>
+                <w:color w:val="000000"/>
+              </w:rPr>
+            </w:pPr>
+            <w:r>
+              <w:rPr>
+                <w:rFonts w:ascii="Helvetica" w:hAnsi="Helvetica" w:eastAsia="Helvetica" w:cs="Helvetica"/>
+                <w:i w:val="false"/>
+                <w:b w:val="false"/>
+                <w:u w:val="none"/>
+                <w:sz w:val="22"/>
+                <w:szCs w:val="22"/>
+                <w:color w:val="000000"/>
+              </w:rPr>
+              <w:t xml:space="preserve">0.18, 2.85</w:t>
+            </w:r>
+          </w:p>
+        </w:tc>
+        <w:tc>
+          <w:tcPr>
+            <w:tcBorders>
+              <w:bottom w:val="none" w:sz="0" w:space="0" w:color="000000"/>
+              <w:top w:val="none" w:sz="0" w:space="0" w:color="000000"/>
+              <w:left w:val="none" w:sz="0" w:space="0" w:color="000000"/>
+              <w:right w:val="none" w:sz="0" w:space="0" w:color="000000"/>
+            </w:tcBorders>
+            <w:shd w:val="clear" w:color="auto" w:fill="FFFFFF"/>
+            <w:tcMar>
+              <w:top w:w="0" w:type="dxa"/>
+              <w:bottom w:w="0" w:type="dxa"/>
+              <w:left w:w="0" w:type="dxa"/>
+              <w:right w:w="0" w:type="dxa"/>
+            </w:tcMar>
+            <w:vAlign w:val="top"/>
+          </w:tcPr>
+          <w:p>
+            <w:pPr>
+              <w:pStyle w:val="Normal"/>
+              <w:jc w:val="center"/>
+              <w:pBdr>
+                <w:bottom w:val="none" w:sz="0" w:space="0" w:color="000000"/>
+                <w:top w:val="none" w:sz="0" w:space="0" w:color="000000"/>
+                <w:left w:val="none" w:sz="0" w:space="0" w:color="000000"/>
+                <w:right w:val="none" w:sz="0" w:space="0" w:color="000000"/>
+              </w:pBdr>
+              <w:spacing w:after="100" w:before="100" w:line="240"/>
+              <w:ind w:left="100" w:right="100" w:firstLine="0" w:firstLineChars="0"/>
+              <w:rPr>
+                <w:rFonts w:ascii="Helvetica" w:hAnsi="Helvetica" w:eastAsia="Helvetica" w:cs="Helvetica"/>
+                <w:i w:val="false"/>
+                <w:b w:val="false"/>
+                <w:u w:val="none"/>
+                <w:sz w:val="22"/>
+                <w:szCs w:val="22"/>
+                <w:color w:val="000000"/>
+              </w:rPr>
+            </w:pPr>
+            <w:r>
+              <w:rPr>
+                <w:rFonts w:ascii="Helvetica" w:hAnsi="Helvetica" w:eastAsia="Helvetica" w:cs="Helvetica"/>
+                <w:i w:val="false"/>
+                <w:b w:val="false"/>
+                <w:u w:val="none"/>
+                <w:sz w:val="22"/>
+                <w:szCs w:val="22"/>
+                <w:color w:val="000000"/>
+              </w:rPr>
+              <w:t xml:space="preserve">0.630</w:t>
             </w:r>
           </w:p>
         </w:tc>
@@ -13396,378 +13396,378 @@
                 <w:szCs w:val="22"/>
                 <w:color w:val="000000"/>
               </w:rPr>
-              <w:t xml:space="preserve">323</w:t>
-            </w:r>
-          </w:p>
-        </w:tc>
-        <w:tc>
-          <w:tcPr>
-            <w:tcBorders>
-              <w:bottom w:val="none" w:sz="0" w:space="0" w:color="000000"/>
-              <w:top w:val="none" w:sz="0" w:space="0" w:color="000000"/>
-              <w:left w:val="none" w:sz="0" w:space="0" w:color="000000"/>
-              <w:right w:val="none" w:sz="0" w:space="0" w:color="000000"/>
-            </w:tcBorders>
-            <w:shd w:val="clear" w:color="auto" w:fill="FFFFFF"/>
-            <w:tcMar>
-              <w:top w:w="0" w:type="dxa"/>
-              <w:bottom w:w="0" w:type="dxa"/>
-              <w:left w:w="0" w:type="dxa"/>
-              <w:right w:w="0" w:type="dxa"/>
-            </w:tcMar>
-            <w:vAlign w:val="top"/>
-          </w:tcPr>
-          <w:p>
-            <w:pPr>
-              <w:pStyle w:val="Normal"/>
-              <w:jc w:val="center"/>
-              <w:pBdr>
-                <w:bottom w:val="none" w:sz="0" w:space="0" w:color="000000"/>
-                <w:top w:val="none" w:sz="0" w:space="0" w:color="000000"/>
-                <w:left w:val="none" w:sz="0" w:space="0" w:color="000000"/>
-                <w:right w:val="none" w:sz="0" w:space="0" w:color="000000"/>
-              </w:pBdr>
-              <w:spacing w:after="100" w:before="100" w:line="240"/>
-              <w:ind w:left="100" w:right="100" w:firstLine="0" w:firstLineChars="0"/>
-              <w:rPr>
-                <w:rFonts w:ascii="Helvetica" w:hAnsi="Helvetica" w:eastAsia="Helvetica" w:cs="Helvetica"/>
-                <w:i w:val="false"/>
-                <w:b w:val="false"/>
-                <w:u w:val="none"/>
-                <w:sz w:val="22"/>
-                <w:szCs w:val="22"/>
-                <w:color w:val="000000"/>
-              </w:rPr>
-            </w:pPr>
-            <w:r>
-              <w:rPr>
-                <w:rFonts w:ascii="Helvetica" w:hAnsi="Helvetica" w:eastAsia="Helvetica" w:cs="Helvetica"/>
-                <w:i w:val="false"/>
-                <w:b w:val="false"/>
-                <w:u w:val="none"/>
-                <w:sz w:val="22"/>
-                <w:szCs w:val="22"/>
-                <w:color w:val="000000"/>
-              </w:rPr>
-              <w:t xml:space="preserve">1.13</w:t>
-            </w:r>
-          </w:p>
-        </w:tc>
-        <w:tc>
-          <w:tcPr>
-            <w:tcBorders>
-              <w:bottom w:val="none" w:sz="0" w:space="0" w:color="000000"/>
-              <w:top w:val="none" w:sz="0" w:space="0" w:color="000000"/>
-              <w:left w:val="none" w:sz="0" w:space="0" w:color="000000"/>
-              <w:right w:val="none" w:sz="0" w:space="0" w:color="000000"/>
-            </w:tcBorders>
-            <w:shd w:val="clear" w:color="auto" w:fill="FFFFFF"/>
-            <w:tcMar>
-              <w:top w:w="0" w:type="dxa"/>
-              <w:bottom w:w="0" w:type="dxa"/>
-              <w:left w:w="0" w:type="dxa"/>
-              <w:right w:w="0" w:type="dxa"/>
-            </w:tcMar>
-            <w:vAlign w:val="top"/>
-          </w:tcPr>
-          <w:p>
-            <w:pPr>
-              <w:pStyle w:val="Normal"/>
-              <w:jc w:val="center"/>
-              <w:pBdr>
-                <w:bottom w:val="none" w:sz="0" w:space="0" w:color="000000"/>
-                <w:top w:val="none" w:sz="0" w:space="0" w:color="000000"/>
-                <w:left w:val="none" w:sz="0" w:space="0" w:color="000000"/>
-                <w:right w:val="none" w:sz="0" w:space="0" w:color="000000"/>
-              </w:pBdr>
-              <w:spacing w:after="100" w:before="100" w:line="240"/>
-              <w:ind w:left="100" w:right="100" w:firstLine="0" w:firstLineChars="0"/>
-              <w:rPr>
-                <w:rFonts w:ascii="Helvetica" w:hAnsi="Helvetica" w:eastAsia="Helvetica" w:cs="Helvetica"/>
-                <w:i w:val="false"/>
-                <w:b w:val="false"/>
-                <w:u w:val="none"/>
-                <w:sz w:val="22"/>
-                <w:szCs w:val="22"/>
-                <w:color w:val="000000"/>
-              </w:rPr>
-            </w:pPr>
-            <w:r>
-              <w:rPr>
-                <w:rFonts w:ascii="Helvetica" w:hAnsi="Helvetica" w:eastAsia="Helvetica" w:cs="Helvetica"/>
-                <w:i w:val="false"/>
-                <w:b w:val="false"/>
-                <w:u w:val="none"/>
-                <w:sz w:val="22"/>
-                <w:szCs w:val="22"/>
-                <w:color w:val="000000"/>
-              </w:rPr>
-              <w:t xml:space="preserve">0.55, 2.35</w:t>
-            </w:r>
-          </w:p>
-        </w:tc>
-        <w:tc>
-          <w:tcPr>
-            <w:tcBorders>
-              <w:bottom w:val="none" w:sz="0" w:space="0" w:color="000000"/>
-              <w:top w:val="none" w:sz="0" w:space="0" w:color="000000"/>
-              <w:left w:val="none" w:sz="0" w:space="0" w:color="000000"/>
-              <w:right w:val="none" w:sz="0" w:space="0" w:color="000000"/>
-            </w:tcBorders>
-            <w:shd w:val="clear" w:color="auto" w:fill="FFFFFF"/>
-            <w:tcMar>
-              <w:top w:w="0" w:type="dxa"/>
-              <w:bottom w:w="0" w:type="dxa"/>
-              <w:left w:w="0" w:type="dxa"/>
-              <w:right w:w="0" w:type="dxa"/>
-            </w:tcMar>
-            <w:vAlign w:val="top"/>
-          </w:tcPr>
-          <w:p>
-            <w:pPr>
-              <w:pStyle w:val="Normal"/>
-              <w:jc w:val="center"/>
-              <w:pBdr>
-                <w:bottom w:val="none" w:sz="0" w:space="0" w:color="000000"/>
-                <w:top w:val="none" w:sz="0" w:space="0" w:color="000000"/>
-                <w:left w:val="none" w:sz="0" w:space="0" w:color="000000"/>
-                <w:right w:val="none" w:sz="0" w:space="0" w:color="000000"/>
-              </w:pBdr>
-              <w:spacing w:after="100" w:before="100" w:line="240"/>
-              <w:ind w:left="100" w:right="100" w:firstLine="0" w:firstLineChars="0"/>
-              <w:rPr>
-                <w:rFonts w:ascii="Helvetica" w:hAnsi="Helvetica" w:eastAsia="Helvetica" w:cs="Helvetica"/>
-                <w:i w:val="false"/>
-                <w:b w:val="false"/>
-                <w:u w:val="none"/>
-                <w:sz w:val="22"/>
-                <w:szCs w:val="22"/>
-                <w:color w:val="000000"/>
-              </w:rPr>
-            </w:pPr>
-            <w:r>
-              <w:rPr>
-                <w:rFonts w:ascii="Helvetica" w:hAnsi="Helvetica" w:eastAsia="Helvetica" w:cs="Helvetica"/>
-                <w:i w:val="false"/>
-                <w:b w:val="false"/>
-                <w:u w:val="none"/>
-                <w:sz w:val="22"/>
-                <w:szCs w:val="22"/>
-                <w:color w:val="000000"/>
-              </w:rPr>
-              <w:t xml:space="preserve">0.740</w:t>
-            </w:r>
-          </w:p>
-        </w:tc>
-        <w:tc>
-          <w:tcPr>
-            <w:tcBorders>
-              <w:bottom w:val="none" w:sz="0" w:space="0" w:color="000000"/>
-              <w:top w:val="none" w:sz="0" w:space="0" w:color="000000"/>
-              <w:left w:val="none" w:sz="0" w:space="0" w:color="000000"/>
-              <w:right w:val="none" w:sz="0" w:space="0" w:color="000000"/>
-            </w:tcBorders>
-            <w:shd w:val="clear" w:color="auto" w:fill="FFFFFF"/>
-            <w:tcMar>
-              <w:top w:w="0" w:type="dxa"/>
-              <w:bottom w:w="0" w:type="dxa"/>
-              <w:left w:w="0" w:type="dxa"/>
-              <w:right w:w="0" w:type="dxa"/>
-            </w:tcMar>
-            <w:vAlign w:val="top"/>
-          </w:tcPr>
-          <w:p>
-            <w:pPr>
-              <w:pStyle w:val="Normal"/>
-              <w:jc w:val="center"/>
-              <w:pBdr>
-                <w:bottom w:val="none" w:sz="0" w:space="0" w:color="000000"/>
-                <w:top w:val="none" w:sz="0" w:space="0" w:color="000000"/>
-                <w:left w:val="none" w:sz="0" w:space="0" w:color="000000"/>
-                <w:right w:val="none" w:sz="0" w:space="0" w:color="000000"/>
-              </w:pBdr>
-              <w:spacing w:after="100" w:before="100" w:line="240"/>
-              <w:ind w:left="100" w:right="100" w:firstLine="0" w:firstLineChars="0"/>
-              <w:rPr>
-                <w:rFonts w:ascii="Helvetica" w:hAnsi="Helvetica" w:eastAsia="Helvetica" w:cs="Helvetica"/>
-                <w:i w:val="false"/>
-                <w:b w:val="false"/>
-                <w:u w:val="none"/>
-                <w:sz w:val="22"/>
-                <w:szCs w:val="22"/>
-                <w:color w:val="000000"/>
-              </w:rPr>
-            </w:pPr>
-            <w:r>
-              <w:rPr>
-                <w:rFonts w:ascii="Helvetica" w:hAnsi="Helvetica" w:eastAsia="Helvetica" w:cs="Helvetica"/>
-                <w:i w:val="false"/>
-                <w:b w:val="false"/>
-                <w:u w:val="none"/>
-                <w:sz w:val="22"/>
-                <w:szCs w:val="22"/>
-                <w:color w:val="000000"/>
-              </w:rPr>
-              <w:t xml:space="preserve">323</w:t>
-            </w:r>
-          </w:p>
-        </w:tc>
-        <w:tc>
-          <w:tcPr>
-            <w:tcBorders>
-              <w:bottom w:val="none" w:sz="0" w:space="0" w:color="000000"/>
-              <w:top w:val="none" w:sz="0" w:space="0" w:color="000000"/>
-              <w:left w:val="none" w:sz="0" w:space="0" w:color="000000"/>
-              <w:right w:val="none" w:sz="0" w:space="0" w:color="000000"/>
-            </w:tcBorders>
-            <w:shd w:val="clear" w:color="auto" w:fill="FFFFFF"/>
-            <w:tcMar>
-              <w:top w:w="0" w:type="dxa"/>
-              <w:bottom w:w="0" w:type="dxa"/>
-              <w:left w:w="0" w:type="dxa"/>
-              <w:right w:w="0" w:type="dxa"/>
-            </w:tcMar>
-            <w:vAlign w:val="top"/>
-          </w:tcPr>
-          <w:p>
-            <w:pPr>
-              <w:pStyle w:val="Normal"/>
-              <w:jc w:val="center"/>
-              <w:pBdr>
-                <w:bottom w:val="none" w:sz="0" w:space="0" w:color="000000"/>
-                <w:top w:val="none" w:sz="0" w:space="0" w:color="000000"/>
-                <w:left w:val="none" w:sz="0" w:space="0" w:color="000000"/>
-                <w:right w:val="none" w:sz="0" w:space="0" w:color="000000"/>
-              </w:pBdr>
-              <w:spacing w:after="100" w:before="100" w:line="240"/>
-              <w:ind w:left="100" w:right="100" w:firstLine="0" w:firstLineChars="0"/>
-              <w:rPr>
-                <w:rFonts w:ascii="Helvetica" w:hAnsi="Helvetica" w:eastAsia="Helvetica" w:cs="Helvetica"/>
-                <w:i w:val="false"/>
-                <w:b w:val="false"/>
-                <w:u w:val="none"/>
-                <w:sz w:val="22"/>
-                <w:szCs w:val="22"/>
-                <w:color w:val="000000"/>
-              </w:rPr>
-            </w:pPr>
-            <w:r>
-              <w:rPr>
-                <w:rFonts w:ascii="Helvetica" w:hAnsi="Helvetica" w:eastAsia="Helvetica" w:cs="Helvetica"/>
-                <w:i w:val="false"/>
-                <w:b w:val="false"/>
-                <w:u w:val="none"/>
-                <w:sz w:val="22"/>
-                <w:szCs w:val="22"/>
-                <w:color w:val="000000"/>
-              </w:rPr>
-              <w:t xml:space="preserve">1.02</w:t>
-            </w:r>
-          </w:p>
-        </w:tc>
-        <w:tc>
-          <w:tcPr>
-            <w:tcBorders>
-              <w:bottom w:val="none" w:sz="0" w:space="0" w:color="000000"/>
-              <w:top w:val="none" w:sz="0" w:space="0" w:color="000000"/>
-              <w:left w:val="none" w:sz="0" w:space="0" w:color="000000"/>
-              <w:right w:val="none" w:sz="0" w:space="0" w:color="000000"/>
-            </w:tcBorders>
-            <w:shd w:val="clear" w:color="auto" w:fill="FFFFFF"/>
-            <w:tcMar>
-              <w:top w:w="0" w:type="dxa"/>
-              <w:bottom w:w="0" w:type="dxa"/>
-              <w:left w:w="0" w:type="dxa"/>
-              <w:right w:w="0" w:type="dxa"/>
-            </w:tcMar>
-            <w:vAlign w:val="top"/>
-          </w:tcPr>
-          <w:p>
-            <w:pPr>
-              <w:pStyle w:val="Normal"/>
-              <w:jc w:val="center"/>
-              <w:pBdr>
-                <w:bottom w:val="none" w:sz="0" w:space="0" w:color="000000"/>
-                <w:top w:val="none" w:sz="0" w:space="0" w:color="000000"/>
-                <w:left w:val="none" w:sz="0" w:space="0" w:color="000000"/>
-                <w:right w:val="none" w:sz="0" w:space="0" w:color="000000"/>
-              </w:pBdr>
-              <w:spacing w:after="100" w:before="100" w:line="240"/>
-              <w:ind w:left="100" w:right="100" w:firstLine="0" w:firstLineChars="0"/>
-              <w:rPr>
-                <w:rFonts w:ascii="Helvetica" w:hAnsi="Helvetica" w:eastAsia="Helvetica" w:cs="Helvetica"/>
-                <w:i w:val="false"/>
-                <w:b w:val="false"/>
-                <w:u w:val="none"/>
-                <w:sz w:val="22"/>
-                <w:szCs w:val="22"/>
-                <w:color w:val="000000"/>
-              </w:rPr>
-            </w:pPr>
-            <w:r>
-              <w:rPr>
-                <w:rFonts w:ascii="Helvetica" w:hAnsi="Helvetica" w:eastAsia="Helvetica" w:cs="Helvetica"/>
-                <w:i w:val="false"/>
-                <w:b w:val="false"/>
-                <w:u w:val="none"/>
-                <w:sz w:val="22"/>
-                <w:szCs w:val="22"/>
-                <w:color w:val="000000"/>
-              </w:rPr>
-              <w:t xml:space="preserve">0.33, 3.15</w:t>
-            </w:r>
-          </w:p>
-        </w:tc>
-        <w:tc>
-          <w:tcPr>
-            <w:tcBorders>
-              <w:bottom w:val="none" w:sz="0" w:space="0" w:color="000000"/>
-              <w:top w:val="none" w:sz="0" w:space="0" w:color="000000"/>
-              <w:left w:val="none" w:sz="0" w:space="0" w:color="000000"/>
-              <w:right w:val="none" w:sz="0" w:space="0" w:color="000000"/>
-            </w:tcBorders>
-            <w:shd w:val="clear" w:color="auto" w:fill="FFFFFF"/>
-            <w:tcMar>
-              <w:top w:w="0" w:type="dxa"/>
-              <w:bottom w:w="0" w:type="dxa"/>
-              <w:left w:w="0" w:type="dxa"/>
-              <w:right w:w="0" w:type="dxa"/>
-            </w:tcMar>
-            <w:vAlign w:val="top"/>
-          </w:tcPr>
-          <w:p>
-            <w:pPr>
-              <w:pStyle w:val="Normal"/>
-              <w:jc w:val="center"/>
-              <w:pBdr>
-                <w:bottom w:val="none" w:sz="0" w:space="0" w:color="000000"/>
-                <w:top w:val="none" w:sz="0" w:space="0" w:color="000000"/>
-                <w:left w:val="none" w:sz="0" w:space="0" w:color="000000"/>
-                <w:right w:val="none" w:sz="0" w:space="0" w:color="000000"/>
-              </w:pBdr>
-              <w:spacing w:after="100" w:before="100" w:line="240"/>
-              <w:ind w:left="100" w:right="100" w:firstLine="0" w:firstLineChars="0"/>
-              <w:rPr>
-                <w:rFonts w:ascii="Helvetica" w:hAnsi="Helvetica" w:eastAsia="Helvetica" w:cs="Helvetica"/>
-                <w:i w:val="false"/>
-                <w:b w:val="false"/>
-                <w:u w:val="none"/>
-                <w:sz w:val="22"/>
-                <w:szCs w:val="22"/>
-                <w:color w:val="000000"/>
-              </w:rPr>
-            </w:pPr>
-            <w:r>
-              <w:rPr>
-                <w:rFonts w:ascii="Helvetica" w:hAnsi="Helvetica" w:eastAsia="Helvetica" w:cs="Helvetica"/>
-                <w:i w:val="false"/>
-                <w:b w:val="false"/>
-                <w:u w:val="none"/>
-                <w:sz w:val="22"/>
-                <w:szCs w:val="22"/>
-                <w:color w:val="000000"/>
-              </w:rPr>
-              <w:t xml:space="preserve">0.970</w:t>
+              <w:t xml:space="preserve">322</w:t>
+            </w:r>
+          </w:p>
+        </w:tc>
+        <w:tc>
+          <w:tcPr>
+            <w:tcBorders>
+              <w:bottom w:val="none" w:sz="0" w:space="0" w:color="000000"/>
+              <w:top w:val="none" w:sz="0" w:space="0" w:color="000000"/>
+              <w:left w:val="none" w:sz="0" w:space="0" w:color="000000"/>
+              <w:right w:val="none" w:sz="0" w:space="0" w:color="000000"/>
+            </w:tcBorders>
+            <w:shd w:val="clear" w:color="auto" w:fill="FFFFFF"/>
+            <w:tcMar>
+              <w:top w:w="0" w:type="dxa"/>
+              <w:bottom w:w="0" w:type="dxa"/>
+              <w:left w:w="0" w:type="dxa"/>
+              <w:right w:w="0" w:type="dxa"/>
+            </w:tcMar>
+            <w:vAlign w:val="top"/>
+          </w:tcPr>
+          <w:p>
+            <w:pPr>
+              <w:pStyle w:val="Normal"/>
+              <w:jc w:val="center"/>
+              <w:pBdr>
+                <w:bottom w:val="none" w:sz="0" w:space="0" w:color="000000"/>
+                <w:top w:val="none" w:sz="0" w:space="0" w:color="000000"/>
+                <w:left w:val="none" w:sz="0" w:space="0" w:color="000000"/>
+                <w:right w:val="none" w:sz="0" w:space="0" w:color="000000"/>
+              </w:pBdr>
+              <w:spacing w:after="100" w:before="100" w:line="240"/>
+              <w:ind w:left="100" w:right="100" w:firstLine="0" w:firstLineChars="0"/>
+              <w:rPr>
+                <w:rFonts w:ascii="Helvetica" w:hAnsi="Helvetica" w:eastAsia="Helvetica" w:cs="Helvetica"/>
+                <w:i w:val="false"/>
+                <w:b w:val="false"/>
+                <w:u w:val="none"/>
+                <w:sz w:val="22"/>
+                <w:szCs w:val="22"/>
+                <w:color w:val="000000"/>
+              </w:rPr>
+            </w:pPr>
+            <w:r>
+              <w:rPr>
+                <w:rFonts w:ascii="Helvetica" w:hAnsi="Helvetica" w:eastAsia="Helvetica" w:cs="Helvetica"/>
+                <w:i w:val="false"/>
+                <w:b w:val="false"/>
+                <w:u w:val="none"/>
+                <w:sz w:val="22"/>
+                <w:szCs w:val="22"/>
+                <w:color w:val="000000"/>
+              </w:rPr>
+              <w:t xml:space="preserve">1.12</w:t>
+            </w:r>
+          </w:p>
+        </w:tc>
+        <w:tc>
+          <w:tcPr>
+            <w:tcBorders>
+              <w:bottom w:val="none" w:sz="0" w:space="0" w:color="000000"/>
+              <w:top w:val="none" w:sz="0" w:space="0" w:color="000000"/>
+              <w:left w:val="none" w:sz="0" w:space="0" w:color="000000"/>
+              <w:right w:val="none" w:sz="0" w:space="0" w:color="000000"/>
+            </w:tcBorders>
+            <w:shd w:val="clear" w:color="auto" w:fill="FFFFFF"/>
+            <w:tcMar>
+              <w:top w:w="0" w:type="dxa"/>
+              <w:bottom w:w="0" w:type="dxa"/>
+              <w:left w:w="0" w:type="dxa"/>
+              <w:right w:w="0" w:type="dxa"/>
+            </w:tcMar>
+            <w:vAlign w:val="top"/>
+          </w:tcPr>
+          <w:p>
+            <w:pPr>
+              <w:pStyle w:val="Normal"/>
+              <w:jc w:val="center"/>
+              <w:pBdr>
+                <w:bottom w:val="none" w:sz="0" w:space="0" w:color="000000"/>
+                <w:top w:val="none" w:sz="0" w:space="0" w:color="000000"/>
+                <w:left w:val="none" w:sz="0" w:space="0" w:color="000000"/>
+                <w:right w:val="none" w:sz="0" w:space="0" w:color="000000"/>
+              </w:pBdr>
+              <w:spacing w:after="100" w:before="100" w:line="240"/>
+              <w:ind w:left="100" w:right="100" w:firstLine="0" w:firstLineChars="0"/>
+              <w:rPr>
+                <w:rFonts w:ascii="Helvetica" w:hAnsi="Helvetica" w:eastAsia="Helvetica" w:cs="Helvetica"/>
+                <w:i w:val="false"/>
+                <w:b w:val="false"/>
+                <w:u w:val="none"/>
+                <w:sz w:val="22"/>
+                <w:szCs w:val="22"/>
+                <w:color w:val="000000"/>
+              </w:rPr>
+            </w:pPr>
+            <w:r>
+              <w:rPr>
+                <w:rFonts w:ascii="Helvetica" w:hAnsi="Helvetica" w:eastAsia="Helvetica" w:cs="Helvetica"/>
+                <w:i w:val="false"/>
+                <w:b w:val="false"/>
+                <w:u w:val="none"/>
+                <w:sz w:val="22"/>
+                <w:szCs w:val="22"/>
+                <w:color w:val="000000"/>
+              </w:rPr>
+              <w:t xml:space="preserve">0.54, 2.32</w:t>
+            </w:r>
+          </w:p>
+        </w:tc>
+        <w:tc>
+          <w:tcPr>
+            <w:tcBorders>
+              <w:bottom w:val="none" w:sz="0" w:space="0" w:color="000000"/>
+              <w:top w:val="none" w:sz="0" w:space="0" w:color="000000"/>
+              <w:left w:val="none" w:sz="0" w:space="0" w:color="000000"/>
+              <w:right w:val="none" w:sz="0" w:space="0" w:color="000000"/>
+            </w:tcBorders>
+            <w:shd w:val="clear" w:color="auto" w:fill="FFFFFF"/>
+            <w:tcMar>
+              <w:top w:w="0" w:type="dxa"/>
+              <w:bottom w:w="0" w:type="dxa"/>
+              <w:left w:w="0" w:type="dxa"/>
+              <w:right w:w="0" w:type="dxa"/>
+            </w:tcMar>
+            <w:vAlign w:val="top"/>
+          </w:tcPr>
+          <w:p>
+            <w:pPr>
+              <w:pStyle w:val="Normal"/>
+              <w:jc w:val="center"/>
+              <w:pBdr>
+                <w:bottom w:val="none" w:sz="0" w:space="0" w:color="000000"/>
+                <w:top w:val="none" w:sz="0" w:space="0" w:color="000000"/>
+                <w:left w:val="none" w:sz="0" w:space="0" w:color="000000"/>
+                <w:right w:val="none" w:sz="0" w:space="0" w:color="000000"/>
+              </w:pBdr>
+              <w:spacing w:after="100" w:before="100" w:line="240"/>
+              <w:ind w:left="100" w:right="100" w:firstLine="0" w:firstLineChars="0"/>
+              <w:rPr>
+                <w:rFonts w:ascii="Helvetica" w:hAnsi="Helvetica" w:eastAsia="Helvetica" w:cs="Helvetica"/>
+                <w:i w:val="false"/>
+                <w:b w:val="false"/>
+                <w:u w:val="none"/>
+                <w:sz w:val="22"/>
+                <w:szCs w:val="22"/>
+                <w:color w:val="000000"/>
+              </w:rPr>
+            </w:pPr>
+            <w:r>
+              <w:rPr>
+                <w:rFonts w:ascii="Helvetica" w:hAnsi="Helvetica" w:eastAsia="Helvetica" w:cs="Helvetica"/>
+                <w:i w:val="false"/>
+                <w:b w:val="false"/>
+                <w:u w:val="none"/>
+                <w:sz w:val="22"/>
+                <w:szCs w:val="22"/>
+                <w:color w:val="000000"/>
+              </w:rPr>
+              <w:t xml:space="preserve">0.770</w:t>
+            </w:r>
+          </w:p>
+        </w:tc>
+        <w:tc>
+          <w:tcPr>
+            <w:tcBorders>
+              <w:bottom w:val="none" w:sz="0" w:space="0" w:color="000000"/>
+              <w:top w:val="none" w:sz="0" w:space="0" w:color="000000"/>
+              <w:left w:val="none" w:sz="0" w:space="0" w:color="000000"/>
+              <w:right w:val="none" w:sz="0" w:space="0" w:color="000000"/>
+            </w:tcBorders>
+            <w:shd w:val="clear" w:color="auto" w:fill="FFFFFF"/>
+            <w:tcMar>
+              <w:top w:w="0" w:type="dxa"/>
+              <w:bottom w:w="0" w:type="dxa"/>
+              <w:left w:w="0" w:type="dxa"/>
+              <w:right w:w="0" w:type="dxa"/>
+            </w:tcMar>
+            <w:vAlign w:val="top"/>
+          </w:tcPr>
+          <w:p>
+            <w:pPr>
+              <w:pStyle w:val="Normal"/>
+              <w:jc w:val="center"/>
+              <w:pBdr>
+                <w:bottom w:val="none" w:sz="0" w:space="0" w:color="000000"/>
+                <w:top w:val="none" w:sz="0" w:space="0" w:color="000000"/>
+                <w:left w:val="none" w:sz="0" w:space="0" w:color="000000"/>
+                <w:right w:val="none" w:sz="0" w:space="0" w:color="000000"/>
+              </w:pBdr>
+              <w:spacing w:after="100" w:before="100" w:line="240"/>
+              <w:ind w:left="100" w:right="100" w:firstLine="0" w:firstLineChars="0"/>
+              <w:rPr>
+                <w:rFonts w:ascii="Helvetica" w:hAnsi="Helvetica" w:eastAsia="Helvetica" w:cs="Helvetica"/>
+                <w:i w:val="false"/>
+                <w:b w:val="false"/>
+                <w:u w:val="none"/>
+                <w:sz w:val="22"/>
+                <w:szCs w:val="22"/>
+                <w:color w:val="000000"/>
+              </w:rPr>
+            </w:pPr>
+            <w:r>
+              <w:rPr>
+                <w:rFonts w:ascii="Helvetica" w:hAnsi="Helvetica" w:eastAsia="Helvetica" w:cs="Helvetica"/>
+                <w:i w:val="false"/>
+                <w:b w:val="false"/>
+                <w:u w:val="none"/>
+                <w:sz w:val="22"/>
+                <w:szCs w:val="22"/>
+                <w:color w:val="000000"/>
+              </w:rPr>
+              <w:t xml:space="preserve">322</w:t>
+            </w:r>
+          </w:p>
+        </w:tc>
+        <w:tc>
+          <w:tcPr>
+            <w:tcBorders>
+              <w:bottom w:val="none" w:sz="0" w:space="0" w:color="000000"/>
+              <w:top w:val="none" w:sz="0" w:space="0" w:color="000000"/>
+              <w:left w:val="none" w:sz="0" w:space="0" w:color="000000"/>
+              <w:right w:val="none" w:sz="0" w:space="0" w:color="000000"/>
+            </w:tcBorders>
+            <w:shd w:val="clear" w:color="auto" w:fill="FFFFFF"/>
+            <w:tcMar>
+              <w:top w:w="0" w:type="dxa"/>
+              <w:bottom w:w="0" w:type="dxa"/>
+              <w:left w:w="0" w:type="dxa"/>
+              <w:right w:w="0" w:type="dxa"/>
+            </w:tcMar>
+            <w:vAlign w:val="top"/>
+          </w:tcPr>
+          <w:p>
+            <w:pPr>
+              <w:pStyle w:val="Normal"/>
+              <w:jc w:val="center"/>
+              <w:pBdr>
+                <w:bottom w:val="none" w:sz="0" w:space="0" w:color="000000"/>
+                <w:top w:val="none" w:sz="0" w:space="0" w:color="000000"/>
+                <w:left w:val="none" w:sz="0" w:space="0" w:color="000000"/>
+                <w:right w:val="none" w:sz="0" w:space="0" w:color="000000"/>
+              </w:pBdr>
+              <w:spacing w:after="100" w:before="100" w:line="240"/>
+              <w:ind w:left="100" w:right="100" w:firstLine="0" w:firstLineChars="0"/>
+              <w:rPr>
+                <w:rFonts w:ascii="Helvetica" w:hAnsi="Helvetica" w:eastAsia="Helvetica" w:cs="Helvetica"/>
+                <w:i w:val="false"/>
+                <w:b w:val="false"/>
+                <w:u w:val="none"/>
+                <w:sz w:val="22"/>
+                <w:szCs w:val="22"/>
+                <w:color w:val="000000"/>
+              </w:rPr>
+            </w:pPr>
+            <w:r>
+              <w:rPr>
+                <w:rFonts w:ascii="Helvetica" w:hAnsi="Helvetica" w:eastAsia="Helvetica" w:cs="Helvetica"/>
+                <w:i w:val="false"/>
+                <w:b w:val="false"/>
+                <w:u w:val="none"/>
+                <w:sz w:val="22"/>
+                <w:szCs w:val="22"/>
+                <w:color w:val="000000"/>
+              </w:rPr>
+              <w:t xml:space="preserve">1.03</w:t>
+            </w:r>
+          </w:p>
+        </w:tc>
+        <w:tc>
+          <w:tcPr>
+            <w:tcBorders>
+              <w:bottom w:val="none" w:sz="0" w:space="0" w:color="000000"/>
+              <w:top w:val="none" w:sz="0" w:space="0" w:color="000000"/>
+              <w:left w:val="none" w:sz="0" w:space="0" w:color="000000"/>
+              <w:right w:val="none" w:sz="0" w:space="0" w:color="000000"/>
+            </w:tcBorders>
+            <w:shd w:val="clear" w:color="auto" w:fill="FFFFFF"/>
+            <w:tcMar>
+              <w:top w:w="0" w:type="dxa"/>
+              <w:bottom w:w="0" w:type="dxa"/>
+              <w:left w:w="0" w:type="dxa"/>
+              <w:right w:w="0" w:type="dxa"/>
+            </w:tcMar>
+            <w:vAlign w:val="top"/>
+          </w:tcPr>
+          <w:p>
+            <w:pPr>
+              <w:pStyle w:val="Normal"/>
+              <w:jc w:val="center"/>
+              <w:pBdr>
+                <w:bottom w:val="none" w:sz="0" w:space="0" w:color="000000"/>
+                <w:top w:val="none" w:sz="0" w:space="0" w:color="000000"/>
+                <w:left w:val="none" w:sz="0" w:space="0" w:color="000000"/>
+                <w:right w:val="none" w:sz="0" w:space="0" w:color="000000"/>
+              </w:pBdr>
+              <w:spacing w:after="100" w:before="100" w:line="240"/>
+              <w:ind w:left="100" w:right="100" w:firstLine="0" w:firstLineChars="0"/>
+              <w:rPr>
+                <w:rFonts w:ascii="Helvetica" w:hAnsi="Helvetica" w:eastAsia="Helvetica" w:cs="Helvetica"/>
+                <w:i w:val="false"/>
+                <w:b w:val="false"/>
+                <w:u w:val="none"/>
+                <w:sz w:val="22"/>
+                <w:szCs w:val="22"/>
+                <w:color w:val="000000"/>
+              </w:rPr>
+            </w:pPr>
+            <w:r>
+              <w:rPr>
+                <w:rFonts w:ascii="Helvetica" w:hAnsi="Helvetica" w:eastAsia="Helvetica" w:cs="Helvetica"/>
+                <w:i w:val="false"/>
+                <w:b w:val="false"/>
+                <w:u w:val="none"/>
+                <w:sz w:val="22"/>
+                <w:szCs w:val="22"/>
+                <w:color w:val="000000"/>
+              </w:rPr>
+              <w:t xml:space="preserve">0.34, 3.09</w:t>
+            </w:r>
+          </w:p>
+        </w:tc>
+        <w:tc>
+          <w:tcPr>
+            <w:tcBorders>
+              <w:bottom w:val="none" w:sz="0" w:space="0" w:color="000000"/>
+              <w:top w:val="none" w:sz="0" w:space="0" w:color="000000"/>
+              <w:left w:val="none" w:sz="0" w:space="0" w:color="000000"/>
+              <w:right w:val="none" w:sz="0" w:space="0" w:color="000000"/>
+            </w:tcBorders>
+            <w:shd w:val="clear" w:color="auto" w:fill="FFFFFF"/>
+            <w:tcMar>
+              <w:top w:w="0" w:type="dxa"/>
+              <w:bottom w:w="0" w:type="dxa"/>
+              <w:left w:w="0" w:type="dxa"/>
+              <w:right w:w="0" w:type="dxa"/>
+            </w:tcMar>
+            <w:vAlign w:val="top"/>
+          </w:tcPr>
+          <w:p>
+            <w:pPr>
+              <w:pStyle w:val="Normal"/>
+              <w:jc w:val="center"/>
+              <w:pBdr>
+                <w:bottom w:val="none" w:sz="0" w:space="0" w:color="000000"/>
+                <w:top w:val="none" w:sz="0" w:space="0" w:color="000000"/>
+                <w:left w:val="none" w:sz="0" w:space="0" w:color="000000"/>
+                <w:right w:val="none" w:sz="0" w:space="0" w:color="000000"/>
+              </w:pBdr>
+              <w:spacing w:after="100" w:before="100" w:line="240"/>
+              <w:ind w:left="100" w:right="100" w:firstLine="0" w:firstLineChars="0"/>
+              <w:rPr>
+                <w:rFonts w:ascii="Helvetica" w:hAnsi="Helvetica" w:eastAsia="Helvetica" w:cs="Helvetica"/>
+                <w:i w:val="false"/>
+                <w:b w:val="false"/>
+                <w:u w:val="none"/>
+                <w:sz w:val="22"/>
+                <w:szCs w:val="22"/>
+                <w:color w:val="000000"/>
+              </w:rPr>
+            </w:pPr>
+            <w:r>
+              <w:rPr>
+                <w:rFonts w:ascii="Helvetica" w:hAnsi="Helvetica" w:eastAsia="Helvetica" w:cs="Helvetica"/>
+                <w:i w:val="false"/>
+                <w:b w:val="false"/>
+                <w:u w:val="none"/>
+                <w:sz w:val="22"/>
+                <w:szCs w:val="22"/>
+                <w:color w:val="000000"/>
+              </w:rPr>
+              <w:t xml:space="preserve">0.960</w:t>
             </w:r>
           </w:p>
         </w:tc>
@@ -13879,7 +13879,7 @@
                 <w:szCs w:val="22"/>
                 <w:color w:val="000000"/>
               </w:rPr>
-              <w:t xml:space="preserve">323</w:t>
+              <w:t xml:space="preserve">322</w:t>
             </w:r>
           </w:p>
         </w:tc>
@@ -13985,113 +13985,113 @@
                 <w:szCs w:val="22"/>
                 <w:color w:val="000000"/>
               </w:rPr>
-              <w:t xml:space="preserve">0.94, 1.01</w:t>
-            </w:r>
-          </w:p>
-        </w:tc>
-        <w:tc>
-          <w:tcPr>
-            <w:tcBorders>
-              <w:bottom w:val="none" w:sz="0" w:space="0" w:color="000000"/>
-              <w:top w:val="none" w:sz="0" w:space="0" w:color="000000"/>
-              <w:left w:val="none" w:sz="0" w:space="0" w:color="000000"/>
-              <w:right w:val="none" w:sz="0" w:space="0" w:color="000000"/>
-            </w:tcBorders>
-            <w:shd w:val="clear" w:color="auto" w:fill="FFFFFF"/>
-            <w:tcMar>
-              <w:top w:w="0" w:type="dxa"/>
-              <w:bottom w:w="0" w:type="dxa"/>
-              <w:left w:w="0" w:type="dxa"/>
-              <w:right w:w="0" w:type="dxa"/>
-            </w:tcMar>
-            <w:vAlign w:val="top"/>
-          </w:tcPr>
-          <w:p>
-            <w:pPr>
-              <w:pStyle w:val="Normal"/>
-              <w:jc w:val="center"/>
-              <w:pBdr>
-                <w:bottom w:val="none" w:sz="0" w:space="0" w:color="000000"/>
-                <w:top w:val="none" w:sz="0" w:space="0" w:color="000000"/>
-                <w:left w:val="none" w:sz="0" w:space="0" w:color="000000"/>
-                <w:right w:val="none" w:sz="0" w:space="0" w:color="000000"/>
-              </w:pBdr>
-              <w:spacing w:after="100" w:before="100" w:line="240"/>
-              <w:ind w:left="100" w:right="100" w:firstLine="0" w:firstLineChars="0"/>
-              <w:rPr>
-                <w:rFonts w:ascii="Helvetica" w:hAnsi="Helvetica" w:eastAsia="Helvetica" w:cs="Helvetica"/>
-                <w:i w:val="false"/>
-                <w:b w:val="false"/>
-                <w:u w:val="none"/>
-                <w:sz w:val="22"/>
-                <w:szCs w:val="22"/>
-                <w:color w:val="000000"/>
-              </w:rPr>
-            </w:pPr>
-            <w:r>
-              <w:rPr>
-                <w:rFonts w:ascii="Helvetica" w:hAnsi="Helvetica" w:eastAsia="Helvetica" w:cs="Helvetica"/>
-                <w:i w:val="false"/>
-                <w:b w:val="false"/>
-                <w:u w:val="none"/>
-                <w:sz w:val="22"/>
-                <w:szCs w:val="22"/>
-                <w:color w:val="000000"/>
-              </w:rPr>
-              <w:t xml:space="preserve">0.220</w:t>
-            </w:r>
-          </w:p>
-        </w:tc>
-        <w:tc>
-          <w:tcPr>
-            <w:tcBorders>
-              <w:bottom w:val="none" w:sz="0" w:space="0" w:color="000000"/>
-              <w:top w:val="none" w:sz="0" w:space="0" w:color="000000"/>
-              <w:left w:val="none" w:sz="0" w:space="0" w:color="000000"/>
-              <w:right w:val="none" w:sz="0" w:space="0" w:color="000000"/>
-            </w:tcBorders>
-            <w:shd w:val="clear" w:color="auto" w:fill="FFFFFF"/>
-            <w:tcMar>
-              <w:top w:w="0" w:type="dxa"/>
-              <w:bottom w:w="0" w:type="dxa"/>
-              <w:left w:w="0" w:type="dxa"/>
-              <w:right w:w="0" w:type="dxa"/>
-            </w:tcMar>
-            <w:vAlign w:val="top"/>
-          </w:tcPr>
-          <w:p>
-            <w:pPr>
-              <w:pStyle w:val="Normal"/>
-              <w:jc w:val="center"/>
-              <w:pBdr>
-                <w:bottom w:val="none" w:sz="0" w:space="0" w:color="000000"/>
-                <w:top w:val="none" w:sz="0" w:space="0" w:color="000000"/>
-                <w:left w:val="none" w:sz="0" w:space="0" w:color="000000"/>
-                <w:right w:val="none" w:sz="0" w:space="0" w:color="000000"/>
-              </w:pBdr>
-              <w:spacing w:after="100" w:before="100" w:line="240"/>
-              <w:ind w:left="100" w:right="100" w:firstLine="0" w:firstLineChars="0"/>
-              <w:rPr>
-                <w:rFonts w:ascii="Helvetica" w:hAnsi="Helvetica" w:eastAsia="Helvetica" w:cs="Helvetica"/>
-                <w:i w:val="false"/>
-                <w:b w:val="false"/>
-                <w:u w:val="none"/>
-                <w:sz w:val="22"/>
-                <w:szCs w:val="22"/>
-                <w:color w:val="000000"/>
-              </w:rPr>
-            </w:pPr>
-            <w:r>
-              <w:rPr>
-                <w:rFonts w:ascii="Helvetica" w:hAnsi="Helvetica" w:eastAsia="Helvetica" w:cs="Helvetica"/>
-                <w:i w:val="false"/>
-                <w:b w:val="false"/>
-                <w:u w:val="none"/>
-                <w:sz w:val="22"/>
-                <w:szCs w:val="22"/>
-                <w:color w:val="000000"/>
-              </w:rPr>
-              <w:t xml:space="preserve">323</w:t>
+              <w:t xml:space="preserve">0.94, 1.02</w:t>
+            </w:r>
+          </w:p>
+        </w:tc>
+        <w:tc>
+          <w:tcPr>
+            <w:tcBorders>
+              <w:bottom w:val="none" w:sz="0" w:space="0" w:color="000000"/>
+              <w:top w:val="none" w:sz="0" w:space="0" w:color="000000"/>
+              <w:left w:val="none" w:sz="0" w:space="0" w:color="000000"/>
+              <w:right w:val="none" w:sz="0" w:space="0" w:color="000000"/>
+            </w:tcBorders>
+            <w:shd w:val="clear" w:color="auto" w:fill="FFFFFF"/>
+            <w:tcMar>
+              <w:top w:w="0" w:type="dxa"/>
+              <w:bottom w:w="0" w:type="dxa"/>
+              <w:left w:w="0" w:type="dxa"/>
+              <w:right w:w="0" w:type="dxa"/>
+            </w:tcMar>
+            <w:vAlign w:val="top"/>
+          </w:tcPr>
+          <w:p>
+            <w:pPr>
+              <w:pStyle w:val="Normal"/>
+              <w:jc w:val="center"/>
+              <w:pBdr>
+                <w:bottom w:val="none" w:sz="0" w:space="0" w:color="000000"/>
+                <w:top w:val="none" w:sz="0" w:space="0" w:color="000000"/>
+                <w:left w:val="none" w:sz="0" w:space="0" w:color="000000"/>
+                <w:right w:val="none" w:sz="0" w:space="0" w:color="000000"/>
+              </w:pBdr>
+              <w:spacing w:after="100" w:before="100" w:line="240"/>
+              <w:ind w:left="100" w:right="100" w:firstLine="0" w:firstLineChars="0"/>
+              <w:rPr>
+                <w:rFonts w:ascii="Helvetica" w:hAnsi="Helvetica" w:eastAsia="Helvetica" w:cs="Helvetica"/>
+                <w:i w:val="false"/>
+                <w:b w:val="false"/>
+                <w:u w:val="none"/>
+                <w:sz w:val="22"/>
+                <w:szCs w:val="22"/>
+                <w:color w:val="000000"/>
+              </w:rPr>
+            </w:pPr>
+            <w:r>
+              <w:rPr>
+                <w:rFonts w:ascii="Helvetica" w:hAnsi="Helvetica" w:eastAsia="Helvetica" w:cs="Helvetica"/>
+                <w:i w:val="false"/>
+                <w:b w:val="false"/>
+                <w:u w:val="none"/>
+                <w:sz w:val="22"/>
+                <w:szCs w:val="22"/>
+                <w:color w:val="000000"/>
+              </w:rPr>
+              <w:t xml:space="preserve">0.240</w:t>
+            </w:r>
+          </w:p>
+        </w:tc>
+        <w:tc>
+          <w:tcPr>
+            <w:tcBorders>
+              <w:bottom w:val="none" w:sz="0" w:space="0" w:color="000000"/>
+              <w:top w:val="none" w:sz="0" w:space="0" w:color="000000"/>
+              <w:left w:val="none" w:sz="0" w:space="0" w:color="000000"/>
+              <w:right w:val="none" w:sz="0" w:space="0" w:color="000000"/>
+            </w:tcBorders>
+            <w:shd w:val="clear" w:color="auto" w:fill="FFFFFF"/>
+            <w:tcMar>
+              <w:top w:w="0" w:type="dxa"/>
+              <w:bottom w:w="0" w:type="dxa"/>
+              <w:left w:w="0" w:type="dxa"/>
+              <w:right w:w="0" w:type="dxa"/>
+            </w:tcMar>
+            <w:vAlign w:val="top"/>
+          </w:tcPr>
+          <w:p>
+            <w:pPr>
+              <w:pStyle w:val="Normal"/>
+              <w:jc w:val="center"/>
+              <w:pBdr>
+                <w:bottom w:val="none" w:sz="0" w:space="0" w:color="000000"/>
+                <w:top w:val="none" w:sz="0" w:space="0" w:color="000000"/>
+                <w:left w:val="none" w:sz="0" w:space="0" w:color="000000"/>
+                <w:right w:val="none" w:sz="0" w:space="0" w:color="000000"/>
+              </w:pBdr>
+              <w:spacing w:after="100" w:before="100" w:line="240"/>
+              <w:ind w:left="100" w:right="100" w:firstLine="0" w:firstLineChars="0"/>
+              <w:rPr>
+                <w:rFonts w:ascii="Helvetica" w:hAnsi="Helvetica" w:eastAsia="Helvetica" w:cs="Helvetica"/>
+                <w:i w:val="false"/>
+                <w:b w:val="false"/>
+                <w:u w:val="none"/>
+                <w:sz w:val="22"/>
+                <w:szCs w:val="22"/>
+                <w:color w:val="000000"/>
+              </w:rPr>
+            </w:pPr>
+            <w:r>
+              <w:rPr>
+                <w:rFonts w:ascii="Helvetica" w:hAnsi="Helvetica" w:eastAsia="Helvetica" w:cs="Helvetica"/>
+                <w:i w:val="false"/>
+                <w:b w:val="false"/>
+                <w:u w:val="none"/>
+                <w:sz w:val="22"/>
+                <w:szCs w:val="22"/>
+                <w:color w:val="000000"/>
+              </w:rPr>
+              <w:t xml:space="preserve">322</w:t>
             </w:r>
           </w:p>
         </w:tc>
@@ -14250,7 +14250,7 @@
                 <w:szCs w:val="22"/>
                 <w:color w:val="000000"/>
               </w:rPr>
-              <w:t xml:space="preserve">0.053</w:t>
+              <w:t xml:space="preserve">0.058</w:t>
             </w:r>
           </w:p>
         </w:tc>
@@ -14362,378 +14362,378 @@
                 <w:szCs w:val="22"/>
                 <w:color w:val="000000"/>
               </w:rPr>
-              <w:t xml:space="preserve">323</w:t>
-            </w:r>
-          </w:p>
-        </w:tc>
-        <w:tc>
-          <w:tcPr>
-            <w:tcBorders>
-              <w:bottom w:val="none" w:sz="0" w:space="0" w:color="000000"/>
-              <w:top w:val="none" w:sz="0" w:space="0" w:color="000000"/>
-              <w:left w:val="none" w:sz="0" w:space="0" w:color="000000"/>
-              <w:right w:val="none" w:sz="0" w:space="0" w:color="000000"/>
-            </w:tcBorders>
-            <w:shd w:val="clear" w:color="auto" w:fill="FFFFFF"/>
-            <w:tcMar>
-              <w:top w:w="0" w:type="dxa"/>
-              <w:bottom w:w="0" w:type="dxa"/>
-              <w:left w:w="0" w:type="dxa"/>
-              <w:right w:w="0" w:type="dxa"/>
-            </w:tcMar>
-            <w:vAlign w:val="top"/>
-          </w:tcPr>
-          <w:p>
-            <w:pPr>
-              <w:pStyle w:val="Normal"/>
-              <w:jc w:val="center"/>
-              <w:pBdr>
-                <w:bottom w:val="none" w:sz="0" w:space="0" w:color="000000"/>
-                <w:top w:val="none" w:sz="0" w:space="0" w:color="000000"/>
-                <w:left w:val="none" w:sz="0" w:space="0" w:color="000000"/>
-                <w:right w:val="none" w:sz="0" w:space="0" w:color="000000"/>
-              </w:pBdr>
-              <w:spacing w:after="100" w:before="100" w:line="240"/>
-              <w:ind w:left="100" w:right="100" w:firstLine="0" w:firstLineChars="0"/>
-              <w:rPr>
-                <w:rFonts w:ascii="Helvetica" w:hAnsi="Helvetica" w:eastAsia="Helvetica" w:cs="Helvetica"/>
-                <w:i w:val="false"/>
-                <w:b w:val="false"/>
-                <w:u w:val="none"/>
-                <w:sz w:val="22"/>
-                <w:szCs w:val="22"/>
-                <w:color w:val="000000"/>
-              </w:rPr>
-            </w:pPr>
-            <w:r>
-              <w:rPr>
-                <w:rFonts w:ascii="Helvetica" w:hAnsi="Helvetica" w:eastAsia="Helvetica" w:cs="Helvetica"/>
-                <w:i w:val="false"/>
-                <w:b w:val="false"/>
-                <w:u w:val="none"/>
-                <w:sz w:val="22"/>
-                <w:szCs w:val="22"/>
-                <w:color w:val="000000"/>
-              </w:rPr>
-              <w:t xml:space="preserve">1.12</w:t>
-            </w:r>
-          </w:p>
-        </w:tc>
-        <w:tc>
-          <w:tcPr>
-            <w:tcBorders>
-              <w:bottom w:val="none" w:sz="0" w:space="0" w:color="000000"/>
-              <w:top w:val="none" w:sz="0" w:space="0" w:color="000000"/>
-              <w:left w:val="none" w:sz="0" w:space="0" w:color="000000"/>
-              <w:right w:val="none" w:sz="0" w:space="0" w:color="000000"/>
-            </w:tcBorders>
-            <w:shd w:val="clear" w:color="auto" w:fill="FFFFFF"/>
-            <w:tcMar>
-              <w:top w:w="0" w:type="dxa"/>
-              <w:bottom w:w="0" w:type="dxa"/>
-              <w:left w:w="0" w:type="dxa"/>
-              <w:right w:w="0" w:type="dxa"/>
-            </w:tcMar>
-            <w:vAlign w:val="top"/>
-          </w:tcPr>
-          <w:p>
-            <w:pPr>
-              <w:pStyle w:val="Normal"/>
-              <w:jc w:val="center"/>
-              <w:pBdr>
-                <w:bottom w:val="none" w:sz="0" w:space="0" w:color="000000"/>
-                <w:top w:val="none" w:sz="0" w:space="0" w:color="000000"/>
-                <w:left w:val="none" w:sz="0" w:space="0" w:color="000000"/>
-                <w:right w:val="none" w:sz="0" w:space="0" w:color="000000"/>
-              </w:pBdr>
-              <w:spacing w:after="100" w:before="100" w:line="240"/>
-              <w:ind w:left="100" w:right="100" w:firstLine="0" w:firstLineChars="0"/>
-              <w:rPr>
-                <w:rFonts w:ascii="Helvetica" w:hAnsi="Helvetica" w:eastAsia="Helvetica" w:cs="Helvetica"/>
-                <w:i w:val="false"/>
-                <w:b w:val="false"/>
-                <w:u w:val="none"/>
-                <w:sz w:val="22"/>
-                <w:szCs w:val="22"/>
-                <w:color w:val="000000"/>
-              </w:rPr>
-            </w:pPr>
-            <w:r>
-              <w:rPr>
-                <w:rFonts w:ascii="Helvetica" w:hAnsi="Helvetica" w:eastAsia="Helvetica" w:cs="Helvetica"/>
-                <w:i w:val="false"/>
-                <w:b w:val="false"/>
-                <w:u w:val="none"/>
-                <w:sz w:val="22"/>
-                <w:szCs w:val="22"/>
-                <w:color w:val="000000"/>
-              </w:rPr>
-              <w:t xml:space="preserve">0.69, 1.81</w:t>
-            </w:r>
-          </w:p>
-        </w:tc>
-        <w:tc>
-          <w:tcPr>
-            <w:tcBorders>
-              <w:bottom w:val="none" w:sz="0" w:space="0" w:color="000000"/>
-              <w:top w:val="none" w:sz="0" w:space="0" w:color="000000"/>
-              <w:left w:val="none" w:sz="0" w:space="0" w:color="000000"/>
-              <w:right w:val="none" w:sz="0" w:space="0" w:color="000000"/>
-            </w:tcBorders>
-            <w:shd w:val="clear" w:color="auto" w:fill="FFFFFF"/>
-            <w:tcMar>
-              <w:top w:w="0" w:type="dxa"/>
-              <w:bottom w:w="0" w:type="dxa"/>
-              <w:left w:w="0" w:type="dxa"/>
-              <w:right w:w="0" w:type="dxa"/>
-            </w:tcMar>
-            <w:vAlign w:val="top"/>
-          </w:tcPr>
-          <w:p>
-            <w:pPr>
-              <w:pStyle w:val="Normal"/>
-              <w:jc w:val="center"/>
-              <w:pBdr>
-                <w:bottom w:val="none" w:sz="0" w:space="0" w:color="000000"/>
-                <w:top w:val="none" w:sz="0" w:space="0" w:color="000000"/>
-                <w:left w:val="none" w:sz="0" w:space="0" w:color="000000"/>
-                <w:right w:val="none" w:sz="0" w:space="0" w:color="000000"/>
-              </w:pBdr>
-              <w:spacing w:after="100" w:before="100" w:line="240"/>
-              <w:ind w:left="100" w:right="100" w:firstLine="0" w:firstLineChars="0"/>
-              <w:rPr>
-                <w:rFonts w:ascii="Helvetica" w:hAnsi="Helvetica" w:eastAsia="Helvetica" w:cs="Helvetica"/>
-                <w:i w:val="false"/>
-                <w:b w:val="false"/>
-                <w:u w:val="none"/>
-                <w:sz w:val="22"/>
-                <w:szCs w:val="22"/>
-                <w:color w:val="000000"/>
-              </w:rPr>
-            </w:pPr>
-            <w:r>
-              <w:rPr>
-                <w:rFonts w:ascii="Helvetica" w:hAnsi="Helvetica" w:eastAsia="Helvetica" w:cs="Helvetica"/>
-                <w:i w:val="false"/>
-                <w:b w:val="false"/>
-                <w:u w:val="none"/>
-                <w:sz w:val="22"/>
-                <w:szCs w:val="22"/>
-                <w:color w:val="000000"/>
-              </w:rPr>
-              <w:t xml:space="preserve">0.660</w:t>
-            </w:r>
-          </w:p>
-        </w:tc>
-        <w:tc>
-          <w:tcPr>
-            <w:tcBorders>
-              <w:bottom w:val="none" w:sz="0" w:space="0" w:color="000000"/>
-              <w:top w:val="none" w:sz="0" w:space="0" w:color="000000"/>
-              <w:left w:val="none" w:sz="0" w:space="0" w:color="000000"/>
-              <w:right w:val="none" w:sz="0" w:space="0" w:color="000000"/>
-            </w:tcBorders>
-            <w:shd w:val="clear" w:color="auto" w:fill="FFFFFF"/>
-            <w:tcMar>
-              <w:top w:w="0" w:type="dxa"/>
-              <w:bottom w:w="0" w:type="dxa"/>
-              <w:left w:w="0" w:type="dxa"/>
-              <w:right w:w="0" w:type="dxa"/>
-            </w:tcMar>
-            <w:vAlign w:val="top"/>
-          </w:tcPr>
-          <w:p>
-            <w:pPr>
-              <w:pStyle w:val="Normal"/>
-              <w:jc w:val="center"/>
-              <w:pBdr>
-                <w:bottom w:val="none" w:sz="0" w:space="0" w:color="000000"/>
-                <w:top w:val="none" w:sz="0" w:space="0" w:color="000000"/>
-                <w:left w:val="none" w:sz="0" w:space="0" w:color="000000"/>
-                <w:right w:val="none" w:sz="0" w:space="0" w:color="000000"/>
-              </w:pBdr>
-              <w:spacing w:after="100" w:before="100" w:line="240"/>
-              <w:ind w:left="100" w:right="100" w:firstLine="0" w:firstLineChars="0"/>
-              <w:rPr>
-                <w:rFonts w:ascii="Helvetica" w:hAnsi="Helvetica" w:eastAsia="Helvetica" w:cs="Helvetica"/>
-                <w:i w:val="false"/>
-                <w:b w:val="false"/>
-                <w:u w:val="none"/>
-                <w:sz w:val="22"/>
-                <w:szCs w:val="22"/>
-                <w:color w:val="000000"/>
-              </w:rPr>
-            </w:pPr>
-            <w:r>
-              <w:rPr>
-                <w:rFonts w:ascii="Helvetica" w:hAnsi="Helvetica" w:eastAsia="Helvetica" w:cs="Helvetica"/>
-                <w:i w:val="false"/>
-                <w:b w:val="false"/>
-                <w:u w:val="none"/>
-                <w:sz w:val="22"/>
-                <w:szCs w:val="22"/>
-                <w:color w:val="000000"/>
-              </w:rPr>
-              <w:t xml:space="preserve">323</w:t>
-            </w:r>
-          </w:p>
-        </w:tc>
-        <w:tc>
-          <w:tcPr>
-            <w:tcBorders>
-              <w:bottom w:val="none" w:sz="0" w:space="0" w:color="000000"/>
-              <w:top w:val="none" w:sz="0" w:space="0" w:color="000000"/>
-              <w:left w:val="none" w:sz="0" w:space="0" w:color="000000"/>
-              <w:right w:val="none" w:sz="0" w:space="0" w:color="000000"/>
-            </w:tcBorders>
-            <w:shd w:val="clear" w:color="auto" w:fill="FFFFFF"/>
-            <w:tcMar>
-              <w:top w:w="0" w:type="dxa"/>
-              <w:bottom w:w="0" w:type="dxa"/>
-              <w:left w:w="0" w:type="dxa"/>
-              <w:right w:w="0" w:type="dxa"/>
-            </w:tcMar>
-            <w:vAlign w:val="top"/>
-          </w:tcPr>
-          <w:p>
-            <w:pPr>
-              <w:pStyle w:val="Normal"/>
-              <w:jc w:val="center"/>
-              <w:pBdr>
-                <w:bottom w:val="none" w:sz="0" w:space="0" w:color="000000"/>
-                <w:top w:val="none" w:sz="0" w:space="0" w:color="000000"/>
-                <w:left w:val="none" w:sz="0" w:space="0" w:color="000000"/>
-                <w:right w:val="none" w:sz="0" w:space="0" w:color="000000"/>
-              </w:pBdr>
-              <w:spacing w:after="100" w:before="100" w:line="240"/>
-              <w:ind w:left="100" w:right="100" w:firstLine="0" w:firstLineChars="0"/>
-              <w:rPr>
-                <w:rFonts w:ascii="Helvetica" w:hAnsi="Helvetica" w:eastAsia="Helvetica" w:cs="Helvetica"/>
-                <w:i w:val="false"/>
-                <w:b w:val="false"/>
-                <w:u w:val="none"/>
-                <w:sz w:val="22"/>
-                <w:szCs w:val="22"/>
-                <w:color w:val="000000"/>
-              </w:rPr>
-            </w:pPr>
-            <w:r>
-              <w:rPr>
-                <w:rFonts w:ascii="Helvetica" w:hAnsi="Helvetica" w:eastAsia="Helvetica" w:cs="Helvetica"/>
-                <w:i w:val="false"/>
-                <w:b w:val="false"/>
-                <w:u w:val="none"/>
-                <w:sz w:val="22"/>
-                <w:szCs w:val="22"/>
-                <w:color w:val="000000"/>
-              </w:rPr>
-              <w:t xml:space="preserve">1.04</w:t>
-            </w:r>
-          </w:p>
-        </w:tc>
-        <w:tc>
-          <w:tcPr>
-            <w:tcBorders>
-              <w:bottom w:val="none" w:sz="0" w:space="0" w:color="000000"/>
-              <w:top w:val="none" w:sz="0" w:space="0" w:color="000000"/>
-              <w:left w:val="none" w:sz="0" w:space="0" w:color="000000"/>
-              <w:right w:val="none" w:sz="0" w:space="0" w:color="000000"/>
-            </w:tcBorders>
-            <w:shd w:val="clear" w:color="auto" w:fill="FFFFFF"/>
-            <w:tcMar>
-              <w:top w:w="0" w:type="dxa"/>
-              <w:bottom w:w="0" w:type="dxa"/>
-              <w:left w:w="0" w:type="dxa"/>
-              <w:right w:w="0" w:type="dxa"/>
-            </w:tcMar>
-            <w:vAlign w:val="top"/>
-          </w:tcPr>
-          <w:p>
-            <w:pPr>
-              <w:pStyle w:val="Normal"/>
-              <w:jc w:val="center"/>
-              <w:pBdr>
-                <w:bottom w:val="none" w:sz="0" w:space="0" w:color="000000"/>
-                <w:top w:val="none" w:sz="0" w:space="0" w:color="000000"/>
-                <w:left w:val="none" w:sz="0" w:space="0" w:color="000000"/>
-                <w:right w:val="none" w:sz="0" w:space="0" w:color="000000"/>
-              </w:pBdr>
-              <w:spacing w:after="100" w:before="100" w:line="240"/>
-              <w:ind w:left="100" w:right="100" w:firstLine="0" w:firstLineChars="0"/>
-              <w:rPr>
-                <w:rFonts w:ascii="Helvetica" w:hAnsi="Helvetica" w:eastAsia="Helvetica" w:cs="Helvetica"/>
-                <w:i w:val="false"/>
-                <w:b w:val="false"/>
-                <w:u w:val="none"/>
-                <w:sz w:val="22"/>
-                <w:szCs w:val="22"/>
-                <w:color w:val="000000"/>
-              </w:rPr>
-            </w:pPr>
-            <w:r>
-              <w:rPr>
-                <w:rFonts w:ascii="Helvetica" w:hAnsi="Helvetica" w:eastAsia="Helvetica" w:cs="Helvetica"/>
-                <w:i w:val="false"/>
-                <w:b w:val="false"/>
-                <w:u w:val="none"/>
-                <w:sz w:val="22"/>
-                <w:szCs w:val="22"/>
-                <w:color w:val="000000"/>
-              </w:rPr>
-              <w:t xml:space="preserve">0.56, 1.91</w:t>
-            </w:r>
-          </w:p>
-        </w:tc>
-        <w:tc>
-          <w:tcPr>
-            <w:tcBorders>
-              <w:bottom w:val="none" w:sz="0" w:space="0" w:color="000000"/>
-              <w:top w:val="none" w:sz="0" w:space="0" w:color="000000"/>
-              <w:left w:val="none" w:sz="0" w:space="0" w:color="000000"/>
-              <w:right w:val="none" w:sz="0" w:space="0" w:color="000000"/>
-            </w:tcBorders>
-            <w:shd w:val="clear" w:color="auto" w:fill="FFFFFF"/>
-            <w:tcMar>
-              <w:top w:w="0" w:type="dxa"/>
-              <w:bottom w:w="0" w:type="dxa"/>
-              <w:left w:w="0" w:type="dxa"/>
-              <w:right w:w="0" w:type="dxa"/>
-            </w:tcMar>
-            <w:vAlign w:val="top"/>
-          </w:tcPr>
-          <w:p>
-            <w:pPr>
-              <w:pStyle w:val="Normal"/>
-              <w:jc w:val="center"/>
-              <w:pBdr>
-                <w:bottom w:val="none" w:sz="0" w:space="0" w:color="000000"/>
-                <w:top w:val="none" w:sz="0" w:space="0" w:color="000000"/>
-                <w:left w:val="none" w:sz="0" w:space="0" w:color="000000"/>
-                <w:right w:val="none" w:sz="0" w:space="0" w:color="000000"/>
-              </w:pBdr>
-              <w:spacing w:after="100" w:before="100" w:line="240"/>
-              <w:ind w:left="100" w:right="100" w:firstLine="0" w:firstLineChars="0"/>
-              <w:rPr>
-                <w:rFonts w:ascii="Helvetica" w:hAnsi="Helvetica" w:eastAsia="Helvetica" w:cs="Helvetica"/>
-                <w:i w:val="false"/>
-                <w:b w:val="false"/>
-                <w:u w:val="none"/>
-                <w:sz w:val="22"/>
-                <w:szCs w:val="22"/>
-                <w:color w:val="000000"/>
-              </w:rPr>
-            </w:pPr>
-            <w:r>
-              <w:rPr>
-                <w:rFonts w:ascii="Helvetica" w:hAnsi="Helvetica" w:eastAsia="Helvetica" w:cs="Helvetica"/>
-                <w:i w:val="false"/>
-                <w:b w:val="false"/>
-                <w:u w:val="none"/>
-                <w:sz w:val="22"/>
-                <w:szCs w:val="22"/>
-                <w:color w:val="000000"/>
-              </w:rPr>
-              <w:t xml:space="preserve">0.910</w:t>
+              <w:t xml:space="preserve">322</w:t>
+            </w:r>
+          </w:p>
+        </w:tc>
+        <w:tc>
+          <w:tcPr>
+            <w:tcBorders>
+              <w:bottom w:val="none" w:sz="0" w:space="0" w:color="000000"/>
+              <w:top w:val="none" w:sz="0" w:space="0" w:color="000000"/>
+              <w:left w:val="none" w:sz="0" w:space="0" w:color="000000"/>
+              <w:right w:val="none" w:sz="0" w:space="0" w:color="000000"/>
+            </w:tcBorders>
+            <w:shd w:val="clear" w:color="auto" w:fill="FFFFFF"/>
+            <w:tcMar>
+              <w:top w:w="0" w:type="dxa"/>
+              <w:bottom w:w="0" w:type="dxa"/>
+              <w:left w:w="0" w:type="dxa"/>
+              <w:right w:w="0" w:type="dxa"/>
+            </w:tcMar>
+            <w:vAlign w:val="top"/>
+          </w:tcPr>
+          <w:p>
+            <w:pPr>
+              <w:pStyle w:val="Normal"/>
+              <w:jc w:val="center"/>
+              <w:pBdr>
+                <w:bottom w:val="none" w:sz="0" w:space="0" w:color="000000"/>
+                <w:top w:val="none" w:sz="0" w:space="0" w:color="000000"/>
+                <w:left w:val="none" w:sz="0" w:space="0" w:color="000000"/>
+                <w:right w:val="none" w:sz="0" w:space="0" w:color="000000"/>
+              </w:pBdr>
+              <w:spacing w:after="100" w:before="100" w:line="240"/>
+              <w:ind w:left="100" w:right="100" w:firstLine="0" w:firstLineChars="0"/>
+              <w:rPr>
+                <w:rFonts w:ascii="Helvetica" w:hAnsi="Helvetica" w:eastAsia="Helvetica" w:cs="Helvetica"/>
+                <w:i w:val="false"/>
+                <w:b w:val="false"/>
+                <w:u w:val="none"/>
+                <w:sz w:val="22"/>
+                <w:szCs w:val="22"/>
+                <w:color w:val="000000"/>
+              </w:rPr>
+            </w:pPr>
+            <w:r>
+              <w:rPr>
+                <w:rFonts w:ascii="Helvetica" w:hAnsi="Helvetica" w:eastAsia="Helvetica" w:cs="Helvetica"/>
+                <w:i w:val="false"/>
+                <w:b w:val="false"/>
+                <w:u w:val="none"/>
+                <w:sz w:val="22"/>
+                <w:szCs w:val="22"/>
+                <w:color w:val="000000"/>
+              </w:rPr>
+              <w:t xml:space="preserve">1.09</w:t>
+            </w:r>
+          </w:p>
+        </w:tc>
+        <w:tc>
+          <w:tcPr>
+            <w:tcBorders>
+              <w:bottom w:val="none" w:sz="0" w:space="0" w:color="000000"/>
+              <w:top w:val="none" w:sz="0" w:space="0" w:color="000000"/>
+              <w:left w:val="none" w:sz="0" w:space="0" w:color="000000"/>
+              <w:right w:val="none" w:sz="0" w:space="0" w:color="000000"/>
+            </w:tcBorders>
+            <w:shd w:val="clear" w:color="auto" w:fill="FFFFFF"/>
+            <w:tcMar>
+              <w:top w:w="0" w:type="dxa"/>
+              <w:bottom w:w="0" w:type="dxa"/>
+              <w:left w:w="0" w:type="dxa"/>
+              <w:right w:w="0" w:type="dxa"/>
+            </w:tcMar>
+            <w:vAlign w:val="top"/>
+          </w:tcPr>
+          <w:p>
+            <w:pPr>
+              <w:pStyle w:val="Normal"/>
+              <w:jc w:val="center"/>
+              <w:pBdr>
+                <w:bottom w:val="none" w:sz="0" w:space="0" w:color="000000"/>
+                <w:top w:val="none" w:sz="0" w:space="0" w:color="000000"/>
+                <w:left w:val="none" w:sz="0" w:space="0" w:color="000000"/>
+                <w:right w:val="none" w:sz="0" w:space="0" w:color="000000"/>
+              </w:pBdr>
+              <w:spacing w:after="100" w:before="100" w:line="240"/>
+              <w:ind w:left="100" w:right="100" w:firstLine="0" w:firstLineChars="0"/>
+              <w:rPr>
+                <w:rFonts w:ascii="Helvetica" w:hAnsi="Helvetica" w:eastAsia="Helvetica" w:cs="Helvetica"/>
+                <w:i w:val="false"/>
+                <w:b w:val="false"/>
+                <w:u w:val="none"/>
+                <w:sz w:val="22"/>
+                <w:szCs w:val="22"/>
+                <w:color w:val="000000"/>
+              </w:rPr>
+            </w:pPr>
+            <w:r>
+              <w:rPr>
+                <w:rFonts w:ascii="Helvetica" w:hAnsi="Helvetica" w:eastAsia="Helvetica" w:cs="Helvetica"/>
+                <w:i w:val="false"/>
+                <w:b w:val="false"/>
+                <w:u w:val="none"/>
+                <w:sz w:val="22"/>
+                <w:szCs w:val="22"/>
+                <w:color w:val="000000"/>
+              </w:rPr>
+              <w:t xml:space="preserve">0.68, 1.77</w:t>
+            </w:r>
+          </w:p>
+        </w:tc>
+        <w:tc>
+          <w:tcPr>
+            <w:tcBorders>
+              <w:bottom w:val="none" w:sz="0" w:space="0" w:color="000000"/>
+              <w:top w:val="none" w:sz="0" w:space="0" w:color="000000"/>
+              <w:left w:val="none" w:sz="0" w:space="0" w:color="000000"/>
+              <w:right w:val="none" w:sz="0" w:space="0" w:color="000000"/>
+            </w:tcBorders>
+            <w:shd w:val="clear" w:color="auto" w:fill="FFFFFF"/>
+            <w:tcMar>
+              <w:top w:w="0" w:type="dxa"/>
+              <w:bottom w:w="0" w:type="dxa"/>
+              <w:left w:w="0" w:type="dxa"/>
+              <w:right w:w="0" w:type="dxa"/>
+            </w:tcMar>
+            <w:vAlign w:val="top"/>
+          </w:tcPr>
+          <w:p>
+            <w:pPr>
+              <w:pStyle w:val="Normal"/>
+              <w:jc w:val="center"/>
+              <w:pBdr>
+                <w:bottom w:val="none" w:sz="0" w:space="0" w:color="000000"/>
+                <w:top w:val="none" w:sz="0" w:space="0" w:color="000000"/>
+                <w:left w:val="none" w:sz="0" w:space="0" w:color="000000"/>
+                <w:right w:val="none" w:sz="0" w:space="0" w:color="000000"/>
+              </w:pBdr>
+              <w:spacing w:after="100" w:before="100" w:line="240"/>
+              <w:ind w:left="100" w:right="100" w:firstLine="0" w:firstLineChars="0"/>
+              <w:rPr>
+                <w:rFonts w:ascii="Helvetica" w:hAnsi="Helvetica" w:eastAsia="Helvetica" w:cs="Helvetica"/>
+                <w:i w:val="false"/>
+                <w:b w:val="false"/>
+                <w:u w:val="none"/>
+                <w:sz w:val="22"/>
+                <w:szCs w:val="22"/>
+                <w:color w:val="000000"/>
+              </w:rPr>
+            </w:pPr>
+            <w:r>
+              <w:rPr>
+                <w:rFonts w:ascii="Helvetica" w:hAnsi="Helvetica" w:eastAsia="Helvetica" w:cs="Helvetica"/>
+                <w:i w:val="false"/>
+                <w:b w:val="false"/>
+                <w:u w:val="none"/>
+                <w:sz w:val="22"/>
+                <w:szCs w:val="22"/>
+                <w:color w:val="000000"/>
+              </w:rPr>
+              <w:t xml:space="preserve">0.720</w:t>
+            </w:r>
+          </w:p>
+        </w:tc>
+        <w:tc>
+          <w:tcPr>
+            <w:tcBorders>
+              <w:bottom w:val="none" w:sz="0" w:space="0" w:color="000000"/>
+              <w:top w:val="none" w:sz="0" w:space="0" w:color="000000"/>
+              <w:left w:val="none" w:sz="0" w:space="0" w:color="000000"/>
+              <w:right w:val="none" w:sz="0" w:space="0" w:color="000000"/>
+            </w:tcBorders>
+            <w:shd w:val="clear" w:color="auto" w:fill="FFFFFF"/>
+            <w:tcMar>
+              <w:top w:w="0" w:type="dxa"/>
+              <w:bottom w:w="0" w:type="dxa"/>
+              <w:left w:w="0" w:type="dxa"/>
+              <w:right w:w="0" w:type="dxa"/>
+            </w:tcMar>
+            <w:vAlign w:val="top"/>
+          </w:tcPr>
+          <w:p>
+            <w:pPr>
+              <w:pStyle w:val="Normal"/>
+              <w:jc w:val="center"/>
+              <w:pBdr>
+                <w:bottom w:val="none" w:sz="0" w:space="0" w:color="000000"/>
+                <w:top w:val="none" w:sz="0" w:space="0" w:color="000000"/>
+                <w:left w:val="none" w:sz="0" w:space="0" w:color="000000"/>
+                <w:right w:val="none" w:sz="0" w:space="0" w:color="000000"/>
+              </w:pBdr>
+              <w:spacing w:after="100" w:before="100" w:line="240"/>
+              <w:ind w:left="100" w:right="100" w:firstLine="0" w:firstLineChars="0"/>
+              <w:rPr>
+                <w:rFonts w:ascii="Helvetica" w:hAnsi="Helvetica" w:eastAsia="Helvetica" w:cs="Helvetica"/>
+                <w:i w:val="false"/>
+                <w:b w:val="false"/>
+                <w:u w:val="none"/>
+                <w:sz w:val="22"/>
+                <w:szCs w:val="22"/>
+                <w:color w:val="000000"/>
+              </w:rPr>
+            </w:pPr>
+            <w:r>
+              <w:rPr>
+                <w:rFonts w:ascii="Helvetica" w:hAnsi="Helvetica" w:eastAsia="Helvetica" w:cs="Helvetica"/>
+                <w:i w:val="false"/>
+                <w:b w:val="false"/>
+                <w:u w:val="none"/>
+                <w:sz w:val="22"/>
+                <w:szCs w:val="22"/>
+                <w:color w:val="000000"/>
+              </w:rPr>
+              <w:t xml:space="preserve">322</w:t>
+            </w:r>
+          </w:p>
+        </w:tc>
+        <w:tc>
+          <w:tcPr>
+            <w:tcBorders>
+              <w:bottom w:val="none" w:sz="0" w:space="0" w:color="000000"/>
+              <w:top w:val="none" w:sz="0" w:space="0" w:color="000000"/>
+              <w:left w:val="none" w:sz="0" w:space="0" w:color="000000"/>
+              <w:right w:val="none" w:sz="0" w:space="0" w:color="000000"/>
+            </w:tcBorders>
+            <w:shd w:val="clear" w:color="auto" w:fill="FFFFFF"/>
+            <w:tcMar>
+              <w:top w:w="0" w:type="dxa"/>
+              <w:bottom w:w="0" w:type="dxa"/>
+              <w:left w:w="0" w:type="dxa"/>
+              <w:right w:w="0" w:type="dxa"/>
+            </w:tcMar>
+            <w:vAlign w:val="top"/>
+          </w:tcPr>
+          <w:p>
+            <w:pPr>
+              <w:pStyle w:val="Normal"/>
+              <w:jc w:val="center"/>
+              <w:pBdr>
+                <w:bottom w:val="none" w:sz="0" w:space="0" w:color="000000"/>
+                <w:top w:val="none" w:sz="0" w:space="0" w:color="000000"/>
+                <w:left w:val="none" w:sz="0" w:space="0" w:color="000000"/>
+                <w:right w:val="none" w:sz="0" w:space="0" w:color="000000"/>
+              </w:pBdr>
+              <w:spacing w:after="100" w:before="100" w:line="240"/>
+              <w:ind w:left="100" w:right="100" w:firstLine="0" w:firstLineChars="0"/>
+              <w:rPr>
+                <w:rFonts w:ascii="Helvetica" w:hAnsi="Helvetica" w:eastAsia="Helvetica" w:cs="Helvetica"/>
+                <w:i w:val="false"/>
+                <w:b w:val="false"/>
+                <w:u w:val="none"/>
+                <w:sz w:val="22"/>
+                <w:szCs w:val="22"/>
+                <w:color w:val="000000"/>
+              </w:rPr>
+            </w:pPr>
+            <w:r>
+              <w:rPr>
+                <w:rFonts w:ascii="Helvetica" w:hAnsi="Helvetica" w:eastAsia="Helvetica" w:cs="Helvetica"/>
+                <w:i w:val="false"/>
+                <w:b w:val="false"/>
+                <w:u w:val="none"/>
+                <w:sz w:val="22"/>
+                <w:szCs w:val="22"/>
+                <w:color w:val="000000"/>
+              </w:rPr>
+              <w:t xml:space="preserve">1.02</w:t>
+            </w:r>
+          </w:p>
+        </w:tc>
+        <w:tc>
+          <w:tcPr>
+            <w:tcBorders>
+              <w:bottom w:val="none" w:sz="0" w:space="0" w:color="000000"/>
+              <w:top w:val="none" w:sz="0" w:space="0" w:color="000000"/>
+              <w:left w:val="none" w:sz="0" w:space="0" w:color="000000"/>
+              <w:right w:val="none" w:sz="0" w:space="0" w:color="000000"/>
+            </w:tcBorders>
+            <w:shd w:val="clear" w:color="auto" w:fill="FFFFFF"/>
+            <w:tcMar>
+              <w:top w:w="0" w:type="dxa"/>
+              <w:bottom w:w="0" w:type="dxa"/>
+              <w:left w:w="0" w:type="dxa"/>
+              <w:right w:w="0" w:type="dxa"/>
+            </w:tcMar>
+            <w:vAlign w:val="top"/>
+          </w:tcPr>
+          <w:p>
+            <w:pPr>
+              <w:pStyle w:val="Normal"/>
+              <w:jc w:val="center"/>
+              <w:pBdr>
+                <w:bottom w:val="none" w:sz="0" w:space="0" w:color="000000"/>
+                <w:top w:val="none" w:sz="0" w:space="0" w:color="000000"/>
+                <w:left w:val="none" w:sz="0" w:space="0" w:color="000000"/>
+                <w:right w:val="none" w:sz="0" w:space="0" w:color="000000"/>
+              </w:pBdr>
+              <w:spacing w:after="100" w:before="100" w:line="240"/>
+              <w:ind w:left="100" w:right="100" w:firstLine="0" w:firstLineChars="0"/>
+              <w:rPr>
+                <w:rFonts w:ascii="Helvetica" w:hAnsi="Helvetica" w:eastAsia="Helvetica" w:cs="Helvetica"/>
+                <w:i w:val="false"/>
+                <w:b w:val="false"/>
+                <w:u w:val="none"/>
+                <w:sz w:val="22"/>
+                <w:szCs w:val="22"/>
+                <w:color w:val="000000"/>
+              </w:rPr>
+            </w:pPr>
+            <w:r>
+              <w:rPr>
+                <w:rFonts w:ascii="Helvetica" w:hAnsi="Helvetica" w:eastAsia="Helvetica" w:cs="Helvetica"/>
+                <w:i w:val="false"/>
+                <w:b w:val="false"/>
+                <w:u w:val="none"/>
+                <w:sz w:val="22"/>
+                <w:szCs w:val="22"/>
+                <w:color w:val="000000"/>
+              </w:rPr>
+              <w:t xml:space="preserve">0.55, 1.87</w:t>
+            </w:r>
+          </w:p>
+        </w:tc>
+        <w:tc>
+          <w:tcPr>
+            <w:tcBorders>
+              <w:bottom w:val="none" w:sz="0" w:space="0" w:color="000000"/>
+              <w:top w:val="none" w:sz="0" w:space="0" w:color="000000"/>
+              <w:left w:val="none" w:sz="0" w:space="0" w:color="000000"/>
+              <w:right w:val="none" w:sz="0" w:space="0" w:color="000000"/>
+            </w:tcBorders>
+            <w:shd w:val="clear" w:color="auto" w:fill="FFFFFF"/>
+            <w:tcMar>
+              <w:top w:w="0" w:type="dxa"/>
+              <w:bottom w:w="0" w:type="dxa"/>
+              <w:left w:w="0" w:type="dxa"/>
+              <w:right w:w="0" w:type="dxa"/>
+            </w:tcMar>
+            <w:vAlign w:val="top"/>
+          </w:tcPr>
+          <w:p>
+            <w:pPr>
+              <w:pStyle w:val="Normal"/>
+              <w:jc w:val="center"/>
+              <w:pBdr>
+                <w:bottom w:val="none" w:sz="0" w:space="0" w:color="000000"/>
+                <w:top w:val="none" w:sz="0" w:space="0" w:color="000000"/>
+                <w:left w:val="none" w:sz="0" w:space="0" w:color="000000"/>
+                <w:right w:val="none" w:sz="0" w:space="0" w:color="000000"/>
+              </w:pBdr>
+              <w:spacing w:after="100" w:before="100" w:line="240"/>
+              <w:ind w:left="100" w:right="100" w:firstLine="0" w:firstLineChars="0"/>
+              <w:rPr>
+                <w:rFonts w:ascii="Helvetica" w:hAnsi="Helvetica" w:eastAsia="Helvetica" w:cs="Helvetica"/>
+                <w:i w:val="false"/>
+                <w:b w:val="false"/>
+                <w:u w:val="none"/>
+                <w:sz w:val="22"/>
+                <w:szCs w:val="22"/>
+                <w:color w:val="000000"/>
+              </w:rPr>
+            </w:pPr>
+            <w:r>
+              <w:rPr>
+                <w:rFonts w:ascii="Helvetica" w:hAnsi="Helvetica" w:eastAsia="Helvetica" w:cs="Helvetica"/>
+                <w:i w:val="false"/>
+                <w:b w:val="false"/>
+                <w:u w:val="none"/>
+                <w:sz w:val="22"/>
+                <w:szCs w:val="22"/>
+                <w:color w:val="000000"/>
+              </w:rPr>
+              <w:t xml:space="preserve">0.960</w:t>
             </w:r>
           </w:p>
         </w:tc>
@@ -14845,325 +14845,113 @@
                 <w:szCs w:val="22"/>
                 <w:color w:val="000000"/>
               </w:rPr>
-              <w:t xml:space="preserve">323</w:t>
-            </w:r>
-          </w:p>
-        </w:tc>
-        <w:tc>
-          <w:tcPr>
-            <w:tcBorders>
-              <w:bottom w:val="none" w:sz="0" w:space="0" w:color="000000"/>
-              <w:top w:val="none" w:sz="0" w:space="0" w:color="000000"/>
-              <w:left w:val="none" w:sz="0" w:space="0" w:color="000000"/>
-              <w:right w:val="none" w:sz="0" w:space="0" w:color="000000"/>
-            </w:tcBorders>
-            <w:shd w:val="clear" w:color="auto" w:fill="FFFFFF"/>
-            <w:tcMar>
-              <w:top w:w="0" w:type="dxa"/>
-              <w:bottom w:w="0" w:type="dxa"/>
-              <w:left w:w="0" w:type="dxa"/>
-              <w:right w:w="0" w:type="dxa"/>
-            </w:tcMar>
-            <w:vAlign w:val="top"/>
-          </w:tcPr>
-          <w:p>
-            <w:pPr>
-              <w:pStyle w:val="Normal"/>
-              <w:jc w:val="center"/>
-              <w:pBdr>
-                <w:bottom w:val="none" w:sz="0" w:space="0" w:color="000000"/>
-                <w:top w:val="none" w:sz="0" w:space="0" w:color="000000"/>
-                <w:left w:val="none" w:sz="0" w:space="0" w:color="000000"/>
-                <w:right w:val="none" w:sz="0" w:space="0" w:color="000000"/>
-              </w:pBdr>
-              <w:spacing w:after="100" w:before="100" w:line="240"/>
-              <w:ind w:left="100" w:right="100" w:firstLine="0" w:firstLineChars="0"/>
-              <w:rPr>
-                <w:rFonts w:ascii="Helvetica" w:hAnsi="Helvetica" w:eastAsia="Helvetica" w:cs="Helvetica"/>
-                <w:i w:val="false"/>
-                <w:b w:val="false"/>
-                <w:u w:val="none"/>
-                <w:sz w:val="22"/>
-                <w:szCs w:val="22"/>
-                <w:color w:val="000000"/>
-              </w:rPr>
-            </w:pPr>
-            <w:r>
-              <w:rPr>
-                <w:rFonts w:ascii="Helvetica" w:hAnsi="Helvetica" w:eastAsia="Helvetica" w:cs="Helvetica"/>
-                <w:i w:val="false"/>
-                <w:b w:val="false"/>
-                <w:u w:val="none"/>
-                <w:sz w:val="22"/>
-                <w:szCs w:val="22"/>
-                <w:color w:val="000000"/>
-              </w:rPr>
-              <w:t xml:space="preserve">0.46</w:t>
-            </w:r>
-          </w:p>
-        </w:tc>
-        <w:tc>
-          <w:tcPr>
-            <w:tcBorders>
-              <w:bottom w:val="none" w:sz="0" w:space="0" w:color="000000"/>
-              <w:top w:val="none" w:sz="0" w:space="0" w:color="000000"/>
-              <w:left w:val="none" w:sz="0" w:space="0" w:color="000000"/>
-              <w:right w:val="none" w:sz="0" w:space="0" w:color="000000"/>
-            </w:tcBorders>
-            <w:shd w:val="clear" w:color="auto" w:fill="FFFFFF"/>
-            <w:tcMar>
-              <w:top w:w="0" w:type="dxa"/>
-              <w:bottom w:w="0" w:type="dxa"/>
-              <w:left w:w="0" w:type="dxa"/>
-              <w:right w:w="0" w:type="dxa"/>
-            </w:tcMar>
-            <w:vAlign w:val="top"/>
-          </w:tcPr>
-          <w:p>
-            <w:pPr>
-              <w:pStyle w:val="Normal"/>
-              <w:jc w:val="center"/>
-              <w:pBdr>
-                <w:bottom w:val="none" w:sz="0" w:space="0" w:color="000000"/>
-                <w:top w:val="none" w:sz="0" w:space="0" w:color="000000"/>
-                <w:left w:val="none" w:sz="0" w:space="0" w:color="000000"/>
-                <w:right w:val="none" w:sz="0" w:space="0" w:color="000000"/>
-              </w:pBdr>
-              <w:spacing w:after="100" w:before="100" w:line="240"/>
-              <w:ind w:left="100" w:right="100" w:firstLine="0" w:firstLineChars="0"/>
-              <w:rPr>
-                <w:rFonts w:ascii="Helvetica" w:hAnsi="Helvetica" w:eastAsia="Helvetica" w:cs="Helvetica"/>
-                <w:i w:val="false"/>
-                <w:b w:val="false"/>
-                <w:u w:val="none"/>
-                <w:sz w:val="22"/>
-                <w:szCs w:val="22"/>
-                <w:color w:val="000000"/>
-              </w:rPr>
-            </w:pPr>
-            <w:r>
-              <w:rPr>
-                <w:rFonts w:ascii="Helvetica" w:hAnsi="Helvetica" w:eastAsia="Helvetica" w:cs="Helvetica"/>
-                <w:i w:val="false"/>
-                <w:b w:val="false"/>
-                <w:u w:val="none"/>
-                <w:sz w:val="22"/>
-                <w:szCs w:val="22"/>
-                <w:color w:val="000000"/>
-              </w:rPr>
-              <w:t xml:space="preserve">0.16, 1.30</w:t>
-            </w:r>
-          </w:p>
-        </w:tc>
-        <w:tc>
-          <w:tcPr>
-            <w:tcBorders>
-              <w:bottom w:val="none" w:sz="0" w:space="0" w:color="000000"/>
-              <w:top w:val="none" w:sz="0" w:space="0" w:color="000000"/>
-              <w:left w:val="none" w:sz="0" w:space="0" w:color="000000"/>
-              <w:right w:val="none" w:sz="0" w:space="0" w:color="000000"/>
-            </w:tcBorders>
-            <w:shd w:val="clear" w:color="auto" w:fill="FFFFFF"/>
-            <w:tcMar>
-              <w:top w:w="0" w:type="dxa"/>
-              <w:bottom w:w="0" w:type="dxa"/>
-              <w:left w:w="0" w:type="dxa"/>
-              <w:right w:w="0" w:type="dxa"/>
-            </w:tcMar>
-            <w:vAlign w:val="top"/>
-          </w:tcPr>
-          <w:p>
-            <w:pPr>
-              <w:pStyle w:val="Normal"/>
-              <w:jc w:val="center"/>
-              <w:pBdr>
-                <w:bottom w:val="none" w:sz="0" w:space="0" w:color="000000"/>
-                <w:top w:val="none" w:sz="0" w:space="0" w:color="000000"/>
-                <w:left w:val="none" w:sz="0" w:space="0" w:color="000000"/>
-                <w:right w:val="none" w:sz="0" w:space="0" w:color="000000"/>
-              </w:pBdr>
-              <w:spacing w:after="100" w:before="100" w:line="240"/>
-              <w:ind w:left="100" w:right="100" w:firstLine="0" w:firstLineChars="0"/>
-              <w:rPr>
-                <w:rFonts w:ascii="Helvetica" w:hAnsi="Helvetica" w:eastAsia="Helvetica" w:cs="Helvetica"/>
-                <w:i w:val="false"/>
-                <w:b w:val="false"/>
-                <w:u w:val="none"/>
-                <w:sz w:val="22"/>
-                <w:szCs w:val="22"/>
-                <w:color w:val="000000"/>
-              </w:rPr>
-            </w:pPr>
-            <w:r>
-              <w:rPr>
-                <w:rFonts w:ascii="Helvetica" w:hAnsi="Helvetica" w:eastAsia="Helvetica" w:cs="Helvetica"/>
-                <w:i w:val="false"/>
-                <w:b w:val="false"/>
-                <w:u w:val="none"/>
-                <w:sz w:val="22"/>
-                <w:szCs w:val="22"/>
-                <w:color w:val="000000"/>
-              </w:rPr>
-              <w:t xml:space="preserve">0.140</w:t>
-            </w:r>
-          </w:p>
-        </w:tc>
-        <w:tc>
-          <w:tcPr>
-            <w:tcBorders>
-              <w:bottom w:val="none" w:sz="0" w:space="0" w:color="000000"/>
-              <w:top w:val="none" w:sz="0" w:space="0" w:color="000000"/>
-              <w:left w:val="none" w:sz="0" w:space="0" w:color="000000"/>
-              <w:right w:val="none" w:sz="0" w:space="0" w:color="000000"/>
-            </w:tcBorders>
-            <w:shd w:val="clear" w:color="auto" w:fill="FFFFFF"/>
-            <w:tcMar>
-              <w:top w:w="0" w:type="dxa"/>
-              <w:bottom w:w="0" w:type="dxa"/>
-              <w:left w:w="0" w:type="dxa"/>
-              <w:right w:w="0" w:type="dxa"/>
-            </w:tcMar>
-            <w:vAlign w:val="top"/>
-          </w:tcPr>
-          <w:p>
-            <w:pPr>
-              <w:pStyle w:val="Normal"/>
-              <w:jc w:val="center"/>
-              <w:pBdr>
-                <w:bottom w:val="none" w:sz="0" w:space="0" w:color="000000"/>
-                <w:top w:val="none" w:sz="0" w:space="0" w:color="000000"/>
-                <w:left w:val="none" w:sz="0" w:space="0" w:color="000000"/>
-                <w:right w:val="none" w:sz="0" w:space="0" w:color="000000"/>
-              </w:pBdr>
-              <w:spacing w:after="100" w:before="100" w:line="240"/>
-              <w:ind w:left="100" w:right="100" w:firstLine="0" w:firstLineChars="0"/>
-              <w:rPr>
-                <w:rFonts w:ascii="Helvetica" w:hAnsi="Helvetica" w:eastAsia="Helvetica" w:cs="Helvetica"/>
-                <w:i w:val="false"/>
-                <w:b w:val="false"/>
-                <w:u w:val="none"/>
-                <w:sz w:val="22"/>
-                <w:szCs w:val="22"/>
-                <w:color w:val="000000"/>
-              </w:rPr>
-            </w:pPr>
-            <w:r>
-              <w:rPr>
-                <w:rFonts w:ascii="Helvetica" w:hAnsi="Helvetica" w:eastAsia="Helvetica" w:cs="Helvetica"/>
-                <w:i w:val="false"/>
-                <w:b w:val="false"/>
-                <w:u w:val="none"/>
-                <w:sz w:val="22"/>
-                <w:szCs w:val="22"/>
-                <w:color w:val="000000"/>
-              </w:rPr>
-              <w:t xml:space="preserve">323</w:t>
-            </w:r>
-          </w:p>
-        </w:tc>
-        <w:tc>
-          <w:tcPr>
-            <w:tcBorders>
-              <w:bottom w:val="none" w:sz="0" w:space="0" w:color="000000"/>
-              <w:top w:val="none" w:sz="0" w:space="0" w:color="000000"/>
-              <w:left w:val="none" w:sz="0" w:space="0" w:color="000000"/>
-              <w:right w:val="none" w:sz="0" w:space="0" w:color="000000"/>
-            </w:tcBorders>
-            <w:shd w:val="clear" w:color="auto" w:fill="FFFFFF"/>
-            <w:tcMar>
-              <w:top w:w="0" w:type="dxa"/>
-              <w:bottom w:w="0" w:type="dxa"/>
-              <w:left w:w="0" w:type="dxa"/>
-              <w:right w:w="0" w:type="dxa"/>
-            </w:tcMar>
-            <w:vAlign w:val="top"/>
-          </w:tcPr>
-          <w:p>
-            <w:pPr>
-              <w:pStyle w:val="Normal"/>
-              <w:jc w:val="center"/>
-              <w:pBdr>
-                <w:bottom w:val="none" w:sz="0" w:space="0" w:color="000000"/>
-                <w:top w:val="none" w:sz="0" w:space="0" w:color="000000"/>
-                <w:left w:val="none" w:sz="0" w:space="0" w:color="000000"/>
-                <w:right w:val="none" w:sz="0" w:space="0" w:color="000000"/>
-              </w:pBdr>
-              <w:spacing w:after="100" w:before="100" w:line="240"/>
-              <w:ind w:left="100" w:right="100" w:firstLine="0" w:firstLineChars="0"/>
-              <w:rPr>
-                <w:rFonts w:ascii="Helvetica" w:hAnsi="Helvetica" w:eastAsia="Helvetica" w:cs="Helvetica"/>
-                <w:i w:val="false"/>
-                <w:b w:val="false"/>
-                <w:u w:val="none"/>
-                <w:sz w:val="22"/>
-                <w:szCs w:val="22"/>
-                <w:color w:val="000000"/>
-              </w:rPr>
-            </w:pPr>
-            <w:r>
-              <w:rPr>
-                <w:rFonts w:ascii="Helvetica" w:hAnsi="Helvetica" w:eastAsia="Helvetica" w:cs="Helvetica"/>
-                <w:i w:val="false"/>
-                <w:b w:val="false"/>
-                <w:u w:val="none"/>
-                <w:sz w:val="22"/>
-                <w:szCs w:val="22"/>
-                <w:color w:val="000000"/>
-              </w:rPr>
-              <w:t xml:space="preserve">0.40</w:t>
-            </w:r>
-          </w:p>
-        </w:tc>
-        <w:tc>
-          <w:tcPr>
-            <w:tcBorders>
-              <w:bottom w:val="none" w:sz="0" w:space="0" w:color="000000"/>
-              <w:top w:val="none" w:sz="0" w:space="0" w:color="000000"/>
-              <w:left w:val="none" w:sz="0" w:space="0" w:color="000000"/>
-              <w:right w:val="none" w:sz="0" w:space="0" w:color="000000"/>
-            </w:tcBorders>
-            <w:shd w:val="clear" w:color="auto" w:fill="FFFFFF"/>
-            <w:tcMar>
-              <w:top w:w="0" w:type="dxa"/>
-              <w:bottom w:w="0" w:type="dxa"/>
-              <w:left w:w="0" w:type="dxa"/>
-              <w:right w:w="0" w:type="dxa"/>
-            </w:tcMar>
-            <w:vAlign w:val="top"/>
-          </w:tcPr>
-          <w:p>
-            <w:pPr>
-              <w:pStyle w:val="Normal"/>
-              <w:jc w:val="center"/>
-              <w:pBdr>
-                <w:bottom w:val="none" w:sz="0" w:space="0" w:color="000000"/>
-                <w:top w:val="none" w:sz="0" w:space="0" w:color="000000"/>
-                <w:left w:val="none" w:sz="0" w:space="0" w:color="000000"/>
-                <w:right w:val="none" w:sz="0" w:space="0" w:color="000000"/>
-              </w:pBdr>
-              <w:spacing w:after="100" w:before="100" w:line="240"/>
-              <w:ind w:left="100" w:right="100" w:firstLine="0" w:firstLineChars="0"/>
-              <w:rPr>
-                <w:rFonts w:ascii="Helvetica" w:hAnsi="Helvetica" w:eastAsia="Helvetica" w:cs="Helvetica"/>
-                <w:i w:val="false"/>
-                <w:b w:val="false"/>
-                <w:u w:val="none"/>
-                <w:sz w:val="22"/>
-                <w:szCs w:val="22"/>
-                <w:color w:val="000000"/>
-              </w:rPr>
-            </w:pPr>
-            <w:r>
-              <w:rPr>
-                <w:rFonts w:ascii="Helvetica" w:hAnsi="Helvetica" w:eastAsia="Helvetica" w:cs="Helvetica"/>
-                <w:i w:val="false"/>
-                <w:b w:val="false"/>
-                <w:u w:val="none"/>
-                <w:sz w:val="22"/>
-                <w:szCs w:val="22"/>
-                <w:color w:val="000000"/>
-              </w:rPr>
-              <w:t xml:space="preserve">0.11, 1.38</w:t>
+              <w:t xml:space="preserve">322</w:t>
+            </w:r>
+          </w:p>
+        </w:tc>
+        <w:tc>
+          <w:tcPr>
+            <w:tcBorders>
+              <w:bottom w:val="none" w:sz="0" w:space="0" w:color="000000"/>
+              <w:top w:val="none" w:sz="0" w:space="0" w:color="000000"/>
+              <w:left w:val="none" w:sz="0" w:space="0" w:color="000000"/>
+              <w:right w:val="none" w:sz="0" w:space="0" w:color="000000"/>
+            </w:tcBorders>
+            <w:shd w:val="clear" w:color="auto" w:fill="FFFFFF"/>
+            <w:tcMar>
+              <w:top w:w="0" w:type="dxa"/>
+              <w:bottom w:w="0" w:type="dxa"/>
+              <w:left w:w="0" w:type="dxa"/>
+              <w:right w:w="0" w:type="dxa"/>
+            </w:tcMar>
+            <w:vAlign w:val="top"/>
+          </w:tcPr>
+          <w:p>
+            <w:pPr>
+              <w:pStyle w:val="Normal"/>
+              <w:jc w:val="center"/>
+              <w:pBdr>
+                <w:bottom w:val="none" w:sz="0" w:space="0" w:color="000000"/>
+                <w:top w:val="none" w:sz="0" w:space="0" w:color="000000"/>
+                <w:left w:val="none" w:sz="0" w:space="0" w:color="000000"/>
+                <w:right w:val="none" w:sz="0" w:space="0" w:color="000000"/>
+              </w:pBdr>
+              <w:spacing w:after="100" w:before="100" w:line="240"/>
+              <w:ind w:left="100" w:right="100" w:firstLine="0" w:firstLineChars="0"/>
+              <w:rPr>
+                <w:rFonts w:ascii="Helvetica" w:hAnsi="Helvetica" w:eastAsia="Helvetica" w:cs="Helvetica"/>
+                <w:i w:val="false"/>
+                <w:b w:val="false"/>
+                <w:u w:val="none"/>
+                <w:sz w:val="22"/>
+                <w:szCs w:val="22"/>
+                <w:color w:val="000000"/>
+              </w:rPr>
+            </w:pPr>
+            <w:r>
+              <w:rPr>
+                <w:rFonts w:ascii="Helvetica" w:hAnsi="Helvetica" w:eastAsia="Helvetica" w:cs="Helvetica"/>
+                <w:i w:val="false"/>
+                <w:b w:val="false"/>
+                <w:u w:val="none"/>
+                <w:sz w:val="22"/>
+                <w:szCs w:val="22"/>
+                <w:color w:val="000000"/>
+              </w:rPr>
+              <w:t xml:space="preserve">0.47</w:t>
+            </w:r>
+          </w:p>
+        </w:tc>
+        <w:tc>
+          <w:tcPr>
+            <w:tcBorders>
+              <w:bottom w:val="none" w:sz="0" w:space="0" w:color="000000"/>
+              <w:top w:val="none" w:sz="0" w:space="0" w:color="000000"/>
+              <w:left w:val="none" w:sz="0" w:space="0" w:color="000000"/>
+              <w:right w:val="none" w:sz="0" w:space="0" w:color="000000"/>
+            </w:tcBorders>
+            <w:shd w:val="clear" w:color="auto" w:fill="FFFFFF"/>
+            <w:tcMar>
+              <w:top w:w="0" w:type="dxa"/>
+              <w:bottom w:w="0" w:type="dxa"/>
+              <w:left w:w="0" w:type="dxa"/>
+              <w:right w:w="0" w:type="dxa"/>
+            </w:tcMar>
+            <w:vAlign w:val="top"/>
+          </w:tcPr>
+          <w:p>
+            <w:pPr>
+              <w:pStyle w:val="Normal"/>
+              <w:jc w:val="center"/>
+              <w:pBdr>
+                <w:bottom w:val="none" w:sz="0" w:space="0" w:color="000000"/>
+                <w:top w:val="none" w:sz="0" w:space="0" w:color="000000"/>
+                <w:left w:val="none" w:sz="0" w:space="0" w:color="000000"/>
+                <w:right w:val="none" w:sz="0" w:space="0" w:color="000000"/>
+              </w:pBdr>
+              <w:spacing w:after="100" w:before="100" w:line="240"/>
+              <w:ind w:left="100" w:right="100" w:firstLine="0" w:firstLineChars="0"/>
+              <w:rPr>
+                <w:rFonts w:ascii="Helvetica" w:hAnsi="Helvetica" w:eastAsia="Helvetica" w:cs="Helvetica"/>
+                <w:i w:val="false"/>
+                <w:b w:val="false"/>
+                <w:u w:val="none"/>
+                <w:sz w:val="22"/>
+                <w:szCs w:val="22"/>
+                <w:color w:val="000000"/>
+              </w:rPr>
+            </w:pPr>
+            <w:r>
+              <w:rPr>
+                <w:rFonts w:ascii="Helvetica" w:hAnsi="Helvetica" w:eastAsia="Helvetica" w:cs="Helvetica"/>
+                <w:i w:val="false"/>
+                <w:b w:val="false"/>
+                <w:u w:val="none"/>
+                <w:sz w:val="22"/>
+                <w:szCs w:val="22"/>
+                <w:color w:val="000000"/>
+              </w:rPr>
+              <w:t xml:space="preserve">0.17, 1.32</w:t>
             </w:r>
           </w:p>
         </w:tc>
@@ -15217,6 +15005,218 @@
                 <w:color w:val="000000"/>
               </w:rPr>
               <w:t xml:space="preserve">0.150</w:t>
+            </w:r>
+          </w:p>
+        </w:tc>
+        <w:tc>
+          <w:tcPr>
+            <w:tcBorders>
+              <w:bottom w:val="none" w:sz="0" w:space="0" w:color="000000"/>
+              <w:top w:val="none" w:sz="0" w:space="0" w:color="000000"/>
+              <w:left w:val="none" w:sz="0" w:space="0" w:color="000000"/>
+              <w:right w:val="none" w:sz="0" w:space="0" w:color="000000"/>
+            </w:tcBorders>
+            <w:shd w:val="clear" w:color="auto" w:fill="FFFFFF"/>
+            <w:tcMar>
+              <w:top w:w="0" w:type="dxa"/>
+              <w:bottom w:w="0" w:type="dxa"/>
+              <w:left w:w="0" w:type="dxa"/>
+              <w:right w:w="0" w:type="dxa"/>
+            </w:tcMar>
+            <w:vAlign w:val="top"/>
+          </w:tcPr>
+          <w:p>
+            <w:pPr>
+              <w:pStyle w:val="Normal"/>
+              <w:jc w:val="center"/>
+              <w:pBdr>
+                <w:bottom w:val="none" w:sz="0" w:space="0" w:color="000000"/>
+                <w:top w:val="none" w:sz="0" w:space="0" w:color="000000"/>
+                <w:left w:val="none" w:sz="0" w:space="0" w:color="000000"/>
+                <w:right w:val="none" w:sz="0" w:space="0" w:color="000000"/>
+              </w:pBdr>
+              <w:spacing w:after="100" w:before="100" w:line="240"/>
+              <w:ind w:left="100" w:right="100" w:firstLine="0" w:firstLineChars="0"/>
+              <w:rPr>
+                <w:rFonts w:ascii="Helvetica" w:hAnsi="Helvetica" w:eastAsia="Helvetica" w:cs="Helvetica"/>
+                <w:i w:val="false"/>
+                <w:b w:val="false"/>
+                <w:u w:val="none"/>
+                <w:sz w:val="22"/>
+                <w:szCs w:val="22"/>
+                <w:color w:val="000000"/>
+              </w:rPr>
+            </w:pPr>
+            <w:r>
+              <w:rPr>
+                <w:rFonts w:ascii="Helvetica" w:hAnsi="Helvetica" w:eastAsia="Helvetica" w:cs="Helvetica"/>
+                <w:i w:val="false"/>
+                <w:b w:val="false"/>
+                <w:u w:val="none"/>
+                <w:sz w:val="22"/>
+                <w:szCs w:val="22"/>
+                <w:color w:val="000000"/>
+              </w:rPr>
+              <w:t xml:space="preserve">322</w:t>
+            </w:r>
+          </w:p>
+        </w:tc>
+        <w:tc>
+          <w:tcPr>
+            <w:tcBorders>
+              <w:bottom w:val="none" w:sz="0" w:space="0" w:color="000000"/>
+              <w:top w:val="none" w:sz="0" w:space="0" w:color="000000"/>
+              <w:left w:val="none" w:sz="0" w:space="0" w:color="000000"/>
+              <w:right w:val="none" w:sz="0" w:space="0" w:color="000000"/>
+            </w:tcBorders>
+            <w:shd w:val="clear" w:color="auto" w:fill="FFFFFF"/>
+            <w:tcMar>
+              <w:top w:w="0" w:type="dxa"/>
+              <w:bottom w:w="0" w:type="dxa"/>
+              <w:left w:w="0" w:type="dxa"/>
+              <w:right w:w="0" w:type="dxa"/>
+            </w:tcMar>
+            <w:vAlign w:val="top"/>
+          </w:tcPr>
+          <w:p>
+            <w:pPr>
+              <w:pStyle w:val="Normal"/>
+              <w:jc w:val="center"/>
+              <w:pBdr>
+                <w:bottom w:val="none" w:sz="0" w:space="0" w:color="000000"/>
+                <w:top w:val="none" w:sz="0" w:space="0" w:color="000000"/>
+                <w:left w:val="none" w:sz="0" w:space="0" w:color="000000"/>
+                <w:right w:val="none" w:sz="0" w:space="0" w:color="000000"/>
+              </w:pBdr>
+              <w:spacing w:after="100" w:before="100" w:line="240"/>
+              <w:ind w:left="100" w:right="100" w:firstLine="0" w:firstLineChars="0"/>
+              <w:rPr>
+                <w:rFonts w:ascii="Helvetica" w:hAnsi="Helvetica" w:eastAsia="Helvetica" w:cs="Helvetica"/>
+                <w:i w:val="false"/>
+                <w:b w:val="false"/>
+                <w:u w:val="none"/>
+                <w:sz w:val="22"/>
+                <w:szCs w:val="22"/>
+                <w:color w:val="000000"/>
+              </w:rPr>
+            </w:pPr>
+            <w:r>
+              <w:rPr>
+                <w:rFonts w:ascii="Helvetica" w:hAnsi="Helvetica" w:eastAsia="Helvetica" w:cs="Helvetica"/>
+                <w:i w:val="false"/>
+                <w:b w:val="false"/>
+                <w:u w:val="none"/>
+                <w:sz w:val="22"/>
+                <w:szCs w:val="22"/>
+                <w:color w:val="000000"/>
+              </w:rPr>
+              <w:t xml:space="preserve">0.38</w:t>
+            </w:r>
+          </w:p>
+        </w:tc>
+        <w:tc>
+          <w:tcPr>
+            <w:tcBorders>
+              <w:bottom w:val="none" w:sz="0" w:space="0" w:color="000000"/>
+              <w:top w:val="none" w:sz="0" w:space="0" w:color="000000"/>
+              <w:left w:val="none" w:sz="0" w:space="0" w:color="000000"/>
+              <w:right w:val="none" w:sz="0" w:space="0" w:color="000000"/>
+            </w:tcBorders>
+            <w:shd w:val="clear" w:color="auto" w:fill="FFFFFF"/>
+            <w:tcMar>
+              <w:top w:w="0" w:type="dxa"/>
+              <w:bottom w:w="0" w:type="dxa"/>
+              <w:left w:w="0" w:type="dxa"/>
+              <w:right w:w="0" w:type="dxa"/>
+            </w:tcMar>
+            <w:vAlign w:val="top"/>
+          </w:tcPr>
+          <w:p>
+            <w:pPr>
+              <w:pStyle w:val="Normal"/>
+              <w:jc w:val="center"/>
+              <w:pBdr>
+                <w:bottom w:val="none" w:sz="0" w:space="0" w:color="000000"/>
+                <w:top w:val="none" w:sz="0" w:space="0" w:color="000000"/>
+                <w:left w:val="none" w:sz="0" w:space="0" w:color="000000"/>
+                <w:right w:val="none" w:sz="0" w:space="0" w:color="000000"/>
+              </w:pBdr>
+              <w:spacing w:after="100" w:before="100" w:line="240"/>
+              <w:ind w:left="100" w:right="100" w:firstLine="0" w:firstLineChars="0"/>
+              <w:rPr>
+                <w:rFonts w:ascii="Helvetica" w:hAnsi="Helvetica" w:eastAsia="Helvetica" w:cs="Helvetica"/>
+                <w:i w:val="false"/>
+                <w:b w:val="false"/>
+                <w:u w:val="none"/>
+                <w:sz w:val="22"/>
+                <w:szCs w:val="22"/>
+                <w:color w:val="000000"/>
+              </w:rPr>
+            </w:pPr>
+            <w:r>
+              <w:rPr>
+                <w:rFonts w:ascii="Helvetica" w:hAnsi="Helvetica" w:eastAsia="Helvetica" w:cs="Helvetica"/>
+                <w:i w:val="false"/>
+                <w:b w:val="false"/>
+                <w:u w:val="none"/>
+                <w:sz w:val="22"/>
+                <w:szCs w:val="22"/>
+                <w:color w:val="000000"/>
+              </w:rPr>
+              <w:t xml:space="preserve">0.11, 1.32</w:t>
+            </w:r>
+          </w:p>
+        </w:tc>
+        <w:tc>
+          <w:tcPr>
+            <w:tcBorders>
+              <w:bottom w:val="none" w:sz="0" w:space="0" w:color="000000"/>
+              <w:top w:val="none" w:sz="0" w:space="0" w:color="000000"/>
+              <w:left w:val="none" w:sz="0" w:space="0" w:color="000000"/>
+              <w:right w:val="none" w:sz="0" w:space="0" w:color="000000"/>
+            </w:tcBorders>
+            <w:shd w:val="clear" w:color="auto" w:fill="FFFFFF"/>
+            <w:tcMar>
+              <w:top w:w="0" w:type="dxa"/>
+              <w:bottom w:w="0" w:type="dxa"/>
+              <w:left w:w="0" w:type="dxa"/>
+              <w:right w:w="0" w:type="dxa"/>
+            </w:tcMar>
+            <w:vAlign w:val="top"/>
+          </w:tcPr>
+          <w:p>
+            <w:pPr>
+              <w:pStyle w:val="Normal"/>
+              <w:jc w:val="center"/>
+              <w:pBdr>
+                <w:bottom w:val="none" w:sz="0" w:space="0" w:color="000000"/>
+                <w:top w:val="none" w:sz="0" w:space="0" w:color="000000"/>
+                <w:left w:val="none" w:sz="0" w:space="0" w:color="000000"/>
+                <w:right w:val="none" w:sz="0" w:space="0" w:color="000000"/>
+              </w:pBdr>
+              <w:spacing w:after="100" w:before="100" w:line="240"/>
+              <w:ind w:left="100" w:right="100" w:firstLine="0" w:firstLineChars="0"/>
+              <w:rPr>
+                <w:rFonts w:ascii="Helvetica" w:hAnsi="Helvetica" w:eastAsia="Helvetica" w:cs="Helvetica"/>
+                <w:i w:val="false"/>
+                <w:b w:val="false"/>
+                <w:u w:val="none"/>
+                <w:sz w:val="22"/>
+                <w:szCs w:val="22"/>
+                <w:color w:val="000000"/>
+              </w:rPr>
+            </w:pPr>
+            <w:r>
+              <w:rPr>
+                <w:rFonts w:ascii="Helvetica" w:hAnsi="Helvetica" w:eastAsia="Helvetica" w:cs="Helvetica"/>
+                <w:i w:val="false"/>
+                <w:b w:val="false"/>
+                <w:u w:val="none"/>
+                <w:sz w:val="22"/>
+                <w:szCs w:val="22"/>
+                <w:color w:val="000000"/>
+              </w:rPr>
+              <w:t xml:space="preserve">0.130</w:t>
             </w:r>
           </w:p>
         </w:tc>
@@ -15328,219 +15328,219 @@
                 <w:szCs w:val="22"/>
                 <w:color w:val="000000"/>
               </w:rPr>
-              <w:t xml:space="preserve">323</w:t>
-            </w:r>
-          </w:p>
-        </w:tc>
-        <w:tc>
-          <w:tcPr>
-            <w:tcBorders>
-              <w:bottom w:val="none" w:sz="0" w:space="0" w:color="000000"/>
-              <w:top w:val="none" w:sz="0" w:space="0" w:color="000000"/>
-              <w:left w:val="none" w:sz="0" w:space="0" w:color="000000"/>
-              <w:right w:val="none" w:sz="0" w:space="0" w:color="000000"/>
-            </w:tcBorders>
-            <w:shd w:val="clear" w:color="auto" w:fill="FFFFFF"/>
-            <w:tcMar>
-              <w:top w:w="0" w:type="dxa"/>
-              <w:bottom w:w="0" w:type="dxa"/>
-              <w:left w:w="0" w:type="dxa"/>
-              <w:right w:w="0" w:type="dxa"/>
-            </w:tcMar>
-            <w:vAlign w:val="top"/>
-          </w:tcPr>
-          <w:p>
-            <w:pPr>
-              <w:pStyle w:val="Normal"/>
-              <w:jc w:val="center"/>
-              <w:pBdr>
-                <w:bottom w:val="none" w:sz="0" w:space="0" w:color="000000"/>
-                <w:top w:val="none" w:sz="0" w:space="0" w:color="000000"/>
-                <w:left w:val="none" w:sz="0" w:space="0" w:color="000000"/>
-                <w:right w:val="none" w:sz="0" w:space="0" w:color="000000"/>
-              </w:pBdr>
-              <w:spacing w:after="100" w:before="100" w:line="240"/>
-              <w:ind w:left="100" w:right="100" w:firstLine="0" w:firstLineChars="0"/>
-              <w:rPr>
-                <w:rFonts w:ascii="Helvetica" w:hAnsi="Helvetica" w:eastAsia="Helvetica" w:cs="Helvetica"/>
-                <w:i w:val="false"/>
-                <w:b w:val="false"/>
-                <w:u w:val="none"/>
-                <w:sz w:val="22"/>
-                <w:szCs w:val="22"/>
-                <w:color w:val="000000"/>
-              </w:rPr>
-            </w:pPr>
-            <w:r>
-              <w:rPr>
-                <w:rFonts w:ascii="Helvetica" w:hAnsi="Helvetica" w:eastAsia="Helvetica" w:cs="Helvetica"/>
-                <w:i w:val="false"/>
-                <w:b w:val="false"/>
-                <w:u w:val="none"/>
-                <w:sz w:val="22"/>
-                <w:szCs w:val="22"/>
-                <w:color w:val="000000"/>
-              </w:rPr>
-              <w:t xml:space="preserve">1.56</w:t>
-            </w:r>
-          </w:p>
-        </w:tc>
-        <w:tc>
-          <w:tcPr>
-            <w:tcBorders>
-              <w:bottom w:val="none" w:sz="0" w:space="0" w:color="000000"/>
-              <w:top w:val="none" w:sz="0" w:space="0" w:color="000000"/>
-              <w:left w:val="none" w:sz="0" w:space="0" w:color="000000"/>
-              <w:right w:val="none" w:sz="0" w:space="0" w:color="000000"/>
-            </w:tcBorders>
-            <w:shd w:val="clear" w:color="auto" w:fill="FFFFFF"/>
-            <w:tcMar>
-              <w:top w:w="0" w:type="dxa"/>
-              <w:bottom w:w="0" w:type="dxa"/>
-              <w:left w:w="0" w:type="dxa"/>
-              <w:right w:w="0" w:type="dxa"/>
-            </w:tcMar>
-            <w:vAlign w:val="top"/>
-          </w:tcPr>
-          <w:p>
-            <w:pPr>
-              <w:pStyle w:val="Normal"/>
-              <w:jc w:val="center"/>
-              <w:pBdr>
-                <w:bottom w:val="none" w:sz="0" w:space="0" w:color="000000"/>
-                <w:top w:val="none" w:sz="0" w:space="0" w:color="000000"/>
-                <w:left w:val="none" w:sz="0" w:space="0" w:color="000000"/>
-                <w:right w:val="none" w:sz="0" w:space="0" w:color="000000"/>
-              </w:pBdr>
-              <w:spacing w:after="100" w:before="100" w:line="240"/>
-              <w:ind w:left="100" w:right="100" w:firstLine="0" w:firstLineChars="0"/>
-              <w:rPr>
-                <w:rFonts w:ascii="Helvetica" w:hAnsi="Helvetica" w:eastAsia="Helvetica" w:cs="Helvetica"/>
-                <w:i w:val="false"/>
-                <w:b w:val="false"/>
-                <w:u w:val="none"/>
-                <w:sz w:val="22"/>
-                <w:szCs w:val="22"/>
-                <w:color w:val="000000"/>
-              </w:rPr>
-            </w:pPr>
-            <w:r>
-              <w:rPr>
-                <w:rFonts w:ascii="Helvetica" w:hAnsi="Helvetica" w:eastAsia="Helvetica" w:cs="Helvetica"/>
-                <w:i w:val="false"/>
-                <w:b w:val="false"/>
-                <w:u w:val="none"/>
-                <w:sz w:val="22"/>
-                <w:szCs w:val="22"/>
-                <w:color w:val="000000"/>
-              </w:rPr>
-              <w:t xml:space="preserve">0.88, 2.75</w:t>
-            </w:r>
-          </w:p>
-        </w:tc>
-        <w:tc>
-          <w:tcPr>
-            <w:tcBorders>
-              <w:bottom w:val="none" w:sz="0" w:space="0" w:color="000000"/>
-              <w:top w:val="none" w:sz="0" w:space="0" w:color="000000"/>
-              <w:left w:val="none" w:sz="0" w:space="0" w:color="000000"/>
-              <w:right w:val="none" w:sz="0" w:space="0" w:color="000000"/>
-            </w:tcBorders>
-            <w:shd w:val="clear" w:color="auto" w:fill="FFFFFF"/>
-            <w:tcMar>
-              <w:top w:w="0" w:type="dxa"/>
-              <w:bottom w:w="0" w:type="dxa"/>
-              <w:left w:w="0" w:type="dxa"/>
-              <w:right w:w="0" w:type="dxa"/>
-            </w:tcMar>
-            <w:vAlign w:val="top"/>
-          </w:tcPr>
-          <w:p>
-            <w:pPr>
-              <w:pStyle w:val="Normal"/>
-              <w:jc w:val="center"/>
-              <w:pBdr>
-                <w:bottom w:val="none" w:sz="0" w:space="0" w:color="000000"/>
-                <w:top w:val="none" w:sz="0" w:space="0" w:color="000000"/>
-                <w:left w:val="none" w:sz="0" w:space="0" w:color="000000"/>
-                <w:right w:val="none" w:sz="0" w:space="0" w:color="000000"/>
-              </w:pBdr>
-              <w:spacing w:after="100" w:before="100" w:line="240"/>
-              <w:ind w:left="100" w:right="100" w:firstLine="0" w:firstLineChars="0"/>
-              <w:rPr>
-                <w:rFonts w:ascii="Helvetica" w:hAnsi="Helvetica" w:eastAsia="Helvetica" w:cs="Helvetica"/>
-                <w:i w:val="false"/>
-                <w:b w:val="false"/>
-                <w:u w:val="none"/>
-                <w:sz w:val="22"/>
-                <w:szCs w:val="22"/>
-                <w:color w:val="000000"/>
-              </w:rPr>
-            </w:pPr>
-            <w:r>
-              <w:rPr>
-                <w:rFonts w:ascii="Helvetica" w:hAnsi="Helvetica" w:eastAsia="Helvetica" w:cs="Helvetica"/>
-                <w:i w:val="false"/>
-                <w:b w:val="false"/>
-                <w:u w:val="none"/>
-                <w:sz w:val="22"/>
-                <w:szCs w:val="22"/>
-                <w:color w:val="000000"/>
-              </w:rPr>
-              <w:t xml:space="preserve">0.130</w:t>
-            </w:r>
-          </w:p>
-        </w:tc>
-        <w:tc>
-          <w:tcPr>
-            <w:tcBorders>
-              <w:bottom w:val="none" w:sz="0" w:space="0" w:color="000000"/>
-              <w:top w:val="none" w:sz="0" w:space="0" w:color="000000"/>
-              <w:left w:val="none" w:sz="0" w:space="0" w:color="000000"/>
-              <w:right w:val="none" w:sz="0" w:space="0" w:color="000000"/>
-            </w:tcBorders>
-            <w:shd w:val="clear" w:color="auto" w:fill="FFFFFF"/>
-            <w:tcMar>
-              <w:top w:w="0" w:type="dxa"/>
-              <w:bottom w:w="0" w:type="dxa"/>
-              <w:left w:w="0" w:type="dxa"/>
-              <w:right w:w="0" w:type="dxa"/>
-            </w:tcMar>
-            <w:vAlign w:val="top"/>
-          </w:tcPr>
-          <w:p>
-            <w:pPr>
-              <w:pStyle w:val="Normal"/>
-              <w:jc w:val="center"/>
-              <w:pBdr>
-                <w:bottom w:val="none" w:sz="0" w:space="0" w:color="000000"/>
-                <w:top w:val="none" w:sz="0" w:space="0" w:color="000000"/>
-                <w:left w:val="none" w:sz="0" w:space="0" w:color="000000"/>
-                <w:right w:val="none" w:sz="0" w:space="0" w:color="000000"/>
-              </w:pBdr>
-              <w:spacing w:after="100" w:before="100" w:line="240"/>
-              <w:ind w:left="100" w:right="100" w:firstLine="0" w:firstLineChars="0"/>
-              <w:rPr>
-                <w:rFonts w:ascii="Helvetica" w:hAnsi="Helvetica" w:eastAsia="Helvetica" w:cs="Helvetica"/>
-                <w:i w:val="false"/>
-                <w:b w:val="false"/>
-                <w:u w:val="none"/>
-                <w:sz w:val="22"/>
-                <w:szCs w:val="22"/>
-                <w:color w:val="000000"/>
-              </w:rPr>
-            </w:pPr>
-            <w:r>
-              <w:rPr>
-                <w:rFonts w:ascii="Helvetica" w:hAnsi="Helvetica" w:eastAsia="Helvetica" w:cs="Helvetica"/>
-                <w:i w:val="false"/>
-                <w:b w:val="false"/>
-                <w:u w:val="none"/>
-                <w:sz w:val="22"/>
-                <w:szCs w:val="22"/>
-                <w:color w:val="000000"/>
-              </w:rPr>
-              <w:t xml:space="preserve">323</w:t>
+              <w:t xml:space="preserve">322</w:t>
+            </w:r>
+          </w:p>
+        </w:tc>
+        <w:tc>
+          <w:tcPr>
+            <w:tcBorders>
+              <w:bottom w:val="none" w:sz="0" w:space="0" w:color="000000"/>
+              <w:top w:val="none" w:sz="0" w:space="0" w:color="000000"/>
+              <w:left w:val="none" w:sz="0" w:space="0" w:color="000000"/>
+              <w:right w:val="none" w:sz="0" w:space="0" w:color="000000"/>
+            </w:tcBorders>
+            <w:shd w:val="clear" w:color="auto" w:fill="FFFFFF"/>
+            <w:tcMar>
+              <w:top w:w="0" w:type="dxa"/>
+              <w:bottom w:w="0" w:type="dxa"/>
+              <w:left w:w="0" w:type="dxa"/>
+              <w:right w:w="0" w:type="dxa"/>
+            </w:tcMar>
+            <w:vAlign w:val="top"/>
+          </w:tcPr>
+          <w:p>
+            <w:pPr>
+              <w:pStyle w:val="Normal"/>
+              <w:jc w:val="center"/>
+              <w:pBdr>
+                <w:bottom w:val="none" w:sz="0" w:space="0" w:color="000000"/>
+                <w:top w:val="none" w:sz="0" w:space="0" w:color="000000"/>
+                <w:left w:val="none" w:sz="0" w:space="0" w:color="000000"/>
+                <w:right w:val="none" w:sz="0" w:space="0" w:color="000000"/>
+              </w:pBdr>
+              <w:spacing w:after="100" w:before="100" w:line="240"/>
+              <w:ind w:left="100" w:right="100" w:firstLine="0" w:firstLineChars="0"/>
+              <w:rPr>
+                <w:rFonts w:ascii="Helvetica" w:hAnsi="Helvetica" w:eastAsia="Helvetica" w:cs="Helvetica"/>
+                <w:i w:val="false"/>
+                <w:b w:val="false"/>
+                <w:u w:val="none"/>
+                <w:sz w:val="22"/>
+                <w:szCs w:val="22"/>
+                <w:color w:val="000000"/>
+              </w:rPr>
+            </w:pPr>
+            <w:r>
+              <w:rPr>
+                <w:rFonts w:ascii="Helvetica" w:hAnsi="Helvetica" w:eastAsia="Helvetica" w:cs="Helvetica"/>
+                <w:i w:val="false"/>
+                <w:b w:val="false"/>
+                <w:u w:val="none"/>
+                <w:sz w:val="22"/>
+                <w:szCs w:val="22"/>
+                <w:color w:val="000000"/>
+              </w:rPr>
+              <w:t xml:space="preserve">1.53</w:t>
+            </w:r>
+          </w:p>
+        </w:tc>
+        <w:tc>
+          <w:tcPr>
+            <w:tcBorders>
+              <w:bottom w:val="none" w:sz="0" w:space="0" w:color="000000"/>
+              <w:top w:val="none" w:sz="0" w:space="0" w:color="000000"/>
+              <w:left w:val="none" w:sz="0" w:space="0" w:color="000000"/>
+              <w:right w:val="none" w:sz="0" w:space="0" w:color="000000"/>
+            </w:tcBorders>
+            <w:shd w:val="clear" w:color="auto" w:fill="FFFFFF"/>
+            <w:tcMar>
+              <w:top w:w="0" w:type="dxa"/>
+              <w:bottom w:w="0" w:type="dxa"/>
+              <w:left w:w="0" w:type="dxa"/>
+              <w:right w:w="0" w:type="dxa"/>
+            </w:tcMar>
+            <w:vAlign w:val="top"/>
+          </w:tcPr>
+          <w:p>
+            <w:pPr>
+              <w:pStyle w:val="Normal"/>
+              <w:jc w:val="center"/>
+              <w:pBdr>
+                <w:bottom w:val="none" w:sz="0" w:space="0" w:color="000000"/>
+                <w:top w:val="none" w:sz="0" w:space="0" w:color="000000"/>
+                <w:left w:val="none" w:sz="0" w:space="0" w:color="000000"/>
+                <w:right w:val="none" w:sz="0" w:space="0" w:color="000000"/>
+              </w:pBdr>
+              <w:spacing w:after="100" w:before="100" w:line="240"/>
+              <w:ind w:left="100" w:right="100" w:firstLine="0" w:firstLineChars="0"/>
+              <w:rPr>
+                <w:rFonts w:ascii="Helvetica" w:hAnsi="Helvetica" w:eastAsia="Helvetica" w:cs="Helvetica"/>
+                <w:i w:val="false"/>
+                <w:b w:val="false"/>
+                <w:u w:val="none"/>
+                <w:sz w:val="22"/>
+                <w:szCs w:val="22"/>
+                <w:color w:val="000000"/>
+              </w:rPr>
+            </w:pPr>
+            <w:r>
+              <w:rPr>
+                <w:rFonts w:ascii="Helvetica" w:hAnsi="Helvetica" w:eastAsia="Helvetica" w:cs="Helvetica"/>
+                <w:i w:val="false"/>
+                <w:b w:val="false"/>
+                <w:u w:val="none"/>
+                <w:sz w:val="22"/>
+                <w:szCs w:val="22"/>
+                <w:color w:val="000000"/>
+              </w:rPr>
+              <w:t xml:space="preserve">0.87, 2.70</w:t>
+            </w:r>
+          </w:p>
+        </w:tc>
+        <w:tc>
+          <w:tcPr>
+            <w:tcBorders>
+              <w:bottom w:val="none" w:sz="0" w:space="0" w:color="000000"/>
+              <w:top w:val="none" w:sz="0" w:space="0" w:color="000000"/>
+              <w:left w:val="none" w:sz="0" w:space="0" w:color="000000"/>
+              <w:right w:val="none" w:sz="0" w:space="0" w:color="000000"/>
+            </w:tcBorders>
+            <w:shd w:val="clear" w:color="auto" w:fill="FFFFFF"/>
+            <w:tcMar>
+              <w:top w:w="0" w:type="dxa"/>
+              <w:bottom w:w="0" w:type="dxa"/>
+              <w:left w:w="0" w:type="dxa"/>
+              <w:right w:w="0" w:type="dxa"/>
+            </w:tcMar>
+            <w:vAlign w:val="top"/>
+          </w:tcPr>
+          <w:p>
+            <w:pPr>
+              <w:pStyle w:val="Normal"/>
+              <w:jc w:val="center"/>
+              <w:pBdr>
+                <w:bottom w:val="none" w:sz="0" w:space="0" w:color="000000"/>
+                <w:top w:val="none" w:sz="0" w:space="0" w:color="000000"/>
+                <w:left w:val="none" w:sz="0" w:space="0" w:color="000000"/>
+                <w:right w:val="none" w:sz="0" w:space="0" w:color="000000"/>
+              </w:pBdr>
+              <w:spacing w:after="100" w:before="100" w:line="240"/>
+              <w:ind w:left="100" w:right="100" w:firstLine="0" w:firstLineChars="0"/>
+              <w:rPr>
+                <w:rFonts w:ascii="Helvetica" w:hAnsi="Helvetica" w:eastAsia="Helvetica" w:cs="Helvetica"/>
+                <w:i w:val="false"/>
+                <w:b w:val="false"/>
+                <w:u w:val="none"/>
+                <w:sz w:val="22"/>
+                <w:szCs w:val="22"/>
+                <w:color w:val="000000"/>
+              </w:rPr>
+            </w:pPr>
+            <w:r>
+              <w:rPr>
+                <w:rFonts w:ascii="Helvetica" w:hAnsi="Helvetica" w:eastAsia="Helvetica" w:cs="Helvetica"/>
+                <w:i w:val="false"/>
+                <w:b w:val="false"/>
+                <w:u w:val="none"/>
+                <w:sz w:val="22"/>
+                <w:szCs w:val="22"/>
+                <w:color w:val="000000"/>
+              </w:rPr>
+              <w:t xml:space="preserve">0.140</w:t>
+            </w:r>
+          </w:p>
+        </w:tc>
+        <w:tc>
+          <w:tcPr>
+            <w:tcBorders>
+              <w:bottom w:val="none" w:sz="0" w:space="0" w:color="000000"/>
+              <w:top w:val="none" w:sz="0" w:space="0" w:color="000000"/>
+              <w:left w:val="none" w:sz="0" w:space="0" w:color="000000"/>
+              <w:right w:val="none" w:sz="0" w:space="0" w:color="000000"/>
+            </w:tcBorders>
+            <w:shd w:val="clear" w:color="auto" w:fill="FFFFFF"/>
+            <w:tcMar>
+              <w:top w:w="0" w:type="dxa"/>
+              <w:bottom w:w="0" w:type="dxa"/>
+              <w:left w:w="0" w:type="dxa"/>
+              <w:right w:w="0" w:type="dxa"/>
+            </w:tcMar>
+            <w:vAlign w:val="top"/>
+          </w:tcPr>
+          <w:p>
+            <w:pPr>
+              <w:pStyle w:val="Normal"/>
+              <w:jc w:val="center"/>
+              <w:pBdr>
+                <w:bottom w:val="none" w:sz="0" w:space="0" w:color="000000"/>
+                <w:top w:val="none" w:sz="0" w:space="0" w:color="000000"/>
+                <w:left w:val="none" w:sz="0" w:space="0" w:color="000000"/>
+                <w:right w:val="none" w:sz="0" w:space="0" w:color="000000"/>
+              </w:pBdr>
+              <w:spacing w:after="100" w:before="100" w:line="240"/>
+              <w:ind w:left="100" w:right="100" w:firstLine="0" w:firstLineChars="0"/>
+              <w:rPr>
+                <w:rFonts w:ascii="Helvetica" w:hAnsi="Helvetica" w:eastAsia="Helvetica" w:cs="Helvetica"/>
+                <w:i w:val="false"/>
+                <w:b w:val="false"/>
+                <w:u w:val="none"/>
+                <w:sz w:val="22"/>
+                <w:szCs w:val="22"/>
+                <w:color w:val="000000"/>
+              </w:rPr>
+            </w:pPr>
+            <w:r>
+              <w:rPr>
+                <w:rFonts w:ascii="Helvetica" w:hAnsi="Helvetica" w:eastAsia="Helvetica" w:cs="Helvetica"/>
+                <w:i w:val="false"/>
+                <w:b w:val="false"/>
+                <w:u w:val="none"/>
+                <w:sz w:val="22"/>
+                <w:szCs w:val="22"/>
+                <w:color w:val="000000"/>
+              </w:rPr>
+              <w:t xml:space="preserve">322</w:t>
             </w:r>
           </w:p>
         </w:tc>
@@ -15646,7 +15646,7 @@
                 <w:szCs w:val="22"/>
                 <w:color w:val="000000"/>
               </w:rPr>
-              <w:t xml:space="preserve">0.88, 2.91</w:t>
+              <w:t xml:space="preserve">0.88, 2.90</w:t>
             </w:r>
           </w:p>
         </w:tc>
@@ -15811,7 +15811,7 @@
                 <w:szCs w:val="22"/>
                 <w:color w:val="000000"/>
               </w:rPr>
-              <w:t xml:space="preserve">323</w:t>
+              <w:t xml:space="preserve">322</w:t>
             </w:r>
           </w:p>
         </w:tc>
@@ -15970,7 +15970,7 @@
                 <w:szCs w:val="22"/>
                 <w:color w:val="000000"/>
               </w:rPr>
-              <w:t xml:space="preserve">0.460</w:t>
+              <w:t xml:space="preserve">0.420</w:t>
             </w:r>
           </w:p>
         </w:tc>
@@ -16023,7 +16023,7 @@
                 <w:szCs w:val="22"/>
                 <w:color w:val="000000"/>
               </w:rPr>
-              <w:t xml:space="preserve">323</w:t>
+              <w:t xml:space="preserve">322</w:t>
             </w:r>
           </w:p>
         </w:tc>
@@ -16076,7 +16076,7 @@
                 <w:szCs w:val="22"/>
                 <w:color w:val="000000"/>
               </w:rPr>
-              <w:t xml:space="preserve">1.00</w:t>
+              <w:t xml:space="preserve">0.99</w:t>
             </w:r>
           </w:p>
         </w:tc>
@@ -16182,7 +16182,7 @@
                 <w:szCs w:val="22"/>
                 <w:color w:val="000000"/>
               </w:rPr>
-              <w:t xml:space="preserve">0.580</w:t>
+              <w:t xml:space="preserve">0.510</w:t>
             </w:r>
           </w:p>
         </w:tc>
